--- a/tests/golden/thesis-auto.docx
+++ b/tests/golden/thesis-auto.docx
@@ -1587,7 +1587,7 @@
           <w:cs/>
           <w:lang w:val="en-US" w:bidi="th-TH"/>
         </w:rPr>
-        <w:instrText xml:space="preserve"> SEQ Table \* ThaiArabic \s 1 </w:instrText>
+        <w:instrText xml:space="preserve"> SEQ ตารางที่ \* ThaiArabic \s 1 </w:instrText>
       </w:r>
       <w:r>
         <w:rPr>
@@ -2039,7 +2039,7 @@
           <w:cs/>
           <w:lang w:val="en-US" w:bidi="th-TH"/>
         </w:rPr>
-        <w:instrText xml:space="preserve"> SEQ Table \* ThaiArabic \s 1 </w:instrText>
+        <w:instrText xml:space="preserve"> SEQ ตารางที่ \* ThaiArabic \s 1 </w:instrText>
       </w:r>
       <w:r>
         <w:rPr>
@@ -2520,7 +2520,7 @@
           <w:cs/>
           <w:lang w:val="en-US" w:bidi="th-TH"/>
         </w:rPr>
-        <w:instrText xml:space="preserve"> SEQ Figure \* ThaiArabic \s 1 </w:instrText>
+        <w:instrText xml:space="preserve"> SEQ รูปที่ \* ThaiArabic \s 1 </w:instrText>
       </w:r>
       <w:r>
         <w:rPr>
@@ -2856,7 +2856,7 @@
           <w:cs/>
           <w:lang w:val="en-US" w:bidi="th-TH"/>
         </w:rPr>
-        <w:instrText xml:space="preserve"> SEQ Figure \* ThaiArabic \s 1 </w:instrText>
+        <w:instrText xml:space="preserve"> SEQ รูปที่ \* ThaiArabic \s 1 </w:instrText>
       </w:r>
       <w:r>
         <w:rPr>
@@ -3068,7 +3068,7 @@
           <w:cs/>
           <w:lang w:val="en-US" w:bidi="th-TH"/>
         </w:rPr>
-        <w:instrText xml:space="preserve"> SEQ Table \* ThaiArabic \s 1 </w:instrText>
+        <w:instrText xml:space="preserve"> SEQ ตารางที่ \* ThaiArabic \s 1 </w:instrText>
       </w:r>
       <w:r>
         <w:rPr>
@@ -7012,7 +7012,7 @@
           <w:cs/>
           <w:lang w:val="en-US" w:bidi="th-TH"/>
         </w:rPr>
-        <w:instrText xml:space="preserve"> SEQ Figure \* ThaiArabic \s 1 </w:instrText>
+        <w:instrText xml:space="preserve"> SEQ รูปที่ \* ThaiArabic \s 1 </w:instrText>
       </w:r>
       <w:r>
         <w:rPr>
@@ -7455,7 +7455,7 @@
           <w:cs/>
           <w:lang w:val="en-US" w:bidi="th-TH"/>
         </w:rPr>
-        <w:instrText xml:space="preserve"> SEQ Table \* ThaiArabic \s 1 </w:instrText>
+        <w:instrText xml:space="preserve"> SEQ ตารางที่ \* ThaiArabic \s 1 </w:instrText>
       </w:r>
       <w:r>
         <w:rPr>
@@ -7828,7 +7828,7 @@
           <w:cs/>
           <w:lang w:val="en-US" w:bidi="th-TH"/>
         </w:rPr>
-        <w:instrText xml:space="preserve"> SEQ Table \* ThaiArabic \s 1 </w:instrText>
+        <w:instrText xml:space="preserve"> SEQ ตารางที่ \* ThaiArabic \s 1 </w:instrText>
       </w:r>
       <w:r>
         <w:rPr>
@@ -8409,7 +8409,7 @@
           <w:cs/>
           <w:lang w:val="en-US" w:bidi="th-TH"/>
         </w:rPr>
-        <w:instrText xml:space="preserve"> SEQ Figure \* ThaiArabic \s 1 </w:instrText>
+        <w:instrText xml:space="preserve"> SEQ รูปที่ \* ThaiArabic \s 1 </w:instrText>
       </w:r>
       <w:r>
         <w:rPr>

--- a/tests/golden/thesis-auto.docx
+++ b/tests/golden/thesis-auto.docx
@@ -3,7 +3,9 @@
 <w:document xmlns:w="http://schemas.openxmlformats.org/wordprocessingml/2006/main" xmlns:r="http://schemas.openxmlformats.org/officeDocument/2006/relationships" xmlns:wp="http://schemas.openxmlformats.org/drawingml/2006/wordprocessingDrawing" xmlns:a="http://schemas.openxmlformats.org/drawingml/2006/main" xmlns:pic="http://schemas.openxmlformats.org/drawingml/2006/picture">
   <w:body>
     <w:p>
-      <w:pPr/>
+      <w:pPr>
+        <w:ind w:firstLine="720"/>
+      </w:pPr>
       <w:r>
         <w:rPr>
           <w:b/>
@@ -15,7 +17,10 @@
       </w:r>
     </w:p>
     <w:p>
-      <w:pPr/>
+      <w:pPr>
+        <w:ind w:firstLine="720"/>
+        <w:jc w:val="left"/>
+      </w:pPr>
       <w:r>
         <w:rPr>
           <w:b/>
@@ -27,7 +32,9 @@
       </w:r>
     </w:p>
     <w:p>
-      <w:pPr/>
+      <w:pPr>
+        <w:ind w:firstLine="720"/>
+      </w:pPr>
       <w:r>
         <w:rPr>
           <w:cs/>
@@ -37,7 +44,9 @@
       </w:r>
     </w:p>
     <w:p>
-      <w:pPr/>
+      <w:pPr>
+        <w:ind w:firstLine="720"/>
+      </w:pPr>
       <w:r>
         <w:rPr>
           <w:cs/>
@@ -48,8 +57,10 @@
     </w:p>
     <w:p>
       <w:pPr>
+        <w:ind w:firstLine="720"/>
         <w:sectPr>
-          <w:footerReference w:type="default" r:id="rId8"/>
+          <w:headerReference w:type="default" r:id="rId8"/>
+          <w:footerReference w:type="default" r:id="rId10"/>
           <w:footnotePr>
             <w:numFmt w:val="thaiNumbers"/>
           </w:footnotePr>
@@ -81,7 +92,9 @@
       </w:r>
     </w:p>
     <w:p>
-      <w:pPr/>
+      <w:pPr>
+        <w:ind w:firstLine="720"/>
+      </w:pPr>
       <w:r>
         <w:rPr>
           <w:cs/>
@@ -91,7 +104,9 @@
       </w:r>
     </w:p>
     <w:p>
-      <w:pPr/>
+      <w:pPr>
+        <w:ind w:firstLine="720"/>
+      </w:pPr>
       <w:r>
         <w:rPr>
           <w:cs/>
@@ -101,7 +116,9 @@
       </w:r>
     </w:p>
     <w:p>
-      <w:pPr/>
+      <w:pPr>
+        <w:ind w:firstLine="720"/>
+      </w:pPr>
       <w:r>
         <w:rPr>
           <w:cs/>
@@ -112,14 +129,19 @@
     </w:p>
     <w:p>
       <w:pPr>
+        <w:ind w:firstLine="720"/>
         <w:sectPr>
-          <w:footerReference w:type="default" r:id="rId7"/>
+          <w:headerReference w:type="default" r:id="rId7"/>
+          <w:headerReference w:type="first" r:id="rId8"/>
+          <w:footerReference w:type="default" r:id="rId9"/>
+          <w:footerReference w:type="first" r:id="rId10"/>
           <w:footnotePr>
             <w:numFmt w:val="thaiNumbers"/>
           </w:footnotePr>
           <w:pgSz w:w="11906" w:h="16838"/>
           <w:pgMar w:top="1440" w:right="1440" w:bottom="1440" w:left="2160" w:header="720" w:footer="720" w:gutter="0"/>
-          <w:pgNumType w:fmt="thaiLetters" w:start="1"/>
+          <w:pgNumType w:fmt="lowerRoman" w:start="1"/>
+          <w:titlePg/>
         </w:sectPr>
       </w:pPr>
       <w:r>
@@ -155,7 +177,9 @@
       </w:r>
     </w:p>
     <w:p>
-      <w:pPr/>
+      <w:pPr>
+        <w:ind w:firstLine="720"/>
+      </w:pPr>
       <w:r>
         <w:rPr>
           <w:cs/>
@@ -166,14 +190,20 @@
     </w:p>
     <w:p>
       <w:pPr>
+        <w:ind w:firstLine="720"/>
+        <w:jc w:val="left"/>
         <w:sectPr>
-          <w:footerReference w:type="default" r:id="rId7"/>
+          <w:headerReference w:type="default" r:id="rId7"/>
+          <w:headerReference w:type="first" r:id="rId8"/>
+          <w:footerReference w:type="default" r:id="rId9"/>
+          <w:footerReference w:type="first" r:id="rId10"/>
           <w:footnotePr>
             <w:numFmt w:val="thaiNumbers"/>
           </w:footnotePr>
           <w:pgSz w:w="11906" w:h="16838"/>
           <w:pgMar w:top="1440" w:right="1440" w:bottom="1440" w:left="2160" w:header="720" w:footer="720" w:gutter="0"/>
-          <w:pgNumType w:fmt="thaiLetters"/>
+          <w:pgNumType w:fmt="lowerRoman"/>
+          <w:titlePg/>
         </w:sectPr>
       </w:pPr>
       <w:r>
@@ -209,7 +239,9 @@
       </w:r>
     </w:p>
     <w:p>
-      <w:pPr/>
+      <w:pPr>
+        <w:ind w:firstLine="720"/>
+      </w:pPr>
       <w:r>
         <w:rPr>
           <w:cs/>
@@ -219,7 +251,9 @@
       </w:r>
     </w:p>
     <w:p>
-      <w:pPr/>
+      <w:pPr>
+        <w:ind w:firstLine="720"/>
+      </w:pPr>
       <w:r>
         <w:rPr>
           <w:cs/>
@@ -230,14 +264,19 @@
     </w:p>
     <w:p>
       <w:pPr>
+        <w:ind w:firstLine="720"/>
         <w:sectPr>
-          <w:footerReference w:type="default" r:id="rId7"/>
+          <w:headerReference w:type="default" r:id="rId7"/>
+          <w:headerReference w:type="first" r:id="rId8"/>
+          <w:footerReference w:type="default" r:id="rId9"/>
+          <w:footerReference w:type="first" r:id="rId10"/>
           <w:footnotePr>
             <w:numFmt w:val="thaiNumbers"/>
           </w:footnotePr>
           <w:pgSz w:w="11906" w:h="16838"/>
           <w:pgMar w:top="1440" w:right="1440" w:bottom="1440" w:left="2160" w:header="720" w:footer="720" w:gutter="0"/>
-          <w:pgNumType w:fmt="thaiLetters"/>
+          <w:pgNumType w:fmt="lowerRoman"/>
+          <w:titlePg/>
         </w:sectPr>
       </w:pPr>
       <w:r>
@@ -299,6 +338,7 @@
     <w:p>
       <w:pPr>
         <w:pStyle w:val="TOC1"/>
+        <w:jc w:val="left"/>
       </w:pPr>
       <w:r>
         <w:rPr>
@@ -617,7 +657,7 @@
           <w:cs/>
           <w:lang w:val="en-US" w:bidi="th-TH"/>
         </w:rPr>
-        <w:t xml:space="preserve">ภาคผนวก ก แบบสอบถามที่ใช้ในการวิจัย</w:t>
+        <w:t xml:space="preserve">Appendix A แบบสอบถามที่ใช้ในการวิจัย</w:t>
       </w:r>
     </w:p>
     <w:p>
@@ -629,7 +669,7 @@
           <w:cs/>
           <w:lang w:val="en-US" w:bidi="th-TH"/>
         </w:rPr>
-        <w:t xml:space="preserve">ก.๑ ส่วนที่ 1 ข้อมูลทั่วไปของผู้ตอบแบบสอบถาม</w:t>
+        <w:t xml:space="preserve">A.๑ ส่วนที่ 1 ข้อมูลทั่วไปของผู้ตอบแบบสอบถาม</w:t>
       </w:r>
     </w:p>
     <w:p>
@@ -641,7 +681,7 @@
           <w:cs/>
           <w:lang w:val="en-US" w:bidi="th-TH"/>
         </w:rPr>
-        <w:t xml:space="preserve">ก.๒ ส่วนที่ 2 ความคิดเห็นต่อระบบ</w:t>
+        <w:t xml:space="preserve">A.๒ ส่วนที่ 2 ความคิดเห็นต่อระบบ</w:t>
       </w:r>
     </w:p>
     <w:p>
@@ -653,7 +693,7 @@
           <w:cs/>
           <w:lang w:val="en-US" w:bidi="th-TH"/>
         </w:rPr>
-        <w:t xml:space="preserve">ภาคผนวก ข ผลการตรวจสอบความเที่ยงตรงของเครื่องมือ</w:t>
+        <w:t xml:space="preserve">Appendix B ผลการตรวจสอบความเที่ยงตรงของเครื่องมือ</w:t>
       </w:r>
     </w:p>
     <w:p>
@@ -665,20 +705,24 @@
           <w:cs/>
           <w:lang w:val="en-US" w:bidi="th-TH"/>
         </w:rPr>
-        <w:t xml:space="preserve">ภาคผนวก ค ตัวอย่างไฟล์ Markdown ที่ใช้ทดสอบ</w:t>
+        <w:t xml:space="preserve">Appendix C ตัวอย่างไฟล์ Markdown ที่ใช้ทดสอบ</w:t>
       </w:r>
     </w:p>
     <w:p>
       <w:pPr>
         <w:pStyle w:val="TOC1"/>
         <w:sectPr>
-          <w:footerReference w:type="default" r:id="rId7"/>
+          <w:headerReference w:type="default" r:id="rId7"/>
+          <w:headerReference w:type="first" r:id="rId8"/>
+          <w:footerReference w:type="default" r:id="rId9"/>
+          <w:footerReference w:type="first" r:id="rId10"/>
           <w:footnotePr>
             <w:numFmt w:val="thaiNumbers"/>
           </w:footnotePr>
           <w:pgSz w:w="11906" w:h="16838"/>
           <w:pgMar w:top="1440" w:right="1440" w:bottom="1440" w:left="2160" w:header="720" w:footer="720" w:gutter="0"/>
-          <w:pgNumType w:fmt="thaiLetters"/>
+          <w:pgNumType w:fmt="lowerRoman"/>
+          <w:titlePg/>
         </w:sectPr>
       </w:pPr>
       <w:r>
@@ -777,20 +821,24 @@
           <w:cs/>
           <w:lang w:val="en-US" w:bidi="th-TH"/>
         </w:rPr>
-        <w:t xml:space="preserve">ตารางที่ ก-๑ ข้อมูลทั่วไปของผู้ตอบแบบสอบถาม</w:t>
+        <w:t xml:space="preserve">ตารางที่ A-๑ ข้อมูลทั่วไปของผู้ตอบแบบสอบถาม</w:t>
       </w:r>
     </w:p>
     <w:p>
       <w:pPr>
         <w:pStyle w:val="TOC1"/>
         <w:sectPr>
-          <w:footerReference w:type="default" r:id="rId7"/>
+          <w:headerReference w:type="default" r:id="rId7"/>
+          <w:headerReference w:type="first" r:id="rId8"/>
+          <w:footerReference w:type="default" r:id="rId9"/>
+          <w:footerReference w:type="first" r:id="rId10"/>
           <w:footnotePr>
             <w:numFmt w:val="thaiNumbers"/>
           </w:footnotePr>
           <w:pgSz w:w="11906" w:h="16838"/>
           <w:pgMar w:top="1440" w:right="1440" w:bottom="1440" w:left="2160" w:header="720" w:footer="720" w:gutter="0"/>
-          <w:pgNumType w:fmt="thaiLetters"/>
+          <w:pgNumType w:fmt="lowerRoman"/>
+          <w:titlePg/>
         </w:sectPr>
       </w:pPr>
       <w:r>
@@ -798,7 +846,7 @@
           <w:cs/>
           <w:lang w:val="en-US" w:bidi="th-TH"/>
         </w:rPr>
-        <w:t xml:space="preserve">ตารางที่ ข-๑ ค่าดัชนีความสอดคล้องของแบบประเมิน</w:t>
+        <w:t xml:space="preserve">ตารางที่ B-๑ ค่าดัชนีความสอดคล้องของแบบประเมิน</w:t>
       </w:r>
       <w:r>
         <w:rPr>
@@ -884,13 +932,17 @@
       <w:pPr>
         <w:pStyle w:val="TOC1"/>
         <w:sectPr>
-          <w:footerReference w:type="default" r:id="rId7"/>
+          <w:headerReference w:type="default" r:id="rId7"/>
+          <w:headerReference w:type="first" r:id="rId8"/>
+          <w:footerReference w:type="default" r:id="rId9"/>
+          <w:footerReference w:type="first" r:id="rId10"/>
           <w:footnotePr>
             <w:numFmt w:val="thaiNumbers"/>
           </w:footnotePr>
           <w:pgSz w:w="11906" w:h="16838"/>
           <w:pgMar w:top="1440" w:right="1440" w:bottom="1440" w:left="2160" w:header="720" w:footer="720" w:gutter="0"/>
-          <w:pgNumType w:fmt="thaiLetters"/>
+          <w:pgNumType w:fmt="lowerRoman"/>
+          <w:titlePg/>
         </w:sectPr>
       </w:pPr>
       <w:r>
@@ -898,7 +950,7 @@
           <w:cs/>
           <w:lang w:val="en-US" w:bidi="th-TH"/>
         </w:rPr>
-        <w:t xml:space="preserve">รูปที่ ข-๑ ขั้นตอนการตรวจสอบความเที่ยงตรง</w:t>
+        <w:t xml:space="preserve">รูปที่ B-๑ ขั้นตอนการตรวจสอบความเที่ยงตรง</w:t>
       </w:r>
       <w:r>
         <w:rPr>
@@ -933,7 +985,9 @@
       </w:r>
     </w:p>
     <w:p>
-      <w:pPr/>
+      <w:pPr>
+        <w:ind w:firstLine="720"/>
+      </w:pPr>
       <w:r>
         <w:rPr>
           <w:cs/>
@@ -998,7 +1052,9 @@
       </w:r>
     </w:p>
     <w:p>
-      <w:pPr/>
+      <w:pPr>
+        <w:ind w:firstLine="720"/>
+      </w:pPr>
       <w:r>
         <w:rPr>
           <w:cs/>
@@ -1050,7 +1106,9 @@
       </w:r>
     </w:p>
     <w:p>
-      <w:pPr/>
+      <w:pPr>
+        <w:ind w:firstLine="720"/>
+      </w:pPr>
       <w:r>
         <w:rPr>
           <w:cs/>
@@ -1246,6 +1304,7 @@
           <w:ilvl w:val="1"/>
           <w:numId w:val="1"/>
         </w:numPr>
+        <w:jc w:val="left"/>
       </w:pPr>
       <w:r>
         <w:rPr>
@@ -1296,7 +1355,9 @@
       </w:r>
     </w:p>
     <w:p>
-      <w:pPr/>
+      <w:pPr>
+        <w:ind w:firstLine="720"/>
+      </w:pPr>
       <w:r>
         <w:rPr>
           <w:cs/>
@@ -1398,7 +1459,9 @@
       </w:r>
     </w:p>
     <w:p>
-      <w:pPr/>
+      <w:pPr>
+        <w:ind w:firstLine="720"/>
+      </w:pPr>
       <w:r>
         <w:rPr>
           <w:cs/>
@@ -1642,9 +1705,9 @@
         </w:tblCellMar>
       </w:tblPr>
       <w:tblGrid>
-        <w:gridCol w:w="2768"/>
-        <w:gridCol w:w="2768"/>
-        <w:gridCol w:w="2768"/>
+        <w:gridCol w:w="1782"/>
+        <w:gridCol w:w="5286"/>
+        <w:gridCol w:w="1238"/>
       </w:tblGrid>
       <w:tr>
         <w:trPr>
@@ -1652,10 +1715,11 @@
         </w:trPr>
         <w:tc>
           <w:tcPr>
-            <w:tcW w:w="2768" w:type="dxa"/>
-          </w:tcPr>
-          <w:p>
-            <w:pPr>
+            <w:tcW w:w="1782" w:type="dxa"/>
+          </w:tcPr>
+          <w:p>
+            <w:pPr>
+              <w:pStyle w:val="TableText"/>
               <w:spacing w:after="0"/>
             </w:pPr>
             <w:r>
@@ -1671,10 +1735,11 @@
         </w:tc>
         <w:tc>
           <w:tcPr>
-            <w:tcW w:w="2768" w:type="dxa"/>
-          </w:tcPr>
-          <w:p>
-            <w:pPr>
+            <w:tcW w:w="5286" w:type="dxa"/>
+          </w:tcPr>
+          <w:p>
+            <w:pPr>
+              <w:pStyle w:val="TableText"/>
               <w:spacing w:after="0"/>
             </w:pPr>
             <w:r>
@@ -1690,10 +1755,11 @@
         </w:tc>
         <w:tc>
           <w:tcPr>
-            <w:tcW w:w="2768" w:type="dxa"/>
-          </w:tcPr>
-          <w:p>
-            <w:pPr>
+            <w:tcW w:w="1238" w:type="dxa"/>
+          </w:tcPr>
+          <w:p>
+            <w:pPr>
+              <w:pStyle w:val="TableText"/>
               <w:spacing w:after="0"/>
               <w:jc w:val="center"/>
             </w:pPr>
@@ -1712,10 +1778,11 @@
       <w:tr>
         <w:tc>
           <w:tcPr>
-            <w:tcW w:w="2768" w:type="dxa"/>
-          </w:tcPr>
-          <w:p>
-            <w:pPr>
+            <w:tcW w:w="1782" w:type="dxa"/>
+          </w:tcPr>
+          <w:p>
+            <w:pPr>
+              <w:pStyle w:val="TableText"/>
               <w:spacing w:after="0"/>
             </w:pPr>
             <w:r>
@@ -1729,10 +1796,11 @@
         </w:tc>
         <w:tc>
           <w:tcPr>
-            <w:tcW w:w="2768" w:type="dxa"/>
-          </w:tcPr>
-          <w:p>
-            <w:pPr>
+            <w:tcW w:w="5286" w:type="dxa"/>
+          </w:tcPr>
+          <w:p>
+            <w:pPr>
+              <w:pStyle w:val="TableText"/>
               <w:spacing w:after="0"/>
             </w:pPr>
             <w:r>
@@ -1746,10 +1814,11 @@
         </w:tc>
         <w:tc>
           <w:tcPr>
-            <w:tcW w:w="2768" w:type="dxa"/>
-          </w:tcPr>
-          <w:p>
-            <w:pPr>
+            <w:tcW w:w="1238" w:type="dxa"/>
+          </w:tcPr>
+          <w:p>
+            <w:pPr>
+              <w:pStyle w:val="TableText"/>
               <w:spacing w:after="0"/>
               <w:jc w:val="center"/>
             </w:pPr>
@@ -1766,10 +1835,11 @@
       <w:tr>
         <w:tc>
           <w:tcPr>
-            <w:tcW w:w="2768" w:type="dxa"/>
-          </w:tcPr>
-          <w:p>
-            <w:pPr>
+            <w:tcW w:w="1782" w:type="dxa"/>
+          </w:tcPr>
+          <w:p>
+            <w:pPr>
+              <w:pStyle w:val="TableText"/>
               <w:spacing w:after="0"/>
             </w:pPr>
             <w:r>
@@ -1783,10 +1853,11 @@
         </w:tc>
         <w:tc>
           <w:tcPr>
-            <w:tcW w:w="2768" w:type="dxa"/>
-          </w:tcPr>
-          <w:p>
-            <w:pPr>
+            <w:tcW w:w="5286" w:type="dxa"/>
+          </w:tcPr>
+          <w:p>
+            <w:pPr>
+              <w:pStyle w:val="TableText"/>
               <w:spacing w:after="0"/>
             </w:pPr>
             <w:r>
@@ -1800,10 +1871,11 @@
         </w:tc>
         <w:tc>
           <w:tcPr>
-            <w:tcW w:w="2768" w:type="dxa"/>
-          </w:tcPr>
-          <w:p>
-            <w:pPr>
+            <w:tcW w:w="1238" w:type="dxa"/>
+          </w:tcPr>
+          <w:p>
+            <w:pPr>
+              <w:pStyle w:val="TableText"/>
               <w:spacing w:after="0"/>
               <w:jc w:val="center"/>
             </w:pPr>
@@ -1820,10 +1892,11 @@
       <w:tr>
         <w:tc>
           <w:tcPr>
-            <w:tcW w:w="2768" w:type="dxa"/>
-          </w:tcPr>
-          <w:p>
-            <w:pPr>
+            <w:tcW w:w="1782" w:type="dxa"/>
+          </w:tcPr>
+          <w:p>
+            <w:pPr>
+              <w:pStyle w:val="TableText"/>
               <w:spacing w:after="0"/>
             </w:pPr>
             <w:r>
@@ -1837,10 +1910,11 @@
         </w:tc>
         <w:tc>
           <w:tcPr>
-            <w:tcW w:w="2768" w:type="dxa"/>
-          </w:tcPr>
-          <w:p>
-            <w:pPr>
+            <w:tcW w:w="5286" w:type="dxa"/>
+          </w:tcPr>
+          <w:p>
+            <w:pPr>
+              <w:pStyle w:val="TableText"/>
               <w:spacing w:after="0"/>
             </w:pPr>
             <w:r>
@@ -1868,10 +1942,11 @@
         </w:tc>
         <w:tc>
           <w:tcPr>
-            <w:tcW w:w="2768" w:type="dxa"/>
-          </w:tcPr>
-          <w:p>
-            <w:pPr>
+            <w:tcW w:w="1238" w:type="dxa"/>
+          </w:tcPr>
+          <w:p>
+            <w:pPr>
+              <w:pStyle w:val="TableText"/>
               <w:spacing w:after="0"/>
               <w:jc w:val="center"/>
             </w:pPr>
@@ -1889,13 +1964,17 @@
     <w:p>
       <w:pPr>
         <w:sectPr>
-          <w:footerReference w:type="default" r:id="rId7"/>
+          <w:headerReference w:type="default" r:id="rId7"/>
+          <w:headerReference w:type="first" r:id="rId8"/>
+          <w:footerReference w:type="default" r:id="rId9"/>
+          <w:footerReference w:type="first" r:id="rId10"/>
           <w:footnotePr>
             <w:numFmt w:val="thaiNumbers"/>
           </w:footnotePr>
           <w:pgSz w:w="11906" w:h="16838"/>
           <w:pgMar w:top="1440" w:right="1440" w:bottom="1440" w:left="2160" w:header="720" w:footer="720" w:gutter="0"/>
           <w:pgNumType w:fmt="thaiNumbers" w:start="1"/>
+          <w:titlePg/>
         </w:sectPr>
       </w:pPr>
     </w:p>
@@ -1924,7 +2003,9 @@
       </w:r>
     </w:p>
     <w:p>
-      <w:pPr/>
+      <w:pPr>
+        <w:ind w:firstLine="720"/>
+      </w:pPr>
       <w:r>
         <w:rPr>
           <w:cs/>
@@ -1946,7 +2027,9 @@
       </w:r>
     </w:p>
     <w:p>
-      <w:pPr/>
+      <w:pPr>
+        <w:ind w:firstLine="720"/>
+      </w:pPr>
       <w:r>
         <w:rPr>
           <w:cs/>
@@ -2094,9 +2177,9 @@
         </w:tblCellMar>
       </w:tblPr>
       <w:tblGrid>
-        <w:gridCol w:w="2768"/>
-        <w:gridCol w:w="2768"/>
-        <w:gridCol w:w="2768"/>
+        <w:gridCol w:w="1702"/>
+        <w:gridCol w:w="2375"/>
+        <w:gridCol w:w="4229"/>
       </w:tblGrid>
       <w:tr>
         <w:trPr>
@@ -2104,10 +2187,11 @@
         </w:trPr>
         <w:tc>
           <w:tcPr>
-            <w:tcW w:w="2768" w:type="dxa"/>
-          </w:tcPr>
-          <w:p>
-            <w:pPr>
+            <w:tcW w:w="1702" w:type="dxa"/>
+          </w:tcPr>
+          <w:p>
+            <w:pPr>
+              <w:pStyle w:val="TableText"/>
               <w:spacing w:after="0"/>
             </w:pPr>
             <w:r>
@@ -2123,10 +2207,11 @@
         </w:tc>
         <w:tc>
           <w:tcPr>
-            <w:tcW w:w="2768" w:type="dxa"/>
-          </w:tcPr>
-          <w:p>
-            <w:pPr>
+            <w:tcW w:w="2375" w:type="dxa"/>
+          </w:tcPr>
+          <w:p>
+            <w:pPr>
+              <w:pStyle w:val="TableText"/>
               <w:spacing w:after="0"/>
               <w:jc w:val="center"/>
             </w:pPr>
@@ -2143,10 +2228,11 @@
         </w:tc>
         <w:tc>
           <w:tcPr>
-            <w:tcW w:w="2768" w:type="dxa"/>
-          </w:tcPr>
-          <w:p>
-            <w:pPr>
+            <w:tcW w:w="4229" w:type="dxa"/>
+          </w:tcPr>
+          <w:p>
+            <w:pPr>
+              <w:pStyle w:val="TableText"/>
               <w:spacing w:after="0"/>
               <w:jc w:val="center"/>
             </w:pPr>
@@ -2165,10 +2251,11 @@
       <w:tr>
         <w:tc>
           <w:tcPr>
-            <w:tcW w:w="2768" w:type="dxa"/>
-          </w:tcPr>
-          <w:p>
-            <w:pPr>
+            <w:tcW w:w="1702" w:type="dxa"/>
+          </w:tcPr>
+          <w:p>
+            <w:pPr>
+              <w:pStyle w:val="TableText"/>
               <w:spacing w:after="0"/>
             </w:pPr>
             <w:r>
@@ -2182,10 +2269,11 @@
         </w:tc>
         <w:tc>
           <w:tcPr>
-            <w:tcW w:w="2768" w:type="dxa"/>
-          </w:tcPr>
-          <w:p>
-            <w:pPr>
+            <w:tcW w:w="2375" w:type="dxa"/>
+          </w:tcPr>
+          <w:p>
+            <w:pPr>
+              <w:pStyle w:val="TableText"/>
               <w:spacing w:after="0"/>
               <w:jc w:val="center"/>
             </w:pPr>
@@ -2201,10 +2289,11 @@
         </w:tc>
         <w:tc>
           <w:tcPr>
-            <w:tcW w:w="2768" w:type="dxa"/>
-          </w:tcPr>
-          <w:p>
-            <w:pPr>
+            <w:tcW w:w="4229" w:type="dxa"/>
+          </w:tcPr>
+          <w:p>
+            <w:pPr>
+              <w:pStyle w:val="TableText"/>
               <w:spacing w:after="0"/>
               <w:jc w:val="center"/>
             </w:pPr>
@@ -2222,10 +2311,11 @@
       <w:tr>
         <w:tc>
           <w:tcPr>
-            <w:tcW w:w="2768" w:type="dxa"/>
-          </w:tcPr>
-          <w:p>
-            <w:pPr>
+            <w:tcW w:w="1702" w:type="dxa"/>
+          </w:tcPr>
+          <w:p>
+            <w:pPr>
+              <w:pStyle w:val="TableText"/>
               <w:spacing w:after="0"/>
             </w:pPr>
             <w:r>
@@ -2239,10 +2329,11 @@
         </w:tc>
         <w:tc>
           <w:tcPr>
-            <w:tcW w:w="2768" w:type="dxa"/>
-          </w:tcPr>
-          <w:p>
-            <w:pPr>
+            <w:tcW w:w="2375" w:type="dxa"/>
+          </w:tcPr>
+          <w:p>
+            <w:pPr>
+              <w:pStyle w:val="TableText"/>
               <w:spacing w:after="0"/>
               <w:jc w:val="center"/>
             </w:pPr>
@@ -2258,10 +2349,11 @@
         </w:tc>
         <w:tc>
           <w:tcPr>
-            <w:tcW w:w="2768" w:type="dxa"/>
-          </w:tcPr>
-          <w:p>
-            <w:pPr>
+            <w:tcW w:w="4229" w:type="dxa"/>
+          </w:tcPr>
+          <w:p>
+            <w:pPr>
+              <w:pStyle w:val="TableText"/>
               <w:spacing w:after="0"/>
               <w:jc w:val="center"/>
             </w:pPr>
@@ -2279,10 +2371,11 @@
       <w:tr>
         <w:tc>
           <w:tcPr>
-            <w:tcW w:w="2768" w:type="dxa"/>
-          </w:tcPr>
-          <w:p>
-            <w:pPr>
+            <w:tcW w:w="1702" w:type="dxa"/>
+          </w:tcPr>
+          <w:p>
+            <w:pPr>
+              <w:pStyle w:val="TableText"/>
               <w:spacing w:after="0"/>
             </w:pPr>
             <w:r>
@@ -2296,10 +2389,11 @@
         </w:tc>
         <w:tc>
           <w:tcPr>
-            <w:tcW w:w="2768" w:type="dxa"/>
-          </w:tcPr>
-          <w:p>
-            <w:pPr>
+            <w:tcW w:w="2375" w:type="dxa"/>
+          </w:tcPr>
+          <w:p>
+            <w:pPr>
+              <w:pStyle w:val="TableText"/>
               <w:spacing w:after="0"/>
               <w:jc w:val="center"/>
             </w:pPr>
@@ -2315,10 +2409,11 @@
         </w:tc>
         <w:tc>
           <w:tcPr>
-            <w:tcW w:w="2768" w:type="dxa"/>
-          </w:tcPr>
-          <w:p>
-            <w:pPr>
+            <w:tcW w:w="4229" w:type="dxa"/>
+          </w:tcPr>
+          <w:p>
+            <w:pPr>
+              <w:pStyle w:val="TableText"/>
               <w:spacing w:after="0"/>
               <w:jc w:val="center"/>
             </w:pPr>
@@ -2336,10 +2431,11 @@
       <w:tr>
         <w:tc>
           <w:tcPr>
-            <w:tcW w:w="2768" w:type="dxa"/>
-          </w:tcPr>
-          <w:p>
-            <w:pPr>
+            <w:tcW w:w="1702" w:type="dxa"/>
+          </w:tcPr>
+          <w:p>
+            <w:pPr>
+              <w:pStyle w:val="TableText"/>
               <w:spacing w:after="0"/>
             </w:pPr>
             <w:r>
@@ -2353,10 +2449,11 @@
         </w:tc>
         <w:tc>
           <w:tcPr>
-            <w:tcW w:w="2768" w:type="dxa"/>
-          </w:tcPr>
-          <w:p>
-            <w:pPr>
+            <w:tcW w:w="2375" w:type="dxa"/>
+          </w:tcPr>
+          <w:p>
+            <w:pPr>
+              <w:pStyle w:val="TableText"/>
               <w:spacing w:after="0"/>
               <w:jc w:val="center"/>
             </w:pPr>
@@ -2372,10 +2469,11 @@
         </w:tc>
         <w:tc>
           <w:tcPr>
-            <w:tcW w:w="2768" w:type="dxa"/>
-          </w:tcPr>
-          <w:p>
-            <w:pPr>
+            <w:tcW w:w="4229" w:type="dxa"/>
+          </w:tcPr>
+          <w:p>
+            <w:pPr>
+              <w:pStyle w:val="TableText"/>
               <w:spacing w:after="0"/>
               <w:jc w:val="center"/>
             </w:pPr>
@@ -2397,6 +2495,7 @@
     <w:p>
       <w:pPr>
         <w:keepNext/>
+        <w:ind w:firstLine="720"/>
       </w:pPr>
       <w:r>
         <w:rPr>
@@ -2570,7 +2669,9 @@
       </w:r>
     </w:p>
     <w:p>
-      <w:pPr/>
+      <w:pPr>
+        <w:ind w:firstLine="720"/>
+      </w:pPr>
       <w:r>
         <w:rPr>
           <w:cs/>
@@ -2656,14 +2757,19 @@
     </w:p>
     <w:p>
       <w:pPr>
+        <w:ind w:firstLine="720"/>
         <w:sectPr>
-          <w:footerReference w:type="default" r:id="rId7"/>
+          <w:headerReference w:type="default" r:id="rId7"/>
+          <w:headerReference w:type="first" r:id="rId8"/>
+          <w:footerReference w:type="default" r:id="rId9"/>
+          <w:footerReference w:type="first" r:id="rId10"/>
           <w:footnotePr>
             <w:numFmt w:val="thaiNumbers"/>
           </w:footnotePr>
           <w:pgSz w:w="11906" w:h="16838"/>
           <w:pgMar w:top="1440" w:right="1440" w:bottom="1440" w:left="2160" w:header="720" w:footer="720" w:gutter="0"/>
           <w:pgNumType w:fmt="thaiNumbers"/>
+          <w:titlePg/>
         </w:sectPr>
       </w:pPr>
       <w:r>
@@ -2699,7 +2805,9 @@
       </w:r>
     </w:p>
     <w:p>
-      <w:pPr/>
+      <w:pPr>
+        <w:ind w:firstLine="720"/>
+      </w:pPr>
       <w:r>
         <w:rPr>
           <w:cs/>
@@ -2721,7 +2829,9 @@
       </w:r>
     </w:p>
     <w:p>
-      <w:pPr/>
+      <w:pPr>
+        <w:ind w:firstLine="720"/>
+      </w:pPr>
       <w:r>
         <w:rPr>
           <w:cs/>
@@ -2733,6 +2843,7 @@
     <w:p>
       <w:pPr>
         <w:keepNext/>
+        <w:ind w:firstLine="720"/>
       </w:pPr>
       <w:r>
         <w:rPr>
@@ -2945,13 +3056,17 @@
           <w:numId w:val="3"/>
         </w:numPr>
         <w:sectPr>
-          <w:footerReference w:type="default" r:id="rId7"/>
+          <w:headerReference w:type="default" r:id="rId7"/>
+          <w:headerReference w:type="first" r:id="rId8"/>
+          <w:footerReference w:type="default" r:id="rId9"/>
+          <w:footerReference w:type="first" r:id="rId10"/>
           <w:footnotePr>
             <w:numFmt w:val="thaiNumbers"/>
           </w:footnotePr>
           <w:pgSz w:w="11906" w:h="16838"/>
           <w:pgMar w:top="1440" w:right="1440" w:bottom="1440" w:left="2160" w:header="720" w:footer="720" w:gutter="0"/>
           <w:pgNumType w:fmt="thaiNumbers"/>
+          <w:titlePg/>
         </w:sectPr>
       </w:pPr>
       <w:r>
@@ -2975,7 +3090,9 @@
       </w:r>
     </w:p>
     <w:p>
-      <w:pPr/>
+      <w:pPr>
+        <w:ind w:firstLine="720"/>
+      </w:pPr>
       <w:r>
         <w:rPr>
           <w:cs/>
@@ -3123,11 +3240,11 @@
         </w:tblCellMar>
       </w:tblPr>
       <w:tblGrid>
-        <w:gridCol w:w="1661"/>
-        <w:gridCol w:w="1661"/>
-        <w:gridCol w:w="1661"/>
-        <w:gridCol w:w="1661"/>
-        <w:gridCol w:w="1661"/>
+        <w:gridCol w:w="1008"/>
+        <w:gridCol w:w="3530"/>
+        <w:gridCol w:w="860"/>
+        <w:gridCol w:w="1156"/>
+        <w:gridCol w:w="1752"/>
       </w:tblGrid>
       <w:tr>
         <w:trPr>
@@ -3135,10 +3252,11 @@
         </w:trPr>
         <w:tc>
           <w:tcPr>
-            <w:tcW w:w="1661" w:type="dxa"/>
-          </w:tcPr>
-          <w:p>
-            <w:pPr>
+            <w:tcW w:w="1008" w:type="dxa"/>
+          </w:tcPr>
+          <w:p>
+            <w:pPr>
+              <w:pStyle w:val="TableText"/>
               <w:spacing w:after="0"/>
               <w:jc w:val="right"/>
             </w:pPr>
@@ -3155,10 +3273,11 @@
         </w:tc>
         <w:tc>
           <w:tcPr>
-            <w:tcW w:w="1661" w:type="dxa"/>
-          </w:tcPr>
-          <w:p>
-            <w:pPr>
+            <w:tcW w:w="3530" w:type="dxa"/>
+          </w:tcPr>
+          <w:p>
+            <w:pPr>
+              <w:pStyle w:val="TableText"/>
               <w:spacing w:after="0"/>
             </w:pPr>
             <w:r>
@@ -3174,10 +3293,11 @@
         </w:tc>
         <w:tc>
           <w:tcPr>
-            <w:tcW w:w="1661" w:type="dxa"/>
-          </w:tcPr>
-          <w:p>
-            <w:pPr>
+            <w:tcW w:w="860" w:type="dxa"/>
+          </w:tcPr>
+          <w:p>
+            <w:pPr>
+              <w:pStyle w:val="TableText"/>
               <w:spacing w:after="0"/>
               <w:jc w:val="right"/>
             </w:pPr>
@@ -3194,10 +3314,11 @@
         </w:tc>
         <w:tc>
           <w:tcPr>
-            <w:tcW w:w="1661" w:type="dxa"/>
-          </w:tcPr>
-          <w:p>
-            <w:pPr>
+            <w:tcW w:w="1156" w:type="dxa"/>
+          </w:tcPr>
+          <w:p>
+            <w:pPr>
+              <w:pStyle w:val="TableText"/>
               <w:spacing w:after="0"/>
               <w:jc w:val="right"/>
             </w:pPr>
@@ -3214,10 +3335,11 @@
         </w:tc>
         <w:tc>
           <w:tcPr>
-            <w:tcW w:w="1661" w:type="dxa"/>
-          </w:tcPr>
-          <w:p>
-            <w:pPr>
+            <w:tcW w:w="1752" w:type="dxa"/>
+          </w:tcPr>
+          <w:p>
+            <w:pPr>
+              <w:pStyle w:val="TableText"/>
               <w:spacing w:after="0"/>
               <w:jc w:val="right"/>
             </w:pPr>
@@ -3236,10 +3358,11 @@
       <w:tr>
         <w:tc>
           <w:tcPr>
-            <w:tcW w:w="1661" w:type="dxa"/>
-          </w:tcPr>
-          <w:p>
-            <w:pPr>
+            <w:tcW w:w="1008" w:type="dxa"/>
+          </w:tcPr>
+          <w:p>
+            <w:pPr>
+              <w:pStyle w:val="TableText"/>
               <w:spacing w:after="0"/>
               <w:jc w:val="right"/>
             </w:pPr>
@@ -3254,10 +3377,11 @@
         </w:tc>
         <w:tc>
           <w:tcPr>
-            <w:tcW w:w="1661" w:type="dxa"/>
-          </w:tcPr>
-          <w:p>
-            <w:pPr>
+            <w:tcW w:w="3530" w:type="dxa"/>
+          </w:tcPr>
+          <w:p>
+            <w:pPr>
+              <w:pStyle w:val="TableText"/>
               <w:spacing w:after="0"/>
             </w:pPr>
             <w:r>
@@ -3271,10 +3395,11 @@
         </w:tc>
         <w:tc>
           <w:tcPr>
-            <w:tcW w:w="1661" w:type="dxa"/>
-          </w:tcPr>
-          <w:p>
-            <w:pPr>
+            <w:tcW w:w="860" w:type="dxa"/>
+          </w:tcPr>
+          <w:p>
+            <w:pPr>
+              <w:pStyle w:val="TableText"/>
               <w:spacing w:after="0"/>
               <w:jc w:val="right"/>
             </w:pPr>
@@ -3289,10 +3414,11 @@
         </w:tc>
         <w:tc>
           <w:tcPr>
-            <w:tcW w:w="1661" w:type="dxa"/>
-          </w:tcPr>
-          <w:p>
-            <w:pPr>
+            <w:tcW w:w="1156" w:type="dxa"/>
+          </w:tcPr>
+          <w:p>
+            <w:pPr>
+              <w:pStyle w:val="TableText"/>
               <w:spacing w:after="0"/>
               <w:jc w:val="right"/>
             </w:pPr>
@@ -3307,10 +3433,11 @@
         </w:tc>
         <w:tc>
           <w:tcPr>
-            <w:tcW w:w="1661" w:type="dxa"/>
-          </w:tcPr>
-          <w:p>
-            <w:pPr>
+            <w:tcW w:w="1752" w:type="dxa"/>
+          </w:tcPr>
+          <w:p>
+            <w:pPr>
+              <w:pStyle w:val="TableText"/>
               <w:spacing w:after="0"/>
               <w:jc w:val="right"/>
             </w:pPr>
@@ -3327,10 +3454,11 @@
       <w:tr>
         <w:tc>
           <w:tcPr>
-            <w:tcW w:w="1661" w:type="dxa"/>
-          </w:tcPr>
-          <w:p>
-            <w:pPr>
+            <w:tcW w:w="1008" w:type="dxa"/>
+          </w:tcPr>
+          <w:p>
+            <w:pPr>
+              <w:pStyle w:val="TableText"/>
               <w:spacing w:after="0"/>
               <w:jc w:val="right"/>
             </w:pPr>
@@ -3345,10 +3473,11 @@
         </w:tc>
         <w:tc>
           <w:tcPr>
-            <w:tcW w:w="1661" w:type="dxa"/>
-          </w:tcPr>
-          <w:p>
-            <w:pPr>
+            <w:tcW w:w="3530" w:type="dxa"/>
+          </w:tcPr>
+          <w:p>
+            <w:pPr>
+              <w:pStyle w:val="TableText"/>
               <w:spacing w:after="0"/>
             </w:pPr>
             <w:r>
@@ -3362,10 +3491,11 @@
         </w:tc>
         <w:tc>
           <w:tcPr>
-            <w:tcW w:w="1661" w:type="dxa"/>
-          </w:tcPr>
-          <w:p>
-            <w:pPr>
+            <w:tcW w:w="860" w:type="dxa"/>
+          </w:tcPr>
+          <w:p>
+            <w:pPr>
+              <w:pStyle w:val="TableText"/>
               <w:spacing w:after="0"/>
               <w:jc w:val="right"/>
             </w:pPr>
@@ -3380,10 +3510,11 @@
         </w:tc>
         <w:tc>
           <w:tcPr>
-            <w:tcW w:w="1661" w:type="dxa"/>
-          </w:tcPr>
-          <w:p>
-            <w:pPr>
+            <w:tcW w:w="1156" w:type="dxa"/>
+          </w:tcPr>
+          <w:p>
+            <w:pPr>
+              <w:pStyle w:val="TableText"/>
               <w:spacing w:after="0"/>
               <w:jc w:val="right"/>
             </w:pPr>
@@ -3398,10 +3529,11 @@
         </w:tc>
         <w:tc>
           <w:tcPr>
-            <w:tcW w:w="1661" w:type="dxa"/>
-          </w:tcPr>
-          <w:p>
-            <w:pPr>
+            <w:tcW w:w="1752" w:type="dxa"/>
+          </w:tcPr>
+          <w:p>
+            <w:pPr>
+              <w:pStyle w:val="TableText"/>
               <w:spacing w:after="0"/>
               <w:jc w:val="right"/>
             </w:pPr>
@@ -3418,10 +3550,11 @@
       <w:tr>
         <w:tc>
           <w:tcPr>
-            <w:tcW w:w="1661" w:type="dxa"/>
-          </w:tcPr>
-          <w:p>
-            <w:pPr>
+            <w:tcW w:w="1008" w:type="dxa"/>
+          </w:tcPr>
+          <w:p>
+            <w:pPr>
+              <w:pStyle w:val="TableText"/>
               <w:spacing w:after="0"/>
               <w:jc w:val="right"/>
             </w:pPr>
@@ -3436,10 +3569,11 @@
         </w:tc>
         <w:tc>
           <w:tcPr>
-            <w:tcW w:w="1661" w:type="dxa"/>
-          </w:tcPr>
-          <w:p>
-            <w:pPr>
+            <w:tcW w:w="3530" w:type="dxa"/>
+          </w:tcPr>
+          <w:p>
+            <w:pPr>
+              <w:pStyle w:val="TableText"/>
               <w:spacing w:after="0"/>
             </w:pPr>
             <w:r>
@@ -3453,10 +3587,11 @@
         </w:tc>
         <w:tc>
           <w:tcPr>
-            <w:tcW w:w="1661" w:type="dxa"/>
-          </w:tcPr>
-          <w:p>
-            <w:pPr>
+            <w:tcW w:w="860" w:type="dxa"/>
+          </w:tcPr>
+          <w:p>
+            <w:pPr>
+              <w:pStyle w:val="TableText"/>
               <w:spacing w:after="0"/>
               <w:jc w:val="right"/>
             </w:pPr>
@@ -3471,10 +3606,11 @@
         </w:tc>
         <w:tc>
           <w:tcPr>
-            <w:tcW w:w="1661" w:type="dxa"/>
-          </w:tcPr>
-          <w:p>
-            <w:pPr>
+            <w:tcW w:w="1156" w:type="dxa"/>
+          </w:tcPr>
+          <w:p>
+            <w:pPr>
+              <w:pStyle w:val="TableText"/>
               <w:spacing w:after="0"/>
               <w:jc w:val="right"/>
             </w:pPr>
@@ -3489,10 +3625,11 @@
         </w:tc>
         <w:tc>
           <w:tcPr>
-            <w:tcW w:w="1661" w:type="dxa"/>
-          </w:tcPr>
-          <w:p>
-            <w:pPr>
+            <w:tcW w:w="1752" w:type="dxa"/>
+          </w:tcPr>
+          <w:p>
+            <w:pPr>
+              <w:pStyle w:val="TableText"/>
               <w:spacing w:after="0"/>
               <w:jc w:val="right"/>
             </w:pPr>
@@ -3509,10 +3646,11 @@
       <w:tr>
         <w:tc>
           <w:tcPr>
-            <w:tcW w:w="1661" w:type="dxa"/>
-          </w:tcPr>
-          <w:p>
-            <w:pPr>
+            <w:tcW w:w="1008" w:type="dxa"/>
+          </w:tcPr>
+          <w:p>
+            <w:pPr>
+              <w:pStyle w:val="TableText"/>
               <w:spacing w:after="0"/>
               <w:jc w:val="right"/>
             </w:pPr>
@@ -3527,10 +3665,11 @@
         </w:tc>
         <w:tc>
           <w:tcPr>
-            <w:tcW w:w="1661" w:type="dxa"/>
-          </w:tcPr>
-          <w:p>
-            <w:pPr>
+            <w:tcW w:w="3530" w:type="dxa"/>
+          </w:tcPr>
+          <w:p>
+            <w:pPr>
+              <w:pStyle w:val="TableText"/>
               <w:spacing w:after="0"/>
             </w:pPr>
             <w:r>
@@ -3544,10 +3683,11 @@
         </w:tc>
         <w:tc>
           <w:tcPr>
-            <w:tcW w:w="1661" w:type="dxa"/>
-          </w:tcPr>
-          <w:p>
-            <w:pPr>
+            <w:tcW w:w="860" w:type="dxa"/>
+          </w:tcPr>
+          <w:p>
+            <w:pPr>
+              <w:pStyle w:val="TableText"/>
               <w:spacing w:after="0"/>
               <w:jc w:val="right"/>
             </w:pPr>
@@ -3562,10 +3702,11 @@
         </w:tc>
         <w:tc>
           <w:tcPr>
-            <w:tcW w:w="1661" w:type="dxa"/>
-          </w:tcPr>
-          <w:p>
-            <w:pPr>
+            <w:tcW w:w="1156" w:type="dxa"/>
+          </w:tcPr>
+          <w:p>
+            <w:pPr>
+              <w:pStyle w:val="TableText"/>
               <w:spacing w:after="0"/>
               <w:jc w:val="right"/>
             </w:pPr>
@@ -3580,10 +3721,11 @@
         </w:tc>
         <w:tc>
           <w:tcPr>
-            <w:tcW w:w="1661" w:type="dxa"/>
-          </w:tcPr>
-          <w:p>
-            <w:pPr>
+            <w:tcW w:w="1752" w:type="dxa"/>
+          </w:tcPr>
+          <w:p>
+            <w:pPr>
+              <w:pStyle w:val="TableText"/>
               <w:spacing w:after="0"/>
               <w:jc w:val="right"/>
             </w:pPr>
@@ -3600,10 +3742,11 @@
       <w:tr>
         <w:tc>
           <w:tcPr>
-            <w:tcW w:w="1661" w:type="dxa"/>
-          </w:tcPr>
-          <w:p>
-            <w:pPr>
+            <w:tcW w:w="1008" w:type="dxa"/>
+          </w:tcPr>
+          <w:p>
+            <w:pPr>
+              <w:pStyle w:val="TableText"/>
               <w:spacing w:after="0"/>
               <w:jc w:val="right"/>
             </w:pPr>
@@ -3618,10 +3761,11 @@
         </w:tc>
         <w:tc>
           <w:tcPr>
-            <w:tcW w:w="1661" w:type="dxa"/>
-          </w:tcPr>
-          <w:p>
-            <w:pPr>
+            <w:tcW w:w="3530" w:type="dxa"/>
+          </w:tcPr>
+          <w:p>
+            <w:pPr>
+              <w:pStyle w:val="TableText"/>
               <w:spacing w:after="0"/>
             </w:pPr>
             <w:r>
@@ -3635,10 +3779,11 @@
         </w:tc>
         <w:tc>
           <w:tcPr>
-            <w:tcW w:w="1661" w:type="dxa"/>
-          </w:tcPr>
-          <w:p>
-            <w:pPr>
+            <w:tcW w:w="860" w:type="dxa"/>
+          </w:tcPr>
+          <w:p>
+            <w:pPr>
+              <w:pStyle w:val="TableText"/>
               <w:spacing w:after="0"/>
               <w:jc w:val="right"/>
             </w:pPr>
@@ -3653,10 +3798,11 @@
         </w:tc>
         <w:tc>
           <w:tcPr>
-            <w:tcW w:w="1661" w:type="dxa"/>
-          </w:tcPr>
-          <w:p>
-            <w:pPr>
+            <w:tcW w:w="1156" w:type="dxa"/>
+          </w:tcPr>
+          <w:p>
+            <w:pPr>
+              <w:pStyle w:val="TableText"/>
               <w:spacing w:after="0"/>
               <w:jc w:val="right"/>
             </w:pPr>
@@ -3671,10 +3817,11 @@
         </w:tc>
         <w:tc>
           <w:tcPr>
-            <w:tcW w:w="1661" w:type="dxa"/>
-          </w:tcPr>
-          <w:p>
-            <w:pPr>
+            <w:tcW w:w="1752" w:type="dxa"/>
+          </w:tcPr>
+          <w:p>
+            <w:pPr>
+              <w:pStyle w:val="TableText"/>
               <w:spacing w:after="0"/>
               <w:jc w:val="right"/>
             </w:pPr>
@@ -3691,10 +3838,11 @@
       <w:tr>
         <w:tc>
           <w:tcPr>
-            <w:tcW w:w="1661" w:type="dxa"/>
-          </w:tcPr>
-          <w:p>
-            <w:pPr>
+            <w:tcW w:w="1008" w:type="dxa"/>
+          </w:tcPr>
+          <w:p>
+            <w:pPr>
+              <w:pStyle w:val="TableText"/>
               <w:spacing w:after="0"/>
               <w:jc w:val="right"/>
             </w:pPr>
@@ -3709,10 +3857,11 @@
         </w:tc>
         <w:tc>
           <w:tcPr>
-            <w:tcW w:w="1661" w:type="dxa"/>
-          </w:tcPr>
-          <w:p>
-            <w:pPr>
+            <w:tcW w:w="3530" w:type="dxa"/>
+          </w:tcPr>
+          <w:p>
+            <w:pPr>
+              <w:pStyle w:val="TableText"/>
               <w:spacing w:after="0"/>
             </w:pPr>
             <w:r>
@@ -3726,10 +3875,11 @@
         </w:tc>
         <w:tc>
           <w:tcPr>
-            <w:tcW w:w="1661" w:type="dxa"/>
-          </w:tcPr>
-          <w:p>
-            <w:pPr>
+            <w:tcW w:w="860" w:type="dxa"/>
+          </w:tcPr>
+          <w:p>
+            <w:pPr>
+              <w:pStyle w:val="TableText"/>
               <w:spacing w:after="0"/>
               <w:jc w:val="right"/>
             </w:pPr>
@@ -3744,10 +3894,11 @@
         </w:tc>
         <w:tc>
           <w:tcPr>
-            <w:tcW w:w="1661" w:type="dxa"/>
-          </w:tcPr>
-          <w:p>
-            <w:pPr>
+            <w:tcW w:w="1156" w:type="dxa"/>
+          </w:tcPr>
+          <w:p>
+            <w:pPr>
+              <w:pStyle w:val="TableText"/>
               <w:spacing w:after="0"/>
               <w:jc w:val="right"/>
             </w:pPr>
@@ -3762,10 +3913,11 @@
         </w:tc>
         <w:tc>
           <w:tcPr>
-            <w:tcW w:w="1661" w:type="dxa"/>
-          </w:tcPr>
-          <w:p>
-            <w:pPr>
+            <w:tcW w:w="1752" w:type="dxa"/>
+          </w:tcPr>
+          <w:p>
+            <w:pPr>
+              <w:pStyle w:val="TableText"/>
               <w:spacing w:after="0"/>
               <w:jc w:val="right"/>
             </w:pPr>
@@ -3782,10 +3934,11 @@
       <w:tr>
         <w:tc>
           <w:tcPr>
-            <w:tcW w:w="1661" w:type="dxa"/>
-          </w:tcPr>
-          <w:p>
-            <w:pPr>
+            <w:tcW w:w="1008" w:type="dxa"/>
+          </w:tcPr>
+          <w:p>
+            <w:pPr>
+              <w:pStyle w:val="TableText"/>
               <w:spacing w:after="0"/>
               <w:jc w:val="right"/>
             </w:pPr>
@@ -3800,10 +3953,11 @@
         </w:tc>
         <w:tc>
           <w:tcPr>
-            <w:tcW w:w="1661" w:type="dxa"/>
-          </w:tcPr>
-          <w:p>
-            <w:pPr>
+            <w:tcW w:w="3530" w:type="dxa"/>
+          </w:tcPr>
+          <w:p>
+            <w:pPr>
+              <w:pStyle w:val="TableText"/>
               <w:spacing w:after="0"/>
             </w:pPr>
             <w:r>
@@ -3817,10 +3971,11 @@
         </w:tc>
         <w:tc>
           <w:tcPr>
-            <w:tcW w:w="1661" w:type="dxa"/>
-          </w:tcPr>
-          <w:p>
-            <w:pPr>
+            <w:tcW w:w="860" w:type="dxa"/>
+          </w:tcPr>
+          <w:p>
+            <w:pPr>
+              <w:pStyle w:val="TableText"/>
               <w:spacing w:after="0"/>
               <w:jc w:val="right"/>
             </w:pPr>
@@ -3835,10 +3990,11 @@
         </w:tc>
         <w:tc>
           <w:tcPr>
-            <w:tcW w:w="1661" w:type="dxa"/>
-          </w:tcPr>
-          <w:p>
-            <w:pPr>
+            <w:tcW w:w="1156" w:type="dxa"/>
+          </w:tcPr>
+          <w:p>
+            <w:pPr>
+              <w:pStyle w:val="TableText"/>
               <w:spacing w:after="0"/>
               <w:jc w:val="right"/>
             </w:pPr>
@@ -3853,10 +4009,11 @@
         </w:tc>
         <w:tc>
           <w:tcPr>
-            <w:tcW w:w="1661" w:type="dxa"/>
-          </w:tcPr>
-          <w:p>
-            <w:pPr>
+            <w:tcW w:w="1752" w:type="dxa"/>
+          </w:tcPr>
+          <w:p>
+            <w:pPr>
+              <w:pStyle w:val="TableText"/>
               <w:spacing w:after="0"/>
               <w:jc w:val="right"/>
             </w:pPr>
@@ -3873,10 +4030,11 @@
       <w:tr>
         <w:tc>
           <w:tcPr>
-            <w:tcW w:w="1661" w:type="dxa"/>
-          </w:tcPr>
-          <w:p>
-            <w:pPr>
+            <w:tcW w:w="1008" w:type="dxa"/>
+          </w:tcPr>
+          <w:p>
+            <w:pPr>
+              <w:pStyle w:val="TableText"/>
               <w:spacing w:after="0"/>
               <w:jc w:val="right"/>
             </w:pPr>
@@ -3891,10 +4049,11 @@
         </w:tc>
         <w:tc>
           <w:tcPr>
-            <w:tcW w:w="1661" w:type="dxa"/>
-          </w:tcPr>
-          <w:p>
-            <w:pPr>
+            <w:tcW w:w="3530" w:type="dxa"/>
+          </w:tcPr>
+          <w:p>
+            <w:pPr>
+              <w:pStyle w:val="TableText"/>
               <w:spacing w:after="0"/>
             </w:pPr>
             <w:r>
@@ -3908,10 +4067,11 @@
         </w:tc>
         <w:tc>
           <w:tcPr>
-            <w:tcW w:w="1661" w:type="dxa"/>
-          </w:tcPr>
-          <w:p>
-            <w:pPr>
+            <w:tcW w:w="860" w:type="dxa"/>
+          </w:tcPr>
+          <w:p>
+            <w:pPr>
+              <w:pStyle w:val="TableText"/>
               <w:spacing w:after="0"/>
               <w:jc w:val="right"/>
             </w:pPr>
@@ -3926,10 +4086,11 @@
         </w:tc>
         <w:tc>
           <w:tcPr>
-            <w:tcW w:w="1661" w:type="dxa"/>
-          </w:tcPr>
-          <w:p>
-            <w:pPr>
+            <w:tcW w:w="1156" w:type="dxa"/>
+          </w:tcPr>
+          <w:p>
+            <w:pPr>
+              <w:pStyle w:val="TableText"/>
               <w:spacing w:after="0"/>
               <w:jc w:val="right"/>
             </w:pPr>
@@ -3944,10 +4105,11 @@
         </w:tc>
         <w:tc>
           <w:tcPr>
-            <w:tcW w:w="1661" w:type="dxa"/>
-          </w:tcPr>
-          <w:p>
-            <w:pPr>
+            <w:tcW w:w="1752" w:type="dxa"/>
+          </w:tcPr>
+          <w:p>
+            <w:pPr>
+              <w:pStyle w:val="TableText"/>
               <w:spacing w:after="0"/>
               <w:jc w:val="right"/>
             </w:pPr>
@@ -3964,10 +4126,11 @@
       <w:tr>
         <w:tc>
           <w:tcPr>
-            <w:tcW w:w="1661" w:type="dxa"/>
-          </w:tcPr>
-          <w:p>
-            <w:pPr>
+            <w:tcW w:w="1008" w:type="dxa"/>
+          </w:tcPr>
+          <w:p>
+            <w:pPr>
+              <w:pStyle w:val="TableText"/>
               <w:spacing w:after="0"/>
               <w:jc w:val="right"/>
             </w:pPr>
@@ -3982,10 +4145,11 @@
         </w:tc>
         <w:tc>
           <w:tcPr>
-            <w:tcW w:w="1661" w:type="dxa"/>
-          </w:tcPr>
-          <w:p>
-            <w:pPr>
+            <w:tcW w:w="3530" w:type="dxa"/>
+          </w:tcPr>
+          <w:p>
+            <w:pPr>
+              <w:pStyle w:val="TableText"/>
               <w:spacing w:after="0"/>
             </w:pPr>
             <w:r>
@@ -3999,10 +4163,11 @@
         </w:tc>
         <w:tc>
           <w:tcPr>
-            <w:tcW w:w="1661" w:type="dxa"/>
-          </w:tcPr>
-          <w:p>
-            <w:pPr>
+            <w:tcW w:w="860" w:type="dxa"/>
+          </w:tcPr>
+          <w:p>
+            <w:pPr>
+              <w:pStyle w:val="TableText"/>
               <w:spacing w:after="0"/>
               <w:jc w:val="right"/>
             </w:pPr>
@@ -4017,10 +4182,11 @@
         </w:tc>
         <w:tc>
           <w:tcPr>
-            <w:tcW w:w="1661" w:type="dxa"/>
-          </w:tcPr>
-          <w:p>
-            <w:pPr>
+            <w:tcW w:w="1156" w:type="dxa"/>
+          </w:tcPr>
+          <w:p>
+            <w:pPr>
+              <w:pStyle w:val="TableText"/>
               <w:spacing w:after="0"/>
               <w:jc w:val="right"/>
             </w:pPr>
@@ -4035,10 +4201,11 @@
         </w:tc>
         <w:tc>
           <w:tcPr>
-            <w:tcW w:w="1661" w:type="dxa"/>
-          </w:tcPr>
-          <w:p>
-            <w:pPr>
+            <w:tcW w:w="1752" w:type="dxa"/>
+          </w:tcPr>
+          <w:p>
+            <w:pPr>
+              <w:pStyle w:val="TableText"/>
               <w:spacing w:after="0"/>
               <w:jc w:val="right"/>
             </w:pPr>
@@ -4055,10 +4222,11 @@
       <w:tr>
         <w:tc>
           <w:tcPr>
-            <w:tcW w:w="1661" w:type="dxa"/>
-          </w:tcPr>
-          <w:p>
-            <w:pPr>
+            <w:tcW w:w="1008" w:type="dxa"/>
+          </w:tcPr>
+          <w:p>
+            <w:pPr>
+              <w:pStyle w:val="TableText"/>
               <w:spacing w:after="0"/>
               <w:jc w:val="right"/>
             </w:pPr>
@@ -4073,10 +4241,11 @@
         </w:tc>
         <w:tc>
           <w:tcPr>
-            <w:tcW w:w="1661" w:type="dxa"/>
-          </w:tcPr>
-          <w:p>
-            <w:pPr>
+            <w:tcW w:w="3530" w:type="dxa"/>
+          </w:tcPr>
+          <w:p>
+            <w:pPr>
+              <w:pStyle w:val="TableText"/>
               <w:spacing w:after="0"/>
             </w:pPr>
             <w:r>
@@ -4090,10 +4259,11 @@
         </w:tc>
         <w:tc>
           <w:tcPr>
-            <w:tcW w:w="1661" w:type="dxa"/>
-          </w:tcPr>
-          <w:p>
-            <w:pPr>
+            <w:tcW w:w="860" w:type="dxa"/>
+          </w:tcPr>
+          <w:p>
+            <w:pPr>
+              <w:pStyle w:val="TableText"/>
               <w:spacing w:after="0"/>
               <w:jc w:val="right"/>
             </w:pPr>
@@ -4108,10 +4278,11 @@
         </w:tc>
         <w:tc>
           <w:tcPr>
-            <w:tcW w:w="1661" w:type="dxa"/>
-          </w:tcPr>
-          <w:p>
-            <w:pPr>
+            <w:tcW w:w="1156" w:type="dxa"/>
+          </w:tcPr>
+          <w:p>
+            <w:pPr>
+              <w:pStyle w:val="TableText"/>
               <w:spacing w:after="0"/>
               <w:jc w:val="right"/>
             </w:pPr>
@@ -4126,10 +4297,11 @@
         </w:tc>
         <w:tc>
           <w:tcPr>
-            <w:tcW w:w="1661" w:type="dxa"/>
-          </w:tcPr>
-          <w:p>
-            <w:pPr>
+            <w:tcW w:w="1752" w:type="dxa"/>
+          </w:tcPr>
+          <w:p>
+            <w:pPr>
+              <w:pStyle w:val="TableText"/>
               <w:spacing w:after="0"/>
               <w:jc w:val="right"/>
             </w:pPr>
@@ -4146,10 +4318,11 @@
       <w:tr>
         <w:tc>
           <w:tcPr>
-            <w:tcW w:w="1661" w:type="dxa"/>
-          </w:tcPr>
-          <w:p>
-            <w:pPr>
+            <w:tcW w:w="1008" w:type="dxa"/>
+          </w:tcPr>
+          <w:p>
+            <w:pPr>
+              <w:pStyle w:val="TableText"/>
               <w:spacing w:after="0"/>
               <w:jc w:val="right"/>
             </w:pPr>
@@ -4164,10 +4337,11 @@
         </w:tc>
         <w:tc>
           <w:tcPr>
-            <w:tcW w:w="1661" w:type="dxa"/>
-          </w:tcPr>
-          <w:p>
-            <w:pPr>
+            <w:tcW w:w="3530" w:type="dxa"/>
+          </w:tcPr>
+          <w:p>
+            <w:pPr>
+              <w:pStyle w:val="TableText"/>
               <w:spacing w:after="0"/>
             </w:pPr>
             <w:r>
@@ -4181,10 +4355,11 @@
         </w:tc>
         <w:tc>
           <w:tcPr>
-            <w:tcW w:w="1661" w:type="dxa"/>
-          </w:tcPr>
-          <w:p>
-            <w:pPr>
+            <w:tcW w:w="860" w:type="dxa"/>
+          </w:tcPr>
+          <w:p>
+            <w:pPr>
+              <w:pStyle w:val="TableText"/>
               <w:spacing w:after="0"/>
               <w:jc w:val="right"/>
             </w:pPr>
@@ -4199,10 +4374,11 @@
         </w:tc>
         <w:tc>
           <w:tcPr>
-            <w:tcW w:w="1661" w:type="dxa"/>
-          </w:tcPr>
-          <w:p>
-            <w:pPr>
+            <w:tcW w:w="1156" w:type="dxa"/>
+          </w:tcPr>
+          <w:p>
+            <w:pPr>
+              <w:pStyle w:val="TableText"/>
               <w:spacing w:after="0"/>
               <w:jc w:val="right"/>
             </w:pPr>
@@ -4217,10 +4393,11 @@
         </w:tc>
         <w:tc>
           <w:tcPr>
-            <w:tcW w:w="1661" w:type="dxa"/>
-          </w:tcPr>
-          <w:p>
-            <w:pPr>
+            <w:tcW w:w="1752" w:type="dxa"/>
+          </w:tcPr>
+          <w:p>
+            <w:pPr>
+              <w:pStyle w:val="TableText"/>
               <w:spacing w:after="0"/>
               <w:jc w:val="right"/>
             </w:pPr>
@@ -4237,10 +4414,11 @@
       <w:tr>
         <w:tc>
           <w:tcPr>
-            <w:tcW w:w="1661" w:type="dxa"/>
-          </w:tcPr>
-          <w:p>
-            <w:pPr>
+            <w:tcW w:w="1008" w:type="dxa"/>
+          </w:tcPr>
+          <w:p>
+            <w:pPr>
+              <w:pStyle w:val="TableText"/>
               <w:spacing w:after="0"/>
               <w:jc w:val="right"/>
             </w:pPr>
@@ -4255,10 +4433,11 @@
         </w:tc>
         <w:tc>
           <w:tcPr>
-            <w:tcW w:w="1661" w:type="dxa"/>
-          </w:tcPr>
-          <w:p>
-            <w:pPr>
+            <w:tcW w:w="3530" w:type="dxa"/>
+          </w:tcPr>
+          <w:p>
+            <w:pPr>
+              <w:pStyle w:val="TableText"/>
               <w:spacing w:after="0"/>
             </w:pPr>
             <w:r>
@@ -4272,10 +4451,11 @@
         </w:tc>
         <w:tc>
           <w:tcPr>
-            <w:tcW w:w="1661" w:type="dxa"/>
-          </w:tcPr>
-          <w:p>
-            <w:pPr>
+            <w:tcW w:w="860" w:type="dxa"/>
+          </w:tcPr>
+          <w:p>
+            <w:pPr>
+              <w:pStyle w:val="TableText"/>
               <w:spacing w:after="0"/>
               <w:jc w:val="right"/>
             </w:pPr>
@@ -4290,10 +4470,11 @@
         </w:tc>
         <w:tc>
           <w:tcPr>
-            <w:tcW w:w="1661" w:type="dxa"/>
-          </w:tcPr>
-          <w:p>
-            <w:pPr>
+            <w:tcW w:w="1156" w:type="dxa"/>
+          </w:tcPr>
+          <w:p>
+            <w:pPr>
+              <w:pStyle w:val="TableText"/>
               <w:spacing w:after="0"/>
               <w:jc w:val="right"/>
             </w:pPr>
@@ -4308,10 +4489,11 @@
         </w:tc>
         <w:tc>
           <w:tcPr>
-            <w:tcW w:w="1661" w:type="dxa"/>
-          </w:tcPr>
-          <w:p>
-            <w:pPr>
+            <w:tcW w:w="1752" w:type="dxa"/>
+          </w:tcPr>
+          <w:p>
+            <w:pPr>
+              <w:pStyle w:val="TableText"/>
               <w:spacing w:after="0"/>
               <w:jc w:val="right"/>
             </w:pPr>
@@ -4328,10 +4510,11 @@
       <w:tr>
         <w:tc>
           <w:tcPr>
-            <w:tcW w:w="1661" w:type="dxa"/>
-          </w:tcPr>
-          <w:p>
-            <w:pPr>
+            <w:tcW w:w="1008" w:type="dxa"/>
+          </w:tcPr>
+          <w:p>
+            <w:pPr>
+              <w:pStyle w:val="TableText"/>
               <w:spacing w:after="0"/>
               <w:jc w:val="right"/>
             </w:pPr>
@@ -4346,10 +4529,11 @@
         </w:tc>
         <w:tc>
           <w:tcPr>
-            <w:tcW w:w="1661" w:type="dxa"/>
-          </w:tcPr>
-          <w:p>
-            <w:pPr>
+            <w:tcW w:w="3530" w:type="dxa"/>
+          </w:tcPr>
+          <w:p>
+            <w:pPr>
+              <w:pStyle w:val="TableText"/>
               <w:spacing w:after="0"/>
             </w:pPr>
             <w:r>
@@ -4363,10 +4547,11 @@
         </w:tc>
         <w:tc>
           <w:tcPr>
-            <w:tcW w:w="1661" w:type="dxa"/>
-          </w:tcPr>
-          <w:p>
-            <w:pPr>
+            <w:tcW w:w="860" w:type="dxa"/>
+          </w:tcPr>
+          <w:p>
+            <w:pPr>
+              <w:pStyle w:val="TableText"/>
               <w:spacing w:after="0"/>
               <w:jc w:val="right"/>
             </w:pPr>
@@ -4381,10 +4566,11 @@
         </w:tc>
         <w:tc>
           <w:tcPr>
-            <w:tcW w:w="1661" w:type="dxa"/>
-          </w:tcPr>
-          <w:p>
-            <w:pPr>
+            <w:tcW w:w="1156" w:type="dxa"/>
+          </w:tcPr>
+          <w:p>
+            <w:pPr>
+              <w:pStyle w:val="TableText"/>
               <w:spacing w:after="0"/>
               <w:jc w:val="right"/>
             </w:pPr>
@@ -4399,10 +4585,11 @@
         </w:tc>
         <w:tc>
           <w:tcPr>
-            <w:tcW w:w="1661" w:type="dxa"/>
-          </w:tcPr>
-          <w:p>
-            <w:pPr>
+            <w:tcW w:w="1752" w:type="dxa"/>
+          </w:tcPr>
+          <w:p>
+            <w:pPr>
+              <w:pStyle w:val="TableText"/>
               <w:spacing w:after="0"/>
               <w:jc w:val="right"/>
             </w:pPr>
@@ -4419,10 +4606,11 @@
       <w:tr>
         <w:tc>
           <w:tcPr>
-            <w:tcW w:w="1661" w:type="dxa"/>
-          </w:tcPr>
-          <w:p>
-            <w:pPr>
+            <w:tcW w:w="1008" w:type="dxa"/>
+          </w:tcPr>
+          <w:p>
+            <w:pPr>
+              <w:pStyle w:val="TableText"/>
               <w:spacing w:after="0"/>
               <w:jc w:val="right"/>
             </w:pPr>
@@ -4437,10 +4625,11 @@
         </w:tc>
         <w:tc>
           <w:tcPr>
-            <w:tcW w:w="1661" w:type="dxa"/>
-          </w:tcPr>
-          <w:p>
-            <w:pPr>
+            <w:tcW w:w="3530" w:type="dxa"/>
+          </w:tcPr>
+          <w:p>
+            <w:pPr>
+              <w:pStyle w:val="TableText"/>
               <w:spacing w:after="0"/>
             </w:pPr>
             <w:r>
@@ -4454,10 +4643,11 @@
         </w:tc>
         <w:tc>
           <w:tcPr>
-            <w:tcW w:w="1661" w:type="dxa"/>
-          </w:tcPr>
-          <w:p>
-            <w:pPr>
+            <w:tcW w:w="860" w:type="dxa"/>
+          </w:tcPr>
+          <w:p>
+            <w:pPr>
+              <w:pStyle w:val="TableText"/>
               <w:spacing w:after="0"/>
               <w:jc w:val="right"/>
             </w:pPr>
@@ -4472,10 +4662,11 @@
         </w:tc>
         <w:tc>
           <w:tcPr>
-            <w:tcW w:w="1661" w:type="dxa"/>
-          </w:tcPr>
-          <w:p>
-            <w:pPr>
+            <w:tcW w:w="1156" w:type="dxa"/>
+          </w:tcPr>
+          <w:p>
+            <w:pPr>
+              <w:pStyle w:val="TableText"/>
               <w:spacing w:after="0"/>
               <w:jc w:val="right"/>
             </w:pPr>
@@ -4490,10 +4681,11 @@
         </w:tc>
         <w:tc>
           <w:tcPr>
-            <w:tcW w:w="1661" w:type="dxa"/>
-          </w:tcPr>
-          <w:p>
-            <w:pPr>
+            <w:tcW w:w="1752" w:type="dxa"/>
+          </w:tcPr>
+          <w:p>
+            <w:pPr>
+              <w:pStyle w:val="TableText"/>
               <w:spacing w:after="0"/>
               <w:jc w:val="right"/>
             </w:pPr>
@@ -4510,10 +4702,11 @@
       <w:tr>
         <w:tc>
           <w:tcPr>
-            <w:tcW w:w="1661" w:type="dxa"/>
-          </w:tcPr>
-          <w:p>
-            <w:pPr>
+            <w:tcW w:w="1008" w:type="dxa"/>
+          </w:tcPr>
+          <w:p>
+            <w:pPr>
+              <w:pStyle w:val="TableText"/>
               <w:spacing w:after="0"/>
               <w:jc w:val="right"/>
             </w:pPr>
@@ -4528,10 +4721,11 @@
         </w:tc>
         <w:tc>
           <w:tcPr>
-            <w:tcW w:w="1661" w:type="dxa"/>
-          </w:tcPr>
-          <w:p>
-            <w:pPr>
+            <w:tcW w:w="3530" w:type="dxa"/>
+          </w:tcPr>
+          <w:p>
+            <w:pPr>
+              <w:pStyle w:val="TableText"/>
               <w:spacing w:after="0"/>
             </w:pPr>
             <w:r>
@@ -4545,10 +4739,11 @@
         </w:tc>
         <w:tc>
           <w:tcPr>
-            <w:tcW w:w="1661" w:type="dxa"/>
-          </w:tcPr>
-          <w:p>
-            <w:pPr>
+            <w:tcW w:w="860" w:type="dxa"/>
+          </w:tcPr>
+          <w:p>
+            <w:pPr>
+              <w:pStyle w:val="TableText"/>
               <w:spacing w:after="0"/>
               <w:jc w:val="right"/>
             </w:pPr>
@@ -4563,10 +4758,11 @@
         </w:tc>
         <w:tc>
           <w:tcPr>
-            <w:tcW w:w="1661" w:type="dxa"/>
-          </w:tcPr>
-          <w:p>
-            <w:pPr>
+            <w:tcW w:w="1156" w:type="dxa"/>
+          </w:tcPr>
+          <w:p>
+            <w:pPr>
+              <w:pStyle w:val="TableText"/>
               <w:spacing w:after="0"/>
               <w:jc w:val="right"/>
             </w:pPr>
@@ -4581,10 +4777,11 @@
         </w:tc>
         <w:tc>
           <w:tcPr>
-            <w:tcW w:w="1661" w:type="dxa"/>
-          </w:tcPr>
-          <w:p>
-            <w:pPr>
+            <w:tcW w:w="1752" w:type="dxa"/>
+          </w:tcPr>
+          <w:p>
+            <w:pPr>
+              <w:pStyle w:val="TableText"/>
               <w:spacing w:after="0"/>
               <w:jc w:val="right"/>
             </w:pPr>
@@ -4601,10 +4798,11 @@
       <w:tr>
         <w:tc>
           <w:tcPr>
-            <w:tcW w:w="1661" w:type="dxa"/>
-          </w:tcPr>
-          <w:p>
-            <w:pPr>
+            <w:tcW w:w="1008" w:type="dxa"/>
+          </w:tcPr>
+          <w:p>
+            <w:pPr>
+              <w:pStyle w:val="TableText"/>
               <w:spacing w:after="0"/>
               <w:jc w:val="right"/>
             </w:pPr>
@@ -4619,10 +4817,11 @@
         </w:tc>
         <w:tc>
           <w:tcPr>
-            <w:tcW w:w="1661" w:type="dxa"/>
-          </w:tcPr>
-          <w:p>
-            <w:pPr>
+            <w:tcW w:w="3530" w:type="dxa"/>
+          </w:tcPr>
+          <w:p>
+            <w:pPr>
+              <w:pStyle w:val="TableText"/>
               <w:spacing w:after="0"/>
             </w:pPr>
             <w:r>
@@ -4636,10 +4835,11 @@
         </w:tc>
         <w:tc>
           <w:tcPr>
-            <w:tcW w:w="1661" w:type="dxa"/>
-          </w:tcPr>
-          <w:p>
-            <w:pPr>
+            <w:tcW w:w="860" w:type="dxa"/>
+          </w:tcPr>
+          <w:p>
+            <w:pPr>
+              <w:pStyle w:val="TableText"/>
               <w:spacing w:after="0"/>
               <w:jc w:val="right"/>
             </w:pPr>
@@ -4654,10 +4854,11 @@
         </w:tc>
         <w:tc>
           <w:tcPr>
-            <w:tcW w:w="1661" w:type="dxa"/>
-          </w:tcPr>
-          <w:p>
-            <w:pPr>
+            <w:tcW w:w="1156" w:type="dxa"/>
+          </w:tcPr>
+          <w:p>
+            <w:pPr>
+              <w:pStyle w:val="TableText"/>
               <w:spacing w:after="0"/>
               <w:jc w:val="right"/>
             </w:pPr>
@@ -4672,10 +4873,11 @@
         </w:tc>
         <w:tc>
           <w:tcPr>
-            <w:tcW w:w="1661" w:type="dxa"/>
-          </w:tcPr>
-          <w:p>
-            <w:pPr>
+            <w:tcW w:w="1752" w:type="dxa"/>
+          </w:tcPr>
+          <w:p>
+            <w:pPr>
+              <w:pStyle w:val="TableText"/>
               <w:spacing w:after="0"/>
               <w:jc w:val="right"/>
             </w:pPr>
@@ -4692,10 +4894,11 @@
       <w:tr>
         <w:tc>
           <w:tcPr>
-            <w:tcW w:w="1661" w:type="dxa"/>
-          </w:tcPr>
-          <w:p>
-            <w:pPr>
+            <w:tcW w:w="1008" w:type="dxa"/>
+          </w:tcPr>
+          <w:p>
+            <w:pPr>
+              <w:pStyle w:val="TableText"/>
               <w:spacing w:after="0"/>
               <w:jc w:val="right"/>
             </w:pPr>
@@ -4710,10 +4913,11 @@
         </w:tc>
         <w:tc>
           <w:tcPr>
-            <w:tcW w:w="1661" w:type="dxa"/>
-          </w:tcPr>
-          <w:p>
-            <w:pPr>
+            <w:tcW w:w="3530" w:type="dxa"/>
+          </w:tcPr>
+          <w:p>
+            <w:pPr>
+              <w:pStyle w:val="TableText"/>
               <w:spacing w:after="0"/>
             </w:pPr>
             <w:r>
@@ -4727,10 +4931,11 @@
         </w:tc>
         <w:tc>
           <w:tcPr>
-            <w:tcW w:w="1661" w:type="dxa"/>
-          </w:tcPr>
-          <w:p>
-            <w:pPr>
+            <w:tcW w:w="860" w:type="dxa"/>
+          </w:tcPr>
+          <w:p>
+            <w:pPr>
+              <w:pStyle w:val="TableText"/>
               <w:spacing w:after="0"/>
               <w:jc w:val="right"/>
             </w:pPr>
@@ -4745,10 +4950,11 @@
         </w:tc>
         <w:tc>
           <w:tcPr>
-            <w:tcW w:w="1661" w:type="dxa"/>
-          </w:tcPr>
-          <w:p>
-            <w:pPr>
+            <w:tcW w:w="1156" w:type="dxa"/>
+          </w:tcPr>
+          <w:p>
+            <w:pPr>
+              <w:pStyle w:val="TableText"/>
               <w:spacing w:after="0"/>
               <w:jc w:val="right"/>
             </w:pPr>
@@ -4763,10 +4969,11 @@
         </w:tc>
         <w:tc>
           <w:tcPr>
-            <w:tcW w:w="1661" w:type="dxa"/>
-          </w:tcPr>
-          <w:p>
-            <w:pPr>
+            <w:tcW w:w="1752" w:type="dxa"/>
+          </w:tcPr>
+          <w:p>
+            <w:pPr>
+              <w:pStyle w:val="TableText"/>
               <w:spacing w:after="0"/>
               <w:jc w:val="right"/>
             </w:pPr>
@@ -4783,10 +4990,11 @@
       <w:tr>
         <w:tc>
           <w:tcPr>
-            <w:tcW w:w="1661" w:type="dxa"/>
-          </w:tcPr>
-          <w:p>
-            <w:pPr>
+            <w:tcW w:w="1008" w:type="dxa"/>
+          </w:tcPr>
+          <w:p>
+            <w:pPr>
+              <w:pStyle w:val="TableText"/>
               <w:spacing w:after="0"/>
               <w:jc w:val="right"/>
             </w:pPr>
@@ -4801,10 +5009,11 @@
         </w:tc>
         <w:tc>
           <w:tcPr>
-            <w:tcW w:w="1661" w:type="dxa"/>
-          </w:tcPr>
-          <w:p>
-            <w:pPr>
+            <w:tcW w:w="3530" w:type="dxa"/>
+          </w:tcPr>
+          <w:p>
+            <w:pPr>
+              <w:pStyle w:val="TableText"/>
               <w:spacing w:after="0"/>
             </w:pPr>
             <w:r>
@@ -4818,10 +5027,11 @@
         </w:tc>
         <w:tc>
           <w:tcPr>
-            <w:tcW w:w="1661" w:type="dxa"/>
-          </w:tcPr>
-          <w:p>
-            <w:pPr>
+            <w:tcW w:w="860" w:type="dxa"/>
+          </w:tcPr>
+          <w:p>
+            <w:pPr>
+              <w:pStyle w:val="TableText"/>
               <w:spacing w:after="0"/>
               <w:jc w:val="right"/>
             </w:pPr>
@@ -4836,10 +5046,11 @@
         </w:tc>
         <w:tc>
           <w:tcPr>
-            <w:tcW w:w="1661" w:type="dxa"/>
-          </w:tcPr>
-          <w:p>
-            <w:pPr>
+            <w:tcW w:w="1156" w:type="dxa"/>
+          </w:tcPr>
+          <w:p>
+            <w:pPr>
+              <w:pStyle w:val="TableText"/>
               <w:spacing w:after="0"/>
               <w:jc w:val="right"/>
             </w:pPr>
@@ -4854,10 +5065,11 @@
         </w:tc>
         <w:tc>
           <w:tcPr>
-            <w:tcW w:w="1661" w:type="dxa"/>
-          </w:tcPr>
-          <w:p>
-            <w:pPr>
+            <w:tcW w:w="1752" w:type="dxa"/>
+          </w:tcPr>
+          <w:p>
+            <w:pPr>
+              <w:pStyle w:val="TableText"/>
               <w:spacing w:after="0"/>
               <w:jc w:val="right"/>
             </w:pPr>
@@ -4874,10 +5086,11 @@
       <w:tr>
         <w:tc>
           <w:tcPr>
-            <w:tcW w:w="1661" w:type="dxa"/>
-          </w:tcPr>
-          <w:p>
-            <w:pPr>
+            <w:tcW w:w="1008" w:type="dxa"/>
+          </w:tcPr>
+          <w:p>
+            <w:pPr>
+              <w:pStyle w:val="TableText"/>
               <w:spacing w:after="0"/>
               <w:jc w:val="right"/>
             </w:pPr>
@@ -4892,10 +5105,11 @@
         </w:tc>
         <w:tc>
           <w:tcPr>
-            <w:tcW w:w="1661" w:type="dxa"/>
-          </w:tcPr>
-          <w:p>
-            <w:pPr>
+            <w:tcW w:w="3530" w:type="dxa"/>
+          </w:tcPr>
+          <w:p>
+            <w:pPr>
+              <w:pStyle w:val="TableText"/>
               <w:spacing w:after="0"/>
             </w:pPr>
             <w:r>
@@ -4909,10 +5123,11 @@
         </w:tc>
         <w:tc>
           <w:tcPr>
-            <w:tcW w:w="1661" w:type="dxa"/>
-          </w:tcPr>
-          <w:p>
-            <w:pPr>
+            <w:tcW w:w="860" w:type="dxa"/>
+          </w:tcPr>
+          <w:p>
+            <w:pPr>
+              <w:pStyle w:val="TableText"/>
               <w:spacing w:after="0"/>
               <w:jc w:val="right"/>
             </w:pPr>
@@ -4927,10 +5142,11 @@
         </w:tc>
         <w:tc>
           <w:tcPr>
-            <w:tcW w:w="1661" w:type="dxa"/>
-          </w:tcPr>
-          <w:p>
-            <w:pPr>
+            <w:tcW w:w="1156" w:type="dxa"/>
+          </w:tcPr>
+          <w:p>
+            <w:pPr>
+              <w:pStyle w:val="TableText"/>
               <w:spacing w:after="0"/>
               <w:jc w:val="right"/>
             </w:pPr>
@@ -4945,10 +5161,11 @@
         </w:tc>
         <w:tc>
           <w:tcPr>
-            <w:tcW w:w="1661" w:type="dxa"/>
-          </w:tcPr>
-          <w:p>
-            <w:pPr>
+            <w:tcW w:w="1752" w:type="dxa"/>
+          </w:tcPr>
+          <w:p>
+            <w:pPr>
+              <w:pStyle w:val="TableText"/>
               <w:spacing w:after="0"/>
               <w:jc w:val="right"/>
             </w:pPr>
@@ -4965,10 +5182,11 @@
       <w:tr>
         <w:tc>
           <w:tcPr>
-            <w:tcW w:w="1661" w:type="dxa"/>
-          </w:tcPr>
-          <w:p>
-            <w:pPr>
+            <w:tcW w:w="1008" w:type="dxa"/>
+          </w:tcPr>
+          <w:p>
+            <w:pPr>
+              <w:pStyle w:val="TableText"/>
               <w:spacing w:after="0"/>
               <w:jc w:val="right"/>
             </w:pPr>
@@ -4983,10 +5201,11 @@
         </w:tc>
         <w:tc>
           <w:tcPr>
-            <w:tcW w:w="1661" w:type="dxa"/>
-          </w:tcPr>
-          <w:p>
-            <w:pPr>
+            <w:tcW w:w="3530" w:type="dxa"/>
+          </w:tcPr>
+          <w:p>
+            <w:pPr>
+              <w:pStyle w:val="TableText"/>
               <w:spacing w:after="0"/>
             </w:pPr>
             <w:r>
@@ -5000,10 +5219,11 @@
         </w:tc>
         <w:tc>
           <w:tcPr>
-            <w:tcW w:w="1661" w:type="dxa"/>
-          </w:tcPr>
-          <w:p>
-            <w:pPr>
+            <w:tcW w:w="860" w:type="dxa"/>
+          </w:tcPr>
+          <w:p>
+            <w:pPr>
+              <w:pStyle w:val="TableText"/>
               <w:spacing w:after="0"/>
               <w:jc w:val="right"/>
             </w:pPr>
@@ -5018,10 +5238,11 @@
         </w:tc>
         <w:tc>
           <w:tcPr>
-            <w:tcW w:w="1661" w:type="dxa"/>
-          </w:tcPr>
-          <w:p>
-            <w:pPr>
+            <w:tcW w:w="1156" w:type="dxa"/>
+          </w:tcPr>
+          <w:p>
+            <w:pPr>
+              <w:pStyle w:val="TableText"/>
               <w:spacing w:after="0"/>
               <w:jc w:val="right"/>
             </w:pPr>
@@ -5036,10 +5257,11 @@
         </w:tc>
         <w:tc>
           <w:tcPr>
-            <w:tcW w:w="1661" w:type="dxa"/>
-          </w:tcPr>
-          <w:p>
-            <w:pPr>
+            <w:tcW w:w="1752" w:type="dxa"/>
+          </w:tcPr>
+          <w:p>
+            <w:pPr>
+              <w:pStyle w:val="TableText"/>
               <w:spacing w:after="0"/>
               <w:jc w:val="right"/>
             </w:pPr>
@@ -5056,10 +5278,11 @@
       <w:tr>
         <w:tc>
           <w:tcPr>
-            <w:tcW w:w="1661" w:type="dxa"/>
-          </w:tcPr>
-          <w:p>
-            <w:pPr>
+            <w:tcW w:w="1008" w:type="dxa"/>
+          </w:tcPr>
+          <w:p>
+            <w:pPr>
+              <w:pStyle w:val="TableText"/>
               <w:spacing w:after="0"/>
               <w:jc w:val="right"/>
             </w:pPr>
@@ -5074,10 +5297,11 @@
         </w:tc>
         <w:tc>
           <w:tcPr>
-            <w:tcW w:w="1661" w:type="dxa"/>
-          </w:tcPr>
-          <w:p>
-            <w:pPr>
+            <w:tcW w:w="3530" w:type="dxa"/>
+          </w:tcPr>
+          <w:p>
+            <w:pPr>
+              <w:pStyle w:val="TableText"/>
               <w:spacing w:after="0"/>
             </w:pPr>
             <w:r>
@@ -5091,10 +5315,11 @@
         </w:tc>
         <w:tc>
           <w:tcPr>
-            <w:tcW w:w="1661" w:type="dxa"/>
-          </w:tcPr>
-          <w:p>
-            <w:pPr>
+            <w:tcW w:w="860" w:type="dxa"/>
+          </w:tcPr>
+          <w:p>
+            <w:pPr>
+              <w:pStyle w:val="TableText"/>
               <w:spacing w:after="0"/>
               <w:jc w:val="right"/>
             </w:pPr>
@@ -5109,10 +5334,11 @@
         </w:tc>
         <w:tc>
           <w:tcPr>
-            <w:tcW w:w="1661" w:type="dxa"/>
-          </w:tcPr>
-          <w:p>
-            <w:pPr>
+            <w:tcW w:w="1156" w:type="dxa"/>
+          </w:tcPr>
+          <w:p>
+            <w:pPr>
+              <w:pStyle w:val="TableText"/>
               <w:spacing w:after="0"/>
               <w:jc w:val="right"/>
             </w:pPr>
@@ -5127,10 +5353,11 @@
         </w:tc>
         <w:tc>
           <w:tcPr>
-            <w:tcW w:w="1661" w:type="dxa"/>
-          </w:tcPr>
-          <w:p>
-            <w:pPr>
+            <w:tcW w:w="1752" w:type="dxa"/>
+          </w:tcPr>
+          <w:p>
+            <w:pPr>
+              <w:pStyle w:val="TableText"/>
               <w:spacing w:after="0"/>
               <w:jc w:val="right"/>
             </w:pPr>
@@ -5147,10 +5374,11 @@
       <w:tr>
         <w:tc>
           <w:tcPr>
-            <w:tcW w:w="1661" w:type="dxa"/>
-          </w:tcPr>
-          <w:p>
-            <w:pPr>
+            <w:tcW w:w="1008" w:type="dxa"/>
+          </w:tcPr>
+          <w:p>
+            <w:pPr>
+              <w:pStyle w:val="TableText"/>
               <w:spacing w:after="0"/>
               <w:jc w:val="right"/>
             </w:pPr>
@@ -5165,10 +5393,11 @@
         </w:tc>
         <w:tc>
           <w:tcPr>
-            <w:tcW w:w="1661" w:type="dxa"/>
-          </w:tcPr>
-          <w:p>
-            <w:pPr>
+            <w:tcW w:w="3530" w:type="dxa"/>
+          </w:tcPr>
+          <w:p>
+            <w:pPr>
+              <w:pStyle w:val="TableText"/>
               <w:spacing w:after="0"/>
             </w:pPr>
             <w:r>
@@ -5182,10 +5411,11 @@
         </w:tc>
         <w:tc>
           <w:tcPr>
-            <w:tcW w:w="1661" w:type="dxa"/>
-          </w:tcPr>
-          <w:p>
-            <w:pPr>
+            <w:tcW w:w="860" w:type="dxa"/>
+          </w:tcPr>
+          <w:p>
+            <w:pPr>
+              <w:pStyle w:val="TableText"/>
               <w:spacing w:after="0"/>
               <w:jc w:val="right"/>
             </w:pPr>
@@ -5200,10 +5430,11 @@
         </w:tc>
         <w:tc>
           <w:tcPr>
-            <w:tcW w:w="1661" w:type="dxa"/>
-          </w:tcPr>
-          <w:p>
-            <w:pPr>
+            <w:tcW w:w="1156" w:type="dxa"/>
+          </w:tcPr>
+          <w:p>
+            <w:pPr>
+              <w:pStyle w:val="TableText"/>
               <w:spacing w:after="0"/>
               <w:jc w:val="right"/>
             </w:pPr>
@@ -5218,10 +5449,11 @@
         </w:tc>
         <w:tc>
           <w:tcPr>
-            <w:tcW w:w="1661" w:type="dxa"/>
-          </w:tcPr>
-          <w:p>
-            <w:pPr>
+            <w:tcW w:w="1752" w:type="dxa"/>
+          </w:tcPr>
+          <w:p>
+            <w:pPr>
+              <w:pStyle w:val="TableText"/>
               <w:spacing w:after="0"/>
               <w:jc w:val="right"/>
             </w:pPr>
@@ -5238,10 +5470,11 @@
       <w:tr>
         <w:tc>
           <w:tcPr>
-            <w:tcW w:w="1661" w:type="dxa"/>
-          </w:tcPr>
-          <w:p>
-            <w:pPr>
+            <w:tcW w:w="1008" w:type="dxa"/>
+          </w:tcPr>
+          <w:p>
+            <w:pPr>
+              <w:pStyle w:val="TableText"/>
               <w:spacing w:after="0"/>
               <w:jc w:val="right"/>
             </w:pPr>
@@ -5256,10 +5489,11 @@
         </w:tc>
         <w:tc>
           <w:tcPr>
-            <w:tcW w:w="1661" w:type="dxa"/>
-          </w:tcPr>
-          <w:p>
-            <w:pPr>
+            <w:tcW w:w="3530" w:type="dxa"/>
+          </w:tcPr>
+          <w:p>
+            <w:pPr>
+              <w:pStyle w:val="TableText"/>
               <w:spacing w:after="0"/>
             </w:pPr>
             <w:r>
@@ -5273,10 +5507,11 @@
         </w:tc>
         <w:tc>
           <w:tcPr>
-            <w:tcW w:w="1661" w:type="dxa"/>
-          </w:tcPr>
-          <w:p>
-            <w:pPr>
+            <w:tcW w:w="860" w:type="dxa"/>
+          </w:tcPr>
+          <w:p>
+            <w:pPr>
+              <w:pStyle w:val="TableText"/>
               <w:spacing w:after="0"/>
               <w:jc w:val="right"/>
             </w:pPr>
@@ -5291,10 +5526,11 @@
         </w:tc>
         <w:tc>
           <w:tcPr>
-            <w:tcW w:w="1661" w:type="dxa"/>
-          </w:tcPr>
-          <w:p>
-            <w:pPr>
+            <w:tcW w:w="1156" w:type="dxa"/>
+          </w:tcPr>
+          <w:p>
+            <w:pPr>
+              <w:pStyle w:val="TableText"/>
               <w:spacing w:after="0"/>
               <w:jc w:val="right"/>
             </w:pPr>
@@ -5309,10 +5545,11 @@
         </w:tc>
         <w:tc>
           <w:tcPr>
-            <w:tcW w:w="1661" w:type="dxa"/>
-          </w:tcPr>
-          <w:p>
-            <w:pPr>
+            <w:tcW w:w="1752" w:type="dxa"/>
+          </w:tcPr>
+          <w:p>
+            <w:pPr>
+              <w:pStyle w:val="TableText"/>
               <w:spacing w:after="0"/>
               <w:jc w:val="right"/>
             </w:pPr>
@@ -5329,10 +5566,11 @@
       <w:tr>
         <w:tc>
           <w:tcPr>
-            <w:tcW w:w="1661" w:type="dxa"/>
-          </w:tcPr>
-          <w:p>
-            <w:pPr>
+            <w:tcW w:w="1008" w:type="dxa"/>
+          </w:tcPr>
+          <w:p>
+            <w:pPr>
+              <w:pStyle w:val="TableText"/>
               <w:spacing w:after="0"/>
               <w:jc w:val="right"/>
             </w:pPr>
@@ -5347,10 +5585,11 @@
         </w:tc>
         <w:tc>
           <w:tcPr>
-            <w:tcW w:w="1661" w:type="dxa"/>
-          </w:tcPr>
-          <w:p>
-            <w:pPr>
+            <w:tcW w:w="3530" w:type="dxa"/>
+          </w:tcPr>
+          <w:p>
+            <w:pPr>
+              <w:pStyle w:val="TableText"/>
               <w:spacing w:after="0"/>
             </w:pPr>
             <w:r>
@@ -5364,10 +5603,11 @@
         </w:tc>
         <w:tc>
           <w:tcPr>
-            <w:tcW w:w="1661" w:type="dxa"/>
-          </w:tcPr>
-          <w:p>
-            <w:pPr>
+            <w:tcW w:w="860" w:type="dxa"/>
+          </w:tcPr>
+          <w:p>
+            <w:pPr>
+              <w:pStyle w:val="TableText"/>
               <w:spacing w:after="0"/>
               <w:jc w:val="right"/>
             </w:pPr>
@@ -5382,10 +5622,11 @@
         </w:tc>
         <w:tc>
           <w:tcPr>
-            <w:tcW w:w="1661" w:type="dxa"/>
-          </w:tcPr>
-          <w:p>
-            <w:pPr>
+            <w:tcW w:w="1156" w:type="dxa"/>
+          </w:tcPr>
+          <w:p>
+            <w:pPr>
+              <w:pStyle w:val="TableText"/>
               <w:spacing w:after="0"/>
               <w:jc w:val="right"/>
             </w:pPr>
@@ -5400,10 +5641,11 @@
         </w:tc>
         <w:tc>
           <w:tcPr>
-            <w:tcW w:w="1661" w:type="dxa"/>
-          </w:tcPr>
-          <w:p>
-            <w:pPr>
+            <w:tcW w:w="1752" w:type="dxa"/>
+          </w:tcPr>
+          <w:p>
+            <w:pPr>
+              <w:pStyle w:val="TableText"/>
               <w:spacing w:after="0"/>
               <w:jc w:val="right"/>
             </w:pPr>
@@ -5420,10 +5662,11 @@
       <w:tr>
         <w:tc>
           <w:tcPr>
-            <w:tcW w:w="1661" w:type="dxa"/>
-          </w:tcPr>
-          <w:p>
-            <w:pPr>
+            <w:tcW w:w="1008" w:type="dxa"/>
+          </w:tcPr>
+          <w:p>
+            <w:pPr>
+              <w:pStyle w:val="TableText"/>
               <w:spacing w:after="0"/>
               <w:jc w:val="right"/>
             </w:pPr>
@@ -5438,10 +5681,11 @@
         </w:tc>
         <w:tc>
           <w:tcPr>
-            <w:tcW w:w="1661" w:type="dxa"/>
-          </w:tcPr>
-          <w:p>
-            <w:pPr>
+            <w:tcW w:w="3530" w:type="dxa"/>
+          </w:tcPr>
+          <w:p>
+            <w:pPr>
+              <w:pStyle w:val="TableText"/>
               <w:spacing w:after="0"/>
             </w:pPr>
             <w:r>
@@ -5455,10 +5699,11 @@
         </w:tc>
         <w:tc>
           <w:tcPr>
-            <w:tcW w:w="1661" w:type="dxa"/>
-          </w:tcPr>
-          <w:p>
-            <w:pPr>
+            <w:tcW w:w="860" w:type="dxa"/>
+          </w:tcPr>
+          <w:p>
+            <w:pPr>
+              <w:pStyle w:val="TableText"/>
               <w:spacing w:after="0"/>
               <w:jc w:val="right"/>
             </w:pPr>
@@ -5473,10 +5718,11 @@
         </w:tc>
         <w:tc>
           <w:tcPr>
-            <w:tcW w:w="1661" w:type="dxa"/>
-          </w:tcPr>
-          <w:p>
-            <w:pPr>
+            <w:tcW w:w="1156" w:type="dxa"/>
+          </w:tcPr>
+          <w:p>
+            <w:pPr>
+              <w:pStyle w:val="TableText"/>
               <w:spacing w:after="0"/>
               <w:jc w:val="right"/>
             </w:pPr>
@@ -5491,10 +5737,11 @@
         </w:tc>
         <w:tc>
           <w:tcPr>
-            <w:tcW w:w="1661" w:type="dxa"/>
-          </w:tcPr>
-          <w:p>
-            <w:pPr>
+            <w:tcW w:w="1752" w:type="dxa"/>
+          </w:tcPr>
+          <w:p>
+            <w:pPr>
+              <w:pStyle w:val="TableText"/>
               <w:spacing w:after="0"/>
               <w:jc w:val="right"/>
             </w:pPr>
@@ -5511,10 +5758,11 @@
       <w:tr>
         <w:tc>
           <w:tcPr>
-            <w:tcW w:w="1661" w:type="dxa"/>
-          </w:tcPr>
-          <w:p>
-            <w:pPr>
+            <w:tcW w:w="1008" w:type="dxa"/>
+          </w:tcPr>
+          <w:p>
+            <w:pPr>
+              <w:pStyle w:val="TableText"/>
               <w:spacing w:after="0"/>
               <w:jc w:val="right"/>
             </w:pPr>
@@ -5529,10 +5777,11 @@
         </w:tc>
         <w:tc>
           <w:tcPr>
-            <w:tcW w:w="1661" w:type="dxa"/>
-          </w:tcPr>
-          <w:p>
-            <w:pPr>
+            <w:tcW w:w="3530" w:type="dxa"/>
+          </w:tcPr>
+          <w:p>
+            <w:pPr>
+              <w:pStyle w:val="TableText"/>
               <w:spacing w:after="0"/>
             </w:pPr>
             <w:r>
@@ -5546,10 +5795,11 @@
         </w:tc>
         <w:tc>
           <w:tcPr>
-            <w:tcW w:w="1661" w:type="dxa"/>
-          </w:tcPr>
-          <w:p>
-            <w:pPr>
+            <w:tcW w:w="860" w:type="dxa"/>
+          </w:tcPr>
+          <w:p>
+            <w:pPr>
+              <w:pStyle w:val="TableText"/>
               <w:spacing w:after="0"/>
               <w:jc w:val="right"/>
             </w:pPr>
@@ -5564,10 +5814,11 @@
         </w:tc>
         <w:tc>
           <w:tcPr>
-            <w:tcW w:w="1661" w:type="dxa"/>
-          </w:tcPr>
-          <w:p>
-            <w:pPr>
+            <w:tcW w:w="1156" w:type="dxa"/>
+          </w:tcPr>
+          <w:p>
+            <w:pPr>
+              <w:pStyle w:val="TableText"/>
               <w:spacing w:after="0"/>
               <w:jc w:val="right"/>
             </w:pPr>
@@ -5582,10 +5833,11 @@
         </w:tc>
         <w:tc>
           <w:tcPr>
-            <w:tcW w:w="1661" w:type="dxa"/>
-          </w:tcPr>
-          <w:p>
-            <w:pPr>
+            <w:tcW w:w="1752" w:type="dxa"/>
+          </w:tcPr>
+          <w:p>
+            <w:pPr>
+              <w:pStyle w:val="TableText"/>
               <w:spacing w:after="0"/>
               <w:jc w:val="right"/>
             </w:pPr>
@@ -5602,10 +5854,11 @@
       <w:tr>
         <w:tc>
           <w:tcPr>
-            <w:tcW w:w="1661" w:type="dxa"/>
-          </w:tcPr>
-          <w:p>
-            <w:pPr>
+            <w:tcW w:w="1008" w:type="dxa"/>
+          </w:tcPr>
+          <w:p>
+            <w:pPr>
+              <w:pStyle w:val="TableText"/>
               <w:spacing w:after="0"/>
               <w:jc w:val="right"/>
             </w:pPr>
@@ -5620,10 +5873,11 @@
         </w:tc>
         <w:tc>
           <w:tcPr>
-            <w:tcW w:w="1661" w:type="dxa"/>
-          </w:tcPr>
-          <w:p>
-            <w:pPr>
+            <w:tcW w:w="3530" w:type="dxa"/>
+          </w:tcPr>
+          <w:p>
+            <w:pPr>
+              <w:pStyle w:val="TableText"/>
               <w:spacing w:after="0"/>
             </w:pPr>
             <w:r>
@@ -5637,10 +5891,11 @@
         </w:tc>
         <w:tc>
           <w:tcPr>
-            <w:tcW w:w="1661" w:type="dxa"/>
-          </w:tcPr>
-          <w:p>
-            <w:pPr>
+            <w:tcW w:w="860" w:type="dxa"/>
+          </w:tcPr>
+          <w:p>
+            <w:pPr>
+              <w:pStyle w:val="TableText"/>
               <w:spacing w:after="0"/>
               <w:jc w:val="right"/>
             </w:pPr>
@@ -5655,10 +5910,11 @@
         </w:tc>
         <w:tc>
           <w:tcPr>
-            <w:tcW w:w="1661" w:type="dxa"/>
-          </w:tcPr>
-          <w:p>
-            <w:pPr>
+            <w:tcW w:w="1156" w:type="dxa"/>
+          </w:tcPr>
+          <w:p>
+            <w:pPr>
+              <w:pStyle w:val="TableText"/>
               <w:spacing w:after="0"/>
               <w:jc w:val="right"/>
             </w:pPr>
@@ -5673,10 +5929,11 @@
         </w:tc>
         <w:tc>
           <w:tcPr>
-            <w:tcW w:w="1661" w:type="dxa"/>
-          </w:tcPr>
-          <w:p>
-            <w:pPr>
+            <w:tcW w:w="1752" w:type="dxa"/>
+          </w:tcPr>
+          <w:p>
+            <w:pPr>
+              <w:pStyle w:val="TableText"/>
               <w:spacing w:after="0"/>
               <w:jc w:val="right"/>
             </w:pPr>
@@ -5693,10 +5950,11 @@
       <w:tr>
         <w:tc>
           <w:tcPr>
-            <w:tcW w:w="1661" w:type="dxa"/>
-          </w:tcPr>
-          <w:p>
-            <w:pPr>
+            <w:tcW w:w="1008" w:type="dxa"/>
+          </w:tcPr>
+          <w:p>
+            <w:pPr>
+              <w:pStyle w:val="TableText"/>
               <w:spacing w:after="0"/>
               <w:jc w:val="right"/>
             </w:pPr>
@@ -5711,10 +5969,11 @@
         </w:tc>
         <w:tc>
           <w:tcPr>
-            <w:tcW w:w="1661" w:type="dxa"/>
-          </w:tcPr>
-          <w:p>
-            <w:pPr>
+            <w:tcW w:w="3530" w:type="dxa"/>
+          </w:tcPr>
+          <w:p>
+            <w:pPr>
+              <w:pStyle w:val="TableText"/>
               <w:spacing w:after="0"/>
             </w:pPr>
             <w:r>
@@ -5728,10 +5987,11 @@
         </w:tc>
         <w:tc>
           <w:tcPr>
-            <w:tcW w:w="1661" w:type="dxa"/>
-          </w:tcPr>
-          <w:p>
-            <w:pPr>
+            <w:tcW w:w="860" w:type="dxa"/>
+          </w:tcPr>
+          <w:p>
+            <w:pPr>
+              <w:pStyle w:val="TableText"/>
               <w:spacing w:after="0"/>
               <w:jc w:val="right"/>
             </w:pPr>
@@ -5746,10 +6006,11 @@
         </w:tc>
         <w:tc>
           <w:tcPr>
-            <w:tcW w:w="1661" w:type="dxa"/>
-          </w:tcPr>
-          <w:p>
-            <w:pPr>
+            <w:tcW w:w="1156" w:type="dxa"/>
+          </w:tcPr>
+          <w:p>
+            <w:pPr>
+              <w:pStyle w:val="TableText"/>
               <w:spacing w:after="0"/>
               <w:jc w:val="right"/>
             </w:pPr>
@@ -5764,10 +6025,11 @@
         </w:tc>
         <w:tc>
           <w:tcPr>
-            <w:tcW w:w="1661" w:type="dxa"/>
-          </w:tcPr>
-          <w:p>
-            <w:pPr>
+            <w:tcW w:w="1752" w:type="dxa"/>
+          </w:tcPr>
+          <w:p>
+            <w:pPr>
+              <w:pStyle w:val="TableText"/>
               <w:spacing w:after="0"/>
               <w:jc w:val="right"/>
             </w:pPr>
@@ -5784,10 +6046,11 @@
       <w:tr>
         <w:tc>
           <w:tcPr>
-            <w:tcW w:w="1661" w:type="dxa"/>
-          </w:tcPr>
-          <w:p>
-            <w:pPr>
+            <w:tcW w:w="1008" w:type="dxa"/>
+          </w:tcPr>
+          <w:p>
+            <w:pPr>
+              <w:pStyle w:val="TableText"/>
               <w:spacing w:after="0"/>
               <w:jc w:val="right"/>
             </w:pPr>
@@ -5802,10 +6065,11 @@
         </w:tc>
         <w:tc>
           <w:tcPr>
-            <w:tcW w:w="1661" w:type="dxa"/>
-          </w:tcPr>
-          <w:p>
-            <w:pPr>
+            <w:tcW w:w="3530" w:type="dxa"/>
+          </w:tcPr>
+          <w:p>
+            <w:pPr>
+              <w:pStyle w:val="TableText"/>
               <w:spacing w:after="0"/>
             </w:pPr>
             <w:r>
@@ -5819,10 +6083,11 @@
         </w:tc>
         <w:tc>
           <w:tcPr>
-            <w:tcW w:w="1661" w:type="dxa"/>
-          </w:tcPr>
-          <w:p>
-            <w:pPr>
+            <w:tcW w:w="860" w:type="dxa"/>
+          </w:tcPr>
+          <w:p>
+            <w:pPr>
+              <w:pStyle w:val="TableText"/>
               <w:spacing w:after="0"/>
               <w:jc w:val="right"/>
             </w:pPr>
@@ -5837,10 +6102,11 @@
         </w:tc>
         <w:tc>
           <w:tcPr>
-            <w:tcW w:w="1661" w:type="dxa"/>
-          </w:tcPr>
-          <w:p>
-            <w:pPr>
+            <w:tcW w:w="1156" w:type="dxa"/>
+          </w:tcPr>
+          <w:p>
+            <w:pPr>
+              <w:pStyle w:val="TableText"/>
               <w:spacing w:after="0"/>
               <w:jc w:val="right"/>
             </w:pPr>
@@ -5855,10 +6121,11 @@
         </w:tc>
         <w:tc>
           <w:tcPr>
-            <w:tcW w:w="1661" w:type="dxa"/>
-          </w:tcPr>
-          <w:p>
-            <w:pPr>
+            <w:tcW w:w="1752" w:type="dxa"/>
+          </w:tcPr>
+          <w:p>
+            <w:pPr>
+              <w:pStyle w:val="TableText"/>
               <w:spacing w:after="0"/>
               <w:jc w:val="right"/>
             </w:pPr>
@@ -5875,10 +6142,11 @@
       <w:tr>
         <w:tc>
           <w:tcPr>
-            <w:tcW w:w="1661" w:type="dxa"/>
-          </w:tcPr>
-          <w:p>
-            <w:pPr>
+            <w:tcW w:w="1008" w:type="dxa"/>
+          </w:tcPr>
+          <w:p>
+            <w:pPr>
+              <w:pStyle w:val="TableText"/>
               <w:spacing w:after="0"/>
               <w:jc w:val="right"/>
             </w:pPr>
@@ -5893,10 +6161,11 @@
         </w:tc>
         <w:tc>
           <w:tcPr>
-            <w:tcW w:w="1661" w:type="dxa"/>
-          </w:tcPr>
-          <w:p>
-            <w:pPr>
+            <w:tcW w:w="3530" w:type="dxa"/>
+          </w:tcPr>
+          <w:p>
+            <w:pPr>
+              <w:pStyle w:val="TableText"/>
               <w:spacing w:after="0"/>
             </w:pPr>
             <w:r>
@@ -5910,10 +6179,11 @@
         </w:tc>
         <w:tc>
           <w:tcPr>
-            <w:tcW w:w="1661" w:type="dxa"/>
-          </w:tcPr>
-          <w:p>
-            <w:pPr>
+            <w:tcW w:w="860" w:type="dxa"/>
+          </w:tcPr>
+          <w:p>
+            <w:pPr>
+              <w:pStyle w:val="TableText"/>
               <w:spacing w:after="0"/>
               <w:jc w:val="right"/>
             </w:pPr>
@@ -5928,10 +6198,11 @@
         </w:tc>
         <w:tc>
           <w:tcPr>
-            <w:tcW w:w="1661" w:type="dxa"/>
-          </w:tcPr>
-          <w:p>
-            <w:pPr>
+            <w:tcW w:w="1156" w:type="dxa"/>
+          </w:tcPr>
+          <w:p>
+            <w:pPr>
+              <w:pStyle w:val="TableText"/>
               <w:spacing w:after="0"/>
               <w:jc w:val="right"/>
             </w:pPr>
@@ -5946,10 +6217,11 @@
         </w:tc>
         <w:tc>
           <w:tcPr>
-            <w:tcW w:w="1661" w:type="dxa"/>
-          </w:tcPr>
-          <w:p>
-            <w:pPr>
+            <w:tcW w:w="1752" w:type="dxa"/>
+          </w:tcPr>
+          <w:p>
+            <w:pPr>
+              <w:pStyle w:val="TableText"/>
               <w:spacing w:after="0"/>
               <w:jc w:val="right"/>
             </w:pPr>
@@ -5966,10 +6238,11 @@
       <w:tr>
         <w:tc>
           <w:tcPr>
-            <w:tcW w:w="1661" w:type="dxa"/>
-          </w:tcPr>
-          <w:p>
-            <w:pPr>
+            <w:tcW w:w="1008" w:type="dxa"/>
+          </w:tcPr>
+          <w:p>
+            <w:pPr>
+              <w:pStyle w:val="TableText"/>
               <w:spacing w:after="0"/>
               <w:jc w:val="right"/>
             </w:pPr>
@@ -5984,10 +6257,11 @@
         </w:tc>
         <w:tc>
           <w:tcPr>
-            <w:tcW w:w="1661" w:type="dxa"/>
-          </w:tcPr>
-          <w:p>
-            <w:pPr>
+            <w:tcW w:w="3530" w:type="dxa"/>
+          </w:tcPr>
+          <w:p>
+            <w:pPr>
+              <w:pStyle w:val="TableText"/>
               <w:spacing w:after="0"/>
             </w:pPr>
             <w:r>
@@ -6001,10 +6275,11 @@
         </w:tc>
         <w:tc>
           <w:tcPr>
-            <w:tcW w:w="1661" w:type="dxa"/>
-          </w:tcPr>
-          <w:p>
-            <w:pPr>
+            <w:tcW w:w="860" w:type="dxa"/>
+          </w:tcPr>
+          <w:p>
+            <w:pPr>
+              <w:pStyle w:val="TableText"/>
               <w:spacing w:after="0"/>
               <w:jc w:val="right"/>
             </w:pPr>
@@ -6019,10 +6294,11 @@
         </w:tc>
         <w:tc>
           <w:tcPr>
-            <w:tcW w:w="1661" w:type="dxa"/>
-          </w:tcPr>
-          <w:p>
-            <w:pPr>
+            <w:tcW w:w="1156" w:type="dxa"/>
+          </w:tcPr>
+          <w:p>
+            <w:pPr>
+              <w:pStyle w:val="TableText"/>
               <w:spacing w:after="0"/>
               <w:jc w:val="right"/>
             </w:pPr>
@@ -6037,10 +6313,11 @@
         </w:tc>
         <w:tc>
           <w:tcPr>
-            <w:tcW w:w="1661" w:type="dxa"/>
-          </w:tcPr>
-          <w:p>
-            <w:pPr>
+            <w:tcW w:w="1752" w:type="dxa"/>
+          </w:tcPr>
+          <w:p>
+            <w:pPr>
+              <w:pStyle w:val="TableText"/>
               <w:spacing w:after="0"/>
               <w:jc w:val="right"/>
             </w:pPr>
@@ -6057,10 +6334,11 @@
       <w:tr>
         <w:tc>
           <w:tcPr>
-            <w:tcW w:w="1661" w:type="dxa"/>
-          </w:tcPr>
-          <w:p>
-            <w:pPr>
+            <w:tcW w:w="1008" w:type="dxa"/>
+          </w:tcPr>
+          <w:p>
+            <w:pPr>
+              <w:pStyle w:val="TableText"/>
               <w:spacing w:after="0"/>
               <w:jc w:val="right"/>
             </w:pPr>
@@ -6075,10 +6353,11 @@
         </w:tc>
         <w:tc>
           <w:tcPr>
-            <w:tcW w:w="1661" w:type="dxa"/>
-          </w:tcPr>
-          <w:p>
-            <w:pPr>
+            <w:tcW w:w="3530" w:type="dxa"/>
+          </w:tcPr>
+          <w:p>
+            <w:pPr>
+              <w:pStyle w:val="TableText"/>
               <w:spacing w:after="0"/>
             </w:pPr>
             <w:r>
@@ -6092,10 +6371,11 @@
         </w:tc>
         <w:tc>
           <w:tcPr>
-            <w:tcW w:w="1661" w:type="dxa"/>
-          </w:tcPr>
-          <w:p>
-            <w:pPr>
+            <w:tcW w:w="860" w:type="dxa"/>
+          </w:tcPr>
+          <w:p>
+            <w:pPr>
+              <w:pStyle w:val="TableText"/>
               <w:spacing w:after="0"/>
               <w:jc w:val="right"/>
             </w:pPr>
@@ -6110,10 +6390,11 @@
         </w:tc>
         <w:tc>
           <w:tcPr>
-            <w:tcW w:w="1661" w:type="dxa"/>
-          </w:tcPr>
-          <w:p>
-            <w:pPr>
+            <w:tcW w:w="1156" w:type="dxa"/>
+          </w:tcPr>
+          <w:p>
+            <w:pPr>
+              <w:pStyle w:val="TableText"/>
               <w:spacing w:after="0"/>
               <w:jc w:val="right"/>
             </w:pPr>
@@ -6128,10 +6409,11 @@
         </w:tc>
         <w:tc>
           <w:tcPr>
-            <w:tcW w:w="1661" w:type="dxa"/>
-          </w:tcPr>
-          <w:p>
-            <w:pPr>
+            <w:tcW w:w="1752" w:type="dxa"/>
+          </w:tcPr>
+          <w:p>
+            <w:pPr>
+              <w:pStyle w:val="TableText"/>
               <w:spacing w:after="0"/>
               <w:jc w:val="right"/>
             </w:pPr>
@@ -6148,10 +6430,11 @@
       <w:tr>
         <w:tc>
           <w:tcPr>
-            <w:tcW w:w="1661" w:type="dxa"/>
-          </w:tcPr>
-          <w:p>
-            <w:pPr>
+            <w:tcW w:w="1008" w:type="dxa"/>
+          </w:tcPr>
+          <w:p>
+            <w:pPr>
+              <w:pStyle w:val="TableText"/>
               <w:spacing w:after="0"/>
               <w:jc w:val="right"/>
             </w:pPr>
@@ -6166,10 +6449,11 @@
         </w:tc>
         <w:tc>
           <w:tcPr>
-            <w:tcW w:w="1661" w:type="dxa"/>
-          </w:tcPr>
-          <w:p>
-            <w:pPr>
+            <w:tcW w:w="3530" w:type="dxa"/>
+          </w:tcPr>
+          <w:p>
+            <w:pPr>
+              <w:pStyle w:val="TableText"/>
               <w:spacing w:after="0"/>
             </w:pPr>
             <w:r>
@@ -6183,10 +6467,11 @@
         </w:tc>
         <w:tc>
           <w:tcPr>
-            <w:tcW w:w="1661" w:type="dxa"/>
-          </w:tcPr>
-          <w:p>
-            <w:pPr>
+            <w:tcW w:w="860" w:type="dxa"/>
+          </w:tcPr>
+          <w:p>
+            <w:pPr>
+              <w:pStyle w:val="TableText"/>
               <w:spacing w:after="0"/>
               <w:jc w:val="right"/>
             </w:pPr>
@@ -6201,10 +6486,11 @@
         </w:tc>
         <w:tc>
           <w:tcPr>
-            <w:tcW w:w="1661" w:type="dxa"/>
-          </w:tcPr>
-          <w:p>
-            <w:pPr>
+            <w:tcW w:w="1156" w:type="dxa"/>
+          </w:tcPr>
+          <w:p>
+            <w:pPr>
+              <w:pStyle w:val="TableText"/>
               <w:spacing w:after="0"/>
               <w:jc w:val="right"/>
             </w:pPr>
@@ -6219,10 +6505,11 @@
         </w:tc>
         <w:tc>
           <w:tcPr>
-            <w:tcW w:w="1661" w:type="dxa"/>
-          </w:tcPr>
-          <w:p>
-            <w:pPr>
+            <w:tcW w:w="1752" w:type="dxa"/>
+          </w:tcPr>
+          <w:p>
+            <w:pPr>
+              <w:pStyle w:val="TableText"/>
               <w:spacing w:after="0"/>
               <w:jc w:val="right"/>
             </w:pPr>
@@ -6239,10 +6526,11 @@
       <w:tr>
         <w:tc>
           <w:tcPr>
-            <w:tcW w:w="1661" w:type="dxa"/>
-          </w:tcPr>
-          <w:p>
-            <w:pPr>
+            <w:tcW w:w="1008" w:type="dxa"/>
+          </w:tcPr>
+          <w:p>
+            <w:pPr>
+              <w:pStyle w:val="TableText"/>
               <w:spacing w:after="0"/>
               <w:jc w:val="right"/>
             </w:pPr>
@@ -6257,10 +6545,11 @@
         </w:tc>
         <w:tc>
           <w:tcPr>
-            <w:tcW w:w="1661" w:type="dxa"/>
-          </w:tcPr>
-          <w:p>
-            <w:pPr>
+            <w:tcW w:w="3530" w:type="dxa"/>
+          </w:tcPr>
+          <w:p>
+            <w:pPr>
+              <w:pStyle w:val="TableText"/>
               <w:spacing w:after="0"/>
             </w:pPr>
             <w:r>
@@ -6274,10 +6563,11 @@
         </w:tc>
         <w:tc>
           <w:tcPr>
-            <w:tcW w:w="1661" w:type="dxa"/>
-          </w:tcPr>
-          <w:p>
-            <w:pPr>
+            <w:tcW w:w="860" w:type="dxa"/>
+          </w:tcPr>
+          <w:p>
+            <w:pPr>
+              <w:pStyle w:val="TableText"/>
               <w:spacing w:after="0"/>
               <w:jc w:val="right"/>
             </w:pPr>
@@ -6292,10 +6582,11 @@
         </w:tc>
         <w:tc>
           <w:tcPr>
-            <w:tcW w:w="1661" w:type="dxa"/>
-          </w:tcPr>
-          <w:p>
-            <w:pPr>
+            <w:tcW w:w="1156" w:type="dxa"/>
+          </w:tcPr>
+          <w:p>
+            <w:pPr>
+              <w:pStyle w:val="TableText"/>
               <w:spacing w:after="0"/>
               <w:jc w:val="right"/>
             </w:pPr>
@@ -6310,10 +6601,11 @@
         </w:tc>
         <w:tc>
           <w:tcPr>
-            <w:tcW w:w="1661" w:type="dxa"/>
-          </w:tcPr>
-          <w:p>
-            <w:pPr>
+            <w:tcW w:w="1752" w:type="dxa"/>
+          </w:tcPr>
+          <w:p>
+            <w:pPr>
+              <w:pStyle w:val="TableText"/>
               <w:spacing w:after="0"/>
               <w:jc w:val="right"/>
             </w:pPr>
@@ -6330,10 +6622,11 @@
       <w:tr>
         <w:tc>
           <w:tcPr>
-            <w:tcW w:w="1661" w:type="dxa"/>
-          </w:tcPr>
-          <w:p>
-            <w:pPr>
+            <w:tcW w:w="1008" w:type="dxa"/>
+          </w:tcPr>
+          <w:p>
+            <w:pPr>
+              <w:pStyle w:val="TableText"/>
               <w:spacing w:after="0"/>
               <w:jc w:val="right"/>
             </w:pPr>
@@ -6348,10 +6641,11 @@
         </w:tc>
         <w:tc>
           <w:tcPr>
-            <w:tcW w:w="1661" w:type="dxa"/>
-          </w:tcPr>
-          <w:p>
-            <w:pPr>
+            <w:tcW w:w="3530" w:type="dxa"/>
+          </w:tcPr>
+          <w:p>
+            <w:pPr>
+              <w:pStyle w:val="TableText"/>
               <w:spacing w:after="0"/>
             </w:pPr>
             <w:r>
@@ -6365,10 +6659,11 @@
         </w:tc>
         <w:tc>
           <w:tcPr>
-            <w:tcW w:w="1661" w:type="dxa"/>
-          </w:tcPr>
-          <w:p>
-            <w:pPr>
+            <w:tcW w:w="860" w:type="dxa"/>
+          </w:tcPr>
+          <w:p>
+            <w:pPr>
+              <w:pStyle w:val="TableText"/>
               <w:spacing w:after="0"/>
               <w:jc w:val="right"/>
             </w:pPr>
@@ -6383,10 +6678,11 @@
         </w:tc>
         <w:tc>
           <w:tcPr>
-            <w:tcW w:w="1661" w:type="dxa"/>
-          </w:tcPr>
-          <w:p>
-            <w:pPr>
+            <w:tcW w:w="1156" w:type="dxa"/>
+          </w:tcPr>
+          <w:p>
+            <w:pPr>
+              <w:pStyle w:val="TableText"/>
               <w:spacing w:after="0"/>
               <w:jc w:val="right"/>
             </w:pPr>
@@ -6401,10 +6697,11 @@
         </w:tc>
         <w:tc>
           <w:tcPr>
-            <w:tcW w:w="1661" w:type="dxa"/>
-          </w:tcPr>
-          <w:p>
-            <w:pPr>
+            <w:tcW w:w="1752" w:type="dxa"/>
+          </w:tcPr>
+          <w:p>
+            <w:pPr>
+              <w:pStyle w:val="TableText"/>
               <w:spacing w:after="0"/>
               <w:jc w:val="right"/>
             </w:pPr>
@@ -6421,10 +6718,11 @@
       <w:tr>
         <w:tc>
           <w:tcPr>
-            <w:tcW w:w="1661" w:type="dxa"/>
-          </w:tcPr>
-          <w:p>
-            <w:pPr>
+            <w:tcW w:w="1008" w:type="dxa"/>
+          </w:tcPr>
+          <w:p>
+            <w:pPr>
+              <w:pStyle w:val="TableText"/>
               <w:spacing w:after="0"/>
               <w:jc w:val="right"/>
             </w:pPr>
@@ -6439,10 +6737,11 @@
         </w:tc>
         <w:tc>
           <w:tcPr>
-            <w:tcW w:w="1661" w:type="dxa"/>
-          </w:tcPr>
-          <w:p>
-            <w:pPr>
+            <w:tcW w:w="3530" w:type="dxa"/>
+          </w:tcPr>
+          <w:p>
+            <w:pPr>
+              <w:pStyle w:val="TableText"/>
               <w:spacing w:after="0"/>
             </w:pPr>
             <w:r>
@@ -6456,10 +6755,11 @@
         </w:tc>
         <w:tc>
           <w:tcPr>
-            <w:tcW w:w="1661" w:type="dxa"/>
-          </w:tcPr>
-          <w:p>
-            <w:pPr>
+            <w:tcW w:w="860" w:type="dxa"/>
+          </w:tcPr>
+          <w:p>
+            <w:pPr>
+              <w:pStyle w:val="TableText"/>
               <w:spacing w:after="0"/>
               <w:jc w:val="right"/>
             </w:pPr>
@@ -6474,10 +6774,11 @@
         </w:tc>
         <w:tc>
           <w:tcPr>
-            <w:tcW w:w="1661" w:type="dxa"/>
-          </w:tcPr>
-          <w:p>
-            <w:pPr>
+            <w:tcW w:w="1156" w:type="dxa"/>
+          </w:tcPr>
+          <w:p>
+            <w:pPr>
+              <w:pStyle w:val="TableText"/>
               <w:spacing w:after="0"/>
               <w:jc w:val="right"/>
             </w:pPr>
@@ -6492,10 +6793,11 @@
         </w:tc>
         <w:tc>
           <w:tcPr>
-            <w:tcW w:w="1661" w:type="dxa"/>
-          </w:tcPr>
-          <w:p>
-            <w:pPr>
+            <w:tcW w:w="1752" w:type="dxa"/>
+          </w:tcPr>
+          <w:p>
+            <w:pPr>
+              <w:pStyle w:val="TableText"/>
               <w:spacing w:after="0"/>
               <w:jc w:val="right"/>
             </w:pPr>
@@ -6512,10 +6814,11 @@
       <w:tr>
         <w:tc>
           <w:tcPr>
-            <w:tcW w:w="1661" w:type="dxa"/>
-          </w:tcPr>
-          <w:p>
-            <w:pPr>
+            <w:tcW w:w="1008" w:type="dxa"/>
+          </w:tcPr>
+          <w:p>
+            <w:pPr>
+              <w:pStyle w:val="TableText"/>
               <w:spacing w:after="0"/>
               <w:jc w:val="right"/>
             </w:pPr>
@@ -6530,10 +6833,11 @@
         </w:tc>
         <w:tc>
           <w:tcPr>
-            <w:tcW w:w="1661" w:type="dxa"/>
-          </w:tcPr>
-          <w:p>
-            <w:pPr>
+            <w:tcW w:w="3530" w:type="dxa"/>
+          </w:tcPr>
+          <w:p>
+            <w:pPr>
+              <w:pStyle w:val="TableText"/>
               <w:spacing w:after="0"/>
             </w:pPr>
             <w:r>
@@ -6547,10 +6851,11 @@
         </w:tc>
         <w:tc>
           <w:tcPr>
-            <w:tcW w:w="1661" w:type="dxa"/>
-          </w:tcPr>
-          <w:p>
-            <w:pPr>
+            <w:tcW w:w="860" w:type="dxa"/>
+          </w:tcPr>
+          <w:p>
+            <w:pPr>
+              <w:pStyle w:val="TableText"/>
               <w:spacing w:after="0"/>
               <w:jc w:val="right"/>
             </w:pPr>
@@ -6565,10 +6870,11 @@
         </w:tc>
         <w:tc>
           <w:tcPr>
-            <w:tcW w:w="1661" w:type="dxa"/>
-          </w:tcPr>
-          <w:p>
-            <w:pPr>
+            <w:tcW w:w="1156" w:type="dxa"/>
+          </w:tcPr>
+          <w:p>
+            <w:pPr>
+              <w:pStyle w:val="TableText"/>
               <w:spacing w:after="0"/>
               <w:jc w:val="right"/>
             </w:pPr>
@@ -6583,10 +6889,11 @@
         </w:tc>
         <w:tc>
           <w:tcPr>
-            <w:tcW w:w="1661" w:type="dxa"/>
-          </w:tcPr>
-          <w:p>
-            <w:pPr>
+            <w:tcW w:w="1752" w:type="dxa"/>
+          </w:tcPr>
+          <w:p>
+            <w:pPr>
+              <w:pStyle w:val="TableText"/>
               <w:spacing w:after="0"/>
               <w:jc w:val="right"/>
             </w:pPr>
@@ -6603,10 +6910,11 @@
       <w:tr>
         <w:tc>
           <w:tcPr>
-            <w:tcW w:w="1661" w:type="dxa"/>
-          </w:tcPr>
-          <w:p>
-            <w:pPr>
+            <w:tcW w:w="1008" w:type="dxa"/>
+          </w:tcPr>
+          <w:p>
+            <w:pPr>
+              <w:pStyle w:val="TableText"/>
               <w:spacing w:after="0"/>
               <w:jc w:val="right"/>
             </w:pPr>
@@ -6621,10 +6929,11 @@
         </w:tc>
         <w:tc>
           <w:tcPr>
-            <w:tcW w:w="1661" w:type="dxa"/>
-          </w:tcPr>
-          <w:p>
-            <w:pPr>
+            <w:tcW w:w="3530" w:type="dxa"/>
+          </w:tcPr>
+          <w:p>
+            <w:pPr>
+              <w:pStyle w:val="TableText"/>
               <w:spacing w:after="0"/>
             </w:pPr>
             <w:r>
@@ -6638,10 +6947,11 @@
         </w:tc>
         <w:tc>
           <w:tcPr>
-            <w:tcW w:w="1661" w:type="dxa"/>
-          </w:tcPr>
-          <w:p>
-            <w:pPr>
+            <w:tcW w:w="860" w:type="dxa"/>
+          </w:tcPr>
+          <w:p>
+            <w:pPr>
+              <w:pStyle w:val="TableText"/>
               <w:spacing w:after="0"/>
               <w:jc w:val="right"/>
             </w:pPr>
@@ -6656,10 +6966,11 @@
         </w:tc>
         <w:tc>
           <w:tcPr>
-            <w:tcW w:w="1661" w:type="dxa"/>
-          </w:tcPr>
-          <w:p>
-            <w:pPr>
+            <w:tcW w:w="1156" w:type="dxa"/>
+          </w:tcPr>
+          <w:p>
+            <w:pPr>
+              <w:pStyle w:val="TableText"/>
               <w:spacing w:after="0"/>
               <w:jc w:val="right"/>
             </w:pPr>
@@ -6674,10 +6985,11 @@
         </w:tc>
         <w:tc>
           <w:tcPr>
-            <w:tcW w:w="1661" w:type="dxa"/>
-          </w:tcPr>
-          <w:p>
-            <w:pPr>
+            <w:tcW w:w="1752" w:type="dxa"/>
+          </w:tcPr>
+          <w:p>
+            <w:pPr>
+              <w:pStyle w:val="TableText"/>
               <w:spacing w:after="0"/>
               <w:jc w:val="right"/>
             </w:pPr>
@@ -6694,10 +7006,11 @@
       <w:tr>
         <w:tc>
           <w:tcPr>
-            <w:tcW w:w="1661" w:type="dxa"/>
-          </w:tcPr>
-          <w:p>
-            <w:pPr>
+            <w:tcW w:w="1008" w:type="dxa"/>
+          </w:tcPr>
+          <w:p>
+            <w:pPr>
+              <w:pStyle w:val="TableText"/>
               <w:spacing w:after="0"/>
               <w:jc w:val="right"/>
             </w:pPr>
@@ -6712,10 +7025,11 @@
         </w:tc>
         <w:tc>
           <w:tcPr>
-            <w:tcW w:w="1661" w:type="dxa"/>
-          </w:tcPr>
-          <w:p>
-            <w:pPr>
+            <w:tcW w:w="3530" w:type="dxa"/>
+          </w:tcPr>
+          <w:p>
+            <w:pPr>
+              <w:pStyle w:val="TableText"/>
               <w:spacing w:after="0"/>
             </w:pPr>
             <w:r>
@@ -6729,10 +7043,11 @@
         </w:tc>
         <w:tc>
           <w:tcPr>
-            <w:tcW w:w="1661" w:type="dxa"/>
-          </w:tcPr>
-          <w:p>
-            <w:pPr>
+            <w:tcW w:w="860" w:type="dxa"/>
+          </w:tcPr>
+          <w:p>
+            <w:pPr>
+              <w:pStyle w:val="TableText"/>
               <w:spacing w:after="0"/>
               <w:jc w:val="right"/>
             </w:pPr>
@@ -6747,10 +7062,11 @@
         </w:tc>
         <w:tc>
           <w:tcPr>
-            <w:tcW w:w="1661" w:type="dxa"/>
-          </w:tcPr>
-          <w:p>
-            <w:pPr>
+            <w:tcW w:w="1156" w:type="dxa"/>
+          </w:tcPr>
+          <w:p>
+            <w:pPr>
+              <w:pStyle w:val="TableText"/>
               <w:spacing w:after="0"/>
               <w:jc w:val="right"/>
             </w:pPr>
@@ -6765,10 +7081,11 @@
         </w:tc>
         <w:tc>
           <w:tcPr>
-            <w:tcW w:w="1661" w:type="dxa"/>
-          </w:tcPr>
-          <w:p>
-            <w:pPr>
+            <w:tcW w:w="1752" w:type="dxa"/>
+          </w:tcPr>
+          <w:p>
+            <w:pPr>
+              <w:pStyle w:val="TableText"/>
               <w:spacing w:after="0"/>
               <w:jc w:val="right"/>
             </w:pPr>
@@ -6785,10 +7102,11 @@
       <w:tr>
         <w:tc>
           <w:tcPr>
-            <w:tcW w:w="1661" w:type="dxa"/>
-          </w:tcPr>
-          <w:p>
-            <w:pPr>
+            <w:tcW w:w="1008" w:type="dxa"/>
+          </w:tcPr>
+          <w:p>
+            <w:pPr>
+              <w:pStyle w:val="TableText"/>
               <w:spacing w:after="0"/>
               <w:jc w:val="right"/>
             </w:pPr>
@@ -6803,10 +7121,11 @@
         </w:tc>
         <w:tc>
           <w:tcPr>
-            <w:tcW w:w="1661" w:type="dxa"/>
-          </w:tcPr>
-          <w:p>
-            <w:pPr>
+            <w:tcW w:w="3530" w:type="dxa"/>
+          </w:tcPr>
+          <w:p>
+            <w:pPr>
+              <w:pStyle w:val="TableText"/>
               <w:spacing w:after="0"/>
             </w:pPr>
             <w:r>
@@ -6820,10 +7139,11 @@
         </w:tc>
         <w:tc>
           <w:tcPr>
-            <w:tcW w:w="1661" w:type="dxa"/>
-          </w:tcPr>
-          <w:p>
-            <w:pPr>
+            <w:tcW w:w="860" w:type="dxa"/>
+          </w:tcPr>
+          <w:p>
+            <w:pPr>
+              <w:pStyle w:val="TableText"/>
               <w:spacing w:after="0"/>
               <w:jc w:val="right"/>
             </w:pPr>
@@ -6838,10 +7158,11 @@
         </w:tc>
         <w:tc>
           <w:tcPr>
-            <w:tcW w:w="1661" w:type="dxa"/>
-          </w:tcPr>
-          <w:p>
-            <w:pPr>
+            <w:tcW w:w="1156" w:type="dxa"/>
+          </w:tcPr>
+          <w:p>
+            <w:pPr>
+              <w:pStyle w:val="TableText"/>
               <w:spacing w:after="0"/>
               <w:jc w:val="right"/>
             </w:pPr>
@@ -6856,10 +7177,11 @@
         </w:tc>
         <w:tc>
           <w:tcPr>
-            <w:tcW w:w="1661" w:type="dxa"/>
-          </w:tcPr>
-          <w:p>
-            <w:pPr>
+            <w:tcW w:w="1752" w:type="dxa"/>
+          </w:tcPr>
+          <w:p>
+            <w:pPr>
+              <w:pStyle w:val="TableText"/>
               <w:spacing w:after="0"/>
               <w:jc w:val="right"/>
             </w:pPr>
@@ -6880,6 +7202,7 @@
     <w:p>
       <w:pPr>
         <w:keepNext/>
+        <w:ind w:firstLine="720"/>
       </w:pPr>
       <w:r>
         <w:rPr>
@@ -6924,13 +7247,17 @@
         <w:pStyle w:val="FigureCaption"/>
         <w:jc w:val="center"/>
         <w:sectPr>
-          <w:footerReference w:type="default" r:id="rId7"/>
+          <w:headerReference w:type="default" r:id="rId7"/>
+          <w:headerReference w:type="first" r:id="rId8"/>
+          <w:footerReference w:type="default" r:id="rId9"/>
+          <w:footerReference w:type="first" r:id="rId10"/>
           <w:footnotePr>
             <w:numFmt w:val="thaiNumbers"/>
           </w:footnotePr>
           <w:pgSz w:w="11906" w:h="16838"/>
           <w:pgMar w:top="1440" w:right="1440" w:bottom="1440" w:left="2160" w:header="720" w:footer="720" w:gutter="0"/>
           <w:pgNumType w:fmt="thaiNumbers"/>
+          <w:titlePg/>
         </w:sectPr>
       </w:pPr>
       <w:r>
@@ -7074,7 +7401,9 @@
       </w:r>
     </w:p>
     <w:p>
-      <w:pPr/>
+      <w:pPr>
+        <w:ind w:firstLine="720"/>
+      </w:pPr>
       <w:r>
         <w:rPr>
           <w:cs/>
@@ -7096,7 +7425,9 @@
       </w:r>
     </w:p>
     <w:p>
-      <w:pPr/>
+      <w:pPr>
+        <w:ind w:firstLine="720"/>
+      </w:pPr>
       <w:r>
         <w:rPr>
           <w:cs/>
@@ -7118,7 +7449,9 @@
       </w:r>
     </w:p>
     <w:p>
-      <w:pPr/>
+      <w:pPr>
+        <w:ind w:firstLine="720"/>
+      </w:pPr>
       <w:r>
         <w:rPr>
           <w:cs/>
@@ -7133,13 +7466,17 @@
           <w:bottom w:val="single" w:sz="6" w:space="1" w:color="808080"/>
         </w:pBdr>
         <w:sectPr>
-          <w:footerReference w:type="default" r:id="rId7"/>
+          <w:headerReference w:type="default" r:id="rId7"/>
+          <w:headerReference w:type="first" r:id="rId8"/>
+          <w:footerReference w:type="default" r:id="rId9"/>
+          <w:footerReference w:type="first" r:id="rId10"/>
           <w:footnotePr>
             <w:numFmt w:val="thaiNumbers"/>
           </w:footnotePr>
           <w:pgSz w:w="11906" w:h="16838"/>
           <w:pgMar w:top="1440" w:right="1440" w:bottom="1440" w:left="2160" w:header="720" w:footer="720" w:gutter="0"/>
           <w:pgNumType w:fmt="thaiNumbers"/>
+          <w:titlePg/>
         </w:sectPr>
       </w:pPr>
     </w:p>
@@ -7159,7 +7496,10 @@
       </w:r>
     </w:p>
     <w:p>
-      <w:pPr/>
+      <w:pPr>
+        <w:ind w:firstLine="720"/>
+        <w:jc w:val="left"/>
+      </w:pPr>
       <w:r>
         <w:rPr>
           <w:cs/>
@@ -7195,7 +7535,10 @@
       </w:hyperlink>
     </w:p>
     <w:p>
-      <w:pPr/>
+      <w:pPr>
+        <w:ind w:firstLine="720"/>
+        <w:jc w:val="left"/>
+      </w:pPr>
       <w:r>
         <w:rPr>
           <w:cs/>
@@ -7232,14 +7575,19 @@
     </w:p>
     <w:p>
       <w:pPr>
+        <w:ind w:firstLine="720"/>
         <w:sectPr>
-          <w:footerReference w:type="default" r:id="rId7"/>
+          <w:headerReference w:type="default" r:id="rId7"/>
+          <w:headerReference w:type="first" r:id="rId8"/>
+          <w:footerReference w:type="default" r:id="rId9"/>
+          <w:footerReference w:type="first" r:id="rId10"/>
           <w:footnotePr>
             <w:numFmt w:val="thaiNumbers"/>
           </w:footnotePr>
           <w:pgSz w:w="11906" w:h="16838"/>
           <w:pgMar w:top="1440" w:right="1440" w:bottom="1440" w:left="2160" w:header="720" w:footer="720" w:gutter="0"/>
           <w:pgNumType w:fmt="thaiNumbers"/>
+          <w:titlePg/>
         </w:sectPr>
       </w:pPr>
       <w:r>
@@ -7299,7 +7647,9 @@
       </w:r>
     </w:p>
     <w:p>
-      <w:pPr/>
+      <w:pPr>
+        <w:ind w:firstLine="720"/>
+      </w:pPr>
       <w:r>
         <w:rPr>
           <w:cs/>
@@ -7419,7 +7769,7 @@
           <w:cs/>
           <w:lang w:val="en-US" w:bidi="th-TH"/>
         </w:rPr>
-        <w:t xml:space="preserve">ก</w:t>
+        <w:t xml:space="preserve">A</w:t>
       </w:r>
       <w:r>
         <w:rPr>
@@ -7510,9 +7860,9 @@
         </w:tblCellMar>
       </w:tblPr>
       <w:tblGrid>
-        <w:gridCol w:w="2768"/>
-        <w:gridCol w:w="2768"/>
-        <w:gridCol w:w="2768"/>
+        <w:gridCol w:w="3028"/>
+        <w:gridCol w:w="2638"/>
+        <w:gridCol w:w="2640"/>
       </w:tblGrid>
       <w:tr>
         <w:trPr>
@@ -7520,10 +7870,11 @@
         </w:trPr>
         <w:tc>
           <w:tcPr>
-            <w:tcW w:w="2768" w:type="dxa"/>
-          </w:tcPr>
-          <w:p>
-            <w:pPr>
+            <w:tcW w:w="3028" w:type="dxa"/>
+          </w:tcPr>
+          <w:p>
+            <w:pPr>
+              <w:pStyle w:val="TableText"/>
               <w:spacing w:after="0"/>
             </w:pPr>
             <w:r>
@@ -7539,10 +7890,11 @@
         </w:tc>
         <w:tc>
           <w:tcPr>
-            <w:tcW w:w="2768" w:type="dxa"/>
-          </w:tcPr>
-          <w:p>
-            <w:pPr>
+            <w:tcW w:w="2638" w:type="dxa"/>
+          </w:tcPr>
+          <w:p>
+            <w:pPr>
+              <w:pStyle w:val="TableText"/>
               <w:spacing w:after="0"/>
               <w:jc w:val="right"/>
             </w:pPr>
@@ -7559,10 +7911,11 @@
         </w:tc>
         <w:tc>
           <w:tcPr>
-            <w:tcW w:w="2768" w:type="dxa"/>
-          </w:tcPr>
-          <w:p>
-            <w:pPr>
+            <w:tcW w:w="2640" w:type="dxa"/>
+          </w:tcPr>
+          <w:p>
+            <w:pPr>
+              <w:pStyle w:val="TableText"/>
               <w:spacing w:after="0"/>
               <w:jc w:val="right"/>
             </w:pPr>
@@ -7581,10 +7934,11 @@
       <w:tr>
         <w:tc>
           <w:tcPr>
-            <w:tcW w:w="2768" w:type="dxa"/>
-          </w:tcPr>
-          <w:p>
-            <w:pPr>
+            <w:tcW w:w="3028" w:type="dxa"/>
+          </w:tcPr>
+          <w:p>
+            <w:pPr>
+              <w:pStyle w:val="TableText"/>
               <w:spacing w:after="0"/>
             </w:pPr>
             <w:r>
@@ -7598,10 +7952,11 @@
         </w:tc>
         <w:tc>
           <w:tcPr>
-            <w:tcW w:w="2768" w:type="dxa"/>
-          </w:tcPr>
-          <w:p>
-            <w:pPr>
+            <w:tcW w:w="2638" w:type="dxa"/>
+          </w:tcPr>
+          <w:p>
+            <w:pPr>
+              <w:pStyle w:val="TableText"/>
               <w:spacing w:after="0"/>
               <w:jc w:val="right"/>
             </w:pPr>
@@ -7616,10 +7971,11 @@
         </w:tc>
         <w:tc>
           <w:tcPr>
-            <w:tcW w:w="2768" w:type="dxa"/>
-          </w:tcPr>
-          <w:p>
-            <w:pPr>
+            <w:tcW w:w="2640" w:type="dxa"/>
+          </w:tcPr>
+          <w:p>
+            <w:pPr>
+              <w:pStyle w:val="TableText"/>
               <w:spacing w:after="0"/>
               <w:jc w:val="right"/>
             </w:pPr>
@@ -7636,10 +7992,11 @@
       <w:tr>
         <w:tc>
           <w:tcPr>
-            <w:tcW w:w="2768" w:type="dxa"/>
-          </w:tcPr>
-          <w:p>
-            <w:pPr>
+            <w:tcW w:w="3028" w:type="dxa"/>
+          </w:tcPr>
+          <w:p>
+            <w:pPr>
+              <w:pStyle w:val="TableText"/>
               <w:spacing w:after="0"/>
             </w:pPr>
             <w:r>
@@ -7653,10 +8010,11 @@
         </w:tc>
         <w:tc>
           <w:tcPr>
-            <w:tcW w:w="2768" w:type="dxa"/>
-          </w:tcPr>
-          <w:p>
-            <w:pPr>
+            <w:tcW w:w="2638" w:type="dxa"/>
+          </w:tcPr>
+          <w:p>
+            <w:pPr>
+              <w:pStyle w:val="TableText"/>
               <w:spacing w:after="0"/>
               <w:jc w:val="right"/>
             </w:pPr>
@@ -7671,10 +8029,11 @@
         </w:tc>
         <w:tc>
           <w:tcPr>
-            <w:tcW w:w="2768" w:type="dxa"/>
-          </w:tcPr>
-          <w:p>
-            <w:pPr>
+            <w:tcW w:w="2640" w:type="dxa"/>
+          </w:tcPr>
+          <w:p>
+            <w:pPr>
+              <w:pStyle w:val="TableText"/>
               <w:spacing w:after="0"/>
               <w:jc w:val="right"/>
             </w:pPr>
@@ -7710,14 +8069,19 @@
     </w:p>
     <w:p>
       <w:pPr>
+        <w:ind w:firstLine="720"/>
         <w:sectPr>
-          <w:footerReference w:type="default" r:id="rId7"/>
+          <w:headerReference w:type="default" r:id="rId7"/>
+          <w:headerReference w:type="first" r:id="rId8"/>
+          <w:footerReference w:type="default" r:id="rId9"/>
+          <w:footerReference w:type="first" r:id="rId10"/>
           <w:footnotePr>
             <w:numFmt w:val="thaiNumbers"/>
           </w:footnotePr>
           <w:pgSz w:w="11906" w:h="16838"/>
           <w:pgMar w:top="1440" w:right="1440" w:bottom="1440" w:left="2160" w:header="720" w:footer="720" w:gutter="0"/>
           <w:pgNumType w:fmt="thaiNumbers"/>
+          <w:titlePg/>
         </w:sectPr>
       </w:pPr>
       <w:r>
@@ -7792,7 +8156,7 @@
           <w:cs/>
           <w:lang w:val="en-US" w:bidi="th-TH"/>
         </w:rPr>
-        <w:t xml:space="preserve">ข</w:t>
+        <w:t xml:space="preserve">B</w:t>
       </w:r>
       <w:r>
         <w:rPr>
@@ -7883,11 +8247,11 @@
         </w:tblCellMar>
       </w:tblPr>
       <w:tblGrid>
-        <w:gridCol w:w="1661"/>
-        <w:gridCol w:w="1661"/>
-        <w:gridCol w:w="1661"/>
-        <w:gridCol w:w="1661"/>
-        <w:gridCol w:w="1661"/>
+        <w:gridCol w:w="691"/>
+        <w:gridCol w:w="2215"/>
+        <w:gridCol w:w="2215"/>
+        <w:gridCol w:w="2215"/>
+        <w:gridCol w:w="970"/>
       </w:tblGrid>
       <w:tr>
         <w:trPr>
@@ -7895,10 +8259,11 @@
         </w:trPr>
         <w:tc>
           <w:tcPr>
-            <w:tcW w:w="1661" w:type="dxa"/>
-          </w:tcPr>
-          <w:p>
-            <w:pPr>
+            <w:tcW w:w="691" w:type="dxa"/>
+          </w:tcPr>
+          <w:p>
+            <w:pPr>
+              <w:pStyle w:val="TableText"/>
               <w:spacing w:after="0"/>
               <w:jc w:val="center"/>
             </w:pPr>
@@ -7915,10 +8280,11 @@
         </w:tc>
         <w:tc>
           <w:tcPr>
-            <w:tcW w:w="1661" w:type="dxa"/>
-          </w:tcPr>
-          <w:p>
-            <w:pPr>
+            <w:tcW w:w="2215" w:type="dxa"/>
+          </w:tcPr>
+          <w:p>
+            <w:pPr>
+              <w:pStyle w:val="TableText"/>
               <w:spacing w:after="0"/>
               <w:jc w:val="center"/>
             </w:pPr>
@@ -7935,10 +8301,11 @@
         </w:tc>
         <w:tc>
           <w:tcPr>
-            <w:tcW w:w="1661" w:type="dxa"/>
-          </w:tcPr>
-          <w:p>
-            <w:pPr>
+            <w:tcW w:w="2215" w:type="dxa"/>
+          </w:tcPr>
+          <w:p>
+            <w:pPr>
+              <w:pStyle w:val="TableText"/>
               <w:spacing w:after="0"/>
               <w:jc w:val="center"/>
             </w:pPr>
@@ -7955,10 +8322,11 @@
         </w:tc>
         <w:tc>
           <w:tcPr>
-            <w:tcW w:w="1661" w:type="dxa"/>
-          </w:tcPr>
-          <w:p>
-            <w:pPr>
+            <w:tcW w:w="2215" w:type="dxa"/>
+          </w:tcPr>
+          <w:p>
+            <w:pPr>
+              <w:pStyle w:val="TableText"/>
               <w:spacing w:after="0"/>
               <w:jc w:val="center"/>
             </w:pPr>
@@ -7975,10 +8343,11 @@
         </w:tc>
         <w:tc>
           <w:tcPr>
-            <w:tcW w:w="1661" w:type="dxa"/>
-          </w:tcPr>
-          <w:p>
-            <w:pPr>
+            <w:tcW w:w="970" w:type="dxa"/>
+          </w:tcPr>
+          <w:p>
+            <w:pPr>
+              <w:pStyle w:val="TableText"/>
               <w:spacing w:after="0"/>
               <w:jc w:val="center"/>
             </w:pPr>
@@ -7997,10 +8366,11 @@
       <w:tr>
         <w:tc>
           <w:tcPr>
-            <w:tcW w:w="1661" w:type="dxa"/>
-          </w:tcPr>
-          <w:p>
-            <w:pPr>
+            <w:tcW w:w="691" w:type="dxa"/>
+          </w:tcPr>
+          <w:p>
+            <w:pPr>
+              <w:pStyle w:val="TableText"/>
               <w:spacing w:after="0"/>
               <w:jc w:val="center"/>
             </w:pPr>
@@ -8015,10 +8385,11 @@
         </w:tc>
         <w:tc>
           <w:tcPr>
-            <w:tcW w:w="1661" w:type="dxa"/>
-          </w:tcPr>
-          <w:p>
-            <w:pPr>
+            <w:tcW w:w="2215" w:type="dxa"/>
+          </w:tcPr>
+          <w:p>
+            <w:pPr>
+              <w:pStyle w:val="TableText"/>
               <w:spacing w:after="0"/>
               <w:jc w:val="center"/>
             </w:pPr>
@@ -8033,10 +8404,11 @@
         </w:tc>
         <w:tc>
           <w:tcPr>
-            <w:tcW w:w="1661" w:type="dxa"/>
-          </w:tcPr>
-          <w:p>
-            <w:pPr>
+            <w:tcW w:w="2215" w:type="dxa"/>
+          </w:tcPr>
+          <w:p>
+            <w:pPr>
+              <w:pStyle w:val="TableText"/>
               <w:spacing w:after="0"/>
               <w:jc w:val="center"/>
             </w:pPr>
@@ -8051,10 +8423,11 @@
         </w:tc>
         <w:tc>
           <w:tcPr>
-            <w:tcW w:w="1661" w:type="dxa"/>
-          </w:tcPr>
-          <w:p>
-            <w:pPr>
+            <w:tcW w:w="2215" w:type="dxa"/>
+          </w:tcPr>
+          <w:p>
+            <w:pPr>
+              <w:pStyle w:val="TableText"/>
               <w:spacing w:after="0"/>
               <w:jc w:val="center"/>
             </w:pPr>
@@ -8069,10 +8442,11 @@
         </w:tc>
         <w:tc>
           <w:tcPr>
-            <w:tcW w:w="1661" w:type="dxa"/>
-          </w:tcPr>
-          <w:p>
-            <w:pPr>
+            <w:tcW w:w="970" w:type="dxa"/>
+          </w:tcPr>
+          <w:p>
+            <w:pPr>
+              <w:pStyle w:val="TableText"/>
               <w:spacing w:after="0"/>
               <w:jc w:val="center"/>
             </w:pPr>
@@ -8089,10 +8463,11 @@
       <w:tr>
         <w:tc>
           <w:tcPr>
-            <w:tcW w:w="1661" w:type="dxa"/>
-          </w:tcPr>
-          <w:p>
-            <w:pPr>
+            <w:tcW w:w="691" w:type="dxa"/>
+          </w:tcPr>
+          <w:p>
+            <w:pPr>
+              <w:pStyle w:val="TableText"/>
               <w:spacing w:after="0"/>
               <w:jc w:val="center"/>
             </w:pPr>
@@ -8107,10 +8482,11 @@
         </w:tc>
         <w:tc>
           <w:tcPr>
-            <w:tcW w:w="1661" w:type="dxa"/>
-          </w:tcPr>
-          <w:p>
-            <w:pPr>
+            <w:tcW w:w="2215" w:type="dxa"/>
+          </w:tcPr>
+          <w:p>
+            <w:pPr>
+              <w:pStyle w:val="TableText"/>
               <w:spacing w:after="0"/>
               <w:jc w:val="center"/>
             </w:pPr>
@@ -8125,10 +8501,11 @@
         </w:tc>
         <w:tc>
           <w:tcPr>
-            <w:tcW w:w="1661" w:type="dxa"/>
-          </w:tcPr>
-          <w:p>
-            <w:pPr>
+            <w:tcW w:w="2215" w:type="dxa"/>
+          </w:tcPr>
+          <w:p>
+            <w:pPr>
+              <w:pStyle w:val="TableText"/>
               <w:spacing w:after="0"/>
               <w:jc w:val="center"/>
             </w:pPr>
@@ -8143,10 +8520,11 @@
         </w:tc>
         <w:tc>
           <w:tcPr>
-            <w:tcW w:w="1661" w:type="dxa"/>
-          </w:tcPr>
-          <w:p>
-            <w:pPr>
+            <w:tcW w:w="2215" w:type="dxa"/>
+          </w:tcPr>
+          <w:p>
+            <w:pPr>
+              <w:pStyle w:val="TableText"/>
               <w:spacing w:after="0"/>
               <w:jc w:val="center"/>
             </w:pPr>
@@ -8161,10 +8539,11 @@
         </w:tc>
         <w:tc>
           <w:tcPr>
-            <w:tcW w:w="1661" w:type="dxa"/>
-          </w:tcPr>
-          <w:p>
-            <w:pPr>
+            <w:tcW w:w="970" w:type="dxa"/>
+          </w:tcPr>
+          <w:p>
+            <w:pPr>
+              <w:pStyle w:val="TableText"/>
               <w:spacing w:after="0"/>
               <w:jc w:val="center"/>
             </w:pPr>
@@ -8181,10 +8560,11 @@
       <w:tr>
         <w:tc>
           <w:tcPr>
-            <w:tcW w:w="1661" w:type="dxa"/>
-          </w:tcPr>
-          <w:p>
-            <w:pPr>
+            <w:tcW w:w="691" w:type="dxa"/>
+          </w:tcPr>
+          <w:p>
+            <w:pPr>
+              <w:pStyle w:val="TableText"/>
               <w:spacing w:after="0"/>
               <w:jc w:val="center"/>
             </w:pPr>
@@ -8199,10 +8579,11 @@
         </w:tc>
         <w:tc>
           <w:tcPr>
-            <w:tcW w:w="1661" w:type="dxa"/>
-          </w:tcPr>
-          <w:p>
-            <w:pPr>
+            <w:tcW w:w="2215" w:type="dxa"/>
+          </w:tcPr>
+          <w:p>
+            <w:pPr>
+              <w:pStyle w:val="TableText"/>
               <w:spacing w:after="0"/>
               <w:jc w:val="center"/>
             </w:pPr>
@@ -8217,10 +8598,11 @@
         </w:tc>
         <w:tc>
           <w:tcPr>
-            <w:tcW w:w="1661" w:type="dxa"/>
-          </w:tcPr>
-          <w:p>
-            <w:pPr>
+            <w:tcW w:w="2215" w:type="dxa"/>
+          </w:tcPr>
+          <w:p>
+            <w:pPr>
+              <w:pStyle w:val="TableText"/>
               <w:spacing w:after="0"/>
               <w:jc w:val="center"/>
             </w:pPr>
@@ -8235,10 +8617,11 @@
         </w:tc>
         <w:tc>
           <w:tcPr>
-            <w:tcW w:w="1661" w:type="dxa"/>
-          </w:tcPr>
-          <w:p>
-            <w:pPr>
+            <w:tcW w:w="2215" w:type="dxa"/>
+          </w:tcPr>
+          <w:p>
+            <w:pPr>
+              <w:pStyle w:val="TableText"/>
               <w:spacing w:after="0"/>
               <w:jc w:val="center"/>
             </w:pPr>
@@ -8253,10 +8636,11 @@
         </w:tc>
         <w:tc>
           <w:tcPr>
-            <w:tcW w:w="1661" w:type="dxa"/>
-          </w:tcPr>
-          <w:p>
-            <w:pPr>
+            <w:tcW w:w="970" w:type="dxa"/>
+          </w:tcPr>
+          <w:p>
+            <w:pPr>
+              <w:pStyle w:val="TableText"/>
               <w:spacing w:after="0"/>
               <w:jc w:val="center"/>
             </w:pPr>
@@ -8277,6 +8661,7 @@
     <w:p>
       <w:pPr>
         <w:keepNext/>
+        <w:ind w:firstLine="720"/>
       </w:pPr>
       <w:r>
         <w:rPr>
@@ -8321,13 +8706,17 @@
         <w:pStyle w:val="FigureCaption"/>
         <w:jc w:val="center"/>
         <w:sectPr>
-          <w:footerReference w:type="default" r:id="rId7"/>
+          <w:headerReference w:type="default" r:id="rId7"/>
+          <w:headerReference w:type="first" r:id="rId8"/>
+          <w:footerReference w:type="default" r:id="rId9"/>
+          <w:footerReference w:type="first" r:id="rId10"/>
           <w:footnotePr>
             <w:numFmt w:val="thaiNumbers"/>
           </w:footnotePr>
           <w:pgSz w:w="11906" w:h="16838"/>
           <w:pgMar w:top="1440" w:right="1440" w:bottom="1440" w:left="2160" w:header="720" w:footer="720" w:gutter="0"/>
           <w:pgNumType w:fmt="thaiNumbers"/>
+          <w:titlePg/>
         </w:sectPr>
       </w:pPr>
       <w:r>
@@ -8373,7 +8762,7 @@
           <w:cs/>
           <w:lang w:val="en-US" w:bidi="th-TH"/>
         </w:rPr>
-        <w:t xml:space="preserve">ข</w:t>
+        <w:t xml:space="preserve">B</w:t>
       </w:r>
       <w:r>
         <w:rPr>
@@ -8538,13 +8927,17 @@
       <w:pPr>
         <w:pStyle w:val="CodeBlock"/>
         <w:sectPr>
-          <w:footerReference w:type="default" r:id="rId7"/>
+          <w:headerReference w:type="default" r:id="rId7"/>
+          <w:headerReference w:type="first" r:id="rId8"/>
+          <w:footerReference w:type="default" r:id="rId9"/>
+          <w:footerReference w:type="first" r:id="rId10"/>
           <w:footnotePr>
             <w:numFmt w:val="thaiNumbers"/>
           </w:footnotePr>
           <w:pgSz w:w="11906" w:h="16838"/>
           <w:pgMar w:top="1440" w:right="1440" w:bottom="1440" w:left="2160" w:header="720" w:footer="720" w:gutter="0"/>
           <w:pgNumType w:fmt="thaiNumbers"/>
+          <w:titlePg/>
         </w:sectPr>
       </w:pPr>
       <w:r>
@@ -8571,7 +8964,9 @@
       </w:r>
     </w:p>
     <w:p>
-      <w:pPr/>
+      <w:pPr>
+        <w:ind w:firstLine="720"/>
+      </w:pPr>
       <w:r>
         <w:rPr>
           <w:cs/>
@@ -8581,13 +8976,17 @@
       </w:r>
     </w:p>
     <w:sectPr>
-      <w:footerReference w:type="default" r:id="rId7"/>
+      <w:headerReference w:type="default" r:id="rId7"/>
+      <w:headerReference w:type="first" r:id="rId8"/>
+      <w:footerReference w:type="default" r:id="rId9"/>
+      <w:footerReference w:type="first" r:id="rId10"/>
       <w:footnotePr>
         <w:numFmt w:val="thaiNumbers"/>
       </w:footnotePr>
       <w:pgSz w:w="11906" w:h="16838"/>
       <w:pgMar w:top="1440" w:right="1440" w:bottom="1440" w:left="2160" w:header="720" w:footer="720" w:gutter="0"/>
       <w:pgNumType w:fmt="thaiNumbers"/>
+      <w:titlePg/>
     </w:sectPr>
   </w:body>
 </w:document>
@@ -8598,6 +8997,147 @@
   <w:p>
     <w:pPr>
       <w:pStyle w:val="Footer"/>
+      <w:jc w:val="center"/>
+    </w:pPr>
+    <w:r>
+      <w:rPr>
+        <w:cs/>
+        <w:lang w:val="en-US" w:bidi="th-TH"/>
+      </w:rPr>
+      <w:t xml:space="preserve">มหาวิทยาลัยตัวอย่าง</w:t>
+    </w:r>
+  </w:p>
+</w:ftr>
+</file>
+
+<file path=word/footer2.xml><?xml version="1.0" encoding="utf-8"?>
+<w:ftr xmlns:w="http://schemas.openxmlformats.org/wordprocessingml/2006/main">
+  <w:p>
+    <w:pPr>
+      <w:pStyle w:val="Footer"/>
+      <w:jc w:val="center"/>
+    </w:pPr>
+    <w:r>
+      <w:rPr>
+        <w:cs/>
+        <w:lang w:val="en-US" w:bidi="th-TH"/>
+      </w:rPr>
+      <w:t xml:space="preserve">มหาวิทยาลัยตัวอย่าง</w:t>
+    </w:r>
+  </w:p>
+</w:ftr>
+</file>
+
+<file path=word/footnotes.xml><?xml version="1.0" encoding="utf-8"?>
+<w:footnotes xmlns:w="http://schemas.openxmlformats.org/wordprocessingml/2006/main" xmlns:r="http://schemas.openxmlformats.org/officeDocument/2006/relationships">
+  <w:footnote w:type="separator" w:id="-1">
+    <w:p>
+      <w:pPr>
+        <w:spacing w:after="0" w:line="240" w:lineRule="auto"/>
+      </w:pPr>
+      <w:r>
+        <w:separator/>
+      </w:r>
+    </w:p>
+  </w:footnote>
+  <w:footnote w:type="continuationSeparator" w:id="0">
+    <w:p>
+      <w:pPr>
+        <w:spacing w:after="0" w:line="240" w:lineRule="auto"/>
+      </w:pPr>
+      <w:r>
+        <w:continuationSeparator/>
+      </w:r>
+    </w:p>
+  </w:footnote>
+  <w:footnote w:id="1">
+    <w:p>
+      <w:pPr>
+        <w:pStyle w:val="FootnoteText"/>
+      </w:pPr>
+      <w:r>
+        <w:rPr>
+          <w:rStyle w:val="FootnoteReference"/>
+          <w:cs/>
+          <w:lang w:val="en-US" w:bidi="th-TH"/>
+        </w:rPr>
+        <w:footnoteRef/>
+      </w:r>
+      <w:r>
+        <w:rPr>
+          <w:cs/>
+          <w:lang w:val="en-US" w:bidi="th-TH"/>
+        </w:rPr>
+        <w:tab/>
+      </w:r>
+      <w:r>
+        <w:rPr>
+          <w:cs/>
+          <w:lang w:val="en-US" w:bidi="th-TH"/>
+        </w:rPr>
+        <w:t xml:space="preserve">การเว้นวรรคระหว่างคำภาษาไทยขัดกับหลักการเขียนภาษาไทย และทำให้การค้นหาคำในเอกสาร</w:t>
+      </w:r>
+      <w:r>
+        <w:rPr>
+          <w:b/>
+          <w:bCs/>
+          <w:cs/>
+          <w:lang w:val="en-US" w:bidi="th-TH"/>
+        </w:rPr>
+        <w:t xml:space="preserve">ผิดพลาด</w:t>
+      </w:r>
+    </w:p>
+  </w:footnote>
+  <w:footnote w:id="2">
+    <w:p>
+      <w:pPr>
+        <w:pStyle w:val="FootnoteText"/>
+      </w:pPr>
+      <w:r>
+        <w:rPr>
+          <w:rStyle w:val="FootnoteReference"/>
+          <w:cs/>
+          <w:lang w:val="en-US" w:bidi="th-TH"/>
+        </w:rPr>
+        <w:footnoteRef/>
+      </w:r>
+      <w:r>
+        <w:rPr>
+          <w:cs/>
+          <w:lang w:val="en-US" w:bidi="th-TH"/>
+        </w:rPr>
+        <w:tab/>
+      </w:r>
+      <w:r>
+        <w:rPr>
+          <w:cs/>
+          <w:lang w:val="en-US" w:bidi="th-TH"/>
+        </w:rPr>
+        <w:t xml:space="preserve">ที่อยู่เว็บไซต์ในเอกสารนี้เป็นที่อยู่สมมติ ใช้สำหรับทดสอบการสร้างลิงก์เท่านั้น</w:t>
+      </w:r>
+    </w:p>
+  </w:footnote>
+</w:footnotes>
+</file>
+
+<file path=word/header1.xml><?xml version="1.0" encoding="utf-8"?>
+<w:hdr xmlns:w="http://schemas.openxmlformats.org/wordprocessingml/2006/main">
+  <w:p>
+    <w:pPr>
+      <w:pStyle w:val="Header"/>
+      <w:jc w:val="center"/>
+    </w:pPr>
+    <w:r>
+      <w:rPr>
+        <w:cs/>
+        <w:lang w:val="en-US" w:bidi="th-TH"/>
+      </w:rPr>
+      <w:t xml:space="preserve">ข้อมูลสังเคราะห์ ใช้ทดสอบเท่านั้น</w:t>
+    </w:r>
+  </w:p>
+  <w:p>
+    <w:pPr>
+      <w:pStyle w:val="Header"/>
       <w:jc w:val="center"/>
     </w:pPr>
     <w:r>
@@ -8629,109 +9169,25 @@
       <w:fldChar w:fldCharType="end"/>
     </w:r>
   </w:p>
-</w:ftr>
+</w:hdr>
 </file>
 
-<file path=word/footer2.xml><?xml version="1.0" encoding="utf-8"?>
-<w:ftr xmlns:w="http://schemas.openxmlformats.org/wordprocessingml/2006/main">
+<file path=word/header2.xml><?xml version="1.0" encoding="utf-8"?>
+<w:hdr xmlns:w="http://schemas.openxmlformats.org/wordprocessingml/2006/main">
   <w:p>
     <w:pPr>
-      <w:pStyle w:val="Footer"/>
+      <w:pStyle w:val="Header"/>
+      <w:jc w:val="center"/>
     </w:pPr>
+    <w:r>
+      <w:rPr>
+        <w:cs/>
+        <w:lang w:val="en-US" w:bidi="th-TH"/>
+      </w:rPr>
+      <w:t xml:space="preserve">ข้อมูลสังเคราะห์ ใช้ทดสอบเท่านั้น</w:t>
+    </w:r>
   </w:p>
-</w:ftr>
-</file>
-
-<file path=word/footnotes.xml><?xml version="1.0" encoding="utf-8"?>
-<w:footnotes xmlns:w="http://schemas.openxmlformats.org/wordprocessingml/2006/main" xmlns:r="http://schemas.openxmlformats.org/officeDocument/2006/relationships">
-  <w:footnote w:type="separator" w:id="-1">
-    <w:p>
-      <w:pPr>
-        <w:spacing w:after="0" w:line="240" w:lineRule="auto"/>
-      </w:pPr>
-      <w:r>
-        <w:separator/>
-      </w:r>
-    </w:p>
-  </w:footnote>
-  <w:footnote w:type="continuationSeparator" w:id="0">
-    <w:p>
-      <w:pPr>
-        <w:spacing w:after="0" w:line="240" w:lineRule="auto"/>
-      </w:pPr>
-      <w:r>
-        <w:continuationSeparator/>
-      </w:r>
-    </w:p>
-  </w:footnote>
-  <w:footnote w:id="1">
-    <w:p>
-      <w:pPr>
-        <w:pStyle w:val="FootnoteText"/>
-      </w:pPr>
-      <w:r>
-        <w:rPr>
-          <w:rStyle w:val="FootnoteReference"/>
-          <w:cs/>
-          <w:lang w:val="en-US" w:bidi="th-TH"/>
-        </w:rPr>
-        <w:footnoteRef/>
-      </w:r>
-      <w:r>
-        <w:rPr>
-          <w:cs/>
-          <w:lang w:val="en-US" w:bidi="th-TH"/>
-        </w:rPr>
-        <w:tab/>
-      </w:r>
-      <w:r>
-        <w:rPr>
-          <w:cs/>
-          <w:lang w:val="en-US" w:bidi="th-TH"/>
-        </w:rPr>
-        <w:t xml:space="preserve">การเว้นวรรคระหว่างคำภาษาไทยขัดกับหลักการเขียนภาษาไทย และทำให้การค้นหาคำในเอกสาร</w:t>
-      </w:r>
-      <w:r>
-        <w:rPr>
-          <w:b/>
-          <w:bCs/>
-          <w:cs/>
-          <w:lang w:val="en-US" w:bidi="th-TH"/>
-        </w:rPr>
-        <w:t xml:space="preserve">ผิดพลาด</w:t>
-      </w:r>
-    </w:p>
-  </w:footnote>
-  <w:footnote w:id="2">
-    <w:p>
-      <w:pPr>
-        <w:pStyle w:val="FootnoteText"/>
-      </w:pPr>
-      <w:r>
-        <w:rPr>
-          <w:rStyle w:val="FootnoteReference"/>
-          <w:cs/>
-          <w:lang w:val="en-US" w:bidi="th-TH"/>
-        </w:rPr>
-        <w:footnoteRef/>
-      </w:r>
-      <w:r>
-        <w:rPr>
-          <w:cs/>
-          <w:lang w:val="en-US" w:bidi="th-TH"/>
-        </w:rPr>
-        <w:tab/>
-      </w:r>
-      <w:r>
-        <w:rPr>
-          <w:cs/>
-          <w:lang w:val="en-US" w:bidi="th-TH"/>
-        </w:rPr>
-        <w:t xml:space="preserve">ที่อยู่เว็บไซต์ในเอกสารนี้เป็นที่อยู่สมมติ ใช้สำหรับทดสอบการสร้างลิงก์เท่านั้น</w:t>
-      </w:r>
-    </w:p>
-  </w:footnote>
-</w:footnotes>
+</w:hdr>
 </file>
 
 <file path=word/numbering.xml><?xml version="1.0" encoding="utf-8"?>
@@ -9187,9 +9643,9 @@
     <w:multiLevelType w:val="multilevel"/>
     <w:lvl w:ilvl="0">
       <w:start w:val="1"/>
-      <w:numFmt w:val="thaiLetters"/>
+      <w:numFmt w:val="upperLetter"/>
       <w:suff w:val="space"/>
-      <w:lvlText w:val="ภาคผนวก %1"/>
+      <w:lvlText w:val="Appendix %1"/>
       <w:lvlJc w:val="left"/>
       <w:rPr>
         <w:rFonts w:ascii="TH Sarabun New" w:hAnsi="TH Sarabun New" w:cs="TH Sarabun New"/>
@@ -9368,7 +9824,8 @@
     </w:rPrDefault>
     <w:pPrDefault>
       <w:pPr>
-        <w:spacing w:after="120" w:line="240" w:lineRule="auto"/>
+        <w:spacing w:after="120" w:line="360" w:lineRule="auto"/>
+        <w:jc w:val="thaiDistribute"/>
       </w:pPr>
     </w:pPrDefault>
   </w:docDefaults>
@@ -9587,6 +10044,16 @@
       <w:u w:val="single"/>
     </w:rPr>
   </w:style>
+  <w:style w:type="paragraph" w:styleId="Header">
+    <w:name w:val="header"/>
+    <w:basedOn w:val="Normal"/>
+    <w:next w:val="Normal"/>
+    <w:rPr>
+      <w:rFonts w:ascii="TH Sarabun New" w:hAnsi="TH Sarabun New" w:cs="TH Sarabun New" w:eastAsia="TH Sarabun New"/>
+      <w:sz w:val="32"/>
+      <w:szCs w:val="32"/>
+    </w:rPr>
+  </w:style>
   <w:style w:type="paragraph" w:styleId="Footer">
     <w:name w:val="footer"/>
     <w:basedOn w:val="Normal"/>
@@ -9666,5 +10133,14 @@
       <w:szCs w:val="32"/>
     </w:rPr>
   </w:style>
+  <w:style w:type="paragraph" w:styleId="TableText">
+    <w:name w:val="Table Text"/>
+    <w:basedOn w:val="Normal"/>
+    <w:qFormat/>
+    <w:rPr>
+      <w:sz w:val="28"/>
+      <w:szCs w:val="28"/>
+    </w:rPr>
+  </w:style>
 </w:styles>
 </file>
--- a/tests/golden/thesis-auto.docx
+++ b/tests/golden/thesis-auto.docx
@@ -10143,4 +10143,116 @@
     </w:rPr>
   </w:style>
 </w:styles>
+</file>
+
+<file path=word/theme/theme1.xml><?xml version="1.0" encoding="utf-8"?>
+<a:theme xmlns:a="http://schemas.openxmlformats.org/drawingml/2006/main" name="Office Theme">
+  <a:themeElements>
+    <a:clrScheme name="Office">
+      <a:dk1>
+        <a:sysClr val="windowText" lastClr="000000"/>
+      </a:dk1>
+      <a:lt1>
+        <a:sysClr val="window" lastClr="FFFFFF"/>
+      </a:lt1>
+      <a:dk2>
+        <a:srgbClr val="44546A"/>
+      </a:dk2>
+      <a:lt2>
+        <a:srgbClr val="E7E6E6"/>
+      </a:lt2>
+      <a:accent1>
+        <a:srgbClr val="4472C4"/>
+      </a:accent1>
+      <a:accent2>
+        <a:srgbClr val="ED7D31"/>
+      </a:accent2>
+      <a:accent3>
+        <a:srgbClr val="A5A5A5"/>
+      </a:accent3>
+      <a:accent4>
+        <a:srgbClr val="FFC000"/>
+      </a:accent4>
+      <a:accent5>
+        <a:srgbClr val="5B9BD5"/>
+      </a:accent5>
+      <a:accent6>
+        <a:srgbClr val="70AD47"/>
+      </a:accent6>
+      <a:hlink>
+        <a:srgbClr val="0563C1"/>
+      </a:hlink>
+      <a:folHlink>
+        <a:srgbClr val="954F72"/>
+      </a:folHlink>
+    </a:clrScheme>
+    <a:fontScheme name="Office">
+      <a:majorFont>
+        <a:latin typeface="TH Sarabun New"/>
+        <a:ea typeface="TH Sarabun New"/>
+        <a:cs typeface="TH Sarabun New"/>
+      </a:majorFont>
+      <a:minorFont>
+        <a:latin typeface="TH Sarabun New"/>
+        <a:ea typeface="TH Sarabun New"/>
+        <a:cs typeface="TH Sarabun New"/>
+      </a:minorFont>
+    </a:fontScheme>
+    <a:fmtScheme name="Office">
+      <a:fillStyleLst>
+        <a:solidFill>
+          <a:schemeClr val="phClr"/>
+        </a:solidFill>
+        <a:solidFill>
+          <a:schemeClr val="phClr"/>
+        </a:solidFill>
+        <a:solidFill>
+          <a:schemeClr val="phClr"/>
+        </a:solidFill>
+      </a:fillStyleLst>
+      <a:lnStyleLst>
+        <a:ln w="6350" cap="flat" cmpd="sng" algn="ctr">
+          <a:solidFill>
+            <a:schemeClr val="phClr"/>
+          </a:solidFill>
+          <a:prstDash val="solid"/>
+        </a:ln>
+        <a:ln w="6350" cap="flat" cmpd="sng" algn="ctr">
+          <a:solidFill>
+            <a:schemeClr val="phClr"/>
+          </a:solidFill>
+          <a:prstDash val="solid"/>
+        </a:ln>
+        <a:ln w="6350" cap="flat" cmpd="sng" algn="ctr">
+          <a:solidFill>
+            <a:schemeClr val="phClr"/>
+          </a:solidFill>
+          <a:prstDash val="solid"/>
+        </a:ln>
+      </a:lnStyleLst>
+      <a:effectStyleLst>
+        <a:effectStyle>
+          <a:effectLst/>
+        </a:effectStyle>
+        <a:effectStyle>
+          <a:effectLst/>
+        </a:effectStyle>
+        <a:effectStyle>
+          <a:effectLst/>
+        </a:effectStyle>
+      </a:effectStyleLst>
+      <a:bgFillStyleLst>
+        <a:solidFill>
+          <a:schemeClr val="phClr"/>
+        </a:solidFill>
+        <a:solidFill>
+          <a:schemeClr val="phClr"/>
+        </a:solidFill>
+        <a:solidFill>
+          <a:schemeClr val="phClr"/>
+        </a:solidFill>
+      </a:bgFillStyleLst>
+    </a:fmtScheme>
+  </a:themeElements>
+</a:theme>
 </file>
--- a/tests/golden/thesis-auto.docx
+++ b/tests/golden/thesis-auto.docx
@@ -11,7 +11,7 @@
           <w:b/>
           <w:bCs/>
           <w:cs/>
-          <w:lang w:val="en-US" w:bidi="th-TH"/>
+          <w:lang w:val="en-US"/>
         </w:rPr>
         <w:t xml:space="preserve">การพัฒนาระบบสร้างเอกสาร Word ภาษาไทยจาก Markdown</w:t>
       </w:r>
@@ -26,7 +26,7 @@
           <w:b/>
           <w:bCs/>
           <w:cs/>
-          <w:lang w:val="en-US" w:bidi="th-TH"/>
+          <w:lang w:val="en-US"/>
         </w:rPr>
         <w:t xml:space="preserve">Development of a Thai Word Document Builder from Markdown</w:t>
       </w:r>
@@ -38,7 +38,7 @@
       <w:r>
         <w:rPr>
           <w:cs/>
-          <w:lang w:val="en-US" w:bidi="th-TH"/>
+          <w:lang w:val="en-US"/>
         </w:rPr>
         <w:t xml:space="preserve">นางสาวตัวอย่าง ทดสอบระบบ</w:t>
       </w:r>
@@ -50,7 +50,7 @@
       <w:r>
         <w:rPr>
           <w:cs/>
-          <w:lang w:val="en-US" w:bidi="th-TH"/>
+          <w:lang w:val="en-US"/>
         </w:rPr>
         <w:t xml:space="preserve">วิทยานิพนธ์นี้เป็นส่วนหนึ่งของการศึกษาตามหลักสูตรวิทยาศาสตรมหาบัณฑิต สาขาวิชาวิทยาการคอมพิวเตอร์ มหาวิทยาลัยตัวอย่าง ปีการศึกษา 2569</w:t>
       </w:r>
@@ -71,7 +71,7 @@
       <w:r>
         <w:rPr>
           <w:cs/>
-          <w:lang w:val="en-US" w:bidi="th-TH"/>
+          <w:lang w:val="en-US"/>
         </w:rPr>
         <w:t xml:space="preserve">เอกสารฉบับนี้เป็นข้อมูลสังเคราะห์ทั้งหมด ใช้ทดสอบการแสดงผลของเอกสาร Word ภาษาไทยในโปรแกรมสำนักงาน ไม่ได้อ้างอิงถึงบุคคล หน่วยงาน หรือผลการวิจัยจริง</w:t>
       </w:r>
@@ -86,7 +86,7 @@
       <w:r>
         <w:rPr>
           <w:cs/>
-          <w:lang w:val="en-US" w:bidi="th-TH"/>
+          <w:lang w:val="en-US"/>
         </w:rPr>
         <w:t xml:space="preserve">บทคัดย่อ</w:t>
       </w:r>
@@ -98,7 +98,7 @@
       <w:r>
         <w:rPr>
           <w:cs/>
-          <w:lang w:val="en-US" w:bidi="th-TH"/>
+          <w:lang w:val="en-US"/>
         </w:rPr>
         <w:t xml:space="preserve">การวิจัยครั้งนี้มีวัตถุประสงค์เพื่อพัฒนาและประเมินระบบสร้างเอกสาร Microsoft Word ภาษาไทยจากไฟล์ Markdown ซึ่งเป็นรูปแบบข้อความที่เขียนง่ายและนิยมใช้ในงานเอกสารทางเทคนิค ปัญหาที่พบบ่อยในการสร้างเอกสารภาษาไทยด้วยโปรแกรมอัตโนมัติคือ ตัวอักษรไทยถูกกำหนดเป็นภาษาละติน ทำให้โปรแกรมตรวจคำสะกดขีดเส้นหยักใต้คำไทยทุกคำ การตัดบรรทัดเกิดขึ้นเฉพาะตำแหน่งที่มีช่องว่าง และตัวหนาหรือตัวเอียงไม่แสดงผลกับอักษรไทย ผู้วิจัยจึงออกแบบระบบที่กำหนดคุณสมบัติภาษาไทยให้ครบถ้วนในทุกส่วนของเอกสาร ตั้งแต่ข้อความในย่อหน้า ตาราง เชิงอรรถ ไปจนถึงหัวกระดาษและท้ายกระดาษ โดยไม่เปลี่ยนแปลงเนื้อหาที่ผู้เขียนพิมพ์ไว้แม้แต่ตัวอักษรเดียว</w:t>
       </w:r>
@@ -110,7 +110,7 @@
       <w:r>
         <w:rPr>
           <w:cs/>
-          <w:lang w:val="en-US" w:bidi="th-TH"/>
+          <w:lang w:val="en-US"/>
         </w:rPr>
         <w:t xml:space="preserve">กลุ่มตัวอย่างเป็นเอกสารสังเคราะห์จำนวน 120 ฉบับ ครอบคลุมรายงานการประชุม หนังสือราชการ รายงานวิจัย และวิทยานิพนธ์ เครื่องมือที่ใช้ในการวิจัยประกอบด้วยชุดทดสอบอัตโนมัติที่ตรวจโครงสร้างไฟล์ และแบบประเมินการแสดงผลในโปรแกรมสำนักงาน 5 โปรแกรม ผลการวิจัยพบว่าเอกสารที่สร้างจากระบบแสดงผลภาษาไทยได้ถูกต้องร้อยละ 98.3 ของรายการตรวจทั้งหมด และเอกสารที่สร้างจากไฟล์ต้นทางเดียวกันมีเนื้อหาตรงกันทุกไบต์ทั้งเมื่อสร้างด้วย Python และ JavaScript ข้อผิดพลาดที่เหลืออยู่ส่วนใหญ่เกิดจากข้อจำกัดของโปรแกรมที่ใช้เปิดไฟล์ ไม่ใช่จากโครงสร้างของเอกสาร</w:t>
       </w:r>
@@ -122,7 +122,7 @@
       <w:r>
         <w:rPr>
           <w:cs/>
-          <w:lang w:val="en-US" w:bidi="th-TH"/>
+          <w:lang w:val="en-US"/>
         </w:rPr>
         <w:t xml:space="preserve">ผลการวิจัยนี้ชี้ให้เห็นว่าการแก้ปัญหาการแสดงผลภาษาไทยควรทำด้วยการกำหนดคุณสมบัติของข้อความ มากกว่าการแทรกอักขระพิเศษที่มองไม่เห็นเพื่อบังคับการตัดคำ เพราะอักขระเหล่านั้นทำให้การค้นหาคำ การคัดลอกข้อความ และการตรวจทานเอกสารผิดพลาดโดยที่ผู้อ่านไม่อาจสังเกตเห็นได้</w:t>
       </w:r>
@@ -149,14 +149,14 @@
           <w:b/>
           <w:bCs/>
           <w:cs/>
-          <w:lang w:val="en-US" w:bidi="th-TH"/>
+          <w:lang w:val="en-US"/>
         </w:rPr>
         <w:t xml:space="preserve">คำสำคัญ:</w:t>
       </w:r>
       <w:r>
         <w:rPr>
           <w:cs/>
-          <w:lang w:val="en-US" w:bidi="th-TH"/>
+          <w:lang w:val="en-US"/>
         </w:rPr>
         <w:t xml:space="preserve"> เอกสารภาษาไทย, Markdown, Office Open XML, การตัดบรรทัด, complex script</w:t>
       </w:r>
@@ -171,7 +171,7 @@
       <w:r>
         <w:rPr>
           <w:cs/>
-          <w:lang w:val="en-US" w:bidi="th-TH"/>
+          <w:lang w:val="en-US"/>
         </w:rPr>
         <w:t xml:space="preserve">Abstract</w:t>
       </w:r>
@@ -183,7 +183,7 @@
       <w:r>
         <w:rPr>
           <w:cs/>
-          <w:lang w:val="en-US" w:bidi="th-TH"/>
+          <w:lang w:val="en-US"/>
         </w:rPr>
         <w:t xml:space="preserve">This study develops and evaluates a builder that turns Markdown into Microsoft Word documents written in Thai, or in Thai mixed with English. Documents produced by common libraries mark Thai text as Latin, so Word underlines every Thai word, breaks lines only at spaces and drops bold and italic from Thai runs. The builder writes the complex-script attributes that Thai needs in every part of the package, checks the result against five known causes of broken Thai, and refuses to write a file whose text differs from the Markdown by a single character. Tested on 120 synthetic documents in five office applications, the output rendered correctly in 98.3 percent of the checks, and both implementations produced identical bytes. ภาษาไทยในบทคัดย่อภาษาอังกฤษนี้ใช้ทดสอบข้อความสองภาษาในย่อหน้าเดียวกัน</w:t>
       </w:r>
@@ -211,14 +211,14 @@
           <w:b/>
           <w:bCs/>
           <w:cs/>
-          <w:lang w:val="en-US" w:bidi="th-TH"/>
+          <w:lang w:val="en-US"/>
         </w:rPr>
         <w:t xml:space="preserve">Keywords:</w:t>
       </w:r>
       <w:r>
         <w:rPr>
           <w:cs/>
-          <w:lang w:val="en-US" w:bidi="th-TH"/>
+          <w:lang w:val="en-US"/>
         </w:rPr>
         <w:t xml:space="preserve"> Thai documents, Markdown, Office Open XML, line breaking, complex script</w:t>
       </w:r>
@@ -233,7 +233,7 @@
       <w:r>
         <w:rPr>
           <w:cs/>
-          <w:lang w:val="en-US" w:bidi="th-TH"/>
+          <w:lang w:val="en-US"/>
         </w:rPr>
         <w:t xml:space="preserve">กิตติกรรมประกาศ</w:t>
       </w:r>
@@ -245,7 +245,7 @@
       <w:r>
         <w:rPr>
           <w:cs/>
-          <w:lang w:val="en-US" w:bidi="th-TH"/>
+          <w:lang w:val="en-US"/>
         </w:rPr>
         <w:t xml:space="preserve">วิทยานิพนธ์ฉบับนี้สำเร็จลุล่วงได้ด้วยความกรุณาอย่างสูงจากอาจารย์ที่ปรึกษา ซึ่งได้ให้คำแนะนำ ตรวจทาน และแก้ไขข้อบกพร่องต่าง ๆ ด้วยความเอาใจใส่ตลอดระยะเวลาของการทำวิจัย ผู้วิจัยขอขอบพระคุณคณะกรรมการสอบทุกท่าน ที่สละเวลาอ่านและให้ข้อเสนอแนะอันเป็นประโยชน์ยิ่งต่อการปรับปรุงเนื้อหาให้สมบูรณ์ยิ่งขึ้น รวมทั้งขอขอบคุณผู้เชี่ยวชาญที่ตรวจสอบความเที่ยงตรงของเครื่องมือ และผู้ตอบแบบสอบถามทุกท่านที่ให้ความร่วมมือเป็นอย่างดี</w:t>
       </w:r>
@@ -257,7 +257,7 @@
       <w:r>
         <w:rPr>
           <w:cs/>
-          <w:lang w:val="en-US" w:bidi="th-TH"/>
+          <w:lang w:val="en-US"/>
         </w:rPr>
         <w:t xml:space="preserve">ขอขอบคุณเพื่อนร่วมรุ่นที่แบ่งปันประสบการณ์และให้กำลังใจกันเสมอมา ขอบคุณเจ้าหน้าที่ห้องสมุดที่อำนวยความสะดวกในการค้นคว้าเอกสาร และสุดท้ายนี้ ขอกราบขอบพระคุณบิดามารดาและครอบครัวที่สนับสนุนทั้งกำลังทรัพย์และกำลังใจตลอดการศึกษา คุณค่าและประโยชน์อันพึงมีจากวิทยานิพนธ์ฉบับนี้ ผู้วิจัยขอมอบแด่ผู้มีพระคุณทุกท่าน</w:t>
       </w:r>
@@ -282,7 +282,7 @@
       <w:r>
         <w:rPr>
           <w:cs/>
-          <w:lang w:val="en-US" w:bidi="th-TH"/>
+          <w:lang w:val="en-US"/>
         </w:rPr>
         <w:t xml:space="preserve">นางสาวตัวอย่าง ทดสอบระบบ</w:t>
       </w:r>
@@ -297,7 +297,7 @@
       <w:r>
         <w:rPr>
           <w:cs/>
-          <w:lang w:val="en-US" w:bidi="th-TH"/>
+          <w:lang w:val="en-US"/>
         </w:rPr>
         <w:t xml:space="preserve">สารบัญ</w:t>
       </w:r>
@@ -309,28 +309,28 @@
       <w:r>
         <w:rPr>
           <w:cs/>
-          <w:lang w:val="en-US" w:bidi="th-TH"/>
+          <w:lang w:val="en-US"/>
         </w:rPr>
         <w:fldChar w:fldCharType="begin"/>
       </w:r>
       <w:r>
         <w:rPr>
           <w:cs/>
-          <w:lang w:val="en-US" w:bidi="th-TH"/>
+          <w:lang w:val="en-US"/>
         </w:rPr>
         <w:instrText xml:space="preserve"> TOC \o "1-3" \h \z \u </w:instrText>
       </w:r>
       <w:r>
         <w:rPr>
           <w:cs/>
-          <w:lang w:val="en-US" w:bidi="th-TH"/>
+          <w:lang w:val="en-US"/>
         </w:rPr>
         <w:fldChar w:fldCharType="separate"/>
       </w:r>
       <w:r>
         <w:rPr>
           <w:cs/>
-          <w:lang w:val="en-US" w:bidi="th-TH"/>
+          <w:lang w:val="en-US"/>
         </w:rPr>
         <w:t xml:space="preserve">บทคัดย่อ</w:t>
       </w:r>
@@ -343,7 +343,7 @@
       <w:r>
         <w:rPr>
           <w:cs/>
-          <w:lang w:val="en-US" w:bidi="th-TH"/>
+          <w:lang w:val="en-US"/>
         </w:rPr>
         <w:t xml:space="preserve">Abstract</w:t>
       </w:r>
@@ -355,7 +355,7 @@
       <w:r>
         <w:rPr>
           <w:cs/>
-          <w:lang w:val="en-US" w:bidi="th-TH"/>
+          <w:lang w:val="en-US"/>
         </w:rPr>
         <w:t xml:space="preserve">กิตติกรรมประกาศ</w:t>
       </w:r>
@@ -367,7 +367,7 @@
       <w:r>
         <w:rPr>
           <w:cs/>
-          <w:lang w:val="en-US" w:bidi="th-TH"/>
+          <w:lang w:val="en-US"/>
         </w:rPr>
         <w:t xml:space="preserve">สารบัญ</w:t>
       </w:r>
@@ -379,7 +379,7 @@
       <w:r>
         <w:rPr>
           <w:cs/>
-          <w:lang w:val="en-US" w:bidi="th-TH"/>
+          <w:lang w:val="en-US"/>
         </w:rPr>
         <w:t xml:space="preserve">สารบัญตาราง</w:t>
       </w:r>
@@ -391,7 +391,7 @@
       <w:r>
         <w:rPr>
           <w:cs/>
-          <w:lang w:val="en-US" w:bidi="th-TH"/>
+          <w:lang w:val="en-US"/>
         </w:rPr>
         <w:t xml:space="preserve">สารบัญภาพ</w:t>
       </w:r>
@@ -403,7 +403,7 @@
       <w:r>
         <w:rPr>
           <w:cs/>
-          <w:lang w:val="en-US" w:bidi="th-TH"/>
+          <w:lang w:val="en-US"/>
         </w:rPr>
         <w:t xml:space="preserve">บทที่ ๑ บทนำ</w:t>
       </w:r>
@@ -415,7 +415,7 @@
       <w:r>
         <w:rPr>
           <w:cs/>
-          <w:lang w:val="en-US" w:bidi="th-TH"/>
+          <w:lang w:val="en-US"/>
         </w:rPr>
         <w:t xml:space="preserve">๑.๑ ความเป็นมาและความสำคัญของปัญหา</w:t>
       </w:r>
@@ -427,7 +427,7 @@
       <w:r>
         <w:rPr>
           <w:cs/>
-          <w:lang w:val="en-US" w:bidi="th-TH"/>
+          <w:lang w:val="en-US"/>
         </w:rPr>
         <w:t xml:space="preserve">๑.๒ วัตถุประสงค์ของการวิจัย</w:t>
       </w:r>
@@ -439,7 +439,7 @@
       <w:r>
         <w:rPr>
           <w:cs/>
-          <w:lang w:val="en-US" w:bidi="th-TH"/>
+          <w:lang w:val="en-US"/>
         </w:rPr>
         <w:t xml:space="preserve">๑.๓ ขอบเขตของการวิจัย</w:t>
       </w:r>
@@ -451,7 +451,7 @@
       <w:r>
         <w:rPr>
           <w:cs/>
-          <w:lang w:val="en-US" w:bidi="th-TH"/>
+          <w:lang w:val="en-US"/>
         </w:rPr>
         <w:t xml:space="preserve">๑.๓.๑ ขอบเขตด้านเนื้อหา</w:t>
       </w:r>
@@ -463,7 +463,7 @@
       <w:r>
         <w:rPr>
           <w:cs/>
-          <w:lang w:val="en-US" w:bidi="th-TH"/>
+          <w:lang w:val="en-US"/>
         </w:rPr>
         <w:t xml:space="preserve">๑.๓.๒ ขอบเขตด้านเวลา</w:t>
       </w:r>
@@ -475,7 +475,7 @@
       <w:r>
         <w:rPr>
           <w:cs/>
-          <w:lang w:val="en-US" w:bidi="th-TH"/>
+          <w:lang w:val="en-US"/>
         </w:rPr>
         <w:t xml:space="preserve">๑.๔ ประโยชน์ที่คาดว่าจะได้รับ</w:t>
       </w:r>
@@ -487,7 +487,7 @@
       <w:r>
         <w:rPr>
           <w:cs/>
-          <w:lang w:val="en-US" w:bidi="th-TH"/>
+          <w:lang w:val="en-US"/>
         </w:rPr>
         <w:t xml:space="preserve">บทที่ ๒ ทฤษฎีและงานวิจัยที่เกี่ยวข้อง</w:t>
       </w:r>
@@ -499,7 +499,7 @@
       <w:r>
         <w:rPr>
           <w:cs/>
-          <w:lang w:val="en-US" w:bidi="th-TH"/>
+          <w:lang w:val="en-US"/>
         </w:rPr>
         <w:t xml:space="preserve">๒.๑ ลักษณะของอักษรไทยในเอกสารดิจิทัล</w:t>
       </w:r>
@@ -511,7 +511,7 @@
       <w:r>
         <w:rPr>
           <w:cs/>
-          <w:lang w:val="en-US" w:bidi="th-TH"/>
+          <w:lang w:val="en-US"/>
         </w:rPr>
         <w:t xml:space="preserve">๒.๒ รูปแบบไฟล์ Office Open XML</w:t>
       </w:r>
@@ -523,7 +523,7 @@
       <w:r>
         <w:rPr>
           <w:cs/>
-          <w:lang w:val="en-US" w:bidi="th-TH"/>
+          <w:lang w:val="en-US"/>
         </w:rPr>
         <w:t xml:space="preserve">๒.๓ งานวิจัยที่เกี่ยวข้อง</w:t>
       </w:r>
@@ -535,7 +535,7 @@
       <w:r>
         <w:rPr>
           <w:cs/>
-          <w:lang w:val="en-US" w:bidi="th-TH"/>
+          <w:lang w:val="en-US"/>
         </w:rPr>
         <w:t xml:space="preserve">บทที่ ๓ วิธีดำเนินการวิจัย</w:t>
       </w:r>
@@ -547,7 +547,7 @@
       <w:r>
         <w:rPr>
           <w:cs/>
-          <w:lang w:val="en-US" w:bidi="th-TH"/>
+          <w:lang w:val="en-US"/>
         </w:rPr>
         <w:t xml:space="preserve">๓.๑ ประชากรและกลุ่มตัวอย่าง</w:t>
       </w:r>
@@ -559,7 +559,7 @@
       <w:r>
         <w:rPr>
           <w:cs/>
-          <w:lang w:val="en-US" w:bidi="th-TH"/>
+          <w:lang w:val="en-US"/>
         </w:rPr>
         <w:t xml:space="preserve">๓.๒ เครื่องมือที่ใช้ในการวิจัย</w:t>
       </w:r>
@@ -571,7 +571,7 @@
       <w:r>
         <w:rPr>
           <w:cs/>
-          <w:lang w:val="en-US" w:bidi="th-TH"/>
+          <w:lang w:val="en-US"/>
         </w:rPr>
         <w:t xml:space="preserve">๓.๓ การเก็บรวบรวมข้อมูล</w:t>
       </w:r>
@@ -583,7 +583,7 @@
       <w:r>
         <w:rPr>
           <w:cs/>
-          <w:lang w:val="en-US" w:bidi="th-TH"/>
+          <w:lang w:val="en-US"/>
         </w:rPr>
         <w:t xml:space="preserve">บทที่ ๔ ผลการวิจัย</w:t>
       </w:r>
@@ -595,7 +595,7 @@
       <w:r>
         <w:rPr>
           <w:cs/>
-          <w:lang w:val="en-US" w:bidi="th-TH"/>
+          <w:lang w:val="en-US"/>
         </w:rPr>
         <w:t xml:space="preserve">บทที่ ๕ สรุป อภิปรายผล และข้อเสนอแนะ</w:t>
       </w:r>
@@ -607,7 +607,7 @@
       <w:r>
         <w:rPr>
           <w:cs/>
-          <w:lang w:val="en-US" w:bidi="th-TH"/>
+          <w:lang w:val="en-US"/>
         </w:rPr>
         <w:t xml:space="preserve">๕.๑ สรุปผลการวิจัย</w:t>
       </w:r>
@@ -619,7 +619,7 @@
       <w:r>
         <w:rPr>
           <w:cs/>
-          <w:lang w:val="en-US" w:bidi="th-TH"/>
+          <w:lang w:val="en-US"/>
         </w:rPr>
         <w:t xml:space="preserve">๕.๒ อภิปรายผล</w:t>
       </w:r>
@@ -631,7 +631,7 @@
       <w:r>
         <w:rPr>
           <w:cs/>
-          <w:lang w:val="en-US" w:bidi="th-TH"/>
+          <w:lang w:val="en-US"/>
         </w:rPr>
         <w:t xml:space="preserve">๕.๓ ข้อเสนอแนะ</w:t>
       </w:r>
@@ -643,7 +643,7 @@
       <w:r>
         <w:rPr>
           <w:cs/>
-          <w:lang w:val="en-US" w:bidi="th-TH"/>
+          <w:lang w:val="en-US"/>
         </w:rPr>
         <w:t xml:space="preserve">บรรณานุกรม</w:t>
       </w:r>
@@ -655,7 +655,7 @@
       <w:r>
         <w:rPr>
           <w:cs/>
-          <w:lang w:val="en-US" w:bidi="th-TH"/>
+          <w:lang w:val="en-US"/>
         </w:rPr>
         <w:t xml:space="preserve">Appendix A แบบสอบถามที่ใช้ในการวิจัย</w:t>
       </w:r>
@@ -667,7 +667,7 @@
       <w:r>
         <w:rPr>
           <w:cs/>
-          <w:lang w:val="en-US" w:bidi="th-TH"/>
+          <w:lang w:val="en-US"/>
         </w:rPr>
         <w:t xml:space="preserve">A.๑ ส่วนที่ 1 ข้อมูลทั่วไปของผู้ตอบแบบสอบถาม</w:t>
       </w:r>
@@ -679,7 +679,7 @@
       <w:r>
         <w:rPr>
           <w:cs/>
-          <w:lang w:val="en-US" w:bidi="th-TH"/>
+          <w:lang w:val="en-US"/>
         </w:rPr>
         <w:t xml:space="preserve">A.๒ ส่วนที่ 2 ความคิดเห็นต่อระบบ</w:t>
       </w:r>
@@ -691,7 +691,7 @@
       <w:r>
         <w:rPr>
           <w:cs/>
-          <w:lang w:val="en-US" w:bidi="th-TH"/>
+          <w:lang w:val="en-US"/>
         </w:rPr>
         <w:t xml:space="preserve">Appendix B ผลการตรวจสอบความเที่ยงตรงของเครื่องมือ</w:t>
       </w:r>
@@ -703,7 +703,7 @@
       <w:r>
         <w:rPr>
           <w:cs/>
-          <w:lang w:val="en-US" w:bidi="th-TH"/>
+          <w:lang w:val="en-US"/>
         </w:rPr>
         <w:t xml:space="preserve">Appendix C ตัวอย่างไฟล์ Markdown ที่ใช้ทดสอบ</w:t>
       </w:r>
@@ -728,14 +728,14 @@
       <w:r>
         <w:rPr>
           <w:cs/>
-          <w:lang w:val="en-US" w:bidi="th-TH"/>
+          <w:lang w:val="en-US"/>
         </w:rPr>
         <w:t xml:space="preserve">ประวัติผู้เขียน</w:t>
       </w:r>
       <w:r>
         <w:rPr>
           <w:cs/>
-          <w:lang w:val="en-US" w:bidi="th-TH"/>
+          <w:lang w:val="en-US"/>
         </w:rPr>
         <w:fldChar w:fldCharType="end"/>
       </w:r>
@@ -750,7 +750,7 @@
       <w:r>
         <w:rPr>
           <w:cs/>
-          <w:lang w:val="en-US" w:bidi="th-TH"/>
+          <w:lang w:val="en-US"/>
         </w:rPr>
         <w:t xml:space="preserve">สารบัญตาราง</w:t>
       </w:r>
@@ -762,28 +762,28 @@
       <w:r>
         <w:rPr>
           <w:cs/>
-          <w:lang w:val="en-US" w:bidi="th-TH"/>
+          <w:lang w:val="en-US"/>
         </w:rPr>
         <w:fldChar w:fldCharType="begin"/>
       </w:r>
       <w:r>
         <w:rPr>
           <w:cs/>
-          <w:lang w:val="en-US" w:bidi="th-TH"/>
+          <w:lang w:val="en-US"/>
         </w:rPr>
         <w:instrText xml:space="preserve"> TOC \h \z \t "Table Caption,1" </w:instrText>
       </w:r>
       <w:r>
         <w:rPr>
           <w:cs/>
-          <w:lang w:val="en-US" w:bidi="th-TH"/>
+          <w:lang w:val="en-US"/>
         </w:rPr>
         <w:fldChar w:fldCharType="separate"/>
       </w:r>
       <w:r>
         <w:rPr>
           <w:cs/>
-          <w:lang w:val="en-US" w:bidi="th-TH"/>
+          <w:lang w:val="en-US"/>
         </w:rPr>
         <w:t xml:space="preserve">ตารางที่ ๑-๑ ประโยชน์ที่คาดว่าจะได้รับจำแนกตามกลุ่มผู้ใช้</w:t>
       </w:r>
@@ -795,7 +795,7 @@
       <w:r>
         <w:rPr>
           <w:cs/>
-          <w:lang w:val="en-US" w:bidi="th-TH"/>
+          <w:lang w:val="en-US"/>
         </w:rPr>
         <w:t xml:space="preserve">ตารางที่ ๒-๑ เปรียบเทียบคุณสมบัติข้อความละตินและข้อความ complex script</w:t>
       </w:r>
@@ -807,7 +807,7 @@
       <w:r>
         <w:rPr>
           <w:cs/>
-          <w:lang w:val="en-US" w:bidi="th-TH"/>
+          <w:lang w:val="en-US"/>
         </w:rPr>
         <w:t xml:space="preserve">ตารางที่ ๔-๑ ผลการตรวจการแสดงผลจำแนกตามรายการตรวจ</w:t>
       </w:r>
@@ -819,7 +819,7 @@
       <w:r>
         <w:rPr>
           <w:cs/>
-          <w:lang w:val="en-US" w:bidi="th-TH"/>
+          <w:lang w:val="en-US"/>
         </w:rPr>
         <w:t xml:space="preserve">ตารางที่ A-๑ ข้อมูลทั่วไปของผู้ตอบแบบสอบถาม</w:t>
       </w:r>
@@ -844,14 +844,14 @@
       <w:r>
         <w:rPr>
           <w:cs/>
-          <w:lang w:val="en-US" w:bidi="th-TH"/>
+          <w:lang w:val="en-US"/>
         </w:rPr>
         <w:t xml:space="preserve">ตารางที่ B-๑ ค่าดัชนีความสอดคล้องของแบบประเมิน</w:t>
       </w:r>
       <w:r>
         <w:rPr>
           <w:cs/>
-          <w:lang w:val="en-US" w:bidi="th-TH"/>
+          <w:lang w:val="en-US"/>
         </w:rPr>
         <w:fldChar w:fldCharType="end"/>
       </w:r>
@@ -866,7 +866,7 @@
       <w:r>
         <w:rPr>
           <w:cs/>
-          <w:lang w:val="en-US" w:bidi="th-TH"/>
+          <w:lang w:val="en-US"/>
         </w:rPr>
         <w:t xml:space="preserve">สารบัญภาพ</w:t>
       </w:r>
@@ -878,28 +878,28 @@
       <w:r>
         <w:rPr>
           <w:cs/>
-          <w:lang w:val="en-US" w:bidi="th-TH"/>
+          <w:lang w:val="en-US"/>
         </w:rPr>
         <w:fldChar w:fldCharType="begin"/>
       </w:r>
       <w:r>
         <w:rPr>
           <w:cs/>
-          <w:lang w:val="en-US" w:bidi="th-TH"/>
+          <w:lang w:val="en-US"/>
         </w:rPr>
         <w:instrText xml:space="preserve"> TOC \h \z \t "Figure Caption,1" </w:instrText>
       </w:r>
       <w:r>
         <w:rPr>
           <w:cs/>
-          <w:lang w:val="en-US" w:bidi="th-TH"/>
+          <w:lang w:val="en-US"/>
         </w:rPr>
         <w:fldChar w:fldCharType="separate"/>
       </w:r>
       <w:r>
         <w:rPr>
           <w:cs/>
-          <w:lang w:val="en-US" w:bidi="th-TH"/>
+          <w:lang w:val="en-US"/>
         </w:rPr>
         <w:t xml:space="preserve">รูปที่ ๒-๑ อัตราการแสดงผลถูกต้องจำแนกตามประเภทเอกสาร</w:t>
       </w:r>
@@ -911,7 +911,7 @@
       <w:r>
         <w:rPr>
           <w:cs/>
-          <w:lang w:val="en-US" w:bidi="th-TH"/>
+          <w:lang w:val="en-US"/>
         </w:rPr>
         <w:t xml:space="preserve">รูปที่ ๓-๑ ขั้นตอนการทำงานของระบบสร้างเอกสาร</w:t>
       </w:r>
@@ -923,7 +923,7 @@
       <w:r>
         <w:rPr>
           <w:cs/>
-          <w:lang w:val="en-US" w:bidi="th-TH"/>
+          <w:lang w:val="en-US"/>
         </w:rPr>
         <w:t xml:space="preserve">รูปที่ ๔-๑ สรุปผลการตรวจจำแนกตามโปรแกรม</w:t>
       </w:r>
@@ -948,14 +948,14 @@
       <w:r>
         <w:rPr>
           <w:cs/>
-          <w:lang w:val="en-US" w:bidi="th-TH"/>
+          <w:lang w:val="en-US"/>
         </w:rPr>
         <w:t xml:space="preserve">รูปที่ B-๑ ขั้นตอนการตรวจสอบความเที่ยงตรง</w:t>
       </w:r>
       <w:r>
         <w:rPr>
           <w:cs/>
-          <w:lang w:val="en-US" w:bidi="th-TH"/>
+          <w:lang w:val="en-US"/>
         </w:rPr>
         <w:fldChar w:fldCharType="end"/>
       </w:r>
@@ -967,7 +967,7 @@
       <w:r>
         <w:rPr>
           <w:cs/>
-          <w:lang w:val="en-US" w:bidi="th-TH"/>
+          <w:lang w:val="en-US"/>
         </w:rPr>
         <w:t xml:space="preserve">บทนำ</w:t>
       </w:r>
@@ -979,7 +979,7 @@
       <w:r>
         <w:rPr>
           <w:cs/>
-          <w:lang w:val="en-US" w:bidi="th-TH"/>
+          <w:lang w:val="en-US"/>
         </w:rPr>
         <w:t xml:space="preserve">ความเป็นมาและความสำคัญของปัญหา</w:t>
       </w:r>
@@ -991,7 +991,7 @@
       <w:r>
         <w:rPr>
           <w:cs/>
-          <w:lang w:val="en-US" w:bidi="th-TH"/>
+          <w:lang w:val="en-US"/>
         </w:rPr>
         <w:t xml:space="preserve">ปัจจุบันหน่วยงานภาครัฐและภาคเอกชนจำนวนมากเปลี่ยนมาจัดทำเอกสารด้วยระบบอัตโนมัติ ไม่ว่าจะเป็นรายงานประจำเดือน หนังสือแจ้งเวียน หรือเอกสารประกอบการประชุม ข้อมูลเหล่านี้มักถูกเขียนหรือสร้างขึ้นในรูปแบบข้อความธรรมดาก่อน แล้วจึงแปลงเป็นไฟล์ Word เพื่อส่งต่อให้ผู้รับที่คุ้นเคยกับโปรแกรมสำนักงาน </w:t>
       </w:r>
@@ -1000,14 +1000,14 @@
           <w:b/>
           <w:bCs/>
           <w:cs/>
-          <w:lang w:val="en-US" w:bidi="th-TH"/>
+          <w:lang w:val="en-US"/>
         </w:rPr>
         <w:t xml:space="preserve">ปัญหาสำคัญ</w:t>
       </w:r>
       <w:r>
         <w:rPr>
           <w:cs/>
-          <w:lang w:val="en-US" w:bidi="th-TH"/>
+          <w:lang w:val="en-US"/>
         </w:rPr>
         <w:t xml:space="preserve"> คือเครื่องมือแปลงเอกสารส่วนใหญ่ถูกออกแบบมาสำหรับภาษาที่ใช้อักษรละติน เมื่อนำมาใช้กับภาษาไทยจึงเกิดความผิดปกติหลายประการ เช่น </w:t>
       </w:r>
@@ -1016,14 +1016,14 @@
           <w:i/>
           <w:iCs/>
           <w:cs/>
-          <w:lang w:val="en-US" w:bidi="th-TH"/>
+          <w:lang w:val="en-US"/>
         </w:rPr>
         <w:t xml:space="preserve">เส้นหยักสีแดงใต้คำที่สะกดถูกต้อง</w:t>
       </w:r>
       <w:r>
         <w:rPr>
           <w:cs/>
-          <w:lang w:val="en-US" w:bidi="th-TH"/>
+          <w:lang w:val="en-US"/>
         </w:rPr>
         <w:t xml:space="preserve"> การตัดบรรทัดกลางคำ และตัวอักษรที่ควรเป็นตัวหนากลับแสดงเป็นตัวปกติ </w:t>
       </w:r>
@@ -1031,14 +1031,14 @@
         <w:rPr>
           <w:strike/>
           <w:cs/>
-          <w:lang w:val="en-US" w:bidi="th-TH"/>
+          <w:lang w:val="en-US"/>
         </w:rPr>
         <w:t xml:space="preserve">ซึ่งผู้ใช้มักแก้ด้วยการเว้นวรรคระหว่างคำ</w:t>
       </w:r>
       <w:r>
         <w:rPr>
           <w:cs/>
-          <w:lang w:val="en-US" w:bidi="th-TH"/>
+          <w:lang w:val="en-US"/>
         </w:rPr>
         <w:t xml:space="preserve"> ซึ่งผู้ใช้มักพยายามแก้ด้วยวิธีที่ทำให้เนื้อหาเปลี่ยนไปจากต้นฉบับ</w:t>
       </w:r>
@@ -1046,7 +1046,7 @@
         <w:rPr>
           <w:rStyle w:val="FootnoteReference"/>
           <w:cs/>
-          <w:lang w:val="en-US" w:bidi="th-TH"/>
+          <w:lang w:val="en-US"/>
         </w:rPr>
         <w:footnoteReference w:id="1"/>
       </w:r>
@@ -1058,7 +1058,7 @@
       <w:r>
         <w:rPr>
           <w:cs/>
-          <w:lang w:val="en-US" w:bidi="th-TH"/>
+          <w:lang w:val="en-US"/>
         </w:rPr>
         <w:t xml:space="preserve">จากการสำรวจเบื้องต้นในหน่วยงานตัวอย่างพบว่า เจ้าหน้าที่ใช้เวลาเฉลี่ย 25 นาทีต่อเอกสารหนึ่งฉบับในการแก้ไขรูปแบบหลังการแปลง โดยเฉพาะการเลือกฟอนต์ใหม่ การปรับระยะบรรทัด และการลบช่องว่างที่เกินมา งานเหล่านี้ไม่เพิ่มคุณค่าให้กับเนื้อหา แต่เพิ่มโอกาสที่เอกสารจะผิดพลาด ผู้วิจัยจึงสนใจศึกษาว่าหากกำหนดคุณสมบัติภาษาไทยให้ถูกต้องตั้งแต่ขั้นตอนการสร้างไฟล์ จะช่วยลดภาระดังกล่าวได้มากเพียงใด ดูรายละเอียดของข้อกำหนดได้ที่ </w:t>
       </w:r>
@@ -1067,7 +1067,7 @@
           <w:rPr>
             <w:rStyle w:val="Hyperlink"/>
             <w:cs/>
-            <w:lang w:val="en-US" w:bidi="th-TH"/>
+            <w:lang w:val="en-US"/>
           </w:rPr>
           <w:t xml:space="preserve">ECMA-376</w:t>
         </w:r>
@@ -1075,7 +1075,7 @@
       <w:r>
         <w:rPr>
           <w:cs/>
-          <w:lang w:val="en-US" w:bidi="th-TH"/>
+          <w:lang w:val="en-US"/>
         </w:rPr>
         <w:t xml:space="preserve"> และตัวอย่างการใช้งานที่ </w:t>
       </w:r>
@@ -1084,7 +1084,7 @@
           <w:rPr>
             <w:rStyle w:val="Hyperlink"/>
             <w:cs/>
-            <w:lang w:val="en-US" w:bidi="th-TH"/>
+            <w:lang w:val="en-US"/>
           </w:rPr>
           <w:t xml:space="preserve">https://example.com/thai-docx</w:t>
         </w:r>
@@ -1092,7 +1092,7 @@
       <w:r>
         <w:rPr>
           <w:cs/>
-          <w:lang w:val="en-US" w:bidi="th-TH"/>
+          <w:lang w:val="en-US"/>
         </w:rPr>
         <w:t xml:space="preserve"> ซึ่งเป็นที่อยู่สมมติสำหรับการทดสอบลิงก์</w:t>
       </w:r>
@@ -1100,7 +1100,7 @@
         <w:rPr>
           <w:rStyle w:val="FootnoteReference"/>
           <w:cs/>
-          <w:lang w:val="en-US" w:bidi="th-TH"/>
+          <w:lang w:val="en-US"/>
         </w:rPr>
         <w:footnoteReference w:id="2"/>
       </w:r>
@@ -1112,7 +1112,7 @@
       <w:r>
         <w:rPr>
           <w:cs/>
-          <w:lang w:val="en-US" w:bidi="th-TH"/>
+          <w:lang w:val="en-US"/>
         </w:rPr>
         <w:t xml:space="preserve">นอกจากนี้ งานเอกสารทางวิชาการยังมีองค์ประกอบเฉพาะที่ต้องการความถูกต้องสูง ได้แก่ สูตรทางเคมีอย่าง H</w:t>
       </w:r>
@@ -1120,14 +1120,14 @@
         <w:rPr>
           <w:vertAlign w:val="subscript"/>
           <w:cs/>
-          <w:lang w:val="en-US" w:bidi="th-TH"/>
+          <w:lang w:val="en-US"/>
         </w:rPr>
         <w:t xml:space="preserve">2</w:t>
       </w:r>
       <w:r>
         <w:rPr>
           <w:cs/>
-          <w:lang w:val="en-US" w:bidi="th-TH"/>
+          <w:lang w:val="en-US"/>
         </w:rPr>
         <w:t xml:space="preserve">SO</w:t>
       </w:r>
@@ -1135,14 +1135,14 @@
         <w:rPr>
           <w:vertAlign w:val="subscript"/>
           <w:cs/>
-          <w:lang w:val="en-US" w:bidi="th-TH"/>
+          <w:lang w:val="en-US"/>
         </w:rPr>
         <w:t xml:space="preserve">4</w:t>
       </w:r>
       <w:r>
         <w:rPr>
           <w:cs/>
-          <w:lang w:val="en-US" w:bidi="th-TH"/>
+          <w:lang w:val="en-US"/>
         </w:rPr>
         <w:t xml:space="preserve"> ค่ายกกำลังอย่าง 10</w:t>
       </w:r>
@@ -1150,14 +1150,14 @@
         <w:rPr>
           <w:vertAlign w:val="superscript"/>
           <w:cs/>
-          <w:lang w:val="en-US" w:bidi="th-TH"/>
+          <w:lang w:val="en-US"/>
         </w:rPr>
         <w:t xml:space="preserve">6</w:t>
       </w:r>
       <w:r>
         <w:rPr>
           <w:cs/>
-          <w:lang w:val="en-US" w:bidi="th-TH"/>
+          <w:lang w:val="en-US"/>
         </w:rPr>
         <w:t xml:space="preserve"> คำที่ต้อง</w:t>
       </w:r>
@@ -1165,14 +1165,14 @@
         <w:rPr>
           <w:u w:val="single"/>
           <w:cs/>
-          <w:lang w:val="en-US" w:bidi="th-TH"/>
+          <w:lang w:val="en-US"/>
         </w:rPr>
         <w:t xml:space="preserve">ขีดเส้นใต้</w:t>
       </w:r>
       <w:r>
         <w:rPr>
           <w:cs/>
-          <w:lang w:val="en-US" w:bidi="th-TH"/>
+          <w:lang w:val="en-US"/>
         </w:rPr>
         <w:t xml:space="preserve">เพื่อเน้น และคำสั่งแป้นพิมพ์อย่าง </w:t>
       </w:r>
@@ -1180,14 +1180,14 @@
         <w:rPr>
           <w:rFonts w:ascii="Consolas" w:hAnsi="Consolas" w:cs="TH Sarabun New"/>
           <w:cs/>
-          <w:lang w:val="en-US" w:bidi="th-TH"/>
+          <w:lang w:val="en-US"/>
         </w:rPr>
         <w:t xml:space="preserve">Ctrl</w:t>
       </w:r>
       <w:r>
         <w:rPr>
           <w:cs/>
-          <w:lang w:val="en-US" w:bidi="th-TH"/>
+          <w:lang w:val="en-US"/>
         </w:rPr>
         <w:t xml:space="preserve"> + </w:t>
       </w:r>
@@ -1195,28 +1195,28 @@
         <w:rPr>
           <w:rFonts w:ascii="Consolas" w:hAnsi="Consolas" w:cs="TH Sarabun New"/>
           <w:cs/>
-          <w:lang w:val="en-US" w:bidi="th-TH"/>
+          <w:lang w:val="en-US"/>
         </w:rPr>
         <w:t xml:space="preserve">S</w:t>
       </w:r>
       <w:r>
         <w:rPr>
           <w:cs/>
-          <w:lang w:val="en-US" w:bidi="th-TH"/>
+          <w:lang w:val="en-US"/>
         </w:rPr>
         <w:t xml:space="preserve"> องค์ประกอบเหล่านี้ต้องแสดงผลได้ถูกต้องเช่นเดียวกับข้อความภาษาไทยทั่วไป</w:t>
       </w:r>
       <w:r>
         <w:rPr>
           <w:cs/>
-          <w:lang w:val="en-US" w:bidi="th-TH"/>
+          <w:lang w:val="en-US"/>
         </w:rPr>
         <w:br/>
       </w:r>
       <w:r>
         <w:rPr>
           <w:cs/>
-          <w:lang w:val="en-US" w:bidi="th-TH"/>
+          <w:lang w:val="en-US"/>
         </w:rPr>
         <w:t xml:space="preserve">บรรทัดนี้ขึ้นต้นหลังการขึ้นบรรทัดใหม่แบบ hard break เพื่อทดสอบว่าข้อความยังคงอยู่ในย่อหน้าเดียวกัน</w:t>
       </w:r>
@@ -1228,7 +1228,7 @@
       <w:r>
         <w:rPr>
           <w:cs/>
-          <w:lang w:val="en-US" w:bidi="th-TH"/>
+          <w:lang w:val="en-US"/>
         </w:rPr>
         <w:t xml:space="preserve">วัตถุประสงค์ของการวิจัย</w:t>
       </w:r>
@@ -1244,7 +1244,7 @@
       <w:r>
         <w:rPr>
           <w:cs/>
-          <w:lang w:val="en-US" w:bidi="th-TH"/>
+          <w:lang w:val="en-US"/>
         </w:rPr>
         <w:t xml:space="preserve">เพื่อพัฒนาระบบสร้างเอกสาร Word ภาษาไทยจากไฟล์ Markdown ที่กำหนดคุณสมบัติภาษาไทยได้ครบถ้วนในทุกส่วนของเอกสาร</w:t>
       </w:r>
@@ -1260,7 +1260,7 @@
       <w:r>
         <w:rPr>
           <w:cs/>
-          <w:lang w:val="en-US" w:bidi="th-TH"/>
+          <w:lang w:val="en-US"/>
         </w:rPr>
         <w:t xml:space="preserve">เพื่อประเมินความถูกต้องของการแสดงผลในโปรแกรมสำนักงาน 5 โปรแกรม ได้แก่</w:t>
       </w:r>
@@ -1276,7 +1276,7 @@
       <w:r>
         <w:rPr>
           <w:cs/>
-          <w:lang w:val="en-US" w:bidi="th-TH"/>
+          <w:lang w:val="en-US"/>
         </w:rPr>
         <w:t xml:space="preserve">Microsoft Word 365 บน Windows และ Word บน macOS</w:t>
       </w:r>
@@ -1292,7 +1292,7 @@
       <w:r>
         <w:rPr>
           <w:cs/>
-          <w:lang w:val="en-US" w:bidi="th-TH"/>
+          <w:lang w:val="en-US"/>
         </w:rPr>
         <w:t xml:space="preserve">LibreOffice Writer และ WPS Writer</w:t>
       </w:r>
@@ -1309,7 +1309,7 @@
       <w:r>
         <w:rPr>
           <w:cs/>
-          <w:lang w:val="en-US" w:bidi="th-TH"/>
+          <w:lang w:val="en-US"/>
         </w:rPr>
         <w:t xml:space="preserve">Google Docs</w:t>
       </w:r>
@@ -1325,7 +1325,7 @@
       <w:r>
         <w:rPr>
           <w:cs/>
-          <w:lang w:val="en-US" w:bidi="th-TH"/>
+          <w:lang w:val="en-US"/>
         </w:rPr>
         <w:t xml:space="preserve">เพื่อเปรียบเทียบเวลาที่ใช้แก้ไขรูปแบบเอกสารก่อนและหลังใช้ระบบ</w:t>
       </w:r>
@@ -1337,7 +1337,7 @@
       <w:r>
         <w:rPr>
           <w:cs/>
-          <w:lang w:val="en-US" w:bidi="th-TH"/>
+          <w:lang w:val="en-US"/>
         </w:rPr>
         <w:t xml:space="preserve">ขอบเขตของการวิจัย</w:t>
       </w:r>
@@ -1349,7 +1349,7 @@
       <w:r>
         <w:rPr>
           <w:cs/>
-          <w:lang w:val="en-US" w:bidi="th-TH"/>
+          <w:lang w:val="en-US"/>
         </w:rPr>
         <w:t xml:space="preserve">ขอบเขตด้านเนื้อหา</w:t>
       </w:r>
@@ -1361,7 +1361,7 @@
       <w:r>
         <w:rPr>
           <w:cs/>
-          <w:lang w:val="en-US" w:bidi="th-TH"/>
+          <w:lang w:val="en-US"/>
         </w:rPr>
         <w:t xml:space="preserve">การวิจัยครั้งนี้ครอบคลุมองค์ประกอบของเอกสารที่พบบ่อยในงานเอกสารภาษาไทย ได้แก่</w:t>
       </w:r>
@@ -1377,7 +1377,7 @@
       <w:r>
         <w:rPr>
           <w:cs/>
-          <w:lang w:val="en-US" w:bidi="th-TH"/>
+          <w:lang w:val="en-US"/>
         </w:rPr>
         <w:t xml:space="preserve">หัวข้อหลายระดับ ย่อหน้า และข้อความที่ยกมา</w:t>
       </w:r>
@@ -1393,7 +1393,7 @@
       <w:r>
         <w:rPr>
           <w:cs/>
-          <w:lang w:val="en-US" w:bidi="th-TH"/>
+          <w:lang w:val="en-US"/>
         </w:rPr>
         <w:t xml:space="preserve">รายการแบบสัญลักษณ์และแบบลำดับเลข รวมถึงรายการซ้อนหลายชั้น</w:t>
       </w:r>
@@ -1409,7 +1409,7 @@
       <w:r>
         <w:rPr>
           <w:cs/>
-          <w:lang w:val="en-US" w:bidi="th-TH"/>
+          <w:lang w:val="en-US"/>
         </w:rPr>
         <w:t xml:space="preserve">รายการชั้นที่สองที่มีข้อความยาวจนต้องตัดบรรทัดเพื่อทดสอบการเยื้องของบรรทัดถัดไปในรายการ</w:t>
       </w:r>
@@ -1425,7 +1425,7 @@
       <w:r>
         <w:rPr>
           <w:cs/>
-          <w:lang w:val="en-US" w:bidi="th-TH"/>
+          <w:lang w:val="en-US"/>
         </w:rPr>
         <w:t xml:space="preserve">รายการชั้นที่สาม</w:t>
       </w:r>
@@ -1441,7 +1441,7 @@
       <w:r>
         <w:rPr>
           <w:cs/>
-          <w:lang w:val="en-US" w:bidi="th-TH"/>
+          <w:lang w:val="en-US"/>
         </w:rPr>
         <w:t xml:space="preserve">ตาราง รูปภาพ เชิงอรรถ ลิงก์ และโค้ด</w:t>
       </w:r>
@@ -1453,7 +1453,7 @@
       <w:r>
         <w:rPr>
           <w:cs/>
-          <w:lang w:val="en-US" w:bidi="th-TH"/>
+          <w:lang w:val="en-US"/>
         </w:rPr>
         <w:t xml:space="preserve">ขอบเขตด้านเวลา</w:t>
       </w:r>
@@ -1465,7 +1465,7 @@
       <w:r>
         <w:rPr>
           <w:cs/>
-          <w:lang w:val="en-US" w:bidi="th-TH"/>
+          <w:lang w:val="en-US"/>
         </w:rPr>
         <w:t xml:space="preserve">ระยะเวลาดำเนินการวิจัยตั้งแต่เดือนมิถุนายน 2568 ถึงเดือนพฤษภาคม 2569 รวม 12 เดือน โดยแบ่งงานเป็นขั้นตอนดังนี้</w:t>
       </w:r>
@@ -1479,14 +1479,14 @@
         <w:rPr>
           <w:rFonts w:ascii="Arial" w:hAnsi="Arial" w:cs="Arial"/>
           <w:cs/>
-          <w:lang w:val="en-US" w:bidi="th-TH"/>
+          <w:lang w:val="en-US"/>
         </w:rPr>
         <w:t xml:space="preserve">■ </w:t>
       </w:r>
       <w:r>
         <w:rPr>
           <w:cs/>
-          <w:lang w:val="en-US" w:bidi="th-TH"/>
+          <w:lang w:val="en-US"/>
         </w:rPr>
         <w:t xml:space="preserve">ศึกษาข้อกำหนดของรูปแบบไฟล์และทบทวนวรรณกรรม</w:t>
       </w:r>
@@ -1500,14 +1500,14 @@
         <w:rPr>
           <w:rFonts w:ascii="Arial" w:hAnsi="Arial" w:cs="Arial"/>
           <w:cs/>
-          <w:lang w:val="en-US" w:bidi="th-TH"/>
+          <w:lang w:val="en-US"/>
         </w:rPr>
         <w:t xml:space="preserve">■ </w:t>
       </w:r>
       <w:r>
         <w:rPr>
           <w:cs/>
-          <w:lang w:val="en-US" w:bidi="th-TH"/>
+          <w:lang w:val="en-US"/>
         </w:rPr>
         <w:t xml:space="preserve">พัฒนาระบบและชุดทดสอบอัตโนมัติ</w:t>
       </w:r>
@@ -1521,14 +1521,14 @@
         <w:rPr>
           <w:rFonts w:ascii="Arial" w:hAnsi="Arial" w:cs="Arial"/>
           <w:cs/>
-          <w:lang w:val="en-US" w:bidi="th-TH"/>
+          <w:lang w:val="en-US"/>
         </w:rPr>
         <w:t xml:space="preserve">□ </w:t>
       </w:r>
       <w:r>
         <w:rPr>
           <w:cs/>
-          <w:lang w:val="en-US" w:bidi="th-TH"/>
+          <w:lang w:val="en-US"/>
         </w:rPr>
         <w:t xml:space="preserve">ทดสอบกับผู้ใช้งานจริงในหน่วยงานตัวอย่าง</w:t>
       </w:r>
@@ -1542,14 +1542,14 @@
         <w:rPr>
           <w:rFonts w:ascii="Arial" w:hAnsi="Arial" w:cs="Arial"/>
           <w:cs/>
-          <w:lang w:val="en-US" w:bidi="th-TH"/>
+          <w:lang w:val="en-US"/>
         </w:rPr>
         <w:t xml:space="preserve">□ </w:t>
       </w:r>
       <w:r>
         <w:rPr>
           <w:cs/>
-          <w:lang w:val="en-US" w:bidi="th-TH"/>
+          <w:lang w:val="en-US"/>
         </w:rPr>
         <w:t xml:space="preserve">เผยแพร่ผลการวิจัย</w:t>
       </w:r>
@@ -1561,7 +1561,7 @@
       <w:r>
         <w:rPr>
           <w:cs/>
-          <w:lang w:val="en-US" w:bidi="th-TH"/>
+          <w:lang w:val="en-US"/>
         </w:rPr>
         <w:t xml:space="preserve">ประโยชน์ที่คาดว่าจะได้รับ</w:t>
       </w:r>
@@ -1576,7 +1576,7 @@
           <w:b/>
           <w:bCs/>
           <w:cs/>
-          <w:lang w:val="en-US" w:bidi="th-TH"/>
+          <w:lang w:val="en-US"/>
         </w:rPr>
         <w:t xml:space="preserve">ตารางที่ </w:t>
       </w:r>
@@ -1585,7 +1585,7 @@
           <w:b/>
           <w:bCs/>
           <w:cs/>
-          <w:lang w:val="en-US" w:bidi="th-TH"/>
+          <w:lang w:val="en-US"/>
         </w:rPr>
         <w:fldChar w:fldCharType="begin"/>
       </w:r>
@@ -1594,7 +1594,7 @@
           <w:b/>
           <w:bCs/>
           <w:cs/>
-          <w:lang w:val="en-US" w:bidi="th-TH"/>
+          <w:lang w:val="en-US"/>
         </w:rPr>
         <w:instrText xml:space="preserve"> STYLEREF 1 \s </w:instrText>
       </w:r>
@@ -1603,7 +1603,7 @@
           <w:b/>
           <w:bCs/>
           <w:cs/>
-          <w:lang w:val="en-US" w:bidi="th-TH"/>
+          <w:lang w:val="en-US"/>
         </w:rPr>
         <w:fldChar w:fldCharType="separate"/>
       </w:r>
@@ -1612,7 +1612,7 @@
           <w:b/>
           <w:bCs/>
           <w:cs/>
-          <w:lang w:val="en-US" w:bidi="th-TH"/>
+          <w:lang w:val="en-US"/>
         </w:rPr>
         <w:t xml:space="preserve">๑</w:t>
       </w:r>
@@ -1621,7 +1621,7 @@
           <w:b/>
           <w:bCs/>
           <w:cs/>
-          <w:lang w:val="en-US" w:bidi="th-TH"/>
+          <w:lang w:val="en-US"/>
         </w:rPr>
         <w:fldChar w:fldCharType="end"/>
       </w:r>
@@ -1630,7 +1630,7 @@
           <w:b/>
           <w:bCs/>
           <w:cs/>
-          <w:lang w:val="en-US" w:bidi="th-TH"/>
+          <w:lang w:val="en-US"/>
         </w:rPr>
         <w:t xml:space="preserve">-</w:t>
       </w:r>
@@ -1639,7 +1639,7 @@
           <w:b/>
           <w:bCs/>
           <w:cs/>
-          <w:lang w:val="en-US" w:bidi="th-TH"/>
+          <w:lang w:val="en-US"/>
         </w:rPr>
         <w:fldChar w:fldCharType="begin"/>
       </w:r>
@@ -1648,7 +1648,7 @@
           <w:b/>
           <w:bCs/>
           <w:cs/>
-          <w:lang w:val="en-US" w:bidi="th-TH"/>
+          <w:lang w:val="en-US"/>
         </w:rPr>
         <w:instrText xml:space="preserve"> SEQ ตารางที่ \* ThaiArabic \s 1 </w:instrText>
       </w:r>
@@ -1657,7 +1657,7 @@
           <w:b/>
           <w:bCs/>
           <w:cs/>
-          <w:lang w:val="en-US" w:bidi="th-TH"/>
+          <w:lang w:val="en-US"/>
         </w:rPr>
         <w:fldChar w:fldCharType="separate"/>
       </w:r>
@@ -1666,7 +1666,7 @@
           <w:b/>
           <w:bCs/>
           <w:cs/>
-          <w:lang w:val="en-US" w:bidi="th-TH"/>
+          <w:lang w:val="en-US"/>
         </w:rPr>
         <w:t xml:space="preserve">๑</w:t>
       </w:r>
@@ -1675,14 +1675,14 @@
           <w:b/>
           <w:bCs/>
           <w:cs/>
-          <w:lang w:val="en-US" w:bidi="th-TH"/>
+          <w:lang w:val="en-US"/>
         </w:rPr>
         <w:fldChar w:fldCharType="end"/>
       </w:r>
       <w:r>
         <w:rPr>
           <w:cs/>
-          <w:lang w:val="en-US" w:bidi="th-TH"/>
+          <w:lang w:val="en-US"/>
         </w:rPr>
         <w:t xml:space="preserve"> ประโยชน์ที่คาดว่าจะได้รับจำแนกตามกลุ่มผู้ใช้</w:t>
       </w:r>
@@ -1727,7 +1727,7 @@
                 <w:b/>
                 <w:bCs/>
                 <w:cs/>
-                <w:lang w:val="en-US" w:bidi="th-TH"/>
+                <w:lang w:val="en-US"/>
               </w:rPr>
               <w:t xml:space="preserve">กลุ่มผู้ใช้</w:t>
             </w:r>
@@ -1747,7 +1747,7 @@
                 <w:b/>
                 <w:bCs/>
                 <w:cs/>
-                <w:lang w:val="en-US" w:bidi="th-TH"/>
+                <w:lang w:val="en-US"/>
               </w:rPr>
               <w:t xml:space="preserve">ประโยชน์ที่คาดว่าจะได้รับ</w:t>
             </w:r>
@@ -1768,7 +1768,7 @@
                 <w:b/>
                 <w:bCs/>
                 <w:cs/>
-                <w:lang w:val="en-US" w:bidi="th-TH"/>
+                <w:lang w:val="en-US"/>
               </w:rPr>
               <w:t xml:space="preserve">ระดับ</w:t>
             </w:r>
@@ -1788,7 +1788,7 @@
             <w:r>
               <w:rPr>
                 <w:cs/>
-                <w:lang w:val="en-US" w:bidi="th-TH"/>
+                <w:lang w:val="en-US"/>
               </w:rPr>
               <w:t xml:space="preserve">เจ้าหน้าที่ธุรการ</w:t>
             </w:r>
@@ -1806,7 +1806,7 @@
             <w:r>
               <w:rPr>
                 <w:cs/>
-                <w:lang w:val="en-US" w:bidi="th-TH"/>
+                <w:lang w:val="en-US"/>
               </w:rPr>
               <w:t xml:space="preserve">ลดเวลาแก้ไขรูปแบบเอกสารหลังการแปลง และลดความผิดพลาดจากการพิมพ์ซ้ำ</w:t>
             </w:r>
@@ -1825,7 +1825,7 @@
             <w:r>
               <w:rPr>
                 <w:cs/>
-                <w:lang w:val="en-US" w:bidi="th-TH"/>
+                <w:lang w:val="en-US"/>
               </w:rPr>
               <w:t xml:space="preserve">สูง</w:t>
             </w:r>
@@ -1845,7 +1845,7 @@
             <w:r>
               <w:rPr>
                 <w:cs/>
-                <w:lang w:val="en-US" w:bidi="th-TH"/>
+                <w:lang w:val="en-US"/>
               </w:rPr>
               <w:t xml:space="preserve">นักวิจัยและนักศึกษา</w:t>
             </w:r>
@@ -1863,7 +1863,7 @@
             <w:r>
               <w:rPr>
                 <w:cs/>
-                <w:lang w:val="en-US" w:bidi="th-TH"/>
+                <w:lang w:val="en-US"/>
               </w:rPr>
               <w:t xml:space="preserve">จัดทำรายงานและวิทยานิพนธ์ที่มีเลขบท ชื่อตาราง และสารบัญได้จากไฟล์ข้อความ</w:t>
             </w:r>
@@ -1882,7 +1882,7 @@
             <w:r>
               <w:rPr>
                 <w:cs/>
-                <w:lang w:val="en-US" w:bidi="th-TH"/>
+                <w:lang w:val="en-US"/>
               </w:rPr>
               <w:t xml:space="preserve">สูง</w:t>
             </w:r>
@@ -1902,7 +1902,7 @@
             <w:r>
               <w:rPr>
                 <w:cs/>
-                <w:lang w:val="en-US" w:bidi="th-TH"/>
+                <w:lang w:val="en-US"/>
               </w:rPr>
               <w:t xml:space="preserve">ผู้พัฒนาระบบ</w:t>
             </w:r>
@@ -1920,21 +1920,21 @@
             <w:r>
               <w:rPr>
                 <w:cs/>
-                <w:lang w:val="en-US" w:bidi="th-TH"/>
+                <w:lang w:val="en-US"/>
               </w:rPr>
               <w:t xml:space="preserve">นำไปใช้ร่วมกับระบบสร้างเอกสารอัตโนมัติ</w:t>
             </w:r>
             <w:r>
               <w:rPr>
                 <w:cs/>
-                <w:lang w:val="en-US" w:bidi="th-TH"/>
+                <w:lang w:val="en-US"/>
               </w:rPr>
               <w:br/>
             </w:r>
             <w:r>
               <w:rPr>
                 <w:cs/>
-                <w:lang w:val="en-US" w:bidi="th-TH"/>
+                <w:lang w:val="en-US"/>
               </w:rPr>
               <w:t xml:space="preserve">โดยไม่ต้องติดตั้งไลบรารีเพิ่ม</w:t>
             </w:r>
@@ -1953,7 +1953,7 @@
             <w:r>
               <w:rPr>
                 <w:cs/>
-                <w:lang w:val="en-US" w:bidi="th-TH"/>
+                <w:lang w:val="en-US"/>
               </w:rPr>
               <w:t xml:space="preserve">ปานกลาง</w:t>
             </w:r>
@@ -1985,7 +1985,7 @@
       <w:r>
         <w:rPr>
           <w:cs/>
-          <w:lang w:val="en-US" w:bidi="th-TH"/>
+          <w:lang w:val="en-US"/>
         </w:rPr>
         <w:t xml:space="preserve">ทฤษฎีและงานวิจัยที่เกี่ยวข้อง</w:t>
       </w:r>
@@ -1997,7 +1997,7 @@
       <w:r>
         <w:rPr>
           <w:cs/>
-          <w:lang w:val="en-US" w:bidi="th-TH"/>
+          <w:lang w:val="en-US"/>
         </w:rPr>
         <w:t xml:space="preserve">ลักษณะของอักษรไทยในเอกสารดิจิทัล</w:t>
       </w:r>
@@ -2009,7 +2009,7 @@
       <w:r>
         <w:rPr>
           <w:cs/>
-          <w:lang w:val="en-US" w:bidi="th-TH"/>
+          <w:lang w:val="en-US"/>
         </w:rPr>
         <w:t xml:space="preserve">อักษรไทยเป็นระบบการเขียนแบบอักษรสระประกอบ ซึ่งสระและวรรณยุกต์อาจวางอยู่ด้านบน ด้านล่าง ด้านหน้า หรือด้านหลังของพยัญชนะ และภาษาไทยไม่เว้นวรรคระหว่างคำ แต่เว้นวรรคระหว่างวลีหรือประโยค โปรแกรมประมวลผลคำจึงต้องอาศัยพจนานุกรมในการหาตำแหน่งตัดบรรทัด ในรูปแบบไฟล์ Office Open XML ข้อความภาษาไทยจัดเป็นข้อความกลุ่ม complex script ซึ่งมีคุณสมบัติฟอนต์ ขนาด ตัวหนา และตัวเอียง แยกจากข้อความละติน หากกำหนดเฉพาะคุณสมบัติฝั่งละติน ข้อความไทยจะใช้ค่าตั้งต้นของโปรแกรมแทน ซึ่งมักเป็นฟอนต์และขนาดที่ไม่ตรงกับที่ผู้เขียนต้องการ ปัญหานี้อธิบายได้ว่าทำไมเอกสารบางฉบับจึงแสดงตัวหนาได้ในภาษาอังกฤษ แต่ไม่แสดงในภาษาไทย</w:t>
       </w:r>
@@ -2021,7 +2021,7 @@
       <w:r>
         <w:rPr>
           <w:cs/>
-          <w:lang w:val="en-US" w:bidi="th-TH"/>
+          <w:lang w:val="en-US"/>
         </w:rPr>
         <w:t xml:space="preserve">"ข้อความภาษาไทยที่ถูกกำหนดเป็นภาษาอื่น จะถูกตรวจคำสะกดและตัดบรรทัดตามกฎของภาษานั้นผลที่ผู้อ่านเห็นจึงเป็นเอกสารที่ดูผิดทั้งที่เนื้อหาถูกต้องทุกตัวอักษร"</w:t>
       </w:r>
@@ -2033,7 +2033,7 @@
       <w:r>
         <w:rPr>
           <w:cs/>
-          <w:lang w:val="en-US" w:bidi="th-TH"/>
+          <w:lang w:val="en-US"/>
         </w:rPr>
         <w:t xml:space="preserve">การตัดบรรทัดภาษาไทยในโปรแกรม Word ขึ้นอยู่กับภาษาที่กำหนดให้ข้อความ เมื่อข้อความถูกกำหนดเป็นภาษาไทย โปรแกรมจะใช้พจนานุกรมภาษาไทยหาขอบเขตของคำ และตัดบรรทัดระหว่างคำได้อย่างเป็นธรรมชาติ แต่เมื่อข้อความถูกกำหนดเป็นภาษาอังกฤษ โปรแกรมจะมองข้อความไทยทั้งประโยคเป็นคำเดียวที่ยาวมาก และตัดบรรทัดได้เฉพาะตำแหน่งที่มีช่องว่าง ผลที่ได้คือบรรทัดยาวไม่เท่ากันและมีช่องว่างขนาดใหญ่ท้ายบรรทัด โดยเฉพาะเมื่อจัดข้อความแบบกระจายหรือชิดขอบทั้งสองด้าน</w:t>
       </w:r>
@@ -2048,7 +2048,7 @@
           <w:b/>
           <w:bCs/>
           <w:cs/>
-          <w:lang w:val="en-US" w:bidi="th-TH"/>
+          <w:lang w:val="en-US"/>
         </w:rPr>
         <w:t xml:space="preserve">ตารางที่ </w:t>
       </w:r>
@@ -2057,7 +2057,7 @@
           <w:b/>
           <w:bCs/>
           <w:cs/>
-          <w:lang w:val="en-US" w:bidi="th-TH"/>
+          <w:lang w:val="en-US"/>
         </w:rPr>
         <w:fldChar w:fldCharType="begin"/>
       </w:r>
@@ -2066,7 +2066,7 @@
           <w:b/>
           <w:bCs/>
           <w:cs/>
-          <w:lang w:val="en-US" w:bidi="th-TH"/>
+          <w:lang w:val="en-US"/>
         </w:rPr>
         <w:instrText xml:space="preserve"> STYLEREF 1 \s </w:instrText>
       </w:r>
@@ -2075,7 +2075,7 @@
           <w:b/>
           <w:bCs/>
           <w:cs/>
-          <w:lang w:val="en-US" w:bidi="th-TH"/>
+          <w:lang w:val="en-US"/>
         </w:rPr>
         <w:fldChar w:fldCharType="separate"/>
       </w:r>
@@ -2084,7 +2084,7 @@
           <w:b/>
           <w:bCs/>
           <w:cs/>
-          <w:lang w:val="en-US" w:bidi="th-TH"/>
+          <w:lang w:val="en-US"/>
         </w:rPr>
         <w:t xml:space="preserve">๒</w:t>
       </w:r>
@@ -2093,7 +2093,7 @@
           <w:b/>
           <w:bCs/>
           <w:cs/>
-          <w:lang w:val="en-US" w:bidi="th-TH"/>
+          <w:lang w:val="en-US"/>
         </w:rPr>
         <w:fldChar w:fldCharType="end"/>
       </w:r>
@@ -2102,7 +2102,7 @@
           <w:b/>
           <w:bCs/>
           <w:cs/>
-          <w:lang w:val="en-US" w:bidi="th-TH"/>
+          <w:lang w:val="en-US"/>
         </w:rPr>
         <w:t xml:space="preserve">-</w:t>
       </w:r>
@@ -2111,7 +2111,7 @@
           <w:b/>
           <w:bCs/>
           <w:cs/>
-          <w:lang w:val="en-US" w:bidi="th-TH"/>
+          <w:lang w:val="en-US"/>
         </w:rPr>
         <w:fldChar w:fldCharType="begin"/>
       </w:r>
@@ -2120,7 +2120,7 @@
           <w:b/>
           <w:bCs/>
           <w:cs/>
-          <w:lang w:val="en-US" w:bidi="th-TH"/>
+          <w:lang w:val="en-US"/>
         </w:rPr>
         <w:instrText xml:space="preserve"> SEQ ตารางที่ \* ThaiArabic \s 1 </w:instrText>
       </w:r>
@@ -2129,7 +2129,7 @@
           <w:b/>
           <w:bCs/>
           <w:cs/>
-          <w:lang w:val="en-US" w:bidi="th-TH"/>
+          <w:lang w:val="en-US"/>
         </w:rPr>
         <w:fldChar w:fldCharType="separate"/>
       </w:r>
@@ -2138,7 +2138,7 @@
           <w:b/>
           <w:bCs/>
           <w:cs/>
-          <w:lang w:val="en-US" w:bidi="th-TH"/>
+          <w:lang w:val="en-US"/>
         </w:rPr>
         <w:t xml:space="preserve">๑</w:t>
       </w:r>
@@ -2147,14 +2147,14 @@
           <w:b/>
           <w:bCs/>
           <w:cs/>
-          <w:lang w:val="en-US" w:bidi="th-TH"/>
+          <w:lang w:val="en-US"/>
         </w:rPr>
         <w:fldChar w:fldCharType="end"/>
       </w:r>
       <w:r>
         <w:rPr>
           <w:cs/>
-          <w:lang w:val="en-US" w:bidi="th-TH"/>
+          <w:lang w:val="en-US"/>
         </w:rPr>
         <w:t xml:space="preserve"> เปรียบเทียบคุณสมบัติข้อความละตินและข้อความ complex script</w:t>
       </w:r>
@@ -2199,7 +2199,7 @@
                 <w:b/>
                 <w:bCs/>
                 <w:cs/>
-                <w:lang w:val="en-US" w:bidi="th-TH"/>
+                <w:lang w:val="en-US"/>
               </w:rPr>
               <w:t xml:space="preserve">คุณสมบัติ</w:t>
             </w:r>
@@ -2220,7 +2220,7 @@
                 <w:b/>
                 <w:bCs/>
                 <w:cs/>
-                <w:lang w:val="en-US" w:bidi="th-TH"/>
+                <w:lang w:val="en-US"/>
               </w:rPr>
               <w:t xml:space="preserve">ข้อความละติน</w:t>
             </w:r>
@@ -2241,7 +2241,7 @@
                 <w:b/>
                 <w:bCs/>
                 <w:cs/>
-                <w:lang w:val="en-US" w:bidi="th-TH"/>
+                <w:lang w:val="en-US"/>
               </w:rPr>
               <w:t xml:space="preserve">ข้อความ complex script</w:t>
             </w:r>
@@ -2261,7 +2261,7 @@
             <w:r>
               <w:rPr>
                 <w:cs/>
-                <w:lang w:val="en-US" w:bidi="th-TH"/>
+                <w:lang w:val="en-US"/>
               </w:rPr>
               <w:t xml:space="preserve">ฟอนต์</w:t>
             </w:r>
@@ -2281,7 +2281,7 @@
               <w:rPr>
                 <w:rFonts w:ascii="Consolas" w:hAnsi="Consolas" w:cs="TH Sarabun New"/>
                 <w:cs/>
-                <w:lang w:val="en-US" w:bidi="th-TH"/>
+                <w:lang w:val="en-US"/>
               </w:rPr>
               <w:t xml:space="preserve">w:ascii</w:t>
             </w:r>
@@ -2301,7 +2301,7 @@
               <w:rPr>
                 <w:rFonts w:ascii="Consolas" w:hAnsi="Consolas" w:cs="TH Sarabun New"/>
                 <w:cs/>
-                <w:lang w:val="en-US" w:bidi="th-TH"/>
+                <w:lang w:val="en-US"/>
               </w:rPr>
               <w:t xml:space="preserve">w:cs</w:t>
             </w:r>
@@ -2321,7 +2321,7 @@
             <w:r>
               <w:rPr>
                 <w:cs/>
-                <w:lang w:val="en-US" w:bidi="th-TH"/>
+                <w:lang w:val="en-US"/>
               </w:rPr>
               <w:t xml:space="preserve">ขนาด</w:t>
             </w:r>
@@ -2341,7 +2341,7 @@
               <w:rPr>
                 <w:rFonts w:ascii="Consolas" w:hAnsi="Consolas" w:cs="TH Sarabun New"/>
                 <w:cs/>
-                <w:lang w:val="en-US" w:bidi="th-TH"/>
+                <w:lang w:val="en-US"/>
               </w:rPr>
               <w:t xml:space="preserve">w:sz</w:t>
             </w:r>
@@ -2361,7 +2361,7 @@
               <w:rPr>
                 <w:rFonts w:ascii="Consolas" w:hAnsi="Consolas" w:cs="TH Sarabun New"/>
                 <w:cs/>
-                <w:lang w:val="en-US" w:bidi="th-TH"/>
+                <w:lang w:val="en-US"/>
               </w:rPr>
               <w:t xml:space="preserve">w:szCs</w:t>
             </w:r>
@@ -2381,7 +2381,7 @@
             <w:r>
               <w:rPr>
                 <w:cs/>
-                <w:lang w:val="en-US" w:bidi="th-TH"/>
+                <w:lang w:val="en-US"/>
               </w:rPr>
               <w:t xml:space="preserve">ตัวหนา</w:t>
             </w:r>
@@ -2401,7 +2401,7 @@
               <w:rPr>
                 <w:rFonts w:ascii="Consolas" w:hAnsi="Consolas" w:cs="TH Sarabun New"/>
                 <w:cs/>
-                <w:lang w:val="en-US" w:bidi="th-TH"/>
+                <w:lang w:val="en-US"/>
               </w:rPr>
               <w:t xml:space="preserve">w:b</w:t>
             </w:r>
@@ -2421,7 +2421,7 @@
               <w:rPr>
                 <w:rFonts w:ascii="Consolas" w:hAnsi="Consolas" w:cs="TH Sarabun New"/>
                 <w:cs/>
-                <w:lang w:val="en-US" w:bidi="th-TH"/>
+                <w:lang w:val="en-US"/>
               </w:rPr>
               <w:t xml:space="preserve">w:bCs</w:t>
             </w:r>
@@ -2441,7 +2441,7 @@
             <w:r>
               <w:rPr>
                 <w:cs/>
-                <w:lang w:val="en-US" w:bidi="th-TH"/>
+                <w:lang w:val="en-US"/>
               </w:rPr>
               <w:t xml:space="preserve">ตัวเอียง</w:t>
             </w:r>
@@ -2461,7 +2461,7 @@
               <w:rPr>
                 <w:rFonts w:ascii="Consolas" w:hAnsi="Consolas" w:cs="TH Sarabun New"/>
                 <w:cs/>
-                <w:lang w:val="en-US" w:bidi="th-TH"/>
+                <w:lang w:val="en-US"/>
               </w:rPr>
               <w:t xml:space="preserve">w:i</w:t>
             </w:r>
@@ -2481,7 +2481,7 @@
               <w:rPr>
                 <w:rFonts w:ascii="Consolas" w:hAnsi="Consolas" w:cs="TH Sarabun New"/>
                 <w:cs/>
-                <w:lang w:val="en-US" w:bidi="th-TH"/>
+                <w:lang w:val="en-US"/>
               </w:rPr>
               <w:t xml:space="preserve">w:iCs</w:t>
             </w:r>
@@ -2500,7 +2500,7 @@
       <w:r>
         <w:rPr>
           <w:cs/>
-          <w:lang w:val="en-US" w:bidi="th-TH"/>
+          <w:lang w:val="en-US"/>
         </w:rPr>
         <w:drawing>
           <wp:inline distT="0" distB="0" distL="0" distR="0">
@@ -2545,7 +2545,7 @@
           <w:b/>
           <w:bCs/>
           <w:cs/>
-          <w:lang w:val="en-US" w:bidi="th-TH"/>
+          <w:lang w:val="en-US"/>
         </w:rPr>
         <w:t xml:space="preserve">รูปที่ </w:t>
       </w:r>
@@ -2554,7 +2554,7 @@
           <w:b/>
           <w:bCs/>
           <w:cs/>
-          <w:lang w:val="en-US" w:bidi="th-TH"/>
+          <w:lang w:val="en-US"/>
         </w:rPr>
         <w:fldChar w:fldCharType="begin"/>
       </w:r>
@@ -2563,7 +2563,7 @@
           <w:b/>
           <w:bCs/>
           <w:cs/>
-          <w:lang w:val="en-US" w:bidi="th-TH"/>
+          <w:lang w:val="en-US"/>
         </w:rPr>
         <w:instrText xml:space="preserve"> STYLEREF 1 \s </w:instrText>
       </w:r>
@@ -2572,7 +2572,7 @@
           <w:b/>
           <w:bCs/>
           <w:cs/>
-          <w:lang w:val="en-US" w:bidi="th-TH"/>
+          <w:lang w:val="en-US"/>
         </w:rPr>
         <w:fldChar w:fldCharType="separate"/>
       </w:r>
@@ -2581,7 +2581,7 @@
           <w:b/>
           <w:bCs/>
           <w:cs/>
-          <w:lang w:val="en-US" w:bidi="th-TH"/>
+          <w:lang w:val="en-US"/>
         </w:rPr>
         <w:t xml:space="preserve">๒</w:t>
       </w:r>
@@ -2590,7 +2590,7 @@
           <w:b/>
           <w:bCs/>
           <w:cs/>
-          <w:lang w:val="en-US" w:bidi="th-TH"/>
+          <w:lang w:val="en-US"/>
         </w:rPr>
         <w:fldChar w:fldCharType="end"/>
       </w:r>
@@ -2599,7 +2599,7 @@
           <w:b/>
           <w:bCs/>
           <w:cs/>
-          <w:lang w:val="en-US" w:bidi="th-TH"/>
+          <w:lang w:val="en-US"/>
         </w:rPr>
         <w:t xml:space="preserve">-</w:t>
       </w:r>
@@ -2608,7 +2608,7 @@
           <w:b/>
           <w:bCs/>
           <w:cs/>
-          <w:lang w:val="en-US" w:bidi="th-TH"/>
+          <w:lang w:val="en-US"/>
         </w:rPr>
         <w:fldChar w:fldCharType="begin"/>
       </w:r>
@@ -2617,7 +2617,7 @@
           <w:b/>
           <w:bCs/>
           <w:cs/>
-          <w:lang w:val="en-US" w:bidi="th-TH"/>
+          <w:lang w:val="en-US"/>
         </w:rPr>
         <w:instrText xml:space="preserve"> SEQ รูปที่ \* ThaiArabic \s 1 </w:instrText>
       </w:r>
@@ -2626,7 +2626,7 @@
           <w:b/>
           <w:bCs/>
           <w:cs/>
-          <w:lang w:val="en-US" w:bidi="th-TH"/>
+          <w:lang w:val="en-US"/>
         </w:rPr>
         <w:fldChar w:fldCharType="separate"/>
       </w:r>
@@ -2635,7 +2635,7 @@
           <w:b/>
           <w:bCs/>
           <w:cs/>
-          <w:lang w:val="en-US" w:bidi="th-TH"/>
+          <w:lang w:val="en-US"/>
         </w:rPr>
         <w:t xml:space="preserve">๑</w:t>
       </w:r>
@@ -2644,14 +2644,14 @@
           <w:b/>
           <w:bCs/>
           <w:cs/>
-          <w:lang w:val="en-US" w:bidi="th-TH"/>
+          <w:lang w:val="en-US"/>
         </w:rPr>
         <w:fldChar w:fldCharType="end"/>
       </w:r>
       <w:r>
         <w:rPr>
           <w:cs/>
-          <w:lang w:val="en-US" w:bidi="th-TH"/>
+          <w:lang w:val="en-US"/>
         </w:rPr>
         <w:t xml:space="preserve"> อัตราการแสดงผลถูกต้องจำแนกตามประเภทเอกสาร</w:t>
       </w:r>
@@ -2663,7 +2663,7 @@
       <w:r>
         <w:rPr>
           <w:cs/>
-          <w:lang w:val="en-US" w:bidi="th-TH"/>
+          <w:lang w:val="en-US"/>
         </w:rPr>
         <w:t xml:space="preserve">รูปแบบไฟล์ Office Open XML</w:t>
       </w:r>
@@ -2675,7 +2675,7 @@
       <w:r>
         <w:rPr>
           <w:cs/>
-          <w:lang w:val="en-US" w:bidi="th-TH"/>
+          <w:lang w:val="en-US"/>
         </w:rPr>
         <w:t xml:space="preserve">ไฟล์ .docx เป็นไฟล์ zip ที่บรรจุเอกสาร XML หลายส่วน ส่วนที่สำคัญที่สุดคือ </w:t>
       </w:r>
@@ -2683,14 +2683,14 @@
         <w:rPr>
           <w:rFonts w:ascii="Consolas" w:hAnsi="Consolas" w:cs="TH Sarabun New"/>
           <w:cs/>
-          <w:lang w:val="en-US" w:bidi="th-TH"/>
+          <w:lang w:val="en-US"/>
         </w:rPr>
         <w:t xml:space="preserve">word/document.xml</w:t>
       </w:r>
       <w:r>
         <w:rPr>
           <w:cs/>
-          <w:lang w:val="en-US" w:bidi="th-TH"/>
+          <w:lang w:val="en-US"/>
         </w:rPr>
         <w:t xml:space="preserve"> ซึ่งเก็บเนื้อหาของเอกสาร ตัวอย่างข้อความไทยหนึ่งช่วงที่กำหนดคุณสมบัติครบถ้วนมีลักษณะดังนี้</w:t>
       </w:r>
@@ -2702,7 +2702,7 @@
       <w:r>
         <w:rPr>
           <w:cs/>
-          <w:lang w:val="en-US" w:bidi="th-TH"/>
+          <w:lang w:val="en-US"/>
         </w:rPr>
         <w:t xml:space="preserve">&lt;w:r&gt;</w:t>
       </w:r>
@@ -2714,7 +2714,7 @@
       <w:r>
         <w:rPr>
           <w:cs/>
-          <w:lang w:val="en-US" w:bidi="th-TH"/>
+          <w:lang w:val="en-US"/>
         </w:rPr>
         <w:t xml:space="preserve">  &lt;w:rPr&gt;&lt;w:b/&gt;&lt;w:bCs/&gt;&lt;w:cs/&gt;&lt;w:lang w:val="en-US" w:bidi="th-TH"/&gt;&lt;/w:rPr&gt;</w:t>
       </w:r>
@@ -2726,7 +2726,7 @@
       <w:r>
         <w:rPr>
           <w:cs/>
-          <w:lang w:val="en-US" w:bidi="th-TH"/>
+          <w:lang w:val="en-US"/>
         </w:rPr>
         <w:t xml:space="preserve">  &lt;w:t&gt;ข้อความภาษาไทย&lt;/w:t&gt;</w:t>
       </w:r>
@@ -2738,7 +2738,7 @@
       <w:r>
         <w:rPr>
           <w:cs/>
-          <w:lang w:val="en-US" w:bidi="th-TH"/>
+          <w:lang w:val="en-US"/>
         </w:rPr>
         <w:t xml:space="preserve">&lt;/w:r&gt;</w:t>
       </w:r>
@@ -2750,7 +2750,7 @@
       <w:r>
         <w:rPr>
           <w:cs/>
-          <w:lang w:val="en-US" w:bidi="th-TH"/>
+          <w:lang w:val="en-US"/>
         </w:rPr>
         <w:t xml:space="preserve">งานวิจัยที่เกี่ยวข้อง</w:t>
       </w:r>
@@ -2775,7 +2775,7 @@
       <w:r>
         <w:rPr>
           <w:cs/>
-          <w:lang w:val="en-US" w:bidi="th-TH"/>
+          <w:lang w:val="en-US"/>
         </w:rPr>
         <w:t xml:space="preserve">งานวิจัยที่ผ่านมาเกี่ยวกับการสร้างเอกสารอัตโนมัติส่วนใหญ่มุ่งเน้นภาษาอังกฤษ งานที่ศึกษาภาษาไทยโดยตรงยังมีจำนวนน้อย และมักแก้ปัญหาการตัดคำด้วยการแทรกอักขระที่มองไม่เห็น ซึ่งทำให้เนื้อหาของเอกสารเปลี่ยนไปจากต้นฉบับ งานวิจัยนี้เลือกแนวทางที่ต่างออกไป คือกำหนดคุณสมบัติภาษาให้ถูกต้องแล้วปล่อยให้โปรแกรมตัดคำด้วยพจนานุกรมของตนเอง</w:t>
       </w:r>
@@ -2787,7 +2787,7 @@
       <w:r>
         <w:rPr>
           <w:cs/>
-          <w:lang w:val="en-US" w:bidi="th-TH"/>
+          <w:lang w:val="en-US"/>
         </w:rPr>
         <w:t xml:space="preserve">วิธีดำเนินการวิจัย</w:t>
       </w:r>
@@ -2799,7 +2799,7 @@
       <w:r>
         <w:rPr>
           <w:cs/>
-          <w:lang w:val="en-US" w:bidi="th-TH"/>
+          <w:lang w:val="en-US"/>
         </w:rPr>
         <w:t xml:space="preserve">ประชากรและกลุ่มตัวอย่าง</w:t>
       </w:r>
@@ -2811,7 +2811,7 @@
       <w:r>
         <w:rPr>
           <w:cs/>
-          <w:lang w:val="en-US" w:bidi="th-TH"/>
+          <w:lang w:val="en-US"/>
         </w:rPr>
         <w:t xml:space="preserve">ประชากรในการวิจัยครั้งนี้คือเอกสารภาษาไทยที่หน่วยงานตัวอย่างจัดทำขึ้นในปีงบประมาณ 2568 ผู้วิจัยสร้างเอกสารสังเคราะห์ ที่มีโครงสร้างเลียนแบบเอกสารจริง โดยไม่ใช้ข้อมูลส่วนบุคคลหรือข้อมูลของหน่วยงานใด ๆ เอกสารแต่ละฉบับประกอบด้วยหัวข้อหลายระดับ ย่อหน้ายาว รายการลำดับเลข ตาราง รูปภาพ เชิงอรรถ และลิงก์ เพื่อให้ครอบคลุมองค์ประกอบที่พบในเอกสารจริงมากที่สุด จากนั้นสุ่มแบ่งเอกสารออกเป็นกลุ่มพัฒนาและกลุ่มทดสอบในอัตราส่วน 70 ต่อ 30</w:t>
       </w:r>
@@ -2823,7 +2823,7 @@
       <w:r>
         <w:rPr>
           <w:cs/>
-          <w:lang w:val="en-US" w:bidi="th-TH"/>
+          <w:lang w:val="en-US"/>
         </w:rPr>
         <w:t xml:space="preserve">เครื่องมือที่ใช้ในการวิจัย</w:t>
       </w:r>
@@ -2835,7 +2835,7 @@
       <w:r>
         <w:rPr>
           <w:cs/>
-          <w:lang w:val="en-US" w:bidi="th-TH"/>
+          <w:lang w:val="en-US"/>
         </w:rPr>
         <w:t xml:space="preserve">เครื่องมือที่ใช้ประกอบด้วยระบบสร้างเอกสาร ชุดทดสอบอัตโนมัติ และแบบประเมินการแสดงผล ขั้นตอนการทำงานของระบบแสดงดังภาพต่อไปนี้</w:t>
       </w:r>
@@ -2848,7 +2848,7 @@
       <w:r>
         <w:rPr>
           <w:cs/>
-          <w:lang w:val="en-US" w:bidi="th-TH"/>
+          <w:lang w:val="en-US"/>
         </w:rPr>
         <w:drawing>
           <wp:inline distT="0" distB="0" distL="0" distR="0">
@@ -2893,7 +2893,7 @@
           <w:b/>
           <w:bCs/>
           <w:cs/>
-          <w:lang w:val="en-US" w:bidi="th-TH"/>
+          <w:lang w:val="en-US"/>
         </w:rPr>
         <w:t xml:space="preserve">รูปที่ </w:t>
       </w:r>
@@ -2902,7 +2902,7 @@
           <w:b/>
           <w:bCs/>
           <w:cs/>
-          <w:lang w:val="en-US" w:bidi="th-TH"/>
+          <w:lang w:val="en-US"/>
         </w:rPr>
         <w:fldChar w:fldCharType="begin"/>
       </w:r>
@@ -2911,7 +2911,7 @@
           <w:b/>
           <w:bCs/>
           <w:cs/>
-          <w:lang w:val="en-US" w:bidi="th-TH"/>
+          <w:lang w:val="en-US"/>
         </w:rPr>
         <w:instrText xml:space="preserve"> STYLEREF 1 \s </w:instrText>
       </w:r>
@@ -2920,7 +2920,7 @@
           <w:b/>
           <w:bCs/>
           <w:cs/>
-          <w:lang w:val="en-US" w:bidi="th-TH"/>
+          <w:lang w:val="en-US"/>
         </w:rPr>
         <w:fldChar w:fldCharType="separate"/>
       </w:r>
@@ -2929,7 +2929,7 @@
           <w:b/>
           <w:bCs/>
           <w:cs/>
-          <w:lang w:val="en-US" w:bidi="th-TH"/>
+          <w:lang w:val="en-US"/>
         </w:rPr>
         <w:t xml:space="preserve">๓</w:t>
       </w:r>
@@ -2938,7 +2938,7 @@
           <w:b/>
           <w:bCs/>
           <w:cs/>
-          <w:lang w:val="en-US" w:bidi="th-TH"/>
+          <w:lang w:val="en-US"/>
         </w:rPr>
         <w:fldChar w:fldCharType="end"/>
       </w:r>
@@ -2947,7 +2947,7 @@
           <w:b/>
           <w:bCs/>
           <w:cs/>
-          <w:lang w:val="en-US" w:bidi="th-TH"/>
+          <w:lang w:val="en-US"/>
         </w:rPr>
         <w:t xml:space="preserve">-</w:t>
       </w:r>
@@ -2956,7 +2956,7 @@
           <w:b/>
           <w:bCs/>
           <w:cs/>
-          <w:lang w:val="en-US" w:bidi="th-TH"/>
+          <w:lang w:val="en-US"/>
         </w:rPr>
         <w:fldChar w:fldCharType="begin"/>
       </w:r>
@@ -2965,7 +2965,7 @@
           <w:b/>
           <w:bCs/>
           <w:cs/>
-          <w:lang w:val="en-US" w:bidi="th-TH"/>
+          <w:lang w:val="en-US"/>
         </w:rPr>
         <w:instrText xml:space="preserve"> SEQ รูปที่ \* ThaiArabic \s 1 </w:instrText>
       </w:r>
@@ -2974,7 +2974,7 @@
           <w:b/>
           <w:bCs/>
           <w:cs/>
-          <w:lang w:val="en-US" w:bidi="th-TH"/>
+          <w:lang w:val="en-US"/>
         </w:rPr>
         <w:fldChar w:fldCharType="separate"/>
       </w:r>
@@ -2983,7 +2983,7 @@
           <w:b/>
           <w:bCs/>
           <w:cs/>
-          <w:lang w:val="en-US" w:bidi="th-TH"/>
+          <w:lang w:val="en-US"/>
         </w:rPr>
         <w:t xml:space="preserve">๑</w:t>
       </w:r>
@@ -2992,14 +2992,14 @@
           <w:b/>
           <w:bCs/>
           <w:cs/>
-          <w:lang w:val="en-US" w:bidi="th-TH"/>
+          <w:lang w:val="en-US"/>
         </w:rPr>
         <w:fldChar w:fldCharType="end"/>
       </w:r>
       <w:r>
         <w:rPr>
           <w:cs/>
-          <w:lang w:val="en-US" w:bidi="th-TH"/>
+          <w:lang w:val="en-US"/>
         </w:rPr>
         <w:t xml:space="preserve"> ขั้นตอนการทำงานของระบบสร้างเอกสาร</w:t>
       </w:r>
@@ -3011,7 +3011,7 @@
       <w:r>
         <w:rPr>
           <w:cs/>
-          <w:lang w:val="en-US" w:bidi="th-TH"/>
+          <w:lang w:val="en-US"/>
         </w:rPr>
         <w:t xml:space="preserve">การเก็บรวบรวมข้อมูล</w:t>
       </w:r>
@@ -3027,7 +3027,7 @@
       <w:r>
         <w:rPr>
           <w:cs/>
-          <w:lang w:val="en-US" w:bidi="th-TH"/>
+          <w:lang w:val="en-US"/>
         </w:rPr>
         <w:t xml:space="preserve">สร้างเอกสารจากไฟล์ Markdown ทุกฉบับด้วยทั้งสองภาษาโปรแกรม และเทียบไฟล์ผลลัพธ์ทีละไบต์</w:t>
       </w:r>
@@ -3043,7 +3043,7 @@
       <w:r>
         <w:rPr>
           <w:cs/>
-          <w:lang w:val="en-US" w:bidi="th-TH"/>
+          <w:lang w:val="en-US"/>
         </w:rPr>
         <w:t xml:space="preserve">เปิดเอกสารในโปรแกรมสำนักงานแต่ละโปรแกรม แล้วบันทึกผลตามแบบประเมิน</w:t>
       </w:r>
@@ -3072,7 +3072,7 @@
       <w:r>
         <w:rPr>
           <w:cs/>
-          <w:lang w:val="en-US" w:bidi="th-TH"/>
+          <w:lang w:val="en-US"/>
         </w:rPr>
         <w:t xml:space="preserve">บันทึกภาพหน้าจอของทุกรายการที่ไม่ผ่าน พร้อมรุ่นของโปรแกรมที่ใช้</w:t>
       </w:r>
@@ -3084,7 +3084,7 @@
       <w:r>
         <w:rPr>
           <w:cs/>
-          <w:lang w:val="en-US" w:bidi="th-TH"/>
+          <w:lang w:val="en-US"/>
         </w:rPr>
         <w:t xml:space="preserve">ผลการวิจัย</w:t>
       </w:r>
@@ -3096,7 +3096,7 @@
       <w:r>
         <w:rPr>
           <w:cs/>
-          <w:lang w:val="en-US" w:bidi="th-TH"/>
+          <w:lang w:val="en-US"/>
         </w:rPr>
         <w:t xml:space="preserve">ผลการทดสอบเอกสารทั้ง 120 ฉบับในโปรแกรมสำนักงาน 5 โปรแกรม แสดงในตารางต่อไปนี้ โดยแต่ละแถวคือรายการตรวจหนึ่งรายการ คอลัมน์ผ่านและไม่ผ่านนับเป็นจำนวนเอกสาร ตารางนี้มีความยาวหลายหน้า จึงใช้ทดสอบการแสดงแถวหัวตารางซ้ำทุกหน้าด้วย ผลโดยรวมพบว่ารายการที่เกี่ยวกับภาษาไทยโดยตรงผ่านเกือบทั้งหมด ส่วนรายการที่ไม่ผ่านเกิดกับโปรแกรมที่ไม่รองรับรูปแบบบางอย่าง เช่น การจัดข้อความแบบกระจายแบบไทย และการอัปเดตสารบัญอัตโนมัติ</w:t>
       </w:r>
@@ -3111,7 +3111,7 @@
           <w:b/>
           <w:bCs/>
           <w:cs/>
-          <w:lang w:val="en-US" w:bidi="th-TH"/>
+          <w:lang w:val="en-US"/>
         </w:rPr>
         <w:t xml:space="preserve">ตารางที่ </w:t>
       </w:r>
@@ -3120,7 +3120,7 @@
           <w:b/>
           <w:bCs/>
           <w:cs/>
-          <w:lang w:val="en-US" w:bidi="th-TH"/>
+          <w:lang w:val="en-US"/>
         </w:rPr>
         <w:fldChar w:fldCharType="begin"/>
       </w:r>
@@ -3129,7 +3129,7 @@
           <w:b/>
           <w:bCs/>
           <w:cs/>
-          <w:lang w:val="en-US" w:bidi="th-TH"/>
+          <w:lang w:val="en-US"/>
         </w:rPr>
         <w:instrText xml:space="preserve"> STYLEREF 1 \s </w:instrText>
       </w:r>
@@ -3138,7 +3138,7 @@
           <w:b/>
           <w:bCs/>
           <w:cs/>
-          <w:lang w:val="en-US" w:bidi="th-TH"/>
+          <w:lang w:val="en-US"/>
         </w:rPr>
         <w:fldChar w:fldCharType="separate"/>
       </w:r>
@@ -3147,7 +3147,7 @@
           <w:b/>
           <w:bCs/>
           <w:cs/>
-          <w:lang w:val="en-US" w:bidi="th-TH"/>
+          <w:lang w:val="en-US"/>
         </w:rPr>
         <w:t xml:space="preserve">๔</w:t>
       </w:r>
@@ -3156,7 +3156,7 @@
           <w:b/>
           <w:bCs/>
           <w:cs/>
-          <w:lang w:val="en-US" w:bidi="th-TH"/>
+          <w:lang w:val="en-US"/>
         </w:rPr>
         <w:fldChar w:fldCharType="end"/>
       </w:r>
@@ -3165,7 +3165,7 @@
           <w:b/>
           <w:bCs/>
           <w:cs/>
-          <w:lang w:val="en-US" w:bidi="th-TH"/>
+          <w:lang w:val="en-US"/>
         </w:rPr>
         <w:t xml:space="preserve">-</w:t>
       </w:r>
@@ -3174,7 +3174,7 @@
           <w:b/>
           <w:bCs/>
           <w:cs/>
-          <w:lang w:val="en-US" w:bidi="th-TH"/>
+          <w:lang w:val="en-US"/>
         </w:rPr>
         <w:fldChar w:fldCharType="begin"/>
       </w:r>
@@ -3183,7 +3183,7 @@
           <w:b/>
           <w:bCs/>
           <w:cs/>
-          <w:lang w:val="en-US" w:bidi="th-TH"/>
+          <w:lang w:val="en-US"/>
         </w:rPr>
         <w:instrText xml:space="preserve"> SEQ ตารางที่ \* ThaiArabic \s 1 </w:instrText>
       </w:r>
@@ -3192,7 +3192,7 @@
           <w:b/>
           <w:bCs/>
           <w:cs/>
-          <w:lang w:val="en-US" w:bidi="th-TH"/>
+          <w:lang w:val="en-US"/>
         </w:rPr>
         <w:fldChar w:fldCharType="separate"/>
       </w:r>
@@ -3201,7 +3201,7 @@
           <w:b/>
           <w:bCs/>
           <w:cs/>
-          <w:lang w:val="en-US" w:bidi="th-TH"/>
+          <w:lang w:val="en-US"/>
         </w:rPr>
         <w:t xml:space="preserve">๑</w:t>
       </w:r>
@@ -3210,14 +3210,14 @@
           <w:b/>
           <w:bCs/>
           <w:cs/>
-          <w:lang w:val="en-US" w:bidi="th-TH"/>
+          <w:lang w:val="en-US"/>
         </w:rPr>
         <w:fldChar w:fldCharType="end"/>
       </w:r>
       <w:r>
         <w:rPr>
           <w:cs/>
-          <w:lang w:val="en-US" w:bidi="th-TH"/>
+          <w:lang w:val="en-US"/>
         </w:rPr>
         <w:t xml:space="preserve"> ผลการตรวจการแสดงผลจำแนกตามรายการตรวจ</w:t>
       </w:r>
@@ -3265,7 +3265,7 @@
                 <w:b/>
                 <w:bCs/>
                 <w:cs/>
-                <w:lang w:val="en-US" w:bidi="th-TH"/>
+                <w:lang w:val="en-US"/>
               </w:rPr>
               <w:t xml:space="preserve">ลำดับ</w:t>
             </w:r>
@@ -3285,7 +3285,7 @@
                 <w:b/>
                 <w:bCs/>
                 <w:cs/>
-                <w:lang w:val="en-US" w:bidi="th-TH"/>
+                <w:lang w:val="en-US"/>
               </w:rPr>
               <w:t xml:space="preserve">รายการตรวจ</w:t>
             </w:r>
@@ -3306,7 +3306,7 @@
                 <w:b/>
                 <w:bCs/>
                 <w:cs/>
-                <w:lang w:val="en-US" w:bidi="th-TH"/>
+                <w:lang w:val="en-US"/>
               </w:rPr>
               <w:t xml:space="preserve">ผ่าน</w:t>
             </w:r>
@@ -3327,7 +3327,7 @@
                 <w:b/>
                 <w:bCs/>
                 <w:cs/>
-                <w:lang w:val="en-US" w:bidi="th-TH"/>
+                <w:lang w:val="en-US"/>
               </w:rPr>
               <w:t xml:space="preserve">ไม่ผ่าน</w:t>
             </w:r>
@@ -3348,7 +3348,7 @@
                 <w:b/>
                 <w:bCs/>
                 <w:cs/>
-                <w:lang w:val="en-US" w:bidi="th-TH"/>
+                <w:lang w:val="en-US"/>
               </w:rPr>
               <w:t xml:space="preserve">ร้อยละที่ผ่าน</w:t>
             </w:r>
@@ -3369,7 +3369,7 @@
             <w:r>
               <w:rPr>
                 <w:cs/>
-                <w:lang w:val="en-US" w:bidi="th-TH"/>
+                <w:lang w:val="en-US"/>
               </w:rPr>
               <w:t xml:space="preserve">1</w:t>
             </w:r>
@@ -3387,7 +3387,7 @@
             <w:r>
               <w:rPr>
                 <w:cs/>
-                <w:lang w:val="en-US" w:bidi="th-TH"/>
+                <w:lang w:val="en-US"/>
               </w:rPr>
               <w:t xml:space="preserve">ฟอนต์ภาษาไทยถูกต้อง</w:t>
             </w:r>
@@ -3406,7 +3406,7 @@
             <w:r>
               <w:rPr>
                 <w:cs/>
-                <w:lang w:val="en-US" w:bidi="th-TH"/>
+                <w:lang w:val="en-US"/>
               </w:rPr>
               <w:t xml:space="preserve">118</w:t>
             </w:r>
@@ -3425,7 +3425,7 @@
             <w:r>
               <w:rPr>
                 <w:cs/>
-                <w:lang w:val="en-US" w:bidi="th-TH"/>
+                <w:lang w:val="en-US"/>
               </w:rPr>
               <w:t xml:space="preserve">2</w:t>
             </w:r>
@@ -3444,7 +3444,7 @@
             <w:r>
               <w:rPr>
                 <w:cs/>
-                <w:lang w:val="en-US" w:bidi="th-TH"/>
+                <w:lang w:val="en-US"/>
               </w:rPr>
               <w:t xml:space="preserve">98.3</w:t>
             </w:r>
@@ -3465,7 +3465,7 @@
             <w:r>
               <w:rPr>
                 <w:cs/>
-                <w:lang w:val="en-US" w:bidi="th-TH"/>
+                <w:lang w:val="en-US"/>
               </w:rPr>
               <w:t xml:space="preserve">2</w:t>
             </w:r>
@@ -3483,7 +3483,7 @@
             <w:r>
               <w:rPr>
                 <w:cs/>
-                <w:lang w:val="en-US" w:bidi="th-TH"/>
+                <w:lang w:val="en-US"/>
               </w:rPr>
               <w:t xml:space="preserve">ไม่มีเส้นหยักใต้คำที่สะกดถูก</w:t>
             </w:r>
@@ -3502,7 +3502,7 @@
             <w:r>
               <w:rPr>
                 <w:cs/>
-                <w:lang w:val="en-US" w:bidi="th-TH"/>
+                <w:lang w:val="en-US"/>
               </w:rPr>
               <w:t xml:space="preserve">120</w:t>
             </w:r>
@@ -3521,7 +3521,7 @@
             <w:r>
               <w:rPr>
                 <w:cs/>
-                <w:lang w:val="en-US" w:bidi="th-TH"/>
+                <w:lang w:val="en-US"/>
               </w:rPr>
               <w:t xml:space="preserve">0</w:t>
             </w:r>
@@ -3540,7 +3540,7 @@
             <w:r>
               <w:rPr>
                 <w:cs/>
-                <w:lang w:val="en-US" w:bidi="th-TH"/>
+                <w:lang w:val="en-US"/>
               </w:rPr>
               <w:t xml:space="preserve">100.0</w:t>
             </w:r>
@@ -3561,7 +3561,7 @@
             <w:r>
               <w:rPr>
                 <w:cs/>
-                <w:lang w:val="en-US" w:bidi="th-TH"/>
+                <w:lang w:val="en-US"/>
               </w:rPr>
               <w:t xml:space="preserve">3</w:t>
             </w:r>
@@ -3579,7 +3579,7 @@
             <w:r>
               <w:rPr>
                 <w:cs/>
-                <w:lang w:val="en-US" w:bidi="th-TH"/>
+                <w:lang w:val="en-US"/>
               </w:rPr>
               <w:t xml:space="preserve">ตัดบรรทัดภายในคำไทย</w:t>
             </w:r>
@@ -3598,7 +3598,7 @@
             <w:r>
               <w:rPr>
                 <w:cs/>
-                <w:lang w:val="en-US" w:bidi="th-TH"/>
+                <w:lang w:val="en-US"/>
               </w:rPr>
               <w:t xml:space="preserve">117</w:t>
             </w:r>
@@ -3617,7 +3617,7 @@
             <w:r>
               <w:rPr>
                 <w:cs/>
-                <w:lang w:val="en-US" w:bidi="th-TH"/>
+                <w:lang w:val="en-US"/>
               </w:rPr>
               <w:t xml:space="preserve">3</w:t>
             </w:r>
@@ -3636,7 +3636,7 @@
             <w:r>
               <w:rPr>
                 <w:cs/>
-                <w:lang w:val="en-US" w:bidi="th-TH"/>
+                <w:lang w:val="en-US"/>
               </w:rPr>
               <w:t xml:space="preserve">97.5</w:t>
             </w:r>
@@ -3657,7 +3657,7 @@
             <w:r>
               <w:rPr>
                 <w:cs/>
-                <w:lang w:val="en-US" w:bidi="th-TH"/>
+                <w:lang w:val="en-US"/>
               </w:rPr>
               <w:t xml:space="preserve">4</w:t>
             </w:r>
@@ -3675,7 +3675,7 @@
             <w:r>
               <w:rPr>
                 <w:cs/>
-                <w:lang w:val="en-US" w:bidi="th-TH"/>
+                <w:lang w:val="en-US"/>
               </w:rPr>
               <w:t xml:space="preserve">ตัวหนาแสดงกับอักษรไทย</w:t>
             </w:r>
@@ -3694,7 +3694,7 @@
             <w:r>
               <w:rPr>
                 <w:cs/>
-                <w:lang w:val="en-US" w:bidi="th-TH"/>
+                <w:lang w:val="en-US"/>
               </w:rPr>
               <w:t xml:space="preserve">120</w:t>
             </w:r>
@@ -3713,7 +3713,7 @@
             <w:r>
               <w:rPr>
                 <w:cs/>
-                <w:lang w:val="en-US" w:bidi="th-TH"/>
+                <w:lang w:val="en-US"/>
               </w:rPr>
               <w:t xml:space="preserve">0</w:t>
             </w:r>
@@ -3732,7 +3732,7 @@
             <w:r>
               <w:rPr>
                 <w:cs/>
-                <w:lang w:val="en-US" w:bidi="th-TH"/>
+                <w:lang w:val="en-US"/>
               </w:rPr>
               <w:t xml:space="preserve">100.0</w:t>
             </w:r>
@@ -3753,7 +3753,7 @@
             <w:r>
               <w:rPr>
                 <w:cs/>
-                <w:lang w:val="en-US" w:bidi="th-TH"/>
+                <w:lang w:val="en-US"/>
               </w:rPr>
               <w:t xml:space="preserve">5</w:t>
             </w:r>
@@ -3771,7 +3771,7 @@
             <w:r>
               <w:rPr>
                 <w:cs/>
-                <w:lang w:val="en-US" w:bidi="th-TH"/>
+                <w:lang w:val="en-US"/>
               </w:rPr>
               <w:t xml:space="preserve">ตัวเอียงแสดงกับอักษรไทย</w:t>
             </w:r>
@@ -3790,7 +3790,7 @@
             <w:r>
               <w:rPr>
                 <w:cs/>
-                <w:lang w:val="en-US" w:bidi="th-TH"/>
+                <w:lang w:val="en-US"/>
               </w:rPr>
               <w:t xml:space="preserve">119</w:t>
             </w:r>
@@ -3809,7 +3809,7 @@
             <w:r>
               <w:rPr>
                 <w:cs/>
-                <w:lang w:val="en-US" w:bidi="th-TH"/>
+                <w:lang w:val="en-US"/>
               </w:rPr>
               <w:t xml:space="preserve">1</w:t>
             </w:r>
@@ -3828,7 +3828,7 @@
             <w:r>
               <w:rPr>
                 <w:cs/>
-                <w:lang w:val="en-US" w:bidi="th-TH"/>
+                <w:lang w:val="en-US"/>
               </w:rPr>
               <w:t xml:space="preserve">99.1</w:t>
             </w:r>
@@ -3849,7 +3849,7 @@
             <w:r>
               <w:rPr>
                 <w:cs/>
-                <w:lang w:val="en-US" w:bidi="th-TH"/>
+                <w:lang w:val="en-US"/>
               </w:rPr>
               <w:t xml:space="preserve">6</w:t>
             </w:r>
@@ -3867,7 +3867,7 @@
             <w:r>
               <w:rPr>
                 <w:cs/>
-                <w:lang w:val="en-US" w:bidi="th-TH"/>
+                <w:lang w:val="en-US"/>
               </w:rPr>
               <w:t xml:space="preserve">สัญลักษณ์รายการแสดงเป็นจุด</w:t>
             </w:r>
@@ -3886,7 +3886,7 @@
             <w:r>
               <w:rPr>
                 <w:cs/>
-                <w:lang w:val="en-US" w:bidi="th-TH"/>
+                <w:lang w:val="en-US"/>
               </w:rPr>
               <w:t xml:space="preserve">120</w:t>
             </w:r>
@@ -3905,7 +3905,7 @@
             <w:r>
               <w:rPr>
                 <w:cs/>
-                <w:lang w:val="en-US" w:bidi="th-TH"/>
+                <w:lang w:val="en-US"/>
               </w:rPr>
               <w:t xml:space="preserve">0</w:t>
             </w:r>
@@ -3924,7 +3924,7 @@
             <w:r>
               <w:rPr>
                 <w:cs/>
-                <w:lang w:val="en-US" w:bidi="th-TH"/>
+                <w:lang w:val="en-US"/>
               </w:rPr>
               <w:t xml:space="preserve">100.0</w:t>
             </w:r>
@@ -3945,7 +3945,7 @@
             <w:r>
               <w:rPr>
                 <w:cs/>
-                <w:lang w:val="en-US" w:bidi="th-TH"/>
+                <w:lang w:val="en-US"/>
               </w:rPr>
               <w:t xml:space="preserve">7</w:t>
             </w:r>
@@ -3963,7 +3963,7 @@
             <w:r>
               <w:rPr>
                 <w:cs/>
-                <w:lang w:val="en-US" w:bidi="th-TH"/>
+                <w:lang w:val="en-US"/>
               </w:rPr>
               <w:t xml:space="preserve">เลขลำดับรายการต่อเนื่อง</w:t>
             </w:r>
@@ -3982,7 +3982,7 @@
             <w:r>
               <w:rPr>
                 <w:cs/>
-                <w:lang w:val="en-US" w:bidi="th-TH"/>
+                <w:lang w:val="en-US"/>
               </w:rPr>
               <w:t xml:space="preserve">116</w:t>
             </w:r>
@@ -4001,7 +4001,7 @@
             <w:r>
               <w:rPr>
                 <w:cs/>
-                <w:lang w:val="en-US" w:bidi="th-TH"/>
+                <w:lang w:val="en-US"/>
               </w:rPr>
               <w:t xml:space="preserve">4</w:t>
             </w:r>
@@ -4020,7 +4020,7 @@
             <w:r>
               <w:rPr>
                 <w:cs/>
-                <w:lang w:val="en-US" w:bidi="th-TH"/>
+                <w:lang w:val="en-US"/>
               </w:rPr>
               <w:t xml:space="preserve">96.6</w:t>
             </w:r>
@@ -4041,7 +4041,7 @@
             <w:r>
               <w:rPr>
                 <w:cs/>
-                <w:lang w:val="en-US" w:bidi="th-TH"/>
+                <w:lang w:val="en-US"/>
               </w:rPr>
               <w:t xml:space="preserve">8</w:t>
             </w:r>
@@ -4059,7 +4059,7 @@
             <w:r>
               <w:rPr>
                 <w:cs/>
-                <w:lang w:val="en-US" w:bidi="th-TH"/>
+                <w:lang w:val="en-US"/>
               </w:rPr>
               <w:t xml:space="preserve">ตารางไม่ล้นหน้ากระดาษ</w:t>
             </w:r>
@@ -4078,7 +4078,7 @@
             <w:r>
               <w:rPr>
                 <w:cs/>
-                <w:lang w:val="en-US" w:bidi="th-TH"/>
+                <w:lang w:val="en-US"/>
               </w:rPr>
               <w:t xml:space="preserve">120</w:t>
             </w:r>
@@ -4097,7 +4097,7 @@
             <w:r>
               <w:rPr>
                 <w:cs/>
-                <w:lang w:val="en-US" w:bidi="th-TH"/>
+                <w:lang w:val="en-US"/>
               </w:rPr>
               <w:t xml:space="preserve">0</w:t>
             </w:r>
@@ -4116,7 +4116,7 @@
             <w:r>
               <w:rPr>
                 <w:cs/>
-                <w:lang w:val="en-US" w:bidi="th-TH"/>
+                <w:lang w:val="en-US"/>
               </w:rPr>
               <w:t xml:space="preserve">100.0</w:t>
             </w:r>
@@ -4137,7 +4137,7 @@
             <w:r>
               <w:rPr>
                 <w:cs/>
-                <w:lang w:val="en-US" w:bidi="th-TH"/>
+                <w:lang w:val="en-US"/>
               </w:rPr>
               <w:t xml:space="preserve">9</w:t>
             </w:r>
@@ -4155,7 +4155,7 @@
             <w:r>
               <w:rPr>
                 <w:cs/>
-                <w:lang w:val="en-US" w:bidi="th-TH"/>
+                <w:lang w:val="en-US"/>
               </w:rPr>
               <w:t xml:space="preserve">แถวหัวตารางซ้ำทุกหน้า</w:t>
             </w:r>
@@ -4174,7 +4174,7 @@
             <w:r>
               <w:rPr>
                 <w:cs/>
-                <w:lang w:val="en-US" w:bidi="th-TH"/>
+                <w:lang w:val="en-US"/>
               </w:rPr>
               <w:t xml:space="preserve">112</w:t>
             </w:r>
@@ -4193,7 +4193,7 @@
             <w:r>
               <w:rPr>
                 <w:cs/>
-                <w:lang w:val="en-US" w:bidi="th-TH"/>
+                <w:lang w:val="en-US"/>
               </w:rPr>
               <w:t xml:space="preserve">8</w:t>
             </w:r>
@@ -4212,7 +4212,7 @@
             <w:r>
               <w:rPr>
                 <w:cs/>
-                <w:lang w:val="en-US" w:bidi="th-TH"/>
+                <w:lang w:val="en-US"/>
               </w:rPr>
               <w:t xml:space="preserve">93.3</w:t>
             </w:r>
@@ -4233,7 +4233,7 @@
             <w:r>
               <w:rPr>
                 <w:cs/>
-                <w:lang w:val="en-US" w:bidi="th-TH"/>
+                <w:lang w:val="en-US"/>
               </w:rPr>
               <w:t xml:space="preserve">10</w:t>
             </w:r>
@@ -4251,7 +4251,7 @@
             <w:r>
               <w:rPr>
                 <w:cs/>
-                <w:lang w:val="en-US" w:bidi="th-TH"/>
+                <w:lang w:val="en-US"/>
               </w:rPr>
               <w:t xml:space="preserve">ลิงก์เปิดได้</w:t>
             </w:r>
@@ -4270,7 +4270,7 @@
             <w:r>
               <w:rPr>
                 <w:cs/>
-                <w:lang w:val="en-US" w:bidi="th-TH"/>
+                <w:lang w:val="en-US"/>
               </w:rPr>
               <w:t xml:space="preserve">120</w:t>
             </w:r>
@@ -4289,7 +4289,7 @@
             <w:r>
               <w:rPr>
                 <w:cs/>
-                <w:lang w:val="en-US" w:bidi="th-TH"/>
+                <w:lang w:val="en-US"/>
               </w:rPr>
               <w:t xml:space="preserve">0</w:t>
             </w:r>
@@ -4308,7 +4308,7 @@
             <w:r>
               <w:rPr>
                 <w:cs/>
-                <w:lang w:val="en-US" w:bidi="th-TH"/>
+                <w:lang w:val="en-US"/>
               </w:rPr>
               <w:t xml:space="preserve">100.0</w:t>
             </w:r>
@@ -4329,7 +4329,7 @@
             <w:r>
               <w:rPr>
                 <w:cs/>
-                <w:lang w:val="en-US" w:bidi="th-TH"/>
+                <w:lang w:val="en-US"/>
               </w:rPr>
               <w:t xml:space="preserve">11</w:t>
             </w:r>
@@ -4347,7 +4347,7 @@
             <w:r>
               <w:rPr>
                 <w:cs/>
-                <w:lang w:val="en-US" w:bidi="th-TH"/>
+                <w:lang w:val="en-US"/>
               </w:rPr>
               <w:t xml:space="preserve">เชิงอรรถอยู่ท้ายหน้า</w:t>
             </w:r>
@@ -4366,7 +4366,7 @@
             <w:r>
               <w:rPr>
                 <w:cs/>
-                <w:lang w:val="en-US" w:bidi="th-TH"/>
+                <w:lang w:val="en-US"/>
               </w:rPr>
               <w:t xml:space="preserve">115</w:t>
             </w:r>
@@ -4385,7 +4385,7 @@
             <w:r>
               <w:rPr>
                 <w:cs/>
-                <w:lang w:val="en-US" w:bidi="th-TH"/>
+                <w:lang w:val="en-US"/>
               </w:rPr>
               <w:t xml:space="preserve">5</w:t>
             </w:r>
@@ -4404,7 +4404,7 @@
             <w:r>
               <w:rPr>
                 <w:cs/>
-                <w:lang w:val="en-US" w:bidi="th-TH"/>
+                <w:lang w:val="en-US"/>
               </w:rPr>
               <w:t xml:space="preserve">95.8</w:t>
             </w:r>
@@ -4425,7 +4425,7 @@
             <w:r>
               <w:rPr>
                 <w:cs/>
-                <w:lang w:val="en-US" w:bidi="th-TH"/>
+                <w:lang w:val="en-US"/>
               </w:rPr>
               <w:t xml:space="preserve">12</w:t>
             </w:r>
@@ -4443,7 +4443,7 @@
             <w:r>
               <w:rPr>
                 <w:cs/>
-                <w:lang w:val="en-US" w:bidi="th-TH"/>
+                <w:lang w:val="en-US"/>
               </w:rPr>
               <w:t xml:space="preserve">รูปภาพไม่ล้นหน้ากระดาษ</w:t>
             </w:r>
@@ -4462,7 +4462,7 @@
             <w:r>
               <w:rPr>
                 <w:cs/>
-                <w:lang w:val="en-US" w:bidi="th-TH"/>
+                <w:lang w:val="en-US"/>
               </w:rPr>
               <w:t xml:space="preserve">120</w:t>
             </w:r>
@@ -4481,7 +4481,7 @@
             <w:r>
               <w:rPr>
                 <w:cs/>
-                <w:lang w:val="en-US" w:bidi="th-TH"/>
+                <w:lang w:val="en-US"/>
               </w:rPr>
               <w:t xml:space="preserve">0</w:t>
             </w:r>
@@ -4500,7 +4500,7 @@
             <w:r>
               <w:rPr>
                 <w:cs/>
-                <w:lang w:val="en-US" w:bidi="th-TH"/>
+                <w:lang w:val="en-US"/>
               </w:rPr>
               <w:t xml:space="preserve">100.0</w:t>
             </w:r>
@@ -4521,7 +4521,7 @@
             <w:r>
               <w:rPr>
                 <w:cs/>
-                <w:lang w:val="en-US" w:bidi="th-TH"/>
+                <w:lang w:val="en-US"/>
               </w:rPr>
               <w:t xml:space="preserve">13</w:t>
             </w:r>
@@ -4539,7 +4539,7 @@
             <w:r>
               <w:rPr>
                 <w:cs/>
-                <w:lang w:val="en-US" w:bidi="th-TH"/>
+                <w:lang w:val="en-US"/>
               </w:rPr>
               <w:t xml:space="preserve">ช่องทำเครื่องหมายแสดงผล</w:t>
             </w:r>
@@ -4558,7 +4558,7 @@
             <w:r>
               <w:rPr>
                 <w:cs/>
-                <w:lang w:val="en-US" w:bidi="th-TH"/>
+                <w:lang w:val="en-US"/>
               </w:rPr>
               <w:t xml:space="preserve">114</w:t>
             </w:r>
@@ -4577,7 +4577,7 @@
             <w:r>
               <w:rPr>
                 <w:cs/>
-                <w:lang w:val="en-US" w:bidi="th-TH"/>
+                <w:lang w:val="en-US"/>
               </w:rPr>
               <w:t xml:space="preserve">6</w:t>
             </w:r>
@@ -4596,7 +4596,7 @@
             <w:r>
               <w:rPr>
                 <w:cs/>
-                <w:lang w:val="en-US" w:bidi="th-TH"/>
+                <w:lang w:val="en-US"/>
               </w:rPr>
               <w:t xml:space="preserve">95.0</w:t>
             </w:r>
@@ -4617,7 +4617,7 @@
             <w:r>
               <w:rPr>
                 <w:cs/>
-                <w:lang w:val="en-US" w:bidi="th-TH"/>
+                <w:lang w:val="en-US"/>
               </w:rPr>
               <w:t xml:space="preserve">14</w:t>
             </w:r>
@@ -4635,7 +4635,7 @@
             <w:r>
               <w:rPr>
                 <w:cs/>
-                <w:lang w:val="en-US" w:bidi="th-TH"/>
+                <w:lang w:val="en-US"/>
               </w:rPr>
               <w:t xml:space="preserve">หัวข้อมีรูปแบบตามที่กำหนด</w:t>
             </w:r>
@@ -4654,7 +4654,7 @@
             <w:r>
               <w:rPr>
                 <w:cs/>
-                <w:lang w:val="en-US" w:bidi="th-TH"/>
+                <w:lang w:val="en-US"/>
               </w:rPr>
               <w:t xml:space="preserve">119</w:t>
             </w:r>
@@ -4673,7 +4673,7 @@
             <w:r>
               <w:rPr>
                 <w:cs/>
-                <w:lang w:val="en-US" w:bidi="th-TH"/>
+                <w:lang w:val="en-US"/>
               </w:rPr>
               <w:t xml:space="preserve">1</w:t>
             </w:r>
@@ -4692,7 +4692,7 @@
             <w:r>
               <w:rPr>
                 <w:cs/>
-                <w:lang w:val="en-US" w:bidi="th-TH"/>
+                <w:lang w:val="en-US"/>
               </w:rPr>
               <w:t xml:space="preserve">99.1</w:t>
             </w:r>
@@ -4713,7 +4713,7 @@
             <w:r>
               <w:rPr>
                 <w:cs/>
-                <w:lang w:val="en-US" w:bidi="th-TH"/>
+                <w:lang w:val="en-US"/>
               </w:rPr>
               <w:t xml:space="preserve">15</w:t>
             </w:r>
@@ -4731,7 +4731,7 @@
             <w:r>
               <w:rPr>
                 <w:cs/>
-                <w:lang w:val="en-US" w:bidi="th-TH"/>
+                <w:lang w:val="en-US"/>
               </w:rPr>
               <w:t xml:space="preserve">เลขบทแสดงถูกต้อง</w:t>
             </w:r>
@@ -4750,7 +4750,7 @@
             <w:r>
               <w:rPr>
                 <w:cs/>
-                <w:lang w:val="en-US" w:bidi="th-TH"/>
+                <w:lang w:val="en-US"/>
               </w:rPr>
               <w:t xml:space="preserve">118</w:t>
             </w:r>
@@ -4769,7 +4769,7 @@
             <w:r>
               <w:rPr>
                 <w:cs/>
-                <w:lang w:val="en-US" w:bidi="th-TH"/>
+                <w:lang w:val="en-US"/>
               </w:rPr>
               <w:t xml:space="preserve">2</w:t>
             </w:r>
@@ -4788,7 +4788,7 @@
             <w:r>
               <w:rPr>
                 <w:cs/>
-                <w:lang w:val="en-US" w:bidi="th-TH"/>
+                <w:lang w:val="en-US"/>
               </w:rPr>
               <w:t xml:space="preserve">98.3</w:t>
             </w:r>
@@ -4809,7 +4809,7 @@
             <w:r>
               <w:rPr>
                 <w:cs/>
-                <w:lang w:val="en-US" w:bidi="th-TH"/>
+                <w:lang w:val="en-US"/>
               </w:rPr>
               <w:t xml:space="preserve">16</w:t>
             </w:r>
@@ -4827,7 +4827,7 @@
             <w:r>
               <w:rPr>
                 <w:cs/>
-                <w:lang w:val="en-US" w:bidi="th-TH"/>
+                <w:lang w:val="en-US"/>
               </w:rPr>
               <w:t xml:space="preserve">ชื่อตารางมีเลขบท</w:t>
             </w:r>
@@ -4846,7 +4846,7 @@
             <w:r>
               <w:rPr>
                 <w:cs/>
-                <w:lang w:val="en-US" w:bidi="th-TH"/>
+                <w:lang w:val="en-US"/>
               </w:rPr>
               <w:t xml:space="preserve">117</w:t>
             </w:r>
@@ -4865,7 +4865,7 @@
             <w:r>
               <w:rPr>
                 <w:cs/>
-                <w:lang w:val="en-US" w:bidi="th-TH"/>
+                <w:lang w:val="en-US"/>
               </w:rPr>
               <w:t xml:space="preserve">3</w:t>
             </w:r>
@@ -4884,7 +4884,7 @@
             <w:r>
               <w:rPr>
                 <w:cs/>
-                <w:lang w:val="en-US" w:bidi="th-TH"/>
+                <w:lang w:val="en-US"/>
               </w:rPr>
               <w:t xml:space="preserve">97.5</w:t>
             </w:r>
@@ -4905,7 +4905,7 @@
             <w:r>
               <w:rPr>
                 <w:cs/>
-                <w:lang w:val="en-US" w:bidi="th-TH"/>
+                <w:lang w:val="en-US"/>
               </w:rPr>
               <w:t xml:space="preserve">17</w:t>
             </w:r>
@@ -4923,7 +4923,7 @@
             <w:r>
               <w:rPr>
                 <w:cs/>
-                <w:lang w:val="en-US" w:bidi="th-TH"/>
+                <w:lang w:val="en-US"/>
               </w:rPr>
               <w:t xml:space="preserve">ชื่อรูปมีเลขบท</w:t>
             </w:r>
@@ -4942,7 +4942,7 @@
             <w:r>
               <w:rPr>
                 <w:cs/>
-                <w:lang w:val="en-US" w:bidi="th-TH"/>
+                <w:lang w:val="en-US"/>
               </w:rPr>
               <w:t xml:space="preserve">117</w:t>
             </w:r>
@@ -4961,7 +4961,7 @@
             <w:r>
               <w:rPr>
                 <w:cs/>
-                <w:lang w:val="en-US" w:bidi="th-TH"/>
+                <w:lang w:val="en-US"/>
               </w:rPr>
               <w:t xml:space="preserve">3</w:t>
             </w:r>
@@ -4980,7 +4980,7 @@
             <w:r>
               <w:rPr>
                 <w:cs/>
-                <w:lang w:val="en-US" w:bidi="th-TH"/>
+                <w:lang w:val="en-US"/>
               </w:rPr>
               <w:t xml:space="preserve">97.5</w:t>
             </w:r>
@@ -5001,7 +5001,7 @@
             <w:r>
               <w:rPr>
                 <w:cs/>
-                <w:lang w:val="en-US" w:bidi="th-TH"/>
+                <w:lang w:val="en-US"/>
               </w:rPr>
               <w:t xml:space="preserve">18</w:t>
             </w:r>
@@ -5019,7 +5019,7 @@
             <w:r>
               <w:rPr>
                 <w:cs/>
-                <w:lang w:val="en-US" w:bidi="th-TH"/>
+                <w:lang w:val="en-US"/>
               </w:rPr>
               <w:t xml:space="preserve">สารบัญมีเลขหน้า</w:t>
             </w:r>
@@ -5038,7 +5038,7 @@
             <w:r>
               <w:rPr>
                 <w:cs/>
-                <w:lang w:val="en-US" w:bidi="th-TH"/>
+                <w:lang w:val="en-US"/>
               </w:rPr>
               <w:t xml:space="preserve">104</w:t>
             </w:r>
@@ -5057,7 +5057,7 @@
             <w:r>
               <w:rPr>
                 <w:cs/>
-                <w:lang w:val="en-US" w:bidi="th-TH"/>
+                <w:lang w:val="en-US"/>
               </w:rPr>
               <w:t xml:space="preserve">16</w:t>
             </w:r>
@@ -5076,7 +5076,7 @@
             <w:r>
               <w:rPr>
                 <w:cs/>
-                <w:lang w:val="en-US" w:bidi="th-TH"/>
+                <w:lang w:val="en-US"/>
               </w:rPr>
               <w:t xml:space="preserve">86.6</w:t>
             </w:r>
@@ -5097,7 +5097,7 @@
             <w:r>
               <w:rPr>
                 <w:cs/>
-                <w:lang w:val="en-US" w:bidi="th-TH"/>
+                <w:lang w:val="en-US"/>
               </w:rPr>
               <w:t xml:space="preserve">19</w:t>
             </w:r>
@@ -5115,7 +5115,7 @@
             <w:r>
               <w:rPr>
                 <w:cs/>
-                <w:lang w:val="en-US" w:bidi="th-TH"/>
+                <w:lang w:val="en-US"/>
               </w:rPr>
               <w:t xml:space="preserve">สารบัญตารางครบ</w:t>
             </w:r>
@@ -5134,7 +5134,7 @@
             <w:r>
               <w:rPr>
                 <w:cs/>
-                <w:lang w:val="en-US" w:bidi="th-TH"/>
+                <w:lang w:val="en-US"/>
               </w:rPr>
               <w:t xml:space="preserve">106</w:t>
             </w:r>
@@ -5153,7 +5153,7 @@
             <w:r>
               <w:rPr>
                 <w:cs/>
-                <w:lang w:val="en-US" w:bidi="th-TH"/>
+                <w:lang w:val="en-US"/>
               </w:rPr>
               <w:t xml:space="preserve">14</w:t>
             </w:r>
@@ -5172,7 +5172,7 @@
             <w:r>
               <w:rPr>
                 <w:cs/>
-                <w:lang w:val="en-US" w:bidi="th-TH"/>
+                <w:lang w:val="en-US"/>
               </w:rPr>
               <w:t xml:space="preserve">88.3</w:t>
             </w:r>
@@ -5193,7 +5193,7 @@
             <w:r>
               <w:rPr>
                 <w:cs/>
-                <w:lang w:val="en-US" w:bidi="th-TH"/>
+                <w:lang w:val="en-US"/>
               </w:rPr>
               <w:t xml:space="preserve">20</w:t>
             </w:r>
@@ -5211,7 +5211,7 @@
             <w:r>
               <w:rPr>
                 <w:cs/>
-                <w:lang w:val="en-US" w:bidi="th-TH"/>
+                <w:lang w:val="en-US"/>
               </w:rPr>
               <w:t xml:space="preserve">สารบัญภาพครบ</w:t>
             </w:r>
@@ -5230,7 +5230,7 @@
             <w:r>
               <w:rPr>
                 <w:cs/>
-                <w:lang w:val="en-US" w:bidi="th-TH"/>
+                <w:lang w:val="en-US"/>
               </w:rPr>
               <w:t xml:space="preserve">106</w:t>
             </w:r>
@@ -5249,7 +5249,7 @@
             <w:r>
               <w:rPr>
                 <w:cs/>
-                <w:lang w:val="en-US" w:bidi="th-TH"/>
+                <w:lang w:val="en-US"/>
               </w:rPr>
               <w:t xml:space="preserve">14</w:t>
             </w:r>
@@ -5268,7 +5268,7 @@
             <w:r>
               <w:rPr>
                 <w:cs/>
-                <w:lang w:val="en-US" w:bidi="th-TH"/>
+                <w:lang w:val="en-US"/>
               </w:rPr>
               <w:t xml:space="preserve">88.3</w:t>
             </w:r>
@@ -5289,7 +5289,7 @@
             <w:r>
               <w:rPr>
                 <w:cs/>
-                <w:lang w:val="en-US" w:bidi="th-TH"/>
+                <w:lang w:val="en-US"/>
               </w:rPr>
               <w:t xml:space="preserve">21</w:t>
             </w:r>
@@ -5307,7 +5307,7 @@
             <w:r>
               <w:rPr>
                 <w:cs/>
-                <w:lang w:val="en-US" w:bidi="th-TH"/>
+                <w:lang w:val="en-US"/>
               </w:rPr>
               <w:t xml:space="preserve">เลขหน้าส่วนหน้าเป็นตัวอักษร</w:t>
             </w:r>
@@ -5326,7 +5326,7 @@
             <w:r>
               <w:rPr>
                 <w:cs/>
-                <w:lang w:val="en-US" w:bidi="th-TH"/>
+                <w:lang w:val="en-US"/>
               </w:rPr>
               <w:t xml:space="preserve">111</w:t>
             </w:r>
@@ -5345,7 +5345,7 @@
             <w:r>
               <w:rPr>
                 <w:cs/>
-                <w:lang w:val="en-US" w:bidi="th-TH"/>
+                <w:lang w:val="en-US"/>
               </w:rPr>
               <w:t xml:space="preserve">9</w:t>
             </w:r>
@@ -5364,7 +5364,7 @@
             <w:r>
               <w:rPr>
                 <w:cs/>
-                <w:lang w:val="en-US" w:bidi="th-TH"/>
+                <w:lang w:val="en-US"/>
               </w:rPr>
               <w:t xml:space="preserve">92.5</w:t>
             </w:r>
@@ -5385,7 +5385,7 @@
             <w:r>
               <w:rPr>
                 <w:cs/>
-                <w:lang w:val="en-US" w:bidi="th-TH"/>
+                <w:lang w:val="en-US"/>
               </w:rPr>
               <w:t xml:space="preserve">22</w:t>
             </w:r>
@@ -5403,7 +5403,7 @@
             <w:r>
               <w:rPr>
                 <w:cs/>
-                <w:lang w:val="en-US" w:bidi="th-TH"/>
+                <w:lang w:val="en-US"/>
               </w:rPr>
               <w:t xml:space="preserve">บทใหม่ขึ้นหน้าใหม่</w:t>
             </w:r>
@@ -5422,7 +5422,7 @@
             <w:r>
               <w:rPr>
                 <w:cs/>
-                <w:lang w:val="en-US" w:bidi="th-TH"/>
+                <w:lang w:val="en-US"/>
               </w:rPr>
               <w:t xml:space="preserve">120</w:t>
             </w:r>
@@ -5441,7 +5441,7 @@
             <w:r>
               <w:rPr>
                 <w:cs/>
-                <w:lang w:val="en-US" w:bidi="th-TH"/>
+                <w:lang w:val="en-US"/>
               </w:rPr>
               <w:t xml:space="preserve">0</w:t>
             </w:r>
@@ -5460,7 +5460,7 @@
             <w:r>
               <w:rPr>
                 <w:cs/>
-                <w:lang w:val="en-US" w:bidi="th-TH"/>
+                <w:lang w:val="en-US"/>
               </w:rPr>
               <w:t xml:space="preserve">100.0</w:t>
             </w:r>
@@ -5481,7 +5481,7 @@
             <w:r>
               <w:rPr>
                 <w:cs/>
-                <w:lang w:val="en-US" w:bidi="th-TH"/>
+                <w:lang w:val="en-US"/>
               </w:rPr>
               <w:t xml:space="preserve">23</w:t>
             </w:r>
@@ -5499,7 +5499,7 @@
             <w:r>
               <w:rPr>
                 <w:cs/>
-                <w:lang w:val="en-US" w:bidi="th-TH"/>
+                <w:lang w:val="en-US"/>
               </w:rPr>
               <w:t xml:space="preserve">เลขภาคผนวกเป็นตัวอักษร</w:t>
             </w:r>
@@ -5518,7 +5518,7 @@
             <w:r>
               <w:rPr>
                 <w:cs/>
-                <w:lang w:val="en-US" w:bidi="th-TH"/>
+                <w:lang w:val="en-US"/>
               </w:rPr>
               <w:t xml:space="preserve">113</w:t>
             </w:r>
@@ -5537,7 +5537,7 @@
             <w:r>
               <w:rPr>
                 <w:cs/>
-                <w:lang w:val="en-US" w:bidi="th-TH"/>
+                <w:lang w:val="en-US"/>
               </w:rPr>
               <w:t xml:space="preserve">7</w:t>
             </w:r>
@@ -5556,7 +5556,7 @@
             <w:r>
               <w:rPr>
                 <w:cs/>
-                <w:lang w:val="en-US" w:bidi="th-TH"/>
+                <w:lang w:val="en-US"/>
               </w:rPr>
               <w:t xml:space="preserve">94.1</w:t>
             </w:r>
@@ -5577,7 +5577,7 @@
             <w:r>
               <w:rPr>
                 <w:cs/>
-                <w:lang w:val="en-US" w:bidi="th-TH"/>
+                <w:lang w:val="en-US"/>
               </w:rPr>
               <w:t xml:space="preserve">24</w:t>
             </w:r>
@@ -5595,7 +5595,7 @@
             <w:r>
               <w:rPr>
                 <w:cs/>
-                <w:lang w:val="en-US" w:bidi="th-TH"/>
+                <w:lang w:val="en-US"/>
               </w:rPr>
               <w:t xml:space="preserve">หัวกระดาษแสดงข้อความ</w:t>
             </w:r>
@@ -5614,7 +5614,7 @@
             <w:r>
               <w:rPr>
                 <w:cs/>
-                <w:lang w:val="en-US" w:bidi="th-TH"/>
+                <w:lang w:val="en-US"/>
               </w:rPr>
               <w:t xml:space="preserve">120</w:t>
             </w:r>
@@ -5633,7 +5633,7 @@
             <w:r>
               <w:rPr>
                 <w:cs/>
-                <w:lang w:val="en-US" w:bidi="th-TH"/>
+                <w:lang w:val="en-US"/>
               </w:rPr>
               <w:t xml:space="preserve">0</w:t>
             </w:r>
@@ -5652,7 +5652,7 @@
             <w:r>
               <w:rPr>
                 <w:cs/>
-                <w:lang w:val="en-US" w:bidi="th-TH"/>
+                <w:lang w:val="en-US"/>
               </w:rPr>
               <w:t xml:space="preserve">100.0</w:t>
             </w:r>
@@ -5673,7 +5673,7 @@
             <w:r>
               <w:rPr>
                 <w:cs/>
-                <w:lang w:val="en-US" w:bidi="th-TH"/>
+                <w:lang w:val="en-US"/>
               </w:rPr>
               <w:t xml:space="preserve">25</w:t>
             </w:r>
@@ -5691,7 +5691,7 @@
             <w:r>
               <w:rPr>
                 <w:cs/>
-                <w:lang w:val="en-US" w:bidi="th-TH"/>
+                <w:lang w:val="en-US"/>
               </w:rPr>
               <w:t xml:space="preserve">ท้ายกระดาษแสดงเลขหน้า</w:t>
             </w:r>
@@ -5710,7 +5710,7 @@
             <w:r>
               <w:rPr>
                 <w:cs/>
-                <w:lang w:val="en-US" w:bidi="th-TH"/>
+                <w:lang w:val="en-US"/>
               </w:rPr>
               <w:t xml:space="preserve">120</w:t>
             </w:r>
@@ -5729,7 +5729,7 @@
             <w:r>
               <w:rPr>
                 <w:cs/>
-                <w:lang w:val="en-US" w:bidi="th-TH"/>
+                <w:lang w:val="en-US"/>
               </w:rPr>
               <w:t xml:space="preserve">0</w:t>
             </w:r>
@@ -5748,7 +5748,7 @@
             <w:r>
               <w:rPr>
                 <w:cs/>
-                <w:lang w:val="en-US" w:bidi="th-TH"/>
+                <w:lang w:val="en-US"/>
               </w:rPr>
               <w:t xml:space="preserve">100.0</w:t>
             </w:r>
@@ -5769,7 +5769,7 @@
             <w:r>
               <w:rPr>
                 <w:cs/>
-                <w:lang w:val="en-US" w:bidi="th-TH"/>
+                <w:lang w:val="en-US"/>
               </w:rPr>
               <w:t xml:space="preserve">26</w:t>
             </w:r>
@@ -5787,7 +5787,7 @@
             <w:r>
               <w:rPr>
                 <w:cs/>
-                <w:lang w:val="en-US" w:bidi="th-TH"/>
+                <w:lang w:val="en-US"/>
               </w:rPr>
               <w:t xml:space="preserve">ระยะบรรทัดตามที่กำหนด</w:t>
             </w:r>
@@ -5806,7 +5806,7 @@
             <w:r>
               <w:rPr>
                 <w:cs/>
-                <w:lang w:val="en-US" w:bidi="th-TH"/>
+                <w:lang w:val="en-US"/>
               </w:rPr>
               <w:t xml:space="preserve">118</w:t>
             </w:r>
@@ -5825,7 +5825,7 @@
             <w:r>
               <w:rPr>
                 <w:cs/>
-                <w:lang w:val="en-US" w:bidi="th-TH"/>
+                <w:lang w:val="en-US"/>
               </w:rPr>
               <w:t xml:space="preserve">2</w:t>
             </w:r>
@@ -5844,7 +5844,7 @@
             <w:r>
               <w:rPr>
                 <w:cs/>
-                <w:lang w:val="en-US" w:bidi="th-TH"/>
+                <w:lang w:val="en-US"/>
               </w:rPr>
               <w:t xml:space="preserve">98.3</w:t>
             </w:r>
@@ -5865,7 +5865,7 @@
             <w:r>
               <w:rPr>
                 <w:cs/>
-                <w:lang w:val="en-US" w:bidi="th-TH"/>
+                <w:lang w:val="en-US"/>
               </w:rPr>
               <w:t xml:space="preserve">27</w:t>
             </w:r>
@@ -5883,7 +5883,7 @@
             <w:r>
               <w:rPr>
                 <w:cs/>
-                <w:lang w:val="en-US" w:bidi="th-TH"/>
+                <w:lang w:val="en-US"/>
               </w:rPr>
               <w:t xml:space="preserve">การเยื้องบรรทัดแรก</w:t>
             </w:r>
@@ -5902,7 +5902,7 @@
             <w:r>
               <w:rPr>
                 <w:cs/>
-                <w:lang w:val="en-US" w:bidi="th-TH"/>
+                <w:lang w:val="en-US"/>
               </w:rPr>
               <w:t xml:space="preserve">119</w:t>
             </w:r>
@@ -5921,7 +5921,7 @@
             <w:r>
               <w:rPr>
                 <w:cs/>
-                <w:lang w:val="en-US" w:bidi="th-TH"/>
+                <w:lang w:val="en-US"/>
               </w:rPr>
               <w:t xml:space="preserve">1</w:t>
             </w:r>
@@ -5940,7 +5940,7 @@
             <w:r>
               <w:rPr>
                 <w:cs/>
-                <w:lang w:val="en-US" w:bidi="th-TH"/>
+                <w:lang w:val="en-US"/>
               </w:rPr>
               <w:t xml:space="preserve">99.1</w:t>
             </w:r>
@@ -5961,7 +5961,7 @@
             <w:r>
               <w:rPr>
                 <w:cs/>
-                <w:lang w:val="en-US" w:bidi="th-TH"/>
+                <w:lang w:val="en-US"/>
               </w:rPr>
               <w:t xml:space="preserve">28</w:t>
             </w:r>
@@ -5979,7 +5979,7 @@
             <w:r>
               <w:rPr>
                 <w:cs/>
-                <w:lang w:val="en-US" w:bidi="th-TH"/>
+                <w:lang w:val="en-US"/>
               </w:rPr>
               <w:t xml:space="preserve">การจัดข้อความแบบกระจาย</w:t>
             </w:r>
@@ -5998,7 +5998,7 @@
             <w:r>
               <w:rPr>
                 <w:cs/>
-                <w:lang w:val="en-US" w:bidi="th-TH"/>
+                <w:lang w:val="en-US"/>
               </w:rPr>
               <w:t xml:space="preserve">96</w:t>
             </w:r>
@@ -6017,7 +6017,7 @@
             <w:r>
               <w:rPr>
                 <w:cs/>
-                <w:lang w:val="en-US" w:bidi="th-TH"/>
+                <w:lang w:val="en-US"/>
               </w:rPr>
               <w:t xml:space="preserve">24</w:t>
             </w:r>
@@ -6036,7 +6036,7 @@
             <w:r>
               <w:rPr>
                 <w:cs/>
-                <w:lang w:val="en-US" w:bidi="th-TH"/>
+                <w:lang w:val="en-US"/>
               </w:rPr>
               <w:t xml:space="preserve">80.0</w:t>
             </w:r>
@@ -6057,7 +6057,7 @@
             <w:r>
               <w:rPr>
                 <w:cs/>
-                <w:lang w:val="en-US" w:bidi="th-TH"/>
+                <w:lang w:val="en-US"/>
               </w:rPr>
               <w:t xml:space="preserve">29</w:t>
             </w:r>
@@ -6075,7 +6075,7 @@
             <w:r>
               <w:rPr>
                 <w:cs/>
-                <w:lang w:val="en-US" w:bidi="th-TH"/>
+                <w:lang w:val="en-US"/>
               </w:rPr>
               <w:t xml:space="preserve">เลขไทยในเลขหน้า</w:t>
             </w:r>
@@ -6094,7 +6094,7 @@
             <w:r>
               <w:rPr>
                 <w:cs/>
-                <w:lang w:val="en-US" w:bidi="th-TH"/>
+                <w:lang w:val="en-US"/>
               </w:rPr>
               <w:t xml:space="preserve">109</w:t>
             </w:r>
@@ -6113,7 +6113,7 @@
             <w:r>
               <w:rPr>
                 <w:cs/>
-                <w:lang w:val="en-US" w:bidi="th-TH"/>
+                <w:lang w:val="en-US"/>
               </w:rPr>
               <w:t xml:space="preserve">11</w:t>
             </w:r>
@@ -6132,7 +6132,7 @@
             <w:r>
               <w:rPr>
                 <w:cs/>
-                <w:lang w:val="en-US" w:bidi="th-TH"/>
+                <w:lang w:val="en-US"/>
               </w:rPr>
               <w:t xml:space="preserve">90.8</w:t>
             </w:r>
@@ -6153,7 +6153,7 @@
             <w:r>
               <w:rPr>
                 <w:cs/>
-                <w:lang w:val="en-US" w:bidi="th-TH"/>
+                <w:lang w:val="en-US"/>
               </w:rPr>
               <w:t xml:space="preserve">30</w:t>
             </w:r>
@@ -6171,7 +6171,7 @@
             <w:r>
               <w:rPr>
                 <w:cs/>
-                <w:lang w:val="en-US" w:bidi="th-TH"/>
+                <w:lang w:val="en-US"/>
               </w:rPr>
               <w:t xml:space="preserve">ขนาดกระดาษถูกต้อง</w:t>
             </w:r>
@@ -6190,7 +6190,7 @@
             <w:r>
               <w:rPr>
                 <w:cs/>
-                <w:lang w:val="en-US" w:bidi="th-TH"/>
+                <w:lang w:val="en-US"/>
               </w:rPr>
               <w:t xml:space="preserve">120</w:t>
             </w:r>
@@ -6209,7 +6209,7 @@
             <w:r>
               <w:rPr>
                 <w:cs/>
-                <w:lang w:val="en-US" w:bidi="th-TH"/>
+                <w:lang w:val="en-US"/>
               </w:rPr>
               <w:t xml:space="preserve">0</w:t>
             </w:r>
@@ -6228,7 +6228,7 @@
             <w:r>
               <w:rPr>
                 <w:cs/>
-                <w:lang w:val="en-US" w:bidi="th-TH"/>
+                <w:lang w:val="en-US"/>
               </w:rPr>
               <w:t xml:space="preserve">100.0</w:t>
             </w:r>
@@ -6249,7 +6249,7 @@
             <w:r>
               <w:rPr>
                 <w:cs/>
-                <w:lang w:val="en-US" w:bidi="th-TH"/>
+                <w:lang w:val="en-US"/>
               </w:rPr>
               <w:t xml:space="preserve">31</w:t>
             </w:r>
@@ -6267,7 +6267,7 @@
             <w:r>
               <w:rPr>
                 <w:cs/>
-                <w:lang w:val="en-US" w:bidi="th-TH"/>
+                <w:lang w:val="en-US"/>
               </w:rPr>
               <w:t xml:space="preserve">ขอบกระดาษถูกต้อง</w:t>
             </w:r>
@@ -6286,7 +6286,7 @@
             <w:r>
               <w:rPr>
                 <w:cs/>
-                <w:lang w:val="en-US" w:bidi="th-TH"/>
+                <w:lang w:val="en-US"/>
               </w:rPr>
               <w:t xml:space="preserve">120</w:t>
             </w:r>
@@ -6305,7 +6305,7 @@
             <w:r>
               <w:rPr>
                 <w:cs/>
-                <w:lang w:val="en-US" w:bidi="th-TH"/>
+                <w:lang w:val="en-US"/>
               </w:rPr>
               <w:t xml:space="preserve">0</w:t>
             </w:r>
@@ -6324,7 +6324,7 @@
             <w:r>
               <w:rPr>
                 <w:cs/>
-                <w:lang w:val="en-US" w:bidi="th-TH"/>
+                <w:lang w:val="en-US"/>
               </w:rPr>
               <w:t xml:space="preserve">100.0</w:t>
             </w:r>
@@ -6345,7 +6345,7 @@
             <w:r>
               <w:rPr>
                 <w:cs/>
-                <w:lang w:val="en-US" w:bidi="th-TH"/>
+                <w:lang w:val="en-US"/>
               </w:rPr>
               <w:t xml:space="preserve">32</w:t>
             </w:r>
@@ -6363,7 +6363,7 @@
             <w:r>
               <w:rPr>
                 <w:cs/>
-                <w:lang w:val="en-US" w:bidi="th-TH"/>
+                <w:lang w:val="en-US"/>
               </w:rPr>
               <w:t xml:space="preserve">ข้อความยกมาเยื้องเข้า</w:t>
             </w:r>
@@ -6382,7 +6382,7 @@
             <w:r>
               <w:rPr>
                 <w:cs/>
-                <w:lang w:val="en-US" w:bidi="th-TH"/>
+                <w:lang w:val="en-US"/>
               </w:rPr>
               <w:t xml:space="preserve">120</w:t>
             </w:r>
@@ -6401,7 +6401,7 @@
             <w:r>
               <w:rPr>
                 <w:cs/>
-                <w:lang w:val="en-US" w:bidi="th-TH"/>
+                <w:lang w:val="en-US"/>
               </w:rPr>
               <w:t xml:space="preserve">0</w:t>
             </w:r>
@@ -6420,7 +6420,7 @@
             <w:r>
               <w:rPr>
                 <w:cs/>
-                <w:lang w:val="en-US" w:bidi="th-TH"/>
+                <w:lang w:val="en-US"/>
               </w:rPr>
               <w:t xml:space="preserve">100.0</w:t>
             </w:r>
@@ -6441,7 +6441,7 @@
             <w:r>
               <w:rPr>
                 <w:cs/>
-                <w:lang w:val="en-US" w:bidi="th-TH"/>
+                <w:lang w:val="en-US"/>
               </w:rPr>
               <w:t xml:space="preserve">33</w:t>
             </w:r>
@@ -6459,7 +6459,7 @@
             <w:r>
               <w:rPr>
                 <w:cs/>
-                <w:lang w:val="en-US" w:bidi="th-TH"/>
+                <w:lang w:val="en-US"/>
               </w:rPr>
               <w:t xml:space="preserve">โค้ดใช้ฟอนต์ความกว้างคงที่</w:t>
             </w:r>
@@ -6478,7 +6478,7 @@
             <w:r>
               <w:rPr>
                 <w:cs/>
-                <w:lang w:val="en-US" w:bidi="th-TH"/>
+                <w:lang w:val="en-US"/>
               </w:rPr>
               <w:t xml:space="preserve">118</w:t>
             </w:r>
@@ -6497,7 +6497,7 @@
             <w:r>
               <w:rPr>
                 <w:cs/>
-                <w:lang w:val="en-US" w:bidi="th-TH"/>
+                <w:lang w:val="en-US"/>
               </w:rPr>
               <w:t xml:space="preserve">2</w:t>
             </w:r>
@@ -6516,7 +6516,7 @@
             <w:r>
               <w:rPr>
                 <w:cs/>
-                <w:lang w:val="en-US" w:bidi="th-TH"/>
+                <w:lang w:val="en-US"/>
               </w:rPr>
               <w:t xml:space="preserve">98.3</w:t>
             </w:r>
@@ -6537,7 +6537,7 @@
             <w:r>
               <w:rPr>
                 <w:cs/>
-                <w:lang w:val="en-US" w:bidi="th-TH"/>
+                <w:lang w:val="en-US"/>
               </w:rPr>
               <w:t xml:space="preserve">34</w:t>
             </w:r>
@@ -6555,7 +6555,7 @@
             <w:r>
               <w:rPr>
                 <w:cs/>
-                <w:lang w:val="en-US" w:bidi="th-TH"/>
+                <w:lang w:val="en-US"/>
               </w:rPr>
               <w:t xml:space="preserve">ตัวยกและตัวห้อย</w:t>
             </w:r>
@@ -6574,7 +6574,7 @@
             <w:r>
               <w:rPr>
                 <w:cs/>
-                <w:lang w:val="en-US" w:bidi="th-TH"/>
+                <w:lang w:val="en-US"/>
               </w:rPr>
               <w:t xml:space="preserve">120</w:t>
             </w:r>
@@ -6593,7 +6593,7 @@
             <w:r>
               <w:rPr>
                 <w:cs/>
-                <w:lang w:val="en-US" w:bidi="th-TH"/>
+                <w:lang w:val="en-US"/>
               </w:rPr>
               <w:t xml:space="preserve">0</w:t>
             </w:r>
@@ -6612,7 +6612,7 @@
             <w:r>
               <w:rPr>
                 <w:cs/>
-                <w:lang w:val="en-US" w:bidi="th-TH"/>
+                <w:lang w:val="en-US"/>
               </w:rPr>
               <w:t xml:space="preserve">100.0</w:t>
             </w:r>
@@ -6633,7 +6633,7 @@
             <w:r>
               <w:rPr>
                 <w:cs/>
-                <w:lang w:val="en-US" w:bidi="th-TH"/>
+                <w:lang w:val="en-US"/>
               </w:rPr>
               <w:t xml:space="preserve">35</w:t>
             </w:r>
@@ -6651,7 +6651,7 @@
             <w:r>
               <w:rPr>
                 <w:cs/>
-                <w:lang w:val="en-US" w:bidi="th-TH"/>
+                <w:lang w:val="en-US"/>
               </w:rPr>
               <w:t xml:space="preserve">ขีดเส้นใต้แสดงผล</w:t>
             </w:r>
@@ -6670,7 +6670,7 @@
             <w:r>
               <w:rPr>
                 <w:cs/>
-                <w:lang w:val="en-US" w:bidi="th-TH"/>
+                <w:lang w:val="en-US"/>
               </w:rPr>
               <w:t xml:space="preserve">120</w:t>
             </w:r>
@@ -6689,7 +6689,7 @@
             <w:r>
               <w:rPr>
                 <w:cs/>
-                <w:lang w:val="en-US" w:bidi="th-TH"/>
+                <w:lang w:val="en-US"/>
               </w:rPr>
               <w:t xml:space="preserve">0</w:t>
             </w:r>
@@ -6708,7 +6708,7 @@
             <w:r>
               <w:rPr>
                 <w:cs/>
-                <w:lang w:val="en-US" w:bidi="th-TH"/>
+                <w:lang w:val="en-US"/>
               </w:rPr>
               <w:t xml:space="preserve">100.0</w:t>
             </w:r>
@@ -6729,7 +6729,7 @@
             <w:r>
               <w:rPr>
                 <w:cs/>
-                <w:lang w:val="en-US" w:bidi="th-TH"/>
+                <w:lang w:val="en-US"/>
               </w:rPr>
               <w:t xml:space="preserve">36</w:t>
             </w:r>
@@ -6747,7 +6747,7 @@
             <w:r>
               <w:rPr>
                 <w:cs/>
-                <w:lang w:val="en-US" w:bidi="th-TH"/>
+                <w:lang w:val="en-US"/>
               </w:rPr>
               <w:t xml:space="preserve">ขีดฆ่าแสดงผล</w:t>
             </w:r>
@@ -6766,7 +6766,7 @@
             <w:r>
               <w:rPr>
                 <w:cs/>
-                <w:lang w:val="en-US" w:bidi="th-TH"/>
+                <w:lang w:val="en-US"/>
               </w:rPr>
               <w:t xml:space="preserve">120</w:t>
             </w:r>
@@ -6785,7 +6785,7 @@
             <w:r>
               <w:rPr>
                 <w:cs/>
-                <w:lang w:val="en-US" w:bidi="th-TH"/>
+                <w:lang w:val="en-US"/>
               </w:rPr>
               <w:t xml:space="preserve">0</w:t>
             </w:r>
@@ -6804,7 +6804,7 @@
             <w:r>
               <w:rPr>
                 <w:cs/>
-                <w:lang w:val="en-US" w:bidi="th-TH"/>
+                <w:lang w:val="en-US"/>
               </w:rPr>
               <w:t xml:space="preserve">100.0</w:t>
             </w:r>
@@ -6825,7 +6825,7 @@
             <w:r>
               <w:rPr>
                 <w:cs/>
-                <w:lang w:val="en-US" w:bidi="th-TH"/>
+                <w:lang w:val="en-US"/>
               </w:rPr>
               <w:t xml:space="preserve">37</w:t>
             </w:r>
@@ -6843,7 +6843,7 @@
             <w:r>
               <w:rPr>
                 <w:cs/>
-                <w:lang w:val="en-US" w:bidi="th-TH"/>
+                <w:lang w:val="en-US"/>
               </w:rPr>
               <w:t xml:space="preserve">คุณสมบัติเอกสารมีชื่อเรื่อง</w:t>
             </w:r>
@@ -6862,7 +6862,7 @@
             <w:r>
               <w:rPr>
                 <w:cs/>
-                <w:lang w:val="en-US" w:bidi="th-TH"/>
+                <w:lang w:val="en-US"/>
               </w:rPr>
               <w:t xml:space="preserve">120</w:t>
             </w:r>
@@ -6881,7 +6881,7 @@
             <w:r>
               <w:rPr>
                 <w:cs/>
-                <w:lang w:val="en-US" w:bidi="th-TH"/>
+                <w:lang w:val="en-US"/>
               </w:rPr>
               <w:t xml:space="preserve">0</w:t>
             </w:r>
@@ -6900,7 +6900,7 @@
             <w:r>
               <w:rPr>
                 <w:cs/>
-                <w:lang w:val="en-US" w:bidi="th-TH"/>
+                <w:lang w:val="en-US"/>
               </w:rPr>
               <w:t xml:space="preserve">100.0</w:t>
             </w:r>
@@ -6921,7 +6921,7 @@
             <w:r>
               <w:rPr>
                 <w:cs/>
-                <w:lang w:val="en-US" w:bidi="th-TH"/>
+                <w:lang w:val="en-US"/>
               </w:rPr>
               <w:t xml:space="preserve">38</w:t>
             </w:r>
@@ -6939,7 +6939,7 @@
             <w:r>
               <w:rPr>
                 <w:cs/>
-                <w:lang w:val="en-US" w:bidi="th-TH"/>
+                <w:lang w:val="en-US"/>
               </w:rPr>
               <w:t xml:space="preserve">ไม่มีอักขระที่มองไม่เห็น</w:t>
             </w:r>
@@ -6958,7 +6958,7 @@
             <w:r>
               <w:rPr>
                 <w:cs/>
-                <w:lang w:val="en-US" w:bidi="th-TH"/>
+                <w:lang w:val="en-US"/>
               </w:rPr>
               <w:t xml:space="preserve">120</w:t>
             </w:r>
@@ -6977,7 +6977,7 @@
             <w:r>
               <w:rPr>
                 <w:cs/>
-                <w:lang w:val="en-US" w:bidi="th-TH"/>
+                <w:lang w:val="en-US"/>
               </w:rPr>
               <w:t xml:space="preserve">0</w:t>
             </w:r>
@@ -6996,7 +6996,7 @@
             <w:r>
               <w:rPr>
                 <w:cs/>
-                <w:lang w:val="en-US" w:bidi="th-TH"/>
+                <w:lang w:val="en-US"/>
               </w:rPr>
               <w:t xml:space="preserve">100.0</w:t>
             </w:r>
@@ -7017,7 +7017,7 @@
             <w:r>
               <w:rPr>
                 <w:cs/>
-                <w:lang w:val="en-US" w:bidi="th-TH"/>
+                <w:lang w:val="en-US"/>
               </w:rPr>
               <w:t xml:space="preserve">39</w:t>
             </w:r>
@@ -7035,7 +7035,7 @@
             <w:r>
               <w:rPr>
                 <w:cs/>
-                <w:lang w:val="en-US" w:bidi="th-TH"/>
+                <w:lang w:val="en-US"/>
               </w:rPr>
               <w:t xml:space="preserve">เปิดไฟล์ได้โดยไม่มีคำเตือน</w:t>
             </w:r>
@@ -7054,7 +7054,7 @@
             <w:r>
               <w:rPr>
                 <w:cs/>
-                <w:lang w:val="en-US" w:bidi="th-TH"/>
+                <w:lang w:val="en-US"/>
               </w:rPr>
               <w:t xml:space="preserve">117</w:t>
             </w:r>
@@ -7073,7 +7073,7 @@
             <w:r>
               <w:rPr>
                 <w:cs/>
-                <w:lang w:val="en-US" w:bidi="th-TH"/>
+                <w:lang w:val="en-US"/>
               </w:rPr>
               <w:t xml:space="preserve">3</w:t>
             </w:r>
@@ -7092,7 +7092,7 @@
             <w:r>
               <w:rPr>
                 <w:cs/>
-                <w:lang w:val="en-US" w:bidi="th-TH"/>
+                <w:lang w:val="en-US"/>
               </w:rPr>
               <w:t xml:space="preserve">97.5</w:t>
             </w:r>
@@ -7113,7 +7113,7 @@
             <w:r>
               <w:rPr>
                 <w:cs/>
-                <w:lang w:val="en-US" w:bidi="th-TH"/>
+                <w:lang w:val="en-US"/>
               </w:rPr>
               <w:t xml:space="preserve">40</w:t>
             </w:r>
@@ -7131,7 +7131,7 @@
             <w:r>
               <w:rPr>
                 <w:cs/>
-                <w:lang w:val="en-US" w:bidi="th-TH"/>
+                <w:lang w:val="en-US"/>
               </w:rPr>
               <w:t xml:space="preserve">เนื้อหาตรงกับต้นฉบับ</w:t>
             </w:r>
@@ -7150,7 +7150,7 @@
             <w:r>
               <w:rPr>
                 <w:cs/>
-                <w:lang w:val="en-US" w:bidi="th-TH"/>
+                <w:lang w:val="en-US"/>
               </w:rPr>
               <w:t xml:space="preserve">120</w:t>
             </w:r>
@@ -7169,7 +7169,7 @@
             <w:r>
               <w:rPr>
                 <w:cs/>
-                <w:lang w:val="en-US" w:bidi="th-TH"/>
+                <w:lang w:val="en-US"/>
               </w:rPr>
               <w:t xml:space="preserve">0</w:t>
             </w:r>
@@ -7188,7 +7188,7 @@
             <w:r>
               <w:rPr>
                 <w:cs/>
-                <w:lang w:val="en-US" w:bidi="th-TH"/>
+                <w:lang w:val="en-US"/>
               </w:rPr>
               <w:t xml:space="preserve">100.0</w:t>
             </w:r>
@@ -7207,7 +7207,7 @@
       <w:r>
         <w:rPr>
           <w:cs/>
-          <w:lang w:val="en-US" w:bidi="th-TH"/>
+          <w:lang w:val="en-US"/>
         </w:rPr>
         <w:drawing>
           <wp:inline distT="0" distB="0" distL="0" distR="0">
@@ -7265,7 +7265,7 @@
           <w:b/>
           <w:bCs/>
           <w:cs/>
-          <w:lang w:val="en-US" w:bidi="th-TH"/>
+          <w:lang w:val="en-US"/>
         </w:rPr>
         <w:t xml:space="preserve">รูปที่ </w:t>
       </w:r>
@@ -7274,7 +7274,7 @@
           <w:b/>
           <w:bCs/>
           <w:cs/>
-          <w:lang w:val="en-US" w:bidi="th-TH"/>
+          <w:lang w:val="en-US"/>
         </w:rPr>
         <w:fldChar w:fldCharType="begin"/>
       </w:r>
@@ -7283,7 +7283,7 @@
           <w:b/>
           <w:bCs/>
           <w:cs/>
-          <w:lang w:val="en-US" w:bidi="th-TH"/>
+          <w:lang w:val="en-US"/>
         </w:rPr>
         <w:instrText xml:space="preserve"> STYLEREF 1 \s </w:instrText>
       </w:r>
@@ -7292,7 +7292,7 @@
           <w:b/>
           <w:bCs/>
           <w:cs/>
-          <w:lang w:val="en-US" w:bidi="th-TH"/>
+          <w:lang w:val="en-US"/>
         </w:rPr>
         <w:fldChar w:fldCharType="separate"/>
       </w:r>
@@ -7301,7 +7301,7 @@
           <w:b/>
           <w:bCs/>
           <w:cs/>
-          <w:lang w:val="en-US" w:bidi="th-TH"/>
+          <w:lang w:val="en-US"/>
         </w:rPr>
         <w:t xml:space="preserve">๔</w:t>
       </w:r>
@@ -7310,7 +7310,7 @@
           <w:b/>
           <w:bCs/>
           <w:cs/>
-          <w:lang w:val="en-US" w:bidi="th-TH"/>
+          <w:lang w:val="en-US"/>
         </w:rPr>
         <w:fldChar w:fldCharType="end"/>
       </w:r>
@@ -7319,7 +7319,7 @@
           <w:b/>
           <w:bCs/>
           <w:cs/>
-          <w:lang w:val="en-US" w:bidi="th-TH"/>
+          <w:lang w:val="en-US"/>
         </w:rPr>
         <w:t xml:space="preserve">-</w:t>
       </w:r>
@@ -7328,7 +7328,7 @@
           <w:b/>
           <w:bCs/>
           <w:cs/>
-          <w:lang w:val="en-US" w:bidi="th-TH"/>
+          <w:lang w:val="en-US"/>
         </w:rPr>
         <w:fldChar w:fldCharType="begin"/>
       </w:r>
@@ -7337,7 +7337,7 @@
           <w:b/>
           <w:bCs/>
           <w:cs/>
-          <w:lang w:val="en-US" w:bidi="th-TH"/>
+          <w:lang w:val="en-US"/>
         </w:rPr>
         <w:instrText xml:space="preserve"> SEQ รูปที่ \* ThaiArabic \s 1 </w:instrText>
       </w:r>
@@ -7346,7 +7346,7 @@
           <w:b/>
           <w:bCs/>
           <w:cs/>
-          <w:lang w:val="en-US" w:bidi="th-TH"/>
+          <w:lang w:val="en-US"/>
         </w:rPr>
         <w:fldChar w:fldCharType="separate"/>
       </w:r>
@@ -7355,7 +7355,7 @@
           <w:b/>
           <w:bCs/>
           <w:cs/>
-          <w:lang w:val="en-US" w:bidi="th-TH"/>
+          <w:lang w:val="en-US"/>
         </w:rPr>
         <w:t xml:space="preserve">๑</w:t>
       </w:r>
@@ -7364,14 +7364,14 @@
           <w:b/>
           <w:bCs/>
           <w:cs/>
-          <w:lang w:val="en-US" w:bidi="th-TH"/>
+          <w:lang w:val="en-US"/>
         </w:rPr>
         <w:fldChar w:fldCharType="end"/>
       </w:r>
       <w:r>
         <w:rPr>
           <w:cs/>
-          <w:lang w:val="en-US" w:bidi="th-TH"/>
+          <w:lang w:val="en-US"/>
         </w:rPr>
         <w:t xml:space="preserve"> สรุปผลการตรวจจำแนกตามโปรแกรม</w:t>
       </w:r>
@@ -7383,7 +7383,7 @@
       <w:r>
         <w:rPr>
           <w:cs/>
-          <w:lang w:val="en-US" w:bidi="th-TH"/>
+          <w:lang w:val="en-US"/>
         </w:rPr>
         <w:t xml:space="preserve">สรุป อภิปรายผล และข้อเสนอแนะ</w:t>
       </w:r>
@@ -7395,7 +7395,7 @@
       <w:r>
         <w:rPr>
           <w:cs/>
-          <w:lang w:val="en-US" w:bidi="th-TH"/>
+          <w:lang w:val="en-US"/>
         </w:rPr>
         <w:t xml:space="preserve">สรุปผลการวิจัย</w:t>
       </w:r>
@@ -7407,7 +7407,7 @@
       <w:r>
         <w:rPr>
           <w:cs/>
-          <w:lang w:val="en-US" w:bidi="th-TH"/>
+          <w:lang w:val="en-US"/>
         </w:rPr>
         <w:t xml:space="preserve">ระบบที่พัฒนาขึ้นสร้างเอกสาร Word ภาษาไทยที่แสดงผลถูกต้องในโปรแกรมสำนักงานทั้ง 5 โปรแกรม โดยไม่เปลี่ยนแปลงเนื้อหาของต้นฉบับ และให้ผลลัพธ์ตรงกันทุกไบต์ทั้งสองภาษาโปรแกรม</w:t>
       </w:r>
@@ -7419,7 +7419,7 @@
       <w:r>
         <w:rPr>
           <w:cs/>
-          <w:lang w:val="en-US" w:bidi="th-TH"/>
+          <w:lang w:val="en-US"/>
         </w:rPr>
         <w:t xml:space="preserve">อภิปรายผล</w:t>
       </w:r>
@@ -7431,7 +7431,7 @@
       <w:r>
         <w:rPr>
           <w:cs/>
-          <w:lang w:val="en-US" w:bidi="th-TH"/>
+          <w:lang w:val="en-US"/>
         </w:rPr>
         <w:t xml:space="preserve">ผลการวิจัยสอดคล้องกับสมมติฐานที่ว่าการกำหนดคุณสมบัติภาษาไทยให้ครบถ้วนตั้งแต่ขั้นตอนการสร้างไฟล์ ช่วยให้เอกสารแสดงผลได้ถูกต้องโดยไม่ต้องแก้ไขภายหลัง ประเด็นที่น่าสนใจคือโปรแกรมแต่ละโปรแกรมอ่านคุณสมบัติเดียวกันต่างกันเล็กน้อย ตัวอย่างเช่น บางโปรแกรมแสดงการจัดแบบกระจายแบบไทยเป็นการจัดชิดขอบทั้งสองด้าน และบางโปรแกรมไม่อัปเดตเลขหน้าในสารบัญจนกว่าผู้ใช้จะสั่งเอง ข้อแตกต่างเหล่านี้ไม่ทำให้เนื้อหาผิดพลาด แต่ผู้จัดทำเอกสารควรตรวจผลลัพธ์ในโปรแกรมที่ผู้รับจะใช้จริงก่อนส่งมอบทุกครั้ง</w:t>
       </w:r>
@@ -7443,7 +7443,7 @@
       <w:r>
         <w:rPr>
           <w:cs/>
-          <w:lang w:val="en-US" w:bidi="th-TH"/>
+          <w:lang w:val="en-US"/>
         </w:rPr>
         <w:t xml:space="preserve">ข้อเสนอแนะ</w:t>
       </w:r>
@@ -7455,7 +7455,7 @@
       <w:r>
         <w:rPr>
           <w:cs/>
-          <w:lang w:val="en-US" w:bidi="th-TH"/>
+          <w:lang w:val="en-US"/>
         </w:rPr>
         <w:t xml:space="preserve">ข้อเสนอแนะสำหรับการวิจัยครั้งต่อไป ได้แก่ การขยายขอบเขตไปยังภาษาอื่นในกลุ่ม complex script เช่น ภาษาลาว ภาษาเขมร และภาษาพม่า การรองรับสูตรคณิตศาสตร์ในรูปแบบที่แก้ไขได้ในโปรแกรม และการศึกษาความพึงพอใจของผู้ใช้งานจริงในระยะยาว นอกจากนี้ ควรศึกษาการสร้างเอกสารแบบหลายส่วนที่มีการวางหน้ากระดาษต่างกันในเอกสารเดียว เช่น หน้าตารางแนวนอนภายในเอกสารแนวตั้ง</w:t>
       </w:r>
@@ -7490,7 +7490,7 @@
       <w:r>
         <w:rPr>
           <w:cs/>
-          <w:lang w:val="en-US" w:bidi="th-TH"/>
+          <w:lang w:val="en-US"/>
         </w:rPr>
         <w:t xml:space="preserve">บรรณานุกรม</w:t>
       </w:r>
@@ -7503,7 +7503,7 @@
       <w:r>
         <w:rPr>
           <w:cs/>
-          <w:lang w:val="en-US" w:bidi="th-TH"/>
+          <w:lang w:val="en-US"/>
         </w:rPr>
         <w:t xml:space="preserve">Ecma International. (2021). </w:t>
       </w:r>
@@ -7512,14 +7512,14 @@
           <w:i/>
           <w:iCs/>
           <w:cs/>
-          <w:lang w:val="en-US" w:bidi="th-TH"/>
+          <w:lang w:val="en-US"/>
         </w:rPr>
         <w:t xml:space="preserve">ECMA-376: Office Open XML File Formats</w:t>
       </w:r>
       <w:r>
         <w:rPr>
           <w:cs/>
-          <w:lang w:val="en-US" w:bidi="th-TH"/>
+          <w:lang w:val="en-US"/>
         </w:rPr>
         <w:t xml:space="preserve"> (5th ed.). </w:t>
       </w:r>
@@ -7528,7 +7528,7 @@
           <w:rPr>
             <w:rStyle w:val="Hyperlink"/>
             <w:cs/>
-            <w:lang w:val="en-US" w:bidi="th-TH"/>
+            <w:lang w:val="en-US"/>
           </w:rPr>
           <w:t xml:space="preserve">https://ecma-international.org/publications-and-standards/standards/ecma-376/</w:t>
         </w:r>
@@ -7542,7 +7542,7 @@
       <w:r>
         <w:rPr>
           <w:cs/>
-          <w:lang w:val="en-US" w:bidi="th-TH"/>
+          <w:lang w:val="en-US"/>
         </w:rPr>
         <w:t xml:space="preserve">CommonMark. (2024). </w:t>
       </w:r>
@@ -7551,14 +7551,14 @@
           <w:i/>
           <w:iCs/>
           <w:cs/>
-          <w:lang w:val="en-US" w:bidi="th-TH"/>
+          <w:lang w:val="en-US"/>
         </w:rPr>
         <w:t xml:space="preserve">CommonMark Spec</w:t>
       </w:r>
       <w:r>
         <w:rPr>
           <w:cs/>
-          <w:lang w:val="en-US" w:bidi="th-TH"/>
+          <w:lang w:val="en-US"/>
         </w:rPr>
         <w:t xml:space="preserve"> (Version 0.31.2). </w:t>
       </w:r>
@@ -7567,7 +7567,7 @@
           <w:rPr>
             <w:rStyle w:val="Hyperlink"/>
             <w:cs/>
-            <w:lang w:val="en-US" w:bidi="th-TH"/>
+            <w:lang w:val="en-US"/>
           </w:rPr>
           <w:t xml:space="preserve">https://spec.commonmark.org/0.31.2/</w:t>
         </w:r>
@@ -7593,7 +7593,7 @@
       <w:r>
         <w:rPr>
           <w:cs/>
-          <w:lang w:val="en-US" w:bidi="th-TH"/>
+          <w:lang w:val="en-US"/>
         </w:rPr>
         <w:t xml:space="preserve">ตัวอย่าง ทดสอบระบบ. (2568). การตัดบรรทัดภาษาไทยในเอกสารอิเล็กทรอนิกส์. </w:t>
       </w:r>
@@ -7602,14 +7602,14 @@
           <w:i/>
           <w:iCs/>
           <w:cs/>
-          <w:lang w:val="en-US" w:bidi="th-TH"/>
+          <w:lang w:val="en-US"/>
         </w:rPr>
         <w:t xml:space="preserve">วารสารสมมติด้านเทคโนโลยีสารสนเทศ</w:t>
       </w:r>
       <w:r>
         <w:rPr>
           <w:cs/>
-          <w:lang w:val="en-US" w:bidi="th-TH"/>
+          <w:lang w:val="en-US"/>
         </w:rPr>
         <w:t xml:space="preserve">, 12(3), 45–60.</w:t>
       </w:r>
@@ -7625,7 +7625,7 @@
       <w:r>
         <w:rPr>
           <w:cs/>
-          <w:lang w:val="en-US" w:bidi="th-TH"/>
+          <w:lang w:val="en-US"/>
         </w:rPr>
         <w:t xml:space="preserve">แบบสอบถามที่ใช้ในการวิจัย</w:t>
       </w:r>
@@ -7641,7 +7641,7 @@
       <w:r>
         <w:rPr>
           <w:cs/>
-          <w:lang w:val="en-US" w:bidi="th-TH"/>
+          <w:lang w:val="en-US"/>
         </w:rPr>
         <w:t xml:space="preserve">ส่วนที่ 1 ข้อมูลทั่วไปของผู้ตอบแบบสอบถาม</w:t>
       </w:r>
@@ -7653,7 +7653,7 @@
       <w:r>
         <w:rPr>
           <w:cs/>
-          <w:lang w:val="en-US" w:bidi="th-TH"/>
+          <w:lang w:val="en-US"/>
         </w:rPr>
         <w:t xml:space="preserve">คำชี้แจง โปรดทำเครื่องหมายในช่องที่ตรงกับข้อมูลของท่าน</w:t>
       </w:r>
@@ -7667,14 +7667,14 @@
         <w:rPr>
           <w:rFonts w:ascii="Arial" w:hAnsi="Arial" w:cs="Arial"/>
           <w:cs/>
-          <w:lang w:val="en-US" w:bidi="th-TH"/>
+          <w:lang w:val="en-US"/>
         </w:rPr>
         <w:t xml:space="preserve">□ </w:t>
       </w:r>
       <w:r>
         <w:rPr>
           <w:cs/>
-          <w:lang w:val="en-US" w:bidi="th-TH"/>
+          <w:lang w:val="en-US"/>
         </w:rPr>
         <w:t xml:space="preserve">เจ้าหน้าที่ธุรการ</w:t>
       </w:r>
@@ -7688,14 +7688,14 @@
         <w:rPr>
           <w:rFonts w:ascii="Arial" w:hAnsi="Arial" w:cs="Arial"/>
           <w:cs/>
-          <w:lang w:val="en-US" w:bidi="th-TH"/>
+          <w:lang w:val="en-US"/>
         </w:rPr>
         <w:t xml:space="preserve">□ </w:t>
       </w:r>
       <w:r>
         <w:rPr>
           <w:cs/>
-          <w:lang w:val="en-US" w:bidi="th-TH"/>
+          <w:lang w:val="en-US"/>
         </w:rPr>
         <w:t xml:space="preserve">นักวิจัยหรืออาจารย์</w:t>
       </w:r>
@@ -7709,14 +7709,14 @@
         <w:rPr>
           <w:rFonts w:ascii="Arial" w:hAnsi="Arial" w:cs="Arial"/>
           <w:cs/>
-          <w:lang w:val="en-US" w:bidi="th-TH"/>
+          <w:lang w:val="en-US"/>
         </w:rPr>
         <w:t xml:space="preserve">■ </w:t>
       </w:r>
       <w:r>
         <w:rPr>
           <w:cs/>
-          <w:lang w:val="en-US" w:bidi="th-TH"/>
+          <w:lang w:val="en-US"/>
         </w:rPr>
         <w:t xml:space="preserve">นักศึกษา</w:t>
       </w:r>
@@ -7731,7 +7731,7 @@
           <w:b/>
           <w:bCs/>
           <w:cs/>
-          <w:lang w:val="en-US" w:bidi="th-TH"/>
+          <w:lang w:val="en-US"/>
         </w:rPr>
         <w:t xml:space="preserve">ตารางที่ </w:t>
       </w:r>
@@ -7740,7 +7740,7 @@
           <w:b/>
           <w:bCs/>
           <w:cs/>
-          <w:lang w:val="en-US" w:bidi="th-TH"/>
+          <w:lang w:val="en-US"/>
         </w:rPr>
         <w:fldChar w:fldCharType="begin"/>
       </w:r>
@@ -7749,7 +7749,7 @@
           <w:b/>
           <w:bCs/>
           <w:cs/>
-          <w:lang w:val="en-US" w:bidi="th-TH"/>
+          <w:lang w:val="en-US"/>
         </w:rPr>
         <w:instrText xml:space="preserve"> STYLEREF 1 \s </w:instrText>
       </w:r>
@@ -7758,7 +7758,7 @@
           <w:b/>
           <w:bCs/>
           <w:cs/>
-          <w:lang w:val="en-US" w:bidi="th-TH"/>
+          <w:lang w:val="en-US"/>
         </w:rPr>
         <w:fldChar w:fldCharType="separate"/>
       </w:r>
@@ -7767,7 +7767,7 @@
           <w:b/>
           <w:bCs/>
           <w:cs/>
-          <w:lang w:val="en-US" w:bidi="th-TH"/>
+          <w:lang w:val="en-US"/>
         </w:rPr>
         <w:t xml:space="preserve">A</w:t>
       </w:r>
@@ -7776,7 +7776,7 @@
           <w:b/>
           <w:bCs/>
           <w:cs/>
-          <w:lang w:val="en-US" w:bidi="th-TH"/>
+          <w:lang w:val="en-US"/>
         </w:rPr>
         <w:fldChar w:fldCharType="end"/>
       </w:r>
@@ -7785,7 +7785,7 @@
           <w:b/>
           <w:bCs/>
           <w:cs/>
-          <w:lang w:val="en-US" w:bidi="th-TH"/>
+          <w:lang w:val="en-US"/>
         </w:rPr>
         <w:t xml:space="preserve">-</w:t>
       </w:r>
@@ -7794,7 +7794,7 @@
           <w:b/>
           <w:bCs/>
           <w:cs/>
-          <w:lang w:val="en-US" w:bidi="th-TH"/>
+          <w:lang w:val="en-US"/>
         </w:rPr>
         <w:fldChar w:fldCharType="begin"/>
       </w:r>
@@ -7803,7 +7803,7 @@
           <w:b/>
           <w:bCs/>
           <w:cs/>
-          <w:lang w:val="en-US" w:bidi="th-TH"/>
+          <w:lang w:val="en-US"/>
         </w:rPr>
         <w:instrText xml:space="preserve"> SEQ ตารางที่ \* ThaiArabic \s 1 </w:instrText>
       </w:r>
@@ -7812,7 +7812,7 @@
           <w:b/>
           <w:bCs/>
           <w:cs/>
-          <w:lang w:val="en-US" w:bidi="th-TH"/>
+          <w:lang w:val="en-US"/>
         </w:rPr>
         <w:fldChar w:fldCharType="separate"/>
       </w:r>
@@ -7821,7 +7821,7 @@
           <w:b/>
           <w:bCs/>
           <w:cs/>
-          <w:lang w:val="en-US" w:bidi="th-TH"/>
+          <w:lang w:val="en-US"/>
         </w:rPr>
         <w:t xml:space="preserve">๑</w:t>
       </w:r>
@@ -7830,14 +7830,14 @@
           <w:b/>
           <w:bCs/>
           <w:cs/>
-          <w:lang w:val="en-US" w:bidi="th-TH"/>
+          <w:lang w:val="en-US"/>
         </w:rPr>
         <w:fldChar w:fldCharType="end"/>
       </w:r>
       <w:r>
         <w:rPr>
           <w:cs/>
-          <w:lang w:val="en-US" w:bidi="th-TH"/>
+          <w:lang w:val="en-US"/>
         </w:rPr>
         <w:t xml:space="preserve"> ข้อมูลทั่วไปของผู้ตอบแบบสอบถาม</w:t>
       </w:r>
@@ -7882,7 +7882,7 @@
                 <w:b/>
                 <w:bCs/>
                 <w:cs/>
-                <w:lang w:val="en-US" w:bidi="th-TH"/>
+                <w:lang w:val="en-US"/>
               </w:rPr>
               <w:t xml:space="preserve">ข้อมูล</w:t>
             </w:r>
@@ -7903,7 +7903,7 @@
                 <w:b/>
                 <w:bCs/>
                 <w:cs/>
-                <w:lang w:val="en-US" w:bidi="th-TH"/>
+                <w:lang w:val="en-US"/>
               </w:rPr>
               <w:t xml:space="preserve">จำนวน</w:t>
             </w:r>
@@ -7924,7 +7924,7 @@
                 <w:b/>
                 <w:bCs/>
                 <w:cs/>
-                <w:lang w:val="en-US" w:bidi="th-TH"/>
+                <w:lang w:val="en-US"/>
               </w:rPr>
               <w:t xml:space="preserve">ร้อยละ</w:t>
             </w:r>
@@ -7944,7 +7944,7 @@
             <w:r>
               <w:rPr>
                 <w:cs/>
-                <w:lang w:val="en-US" w:bidi="th-TH"/>
+                <w:lang w:val="en-US"/>
               </w:rPr>
               <w:t xml:space="preserve">เพศหญิง</w:t>
             </w:r>
@@ -7963,7 +7963,7 @@
             <w:r>
               <w:rPr>
                 <w:cs/>
-                <w:lang w:val="en-US" w:bidi="th-TH"/>
+                <w:lang w:val="en-US"/>
               </w:rPr>
               <w:t xml:space="preserve">72</w:t>
             </w:r>
@@ -7982,7 +7982,7 @@
             <w:r>
               <w:rPr>
                 <w:cs/>
-                <w:lang w:val="en-US" w:bidi="th-TH"/>
+                <w:lang w:val="en-US"/>
               </w:rPr>
               <w:t xml:space="preserve">60.0</w:t>
             </w:r>
@@ -8002,7 +8002,7 @@
             <w:r>
               <w:rPr>
                 <w:cs/>
-                <w:lang w:val="en-US" w:bidi="th-TH"/>
+                <w:lang w:val="en-US"/>
               </w:rPr>
               <w:t xml:space="preserve">เพศชาย</w:t>
             </w:r>
@@ -8021,7 +8021,7 @@
             <w:r>
               <w:rPr>
                 <w:cs/>
-                <w:lang w:val="en-US" w:bidi="th-TH"/>
+                <w:lang w:val="en-US"/>
               </w:rPr>
               <w:t xml:space="preserve">48</w:t>
             </w:r>
@@ -8040,7 +8040,7 @@
             <w:r>
               <w:rPr>
                 <w:cs/>
-                <w:lang w:val="en-US" w:bidi="th-TH"/>
+                <w:lang w:val="en-US"/>
               </w:rPr>
               <w:t xml:space="preserve">40.0</w:t>
             </w:r>
@@ -8062,7 +8062,7 @@
       <w:r>
         <w:rPr>
           <w:cs/>
-          <w:lang w:val="en-US" w:bidi="th-TH"/>
+          <w:lang w:val="en-US"/>
         </w:rPr>
         <w:t xml:space="preserve">ส่วนที่ 2 ความคิดเห็นต่อระบบ</w:t>
       </w:r>
@@ -8087,7 +8087,7 @@
       <w:r>
         <w:rPr>
           <w:cs/>
-          <w:lang w:val="en-US" w:bidi="th-TH"/>
+          <w:lang w:val="en-US"/>
         </w:rPr>
         <w:t xml:space="preserve">ท่านคิดว่าระบบนี้ช่วยลดเวลาในการจัดทำเอกสารได้มากน้อยเพียงใด โปรดให้เหตุผลประกอบ</w:t>
       </w:r>
@@ -8103,7 +8103,7 @@
       <w:r>
         <w:rPr>
           <w:cs/>
-          <w:lang w:val="en-US" w:bidi="th-TH"/>
+          <w:lang w:val="en-US"/>
         </w:rPr>
         <w:t xml:space="preserve">ผลการตรวจสอบความเที่ยงตรงของเครื่องมือ</w:t>
       </w:r>
@@ -8118,7 +8118,7 @@
           <w:b/>
           <w:bCs/>
           <w:cs/>
-          <w:lang w:val="en-US" w:bidi="th-TH"/>
+          <w:lang w:val="en-US"/>
         </w:rPr>
         <w:t xml:space="preserve">ตารางที่ </w:t>
       </w:r>
@@ -8127,7 +8127,7 @@
           <w:b/>
           <w:bCs/>
           <w:cs/>
-          <w:lang w:val="en-US" w:bidi="th-TH"/>
+          <w:lang w:val="en-US"/>
         </w:rPr>
         <w:fldChar w:fldCharType="begin"/>
       </w:r>
@@ -8136,7 +8136,7 @@
           <w:b/>
           <w:bCs/>
           <w:cs/>
-          <w:lang w:val="en-US" w:bidi="th-TH"/>
+          <w:lang w:val="en-US"/>
         </w:rPr>
         <w:instrText xml:space="preserve"> STYLEREF 1 \s </w:instrText>
       </w:r>
@@ -8145,7 +8145,7 @@
           <w:b/>
           <w:bCs/>
           <w:cs/>
-          <w:lang w:val="en-US" w:bidi="th-TH"/>
+          <w:lang w:val="en-US"/>
         </w:rPr>
         <w:fldChar w:fldCharType="separate"/>
       </w:r>
@@ -8154,7 +8154,7 @@
           <w:b/>
           <w:bCs/>
           <w:cs/>
-          <w:lang w:val="en-US" w:bidi="th-TH"/>
+          <w:lang w:val="en-US"/>
         </w:rPr>
         <w:t xml:space="preserve">B</w:t>
       </w:r>
@@ -8163,7 +8163,7 @@
           <w:b/>
           <w:bCs/>
           <w:cs/>
-          <w:lang w:val="en-US" w:bidi="th-TH"/>
+          <w:lang w:val="en-US"/>
         </w:rPr>
         <w:fldChar w:fldCharType="end"/>
       </w:r>
@@ -8172,7 +8172,7 @@
           <w:b/>
           <w:bCs/>
           <w:cs/>
-          <w:lang w:val="en-US" w:bidi="th-TH"/>
+          <w:lang w:val="en-US"/>
         </w:rPr>
         <w:t xml:space="preserve">-</w:t>
       </w:r>
@@ -8181,7 +8181,7 @@
           <w:b/>
           <w:bCs/>
           <w:cs/>
-          <w:lang w:val="en-US" w:bidi="th-TH"/>
+          <w:lang w:val="en-US"/>
         </w:rPr>
         <w:fldChar w:fldCharType="begin"/>
       </w:r>
@@ -8190,7 +8190,7 @@
           <w:b/>
           <w:bCs/>
           <w:cs/>
-          <w:lang w:val="en-US" w:bidi="th-TH"/>
+          <w:lang w:val="en-US"/>
         </w:rPr>
         <w:instrText xml:space="preserve"> SEQ ตารางที่ \* ThaiArabic \s 1 </w:instrText>
       </w:r>
@@ -8199,7 +8199,7 @@
           <w:b/>
           <w:bCs/>
           <w:cs/>
-          <w:lang w:val="en-US" w:bidi="th-TH"/>
+          <w:lang w:val="en-US"/>
         </w:rPr>
         <w:fldChar w:fldCharType="separate"/>
       </w:r>
@@ -8208,7 +8208,7 @@
           <w:b/>
           <w:bCs/>
           <w:cs/>
-          <w:lang w:val="en-US" w:bidi="th-TH"/>
+          <w:lang w:val="en-US"/>
         </w:rPr>
         <w:t xml:space="preserve">๑</w:t>
       </w:r>
@@ -8217,14 +8217,14 @@
           <w:b/>
           <w:bCs/>
           <w:cs/>
-          <w:lang w:val="en-US" w:bidi="th-TH"/>
+          <w:lang w:val="en-US"/>
         </w:rPr>
         <w:fldChar w:fldCharType="end"/>
       </w:r>
       <w:r>
         <w:rPr>
           <w:cs/>
-          <w:lang w:val="en-US" w:bidi="th-TH"/>
+          <w:lang w:val="en-US"/>
         </w:rPr>
         <w:t xml:space="preserve"> ค่าดัชนีความสอดคล้องของแบบประเมิน</w:t>
       </w:r>
@@ -8272,7 +8272,7 @@
                 <w:b/>
                 <w:bCs/>
                 <w:cs/>
-                <w:lang w:val="en-US" w:bidi="th-TH"/>
+                <w:lang w:val="en-US"/>
               </w:rPr>
               <w:t xml:space="preserve">ข้อ</w:t>
             </w:r>
@@ -8293,7 +8293,7 @@
                 <w:b/>
                 <w:bCs/>
                 <w:cs/>
-                <w:lang w:val="en-US" w:bidi="th-TH"/>
+                <w:lang w:val="en-US"/>
               </w:rPr>
               <w:t xml:space="preserve">ผู้เชี่ยวชาญคนที่ 1</w:t>
             </w:r>
@@ -8314,7 +8314,7 @@
                 <w:b/>
                 <w:bCs/>
                 <w:cs/>
-                <w:lang w:val="en-US" w:bidi="th-TH"/>
+                <w:lang w:val="en-US"/>
               </w:rPr>
               <w:t xml:space="preserve">ผู้เชี่ยวชาญคนที่ 2</w:t>
             </w:r>
@@ -8335,7 +8335,7 @@
                 <w:b/>
                 <w:bCs/>
                 <w:cs/>
-                <w:lang w:val="en-US" w:bidi="th-TH"/>
+                <w:lang w:val="en-US"/>
               </w:rPr>
               <w:t xml:space="preserve">ผู้เชี่ยวชาญคนที่ 3</w:t>
             </w:r>
@@ -8356,7 +8356,7 @@
                 <w:b/>
                 <w:bCs/>
                 <w:cs/>
-                <w:lang w:val="en-US" w:bidi="th-TH"/>
+                <w:lang w:val="en-US"/>
               </w:rPr>
               <w:t xml:space="preserve">IOC</w:t>
             </w:r>
@@ -8377,7 +8377,7 @@
             <w:r>
               <w:rPr>
                 <w:cs/>
-                <w:lang w:val="en-US" w:bidi="th-TH"/>
+                <w:lang w:val="en-US"/>
               </w:rPr>
               <w:t xml:space="preserve">1</w:t>
             </w:r>
@@ -8396,7 +8396,7 @@
             <w:r>
               <w:rPr>
                 <w:cs/>
-                <w:lang w:val="en-US" w:bidi="th-TH"/>
+                <w:lang w:val="en-US"/>
               </w:rPr>
               <w:t xml:space="preserve">+1</w:t>
             </w:r>
@@ -8415,7 +8415,7 @@
             <w:r>
               <w:rPr>
                 <w:cs/>
-                <w:lang w:val="en-US" w:bidi="th-TH"/>
+                <w:lang w:val="en-US"/>
               </w:rPr>
               <w:t xml:space="preserve">+1</w:t>
             </w:r>
@@ -8434,7 +8434,7 @@
             <w:r>
               <w:rPr>
                 <w:cs/>
-                <w:lang w:val="en-US" w:bidi="th-TH"/>
+                <w:lang w:val="en-US"/>
               </w:rPr>
               <w:t xml:space="preserve">+1</w:t>
             </w:r>
@@ -8453,7 +8453,7 @@
             <w:r>
               <w:rPr>
                 <w:cs/>
-                <w:lang w:val="en-US" w:bidi="th-TH"/>
+                <w:lang w:val="en-US"/>
               </w:rPr>
               <w:t xml:space="preserve">1.00</w:t>
             </w:r>
@@ -8474,7 +8474,7 @@
             <w:r>
               <w:rPr>
                 <w:cs/>
-                <w:lang w:val="en-US" w:bidi="th-TH"/>
+                <w:lang w:val="en-US"/>
               </w:rPr>
               <w:t xml:space="preserve">2</w:t>
             </w:r>
@@ -8493,7 +8493,7 @@
             <w:r>
               <w:rPr>
                 <w:cs/>
-                <w:lang w:val="en-US" w:bidi="th-TH"/>
+                <w:lang w:val="en-US"/>
               </w:rPr>
               <w:t xml:space="preserve">+1</w:t>
             </w:r>
@@ -8512,7 +8512,7 @@
             <w:r>
               <w:rPr>
                 <w:cs/>
-                <w:lang w:val="en-US" w:bidi="th-TH"/>
+                <w:lang w:val="en-US"/>
               </w:rPr>
               <w:t xml:space="preserve">0</w:t>
             </w:r>
@@ -8531,7 +8531,7 @@
             <w:r>
               <w:rPr>
                 <w:cs/>
-                <w:lang w:val="en-US" w:bidi="th-TH"/>
+                <w:lang w:val="en-US"/>
               </w:rPr>
               <w:t xml:space="preserve">+1</w:t>
             </w:r>
@@ -8550,7 +8550,7 @@
             <w:r>
               <w:rPr>
                 <w:cs/>
-                <w:lang w:val="en-US" w:bidi="th-TH"/>
+                <w:lang w:val="en-US"/>
               </w:rPr>
               <w:t xml:space="preserve">0.67</w:t>
             </w:r>
@@ -8571,7 +8571,7 @@
             <w:r>
               <w:rPr>
                 <w:cs/>
-                <w:lang w:val="en-US" w:bidi="th-TH"/>
+                <w:lang w:val="en-US"/>
               </w:rPr>
               <w:t xml:space="preserve">3</w:t>
             </w:r>
@@ -8590,7 +8590,7 @@
             <w:r>
               <w:rPr>
                 <w:cs/>
-                <w:lang w:val="en-US" w:bidi="th-TH"/>
+                <w:lang w:val="en-US"/>
               </w:rPr>
               <w:t xml:space="preserve">+1</w:t>
             </w:r>
@@ -8609,7 +8609,7 @@
             <w:r>
               <w:rPr>
                 <w:cs/>
-                <w:lang w:val="en-US" w:bidi="th-TH"/>
+                <w:lang w:val="en-US"/>
               </w:rPr>
               <w:t xml:space="preserve">+1</w:t>
             </w:r>
@@ -8628,7 +8628,7 @@
             <w:r>
               <w:rPr>
                 <w:cs/>
-                <w:lang w:val="en-US" w:bidi="th-TH"/>
+                <w:lang w:val="en-US"/>
               </w:rPr>
               <w:t xml:space="preserve">+1</w:t>
             </w:r>
@@ -8647,7 +8647,7 @@
             <w:r>
               <w:rPr>
                 <w:cs/>
-                <w:lang w:val="en-US" w:bidi="th-TH"/>
+                <w:lang w:val="en-US"/>
               </w:rPr>
               <w:t xml:space="preserve">1.00</w:t>
             </w:r>
@@ -8666,7 +8666,7 @@
       <w:r>
         <w:rPr>
           <w:cs/>
-          <w:lang w:val="en-US" w:bidi="th-TH"/>
+          <w:lang w:val="en-US"/>
         </w:rPr>
         <w:drawing>
           <wp:inline distT="0" distB="0" distL="0" distR="0">
@@ -8724,7 +8724,7 @@
           <w:b/>
           <w:bCs/>
           <w:cs/>
-          <w:lang w:val="en-US" w:bidi="th-TH"/>
+          <w:lang w:val="en-US"/>
         </w:rPr>
         <w:t xml:space="preserve">รูปที่ </w:t>
       </w:r>
@@ -8733,7 +8733,7 @@
           <w:b/>
           <w:bCs/>
           <w:cs/>
-          <w:lang w:val="en-US" w:bidi="th-TH"/>
+          <w:lang w:val="en-US"/>
         </w:rPr>
         <w:fldChar w:fldCharType="begin"/>
       </w:r>
@@ -8742,7 +8742,7 @@
           <w:b/>
           <w:bCs/>
           <w:cs/>
-          <w:lang w:val="en-US" w:bidi="th-TH"/>
+          <w:lang w:val="en-US"/>
         </w:rPr>
         <w:instrText xml:space="preserve"> STYLEREF 1 \s </w:instrText>
       </w:r>
@@ -8751,7 +8751,7 @@
           <w:b/>
           <w:bCs/>
           <w:cs/>
-          <w:lang w:val="en-US" w:bidi="th-TH"/>
+          <w:lang w:val="en-US"/>
         </w:rPr>
         <w:fldChar w:fldCharType="separate"/>
       </w:r>
@@ -8760,7 +8760,7 @@
           <w:b/>
           <w:bCs/>
           <w:cs/>
-          <w:lang w:val="en-US" w:bidi="th-TH"/>
+          <w:lang w:val="en-US"/>
         </w:rPr>
         <w:t xml:space="preserve">B</w:t>
       </w:r>
@@ -8769,7 +8769,7 @@
           <w:b/>
           <w:bCs/>
           <w:cs/>
-          <w:lang w:val="en-US" w:bidi="th-TH"/>
+          <w:lang w:val="en-US"/>
         </w:rPr>
         <w:fldChar w:fldCharType="end"/>
       </w:r>
@@ -8778,7 +8778,7 @@
           <w:b/>
           <w:bCs/>
           <w:cs/>
-          <w:lang w:val="en-US" w:bidi="th-TH"/>
+          <w:lang w:val="en-US"/>
         </w:rPr>
         <w:t xml:space="preserve">-</w:t>
       </w:r>
@@ -8787,7 +8787,7 @@
           <w:b/>
           <w:bCs/>
           <w:cs/>
-          <w:lang w:val="en-US" w:bidi="th-TH"/>
+          <w:lang w:val="en-US"/>
         </w:rPr>
         <w:fldChar w:fldCharType="begin"/>
       </w:r>
@@ -8796,7 +8796,7 @@
           <w:b/>
           <w:bCs/>
           <w:cs/>
-          <w:lang w:val="en-US" w:bidi="th-TH"/>
+          <w:lang w:val="en-US"/>
         </w:rPr>
         <w:instrText xml:space="preserve"> SEQ รูปที่ \* ThaiArabic \s 1 </w:instrText>
       </w:r>
@@ -8805,7 +8805,7 @@
           <w:b/>
           <w:bCs/>
           <w:cs/>
-          <w:lang w:val="en-US" w:bidi="th-TH"/>
+          <w:lang w:val="en-US"/>
         </w:rPr>
         <w:fldChar w:fldCharType="separate"/>
       </w:r>
@@ -8814,7 +8814,7 @@
           <w:b/>
           <w:bCs/>
           <w:cs/>
-          <w:lang w:val="en-US" w:bidi="th-TH"/>
+          <w:lang w:val="en-US"/>
         </w:rPr>
         <w:t xml:space="preserve">๑</w:t>
       </w:r>
@@ -8823,14 +8823,14 @@
           <w:b/>
           <w:bCs/>
           <w:cs/>
-          <w:lang w:val="en-US" w:bidi="th-TH"/>
+          <w:lang w:val="en-US"/>
         </w:rPr>
         <w:fldChar w:fldCharType="end"/>
       </w:r>
       <w:r>
         <w:rPr>
           <w:cs/>
-          <w:lang w:val="en-US" w:bidi="th-TH"/>
+          <w:lang w:val="en-US"/>
         </w:rPr>
         <w:t xml:space="preserve"> ขั้นตอนการตรวจสอบความเที่ยงตรง</w:t>
       </w:r>
@@ -8846,7 +8846,7 @@
       <w:r>
         <w:rPr>
           <w:cs/>
-          <w:lang w:val="en-US" w:bidi="th-TH"/>
+          <w:lang w:val="en-US"/>
         </w:rPr>
         <w:t xml:space="preserve">ตัวอย่างไฟล์ Markdown ที่ใช้ทดสอบ</w:t>
       </w:r>
@@ -8858,7 +8858,7 @@
       <w:r>
         <w:rPr>
           <w:cs/>
-          <w:lang w:val="en-US" w:bidi="th-TH"/>
+          <w:lang w:val="en-US"/>
         </w:rPr>
         <w:t xml:space="preserve"># บทนำ</w:t>
       </w:r>
@@ -8870,7 +8870,7 @@
       <w:r>
         <w:rPr>
           <w:cs/>
-          <w:lang w:val="en-US" w:bidi="th-TH"/>
+          <w:lang w:val="en-US"/>
         </w:rPr>
         <w:t xml:space="preserve"/>
       </w:r>
@@ -8882,7 +8882,7 @@
       <w:r>
         <w:rPr>
           <w:cs/>
-          <w:lang w:val="en-US" w:bidi="th-TH"/>
+          <w:lang w:val="en-US"/>
         </w:rPr>
         <w:t xml:space="preserve">Table: ชื่อตาราง</w:t>
       </w:r>
@@ -8894,7 +8894,7 @@
       <w:r>
         <w:rPr>
           <w:cs/>
-          <w:lang w:val="en-US" w:bidi="th-TH"/>
+          <w:lang w:val="en-US"/>
         </w:rPr>
         <w:t xml:space="preserve"/>
       </w:r>
@@ -8906,7 +8906,7 @@
       <w:r>
         <w:rPr>
           <w:cs/>
-          <w:lang w:val="en-US" w:bidi="th-TH"/>
+          <w:lang w:val="en-US"/>
         </w:rPr>
         <w:t xml:space="preserve">| ก | ข |</w:t>
       </w:r>
@@ -8918,7 +8918,7 @@
       <w:r>
         <w:rPr>
           <w:cs/>
-          <w:lang w:val="en-US" w:bidi="th-TH"/>
+          <w:lang w:val="en-US"/>
         </w:rPr>
         <w:t xml:space="preserve">|---|---|</w:t>
       </w:r>
@@ -8943,7 +8943,7 @@
       <w:r>
         <w:rPr>
           <w:cs/>
-          <w:lang w:val="en-US" w:bidi="th-TH"/>
+          <w:lang w:val="en-US"/>
         </w:rPr>
         <w:t xml:space="preserve">| 1 | 2 |</w:t>
       </w:r>
@@ -8958,7 +8958,7 @@
       <w:r>
         <w:rPr>
           <w:cs/>
-          <w:lang w:val="en-US" w:bidi="th-TH"/>
+          <w:lang w:val="en-US"/>
         </w:rPr>
         <w:t xml:space="preserve">ประวัติผู้เขียน</w:t>
       </w:r>
@@ -8970,7 +8970,7 @@
       <w:r>
         <w:rPr>
           <w:cs/>
-          <w:lang w:val="en-US" w:bidi="th-TH"/>
+          <w:lang w:val="en-US"/>
         </w:rPr>
         <w:t xml:space="preserve">นางสาวตัวอย่าง ทดสอบระบบ เกิดเมื่อวันที่ 1 มกราคม 2540 ที่จังหวัดสมมติ สำเร็จการศึกษาระดับปริญญาตรีสาขาวิทยาการคอมพิวเตอร์ จากมหาวิทยาลัยตัวอย่างในปีการศึกษา 2562 และเข้าศึกษาต่อระดับปริญญาโทในปีการศึกษา 2566 มีความสนใจด้านการประมวลผลภาษาธรรมชาติ และการพัฒนาเครื่องมือสำหรับเอกสารภาษาไทย ข้อมูลทั้งหมดในหน้านี้เป็นข้อมูลสังเคราะห์ ไม่ได้อ้างอิงถึงบุคคลใด</w:t>
       </w:r>
@@ -9002,7 +9002,7 @@
     <w:r>
       <w:rPr>
         <w:cs/>
-        <w:lang w:val="en-US" w:bidi="th-TH"/>
+        <w:lang w:val="en-US"/>
       </w:rPr>
       <w:t xml:space="preserve">มหาวิทยาลัยตัวอย่าง</w:t>
     </w:r>
@@ -9020,7 +9020,7 @@
     <w:r>
       <w:rPr>
         <w:cs/>
-        <w:lang w:val="en-US" w:bidi="th-TH"/>
+        <w:lang w:val="en-US"/>
       </w:rPr>
       <w:t xml:space="preserve">มหาวิทยาลัยตัวอย่าง</w:t>
     </w:r>
@@ -9059,21 +9059,21 @@
         <w:rPr>
           <w:rStyle w:val="FootnoteReference"/>
           <w:cs/>
-          <w:lang w:val="en-US" w:bidi="th-TH"/>
+          <w:lang w:val="en-US"/>
         </w:rPr>
         <w:footnoteRef/>
       </w:r>
       <w:r>
         <w:rPr>
           <w:cs/>
-          <w:lang w:val="en-US" w:bidi="th-TH"/>
+          <w:lang w:val="en-US"/>
         </w:rPr>
         <w:tab/>
       </w:r>
       <w:r>
         <w:rPr>
           <w:cs/>
-          <w:lang w:val="en-US" w:bidi="th-TH"/>
+          <w:lang w:val="en-US"/>
         </w:rPr>
         <w:t xml:space="preserve">การเว้นวรรคระหว่างคำภาษาไทยขัดกับหลักการเขียนภาษาไทย และทำให้การค้นหาคำในเอกสาร</w:t>
       </w:r>
@@ -9082,7 +9082,7 @@
           <w:b/>
           <w:bCs/>
           <w:cs/>
-          <w:lang w:val="en-US" w:bidi="th-TH"/>
+          <w:lang w:val="en-US"/>
         </w:rPr>
         <w:t xml:space="preserve">ผิดพลาด</w:t>
       </w:r>
@@ -9097,21 +9097,21 @@
         <w:rPr>
           <w:rStyle w:val="FootnoteReference"/>
           <w:cs/>
-          <w:lang w:val="en-US" w:bidi="th-TH"/>
+          <w:lang w:val="en-US"/>
         </w:rPr>
         <w:footnoteRef/>
       </w:r>
       <w:r>
         <w:rPr>
           <w:cs/>
-          <w:lang w:val="en-US" w:bidi="th-TH"/>
+          <w:lang w:val="en-US"/>
         </w:rPr>
         <w:tab/>
       </w:r>
       <w:r>
         <w:rPr>
           <w:cs/>
-          <w:lang w:val="en-US" w:bidi="th-TH"/>
+          <w:lang w:val="en-US"/>
         </w:rPr>
         <w:t xml:space="preserve">ที่อยู่เว็บไซต์ในเอกสารนี้เป็นที่อยู่สมมติ ใช้สำหรับทดสอบการสร้างลิงก์เท่านั้น</w:t>
       </w:r>
@@ -9130,7 +9130,7 @@
     <w:r>
       <w:rPr>
         <w:cs/>
-        <w:lang w:val="en-US" w:bidi="th-TH"/>
+        <w:lang w:val="en-US"/>
       </w:rPr>
       <w:t xml:space="preserve">ข้อมูลสังเคราะห์ ใช้ทดสอบเท่านั้น</w:t>
     </w:r>
@@ -9143,28 +9143,28 @@
     <w:r>
       <w:rPr>
         <w:cs/>
-        <w:lang w:val="en-US" w:bidi="th-TH"/>
+        <w:lang w:val="en-US"/>
       </w:rPr>
       <w:fldChar w:fldCharType="begin"/>
     </w:r>
     <w:r>
       <w:rPr>
         <w:cs/>
-        <w:lang w:val="en-US" w:bidi="th-TH"/>
+        <w:lang w:val="en-US"/>
       </w:rPr>
       <w:instrText xml:space="preserve"> PAGE </w:instrText>
     </w:r>
     <w:r>
       <w:rPr>
         <w:cs/>
-        <w:lang w:val="en-US" w:bidi="th-TH"/>
+        <w:lang w:val="en-US"/>
       </w:rPr>
       <w:fldChar w:fldCharType="separate"/>
     </w:r>
     <w:r>
       <w:rPr>
         <w:cs/>
-        <w:lang w:val="en-US" w:bidi="th-TH"/>
+        <w:lang w:val="en-US"/>
       </w:rPr>
       <w:fldChar w:fldCharType="end"/>
     </w:r>
@@ -9182,7 +9182,7 @@
     <w:r>
       <w:rPr>
         <w:cs/>
-        <w:lang w:val="en-US" w:bidi="th-TH"/>
+        <w:lang w:val="en-US"/>
       </w:rPr>
       <w:t xml:space="preserve">ข้อมูลสังเคราะห์ ใช้ทดสอบเท่านั้น</w:t>
     </w:r>
@@ -9207,7 +9207,7 @@
         <w:sz w:val="32"/>
         <w:szCs w:val="32"/>
         <w:cs/>
-        <w:lang w:val="en-US" w:bidi="th-TH"/>
+        <w:lang w:val="en-US"/>
       </w:rPr>
     </w:lvl>
     <w:lvl w:ilvl="1">
@@ -9223,7 +9223,7 @@
         <w:sz w:val="32"/>
         <w:szCs w:val="32"/>
         <w:cs/>
-        <w:lang w:val="en-US" w:bidi="th-TH"/>
+        <w:lang w:val="en-US"/>
       </w:rPr>
     </w:lvl>
     <w:lvl w:ilvl="2">
@@ -9239,7 +9239,7 @@
         <w:sz w:val="32"/>
         <w:szCs w:val="32"/>
         <w:cs/>
-        <w:lang w:val="en-US" w:bidi="th-TH"/>
+        <w:lang w:val="en-US"/>
       </w:rPr>
     </w:lvl>
     <w:lvl w:ilvl="3">
@@ -9255,7 +9255,7 @@
         <w:sz w:val="32"/>
         <w:szCs w:val="32"/>
         <w:cs/>
-        <w:lang w:val="en-US" w:bidi="th-TH"/>
+        <w:lang w:val="en-US"/>
       </w:rPr>
     </w:lvl>
     <w:lvl w:ilvl="4">
@@ -9271,7 +9271,7 @@
         <w:sz w:val="32"/>
         <w:szCs w:val="32"/>
         <w:cs/>
-        <w:lang w:val="en-US" w:bidi="th-TH"/>
+        <w:lang w:val="en-US"/>
       </w:rPr>
     </w:lvl>
     <w:lvl w:ilvl="5">
@@ -9287,7 +9287,7 @@
         <w:sz w:val="32"/>
         <w:szCs w:val="32"/>
         <w:cs/>
-        <w:lang w:val="en-US" w:bidi="th-TH"/>
+        <w:lang w:val="en-US"/>
       </w:rPr>
     </w:lvl>
     <w:lvl w:ilvl="6">
@@ -9303,7 +9303,7 @@
         <w:sz w:val="32"/>
         <w:szCs w:val="32"/>
         <w:cs/>
-        <w:lang w:val="en-US" w:bidi="th-TH"/>
+        <w:lang w:val="en-US"/>
       </w:rPr>
     </w:lvl>
     <w:lvl w:ilvl="7">
@@ -9319,7 +9319,7 @@
         <w:sz w:val="32"/>
         <w:szCs w:val="32"/>
         <w:cs/>
-        <w:lang w:val="en-US" w:bidi="th-TH"/>
+        <w:lang w:val="en-US"/>
       </w:rPr>
     </w:lvl>
     <w:lvl w:ilvl="8">
@@ -9335,7 +9335,7 @@
         <w:sz w:val="32"/>
         <w:szCs w:val="32"/>
         <w:cs/>
-        <w:lang w:val="en-US" w:bidi="th-TH"/>
+        <w:lang w:val="en-US"/>
       </w:rPr>
     </w:lvl>
   </w:abstractNum>
@@ -9354,7 +9354,7 @@
         <w:sz w:val="32"/>
         <w:szCs w:val="32"/>
         <w:cs/>
-        <w:lang w:val="en-US" w:bidi="th-TH"/>
+        <w:lang w:val="en-US"/>
       </w:rPr>
     </w:lvl>
     <w:lvl w:ilvl="1">
@@ -9370,7 +9370,7 @@
         <w:sz w:val="32"/>
         <w:szCs w:val="32"/>
         <w:cs/>
-        <w:lang w:val="en-US" w:bidi="th-TH"/>
+        <w:lang w:val="en-US"/>
       </w:rPr>
     </w:lvl>
     <w:lvl w:ilvl="2">
@@ -9386,7 +9386,7 @@
         <w:sz w:val="32"/>
         <w:szCs w:val="32"/>
         <w:cs/>
-        <w:lang w:val="en-US" w:bidi="th-TH"/>
+        <w:lang w:val="en-US"/>
       </w:rPr>
     </w:lvl>
     <w:lvl w:ilvl="3">
@@ -9402,7 +9402,7 @@
         <w:sz w:val="32"/>
         <w:szCs w:val="32"/>
         <w:cs/>
-        <w:lang w:val="en-US" w:bidi="th-TH"/>
+        <w:lang w:val="en-US"/>
       </w:rPr>
     </w:lvl>
     <w:lvl w:ilvl="4">
@@ -9418,7 +9418,7 @@
         <w:sz w:val="32"/>
         <w:szCs w:val="32"/>
         <w:cs/>
-        <w:lang w:val="en-US" w:bidi="th-TH"/>
+        <w:lang w:val="en-US"/>
       </w:rPr>
     </w:lvl>
     <w:lvl w:ilvl="5">
@@ -9434,7 +9434,7 @@
         <w:sz w:val="32"/>
         <w:szCs w:val="32"/>
         <w:cs/>
-        <w:lang w:val="en-US" w:bidi="th-TH"/>
+        <w:lang w:val="en-US"/>
       </w:rPr>
     </w:lvl>
     <w:lvl w:ilvl="6">
@@ -9450,7 +9450,7 @@
         <w:sz w:val="32"/>
         <w:szCs w:val="32"/>
         <w:cs/>
-        <w:lang w:val="en-US" w:bidi="th-TH"/>
+        <w:lang w:val="en-US"/>
       </w:rPr>
     </w:lvl>
     <w:lvl w:ilvl="7">
@@ -9466,7 +9466,7 @@
         <w:sz w:val="32"/>
         <w:szCs w:val="32"/>
         <w:cs/>
-        <w:lang w:val="en-US" w:bidi="th-TH"/>
+        <w:lang w:val="en-US"/>
       </w:rPr>
     </w:lvl>
     <w:lvl w:ilvl="8">
@@ -9482,7 +9482,7 @@
         <w:sz w:val="32"/>
         <w:szCs w:val="32"/>
         <w:cs/>
-        <w:lang w:val="en-US" w:bidi="th-TH"/>
+        <w:lang w:val="en-US"/>
       </w:rPr>
     </w:lvl>
   </w:abstractNum>
@@ -9502,7 +9502,7 @@
         <w:sz w:val="40"/>
         <w:szCs w:val="40"/>
         <w:cs/>
-        <w:lang w:val="en-US" w:bidi="th-TH"/>
+        <w:lang w:val="en-US"/>
       </w:rPr>
     </w:lvl>
     <w:lvl w:ilvl="1">
@@ -9520,7 +9520,7 @@
         <w:sz w:val="36"/>
         <w:szCs w:val="36"/>
         <w:cs/>
-        <w:lang w:val="en-US" w:bidi="th-TH"/>
+        <w:lang w:val="en-US"/>
       </w:rPr>
     </w:lvl>
     <w:lvl w:ilvl="2">
@@ -9540,7 +9540,7 @@
         <w:sz w:val="32"/>
         <w:szCs w:val="32"/>
         <w:cs/>
-        <w:lang w:val="en-US" w:bidi="th-TH"/>
+        <w:lang w:val="en-US"/>
       </w:rPr>
     </w:lvl>
     <w:lvl w:ilvl="3">
@@ -9559,7 +9559,7 @@
         <w:sz w:val="32"/>
         <w:szCs w:val="32"/>
         <w:cs/>
-        <w:lang w:val="en-US" w:bidi="th-TH"/>
+        <w:lang w:val="en-US"/>
       </w:rPr>
     </w:lvl>
     <w:lvl w:ilvl="4">
@@ -9576,7 +9576,7 @@
         <w:sz w:val="32"/>
         <w:szCs w:val="32"/>
         <w:cs/>
-        <w:lang w:val="en-US" w:bidi="th-TH"/>
+        <w:lang w:val="en-US"/>
       </w:rPr>
     </w:lvl>
     <w:lvl w:ilvl="5">
@@ -9593,7 +9593,7 @@
         <w:sz w:val="32"/>
         <w:szCs w:val="32"/>
         <w:cs/>
-        <w:lang w:val="en-US" w:bidi="th-TH"/>
+        <w:lang w:val="en-US"/>
       </w:rPr>
     </w:lvl>
     <w:lvl w:ilvl="6">
@@ -9607,7 +9607,7 @@
         <w:sz w:val="32"/>
         <w:szCs w:val="32"/>
         <w:cs/>
-        <w:lang w:val="en-US" w:bidi="th-TH"/>
+        <w:lang w:val="en-US"/>
       </w:rPr>
     </w:lvl>
     <w:lvl w:ilvl="7">
@@ -9621,7 +9621,7 @@
         <w:sz w:val="32"/>
         <w:szCs w:val="32"/>
         <w:cs/>
-        <w:lang w:val="en-US" w:bidi="th-TH"/>
+        <w:lang w:val="en-US"/>
       </w:rPr>
     </w:lvl>
     <w:lvl w:ilvl="8">
@@ -9635,7 +9635,7 @@
         <w:sz w:val="32"/>
         <w:szCs w:val="32"/>
         <w:cs/>
-        <w:lang w:val="en-US" w:bidi="th-TH"/>
+        <w:lang w:val="en-US"/>
       </w:rPr>
     </w:lvl>
   </w:abstractNum>
@@ -9654,7 +9654,7 @@
         <w:sz w:val="40"/>
         <w:szCs w:val="40"/>
         <w:cs/>
-        <w:lang w:val="en-US" w:bidi="th-TH"/>
+        <w:lang w:val="en-US"/>
       </w:rPr>
     </w:lvl>
     <w:lvl w:ilvl="1">
@@ -9671,7 +9671,7 @@
         <w:sz w:val="36"/>
         <w:szCs w:val="36"/>
         <w:cs/>
-        <w:lang w:val="en-US" w:bidi="th-TH"/>
+        <w:lang w:val="en-US"/>
       </w:rPr>
     </w:lvl>
     <w:lvl w:ilvl="2">
@@ -9690,7 +9690,7 @@
         <w:sz w:val="32"/>
         <w:szCs w:val="32"/>
         <w:cs/>
-        <w:lang w:val="en-US" w:bidi="th-TH"/>
+        <w:lang w:val="en-US"/>
       </w:rPr>
     </w:lvl>
     <w:lvl w:ilvl="3">
@@ -9708,7 +9708,7 @@
         <w:sz w:val="32"/>
         <w:szCs w:val="32"/>
         <w:cs/>
-        <w:lang w:val="en-US" w:bidi="th-TH"/>
+        <w:lang w:val="en-US"/>
       </w:rPr>
     </w:lvl>
     <w:lvl w:ilvl="4">
@@ -9724,7 +9724,7 @@
         <w:sz w:val="32"/>
         <w:szCs w:val="32"/>
         <w:cs/>
-        <w:lang w:val="en-US" w:bidi="th-TH"/>
+        <w:lang w:val="en-US"/>
       </w:rPr>
     </w:lvl>
     <w:lvl w:ilvl="5">
@@ -9740,7 +9740,7 @@
         <w:sz w:val="32"/>
         <w:szCs w:val="32"/>
         <w:cs/>
-        <w:lang w:val="en-US" w:bidi="th-TH"/>
+        <w:lang w:val="en-US"/>
       </w:rPr>
     </w:lvl>
     <w:lvl w:ilvl="6">
@@ -9754,7 +9754,7 @@
         <w:sz w:val="32"/>
         <w:szCs w:val="32"/>
         <w:cs/>
-        <w:lang w:val="en-US" w:bidi="th-TH"/>
+        <w:lang w:val="en-US"/>
       </w:rPr>
     </w:lvl>
     <w:lvl w:ilvl="7">
@@ -9768,7 +9768,7 @@
         <w:sz w:val="32"/>
         <w:szCs w:val="32"/>
         <w:cs/>
-        <w:lang w:val="en-US" w:bidi="th-TH"/>
+        <w:lang w:val="en-US"/>
       </w:rPr>
     </w:lvl>
     <w:lvl w:ilvl="8">
@@ -9782,7 +9782,7 @@
         <w:sz w:val="32"/>
         <w:szCs w:val="32"/>
         <w:cs/>
-        <w:lang w:val="en-US" w:bidi="th-TH"/>
+        <w:lang w:val="en-US"/>
       </w:rPr>
     </w:lvl>
   </w:abstractNum>
@@ -9819,7 +9819,7 @@
         <w:sz w:val="32"/>
         <w:szCs w:val="32"/>
         <w:cs/>
-        <w:lang w:val="en-US" w:eastAsia="en-US" w:bidi="th-TH"/>
+        <w:lang w:val="en-US" w:eastAsia="en-US"/>
       </w:rPr>
     </w:rPrDefault>
     <w:pPrDefault>
@@ -9837,7 +9837,7 @@
       <w:sz w:val="32"/>
       <w:szCs w:val="32"/>
       <w:cs/>
-      <w:lang w:val="en-US" w:bidi="th-TH"/>
+      <w:lang w:val="en-US"/>
     </w:rPr>
   </w:style>
   <w:style w:type="paragraph" w:styleId="Heading1">

--- a/tests/golden/thesis-auto.docx
+++ b/tests/golden/thesis-auto.docx
@@ -711,6 +711,24 @@
     <w:p>
       <w:pPr>
         <w:pStyle w:val="TOC1"/>
+      </w:pPr>
+      <w:r>
+        <w:rPr>
+          <w:cs/>
+          <w:lang w:val="en-US"/>
+        </w:rPr>
+        <w:t xml:space="preserve">ประวัติผู้เขียน</w:t>
+      </w:r>
+      <w:r>
+        <w:rPr>
+          <w:cs/>
+          <w:lang w:val="en-US"/>
+        </w:rPr>
+        <w:fldChar w:fldCharType="end"/>
+      </w:r>
+    </w:p>
+    <w:p>
+      <w:pPr>
         <w:sectPr>
           <w:headerReference w:type="default" r:id="rId7"/>
           <w:headerReference w:type="first" r:id="rId8"/>
@@ -725,20 +743,6 @@
           <w:titlePg/>
         </w:sectPr>
       </w:pPr>
-      <w:r>
-        <w:rPr>
-          <w:cs/>
-          <w:lang w:val="en-US"/>
-        </w:rPr>
-        <w:t xml:space="preserve">ประวัติผู้เขียน</w:t>
-      </w:r>
-      <w:r>
-        <w:rPr>
-          <w:cs/>
-          <w:lang w:val="en-US"/>
-        </w:rPr>
-        <w:fldChar w:fldCharType="end"/>
-      </w:r>
     </w:p>
     <w:p>
       <w:pPr>
@@ -827,6 +831,24 @@
     <w:p>
       <w:pPr>
         <w:pStyle w:val="TOC1"/>
+      </w:pPr>
+      <w:r>
+        <w:rPr>
+          <w:cs/>
+          <w:lang w:val="en-US"/>
+        </w:rPr>
+        <w:t xml:space="preserve">ตารางที่ B-๑ ค่าดัชนีความสอดคล้องของแบบประเมิน</w:t>
+      </w:r>
+      <w:r>
+        <w:rPr>
+          <w:cs/>
+          <w:lang w:val="en-US"/>
+        </w:rPr>
+        <w:fldChar w:fldCharType="end"/>
+      </w:r>
+    </w:p>
+    <w:p>
+      <w:pPr>
         <w:sectPr>
           <w:headerReference w:type="default" r:id="rId7"/>
           <w:headerReference w:type="first" r:id="rId8"/>
@@ -841,20 +863,6 @@
           <w:titlePg/>
         </w:sectPr>
       </w:pPr>
-      <w:r>
-        <w:rPr>
-          <w:cs/>
-          <w:lang w:val="en-US"/>
-        </w:rPr>
-        <w:t xml:space="preserve">ตารางที่ B-๑ ค่าดัชนีความสอดคล้องของแบบประเมิน</w:t>
-      </w:r>
-      <w:r>
-        <w:rPr>
-          <w:cs/>
-          <w:lang w:val="en-US"/>
-        </w:rPr>
-        <w:fldChar w:fldCharType="end"/>
-      </w:r>
     </w:p>
     <w:p>
       <w:pPr>
@@ -931,6 +939,24 @@
     <w:p>
       <w:pPr>
         <w:pStyle w:val="TOC1"/>
+      </w:pPr>
+      <w:r>
+        <w:rPr>
+          <w:cs/>
+          <w:lang w:val="en-US"/>
+        </w:rPr>
+        <w:t xml:space="preserve">รูปที่ B-๑ ขั้นตอนการตรวจสอบความเที่ยงตรง</w:t>
+      </w:r>
+      <w:r>
+        <w:rPr>
+          <w:cs/>
+          <w:lang w:val="en-US"/>
+        </w:rPr>
+        <w:fldChar w:fldCharType="end"/>
+      </w:r>
+    </w:p>
+    <w:p>
+      <w:pPr>
         <w:sectPr>
           <w:headerReference w:type="default" r:id="rId7"/>
           <w:headerReference w:type="first" r:id="rId8"/>
@@ -945,20 +971,6 @@
           <w:titlePg/>
         </w:sectPr>
       </w:pPr>
-      <w:r>
-        <w:rPr>
-          <w:cs/>
-          <w:lang w:val="en-US"/>
-        </w:rPr>
-        <w:t xml:space="preserve">รูปที่ B-๑ ขั้นตอนการตรวจสอบความเที่ยงตรง</w:t>
-      </w:r>
-      <w:r>
-        <w:rPr>
-          <w:cs/>
-          <w:lang w:val="en-US"/>
-        </w:rPr>
-        <w:fldChar w:fldCharType="end"/>
-      </w:r>
     </w:p>
     <w:p>
       <w:pPr>
@@ -7246,6 +7258,125 @@
       <w:pPr>
         <w:pStyle w:val="FigureCaption"/>
         <w:jc w:val="center"/>
+      </w:pPr>
+      <w:r>
+        <w:rPr>
+          <w:b/>
+          <w:bCs/>
+          <w:cs/>
+          <w:lang w:val="en-US"/>
+        </w:rPr>
+        <w:t xml:space="preserve">รูปที่ </w:t>
+      </w:r>
+      <w:r>
+        <w:rPr>
+          <w:b/>
+          <w:bCs/>
+          <w:cs/>
+          <w:lang w:val="en-US"/>
+        </w:rPr>
+        <w:fldChar w:fldCharType="begin"/>
+      </w:r>
+      <w:r>
+        <w:rPr>
+          <w:b/>
+          <w:bCs/>
+          <w:cs/>
+          <w:lang w:val="en-US"/>
+        </w:rPr>
+        <w:instrText xml:space="preserve"> STYLEREF 1 \s </w:instrText>
+      </w:r>
+      <w:r>
+        <w:rPr>
+          <w:b/>
+          <w:bCs/>
+          <w:cs/>
+          <w:lang w:val="en-US"/>
+        </w:rPr>
+        <w:fldChar w:fldCharType="separate"/>
+      </w:r>
+      <w:r>
+        <w:rPr>
+          <w:b/>
+          <w:bCs/>
+          <w:cs/>
+          <w:lang w:val="en-US"/>
+        </w:rPr>
+        <w:t xml:space="preserve">๔</w:t>
+      </w:r>
+      <w:r>
+        <w:rPr>
+          <w:b/>
+          <w:bCs/>
+          <w:cs/>
+          <w:lang w:val="en-US"/>
+        </w:rPr>
+        <w:fldChar w:fldCharType="end"/>
+      </w:r>
+      <w:r>
+        <w:rPr>
+          <w:b/>
+          <w:bCs/>
+          <w:cs/>
+          <w:lang w:val="en-US"/>
+        </w:rPr>
+        <w:t xml:space="preserve">-</w:t>
+      </w:r>
+      <w:r>
+        <w:rPr>
+          <w:b/>
+          <w:bCs/>
+          <w:cs/>
+          <w:lang w:val="en-US"/>
+        </w:rPr>
+        <w:fldChar w:fldCharType="begin"/>
+      </w:r>
+      <w:r>
+        <w:rPr>
+          <w:b/>
+          <w:bCs/>
+          <w:cs/>
+          <w:lang w:val="en-US"/>
+        </w:rPr>
+        <w:instrText xml:space="preserve"> SEQ รูปที่ \* ThaiArabic \s 1 </w:instrText>
+      </w:r>
+      <w:r>
+        <w:rPr>
+          <w:b/>
+          <w:bCs/>
+          <w:cs/>
+          <w:lang w:val="en-US"/>
+        </w:rPr>
+        <w:fldChar w:fldCharType="separate"/>
+      </w:r>
+      <w:r>
+        <w:rPr>
+          <w:b/>
+          <w:bCs/>
+          <w:cs/>
+          <w:lang w:val="en-US"/>
+        </w:rPr>
+        <w:t xml:space="preserve">๑</w:t>
+      </w:r>
+      <w:r>
+        <w:rPr>
+          <w:b/>
+          <w:bCs/>
+          <w:cs/>
+          <w:lang w:val="en-US"/>
+        </w:rPr>
+        <w:fldChar w:fldCharType="end"/>
+      </w:r>
+      <w:r>
+        <w:rPr>
+          <w:cs/>
+          <w:lang w:val="en-US"/>
+        </w:rPr>
+        <w:t xml:space="preserve"> สรุปผลการตรวจจำแนกตามโปรแกรม</w:t>
+      </w:r>
+    </w:p>
+    <w:p>
+      <w:pPr>
         <w:sectPr>
           <w:headerReference w:type="default" r:id="rId7"/>
           <w:headerReference w:type="first" r:id="rId8"/>
@@ -7260,121 +7391,6 @@
           <w:titlePg/>
         </w:sectPr>
       </w:pPr>
-      <w:r>
-        <w:rPr>
-          <w:b/>
-          <w:bCs/>
-          <w:cs/>
-          <w:lang w:val="en-US"/>
-        </w:rPr>
-        <w:t xml:space="preserve">รูปที่ </w:t>
-      </w:r>
-      <w:r>
-        <w:rPr>
-          <w:b/>
-          <w:bCs/>
-          <w:cs/>
-          <w:lang w:val="en-US"/>
-        </w:rPr>
-        <w:fldChar w:fldCharType="begin"/>
-      </w:r>
-      <w:r>
-        <w:rPr>
-          <w:b/>
-          <w:bCs/>
-          <w:cs/>
-          <w:lang w:val="en-US"/>
-        </w:rPr>
-        <w:instrText xml:space="preserve"> STYLEREF 1 \s </w:instrText>
-      </w:r>
-      <w:r>
-        <w:rPr>
-          <w:b/>
-          <w:bCs/>
-          <w:cs/>
-          <w:lang w:val="en-US"/>
-        </w:rPr>
-        <w:fldChar w:fldCharType="separate"/>
-      </w:r>
-      <w:r>
-        <w:rPr>
-          <w:b/>
-          <w:bCs/>
-          <w:cs/>
-          <w:lang w:val="en-US"/>
-        </w:rPr>
-        <w:t xml:space="preserve">๔</w:t>
-      </w:r>
-      <w:r>
-        <w:rPr>
-          <w:b/>
-          <w:bCs/>
-          <w:cs/>
-          <w:lang w:val="en-US"/>
-        </w:rPr>
-        <w:fldChar w:fldCharType="end"/>
-      </w:r>
-      <w:r>
-        <w:rPr>
-          <w:b/>
-          <w:bCs/>
-          <w:cs/>
-          <w:lang w:val="en-US"/>
-        </w:rPr>
-        <w:t xml:space="preserve">-</w:t>
-      </w:r>
-      <w:r>
-        <w:rPr>
-          <w:b/>
-          <w:bCs/>
-          <w:cs/>
-          <w:lang w:val="en-US"/>
-        </w:rPr>
-        <w:fldChar w:fldCharType="begin"/>
-      </w:r>
-      <w:r>
-        <w:rPr>
-          <w:b/>
-          <w:bCs/>
-          <w:cs/>
-          <w:lang w:val="en-US"/>
-        </w:rPr>
-        <w:instrText xml:space="preserve"> SEQ รูปที่ \* ThaiArabic \s 1 </w:instrText>
-      </w:r>
-      <w:r>
-        <w:rPr>
-          <w:b/>
-          <w:bCs/>
-          <w:cs/>
-          <w:lang w:val="en-US"/>
-        </w:rPr>
-        <w:fldChar w:fldCharType="separate"/>
-      </w:r>
-      <w:r>
-        <w:rPr>
-          <w:b/>
-          <w:bCs/>
-          <w:cs/>
-          <w:lang w:val="en-US"/>
-        </w:rPr>
-        <w:t xml:space="preserve">๑</w:t>
-      </w:r>
-      <w:r>
-        <w:rPr>
-          <w:b/>
-          <w:bCs/>
-          <w:cs/>
-          <w:lang w:val="en-US"/>
-        </w:rPr>
-        <w:fldChar w:fldCharType="end"/>
-      </w:r>
-      <w:r>
-        <w:rPr>
-          <w:cs/>
-          <w:lang w:val="en-US"/>
-        </w:rPr>
-        <w:t xml:space="preserve"> สรุปผลการตรวจจำแนกตามโปรแกรม</w:t>
-      </w:r>
     </w:p>
     <w:p>
       <w:pPr>
@@ -8705,6 +8721,125 @@
       <w:pPr>
         <w:pStyle w:val="FigureCaption"/>
         <w:jc w:val="center"/>
+      </w:pPr>
+      <w:r>
+        <w:rPr>
+          <w:b/>
+          <w:bCs/>
+          <w:cs/>
+          <w:lang w:val="en-US"/>
+        </w:rPr>
+        <w:t xml:space="preserve">รูปที่ </w:t>
+      </w:r>
+      <w:r>
+        <w:rPr>
+          <w:b/>
+          <w:bCs/>
+          <w:cs/>
+          <w:lang w:val="en-US"/>
+        </w:rPr>
+        <w:fldChar w:fldCharType="begin"/>
+      </w:r>
+      <w:r>
+        <w:rPr>
+          <w:b/>
+          <w:bCs/>
+          <w:cs/>
+          <w:lang w:val="en-US"/>
+        </w:rPr>
+        <w:instrText xml:space="preserve"> STYLEREF 1 \s </w:instrText>
+      </w:r>
+      <w:r>
+        <w:rPr>
+          <w:b/>
+          <w:bCs/>
+          <w:cs/>
+          <w:lang w:val="en-US"/>
+        </w:rPr>
+        <w:fldChar w:fldCharType="separate"/>
+      </w:r>
+      <w:r>
+        <w:rPr>
+          <w:b/>
+          <w:bCs/>
+          <w:cs/>
+          <w:lang w:val="en-US"/>
+        </w:rPr>
+        <w:t xml:space="preserve">B</w:t>
+      </w:r>
+      <w:r>
+        <w:rPr>
+          <w:b/>
+          <w:bCs/>
+          <w:cs/>
+          <w:lang w:val="en-US"/>
+        </w:rPr>
+        <w:fldChar w:fldCharType="end"/>
+      </w:r>
+      <w:r>
+        <w:rPr>
+          <w:b/>
+          <w:bCs/>
+          <w:cs/>
+          <w:lang w:val="en-US"/>
+        </w:rPr>
+        <w:t xml:space="preserve">-</w:t>
+      </w:r>
+      <w:r>
+        <w:rPr>
+          <w:b/>
+          <w:bCs/>
+          <w:cs/>
+          <w:lang w:val="en-US"/>
+        </w:rPr>
+        <w:fldChar w:fldCharType="begin"/>
+      </w:r>
+      <w:r>
+        <w:rPr>
+          <w:b/>
+          <w:bCs/>
+          <w:cs/>
+          <w:lang w:val="en-US"/>
+        </w:rPr>
+        <w:instrText xml:space="preserve"> SEQ รูปที่ \* ThaiArabic \s 1 </w:instrText>
+      </w:r>
+      <w:r>
+        <w:rPr>
+          <w:b/>
+          <w:bCs/>
+          <w:cs/>
+          <w:lang w:val="en-US"/>
+        </w:rPr>
+        <w:fldChar w:fldCharType="separate"/>
+      </w:r>
+      <w:r>
+        <w:rPr>
+          <w:b/>
+          <w:bCs/>
+          <w:cs/>
+          <w:lang w:val="en-US"/>
+        </w:rPr>
+        <w:t xml:space="preserve">๑</w:t>
+      </w:r>
+      <w:r>
+        <w:rPr>
+          <w:b/>
+          <w:bCs/>
+          <w:cs/>
+          <w:lang w:val="en-US"/>
+        </w:rPr>
+        <w:fldChar w:fldCharType="end"/>
+      </w:r>
+      <w:r>
+        <w:rPr>
+          <w:cs/>
+          <w:lang w:val="en-US"/>
+        </w:rPr>
+        <w:t xml:space="preserve"> ขั้นตอนการตรวจสอบความเที่ยงตรง</w:t>
+      </w:r>
+    </w:p>
+    <w:p>
+      <w:pPr>
         <w:sectPr>
           <w:headerReference w:type="default" r:id="rId7"/>
           <w:headerReference w:type="first" r:id="rId8"/>
@@ -8719,121 +8854,6 @@
           <w:titlePg/>
         </w:sectPr>
       </w:pPr>
-      <w:r>
-        <w:rPr>
-          <w:b/>
-          <w:bCs/>
-          <w:cs/>
-          <w:lang w:val="en-US"/>
-        </w:rPr>
-        <w:t xml:space="preserve">รูปที่ </w:t>
-      </w:r>
-      <w:r>
-        <w:rPr>
-          <w:b/>
-          <w:bCs/>
-          <w:cs/>
-          <w:lang w:val="en-US"/>
-        </w:rPr>
-        <w:fldChar w:fldCharType="begin"/>
-      </w:r>
-      <w:r>
-        <w:rPr>
-          <w:b/>
-          <w:bCs/>
-          <w:cs/>
-          <w:lang w:val="en-US"/>
-        </w:rPr>
-        <w:instrText xml:space="preserve"> STYLEREF 1 \s </w:instrText>
-      </w:r>
-      <w:r>
-        <w:rPr>
-          <w:b/>
-          <w:bCs/>
-          <w:cs/>
-          <w:lang w:val="en-US"/>
-        </w:rPr>
-        <w:fldChar w:fldCharType="separate"/>
-      </w:r>
-      <w:r>
-        <w:rPr>
-          <w:b/>
-          <w:bCs/>
-          <w:cs/>
-          <w:lang w:val="en-US"/>
-        </w:rPr>
-        <w:t xml:space="preserve">B</w:t>
-      </w:r>
-      <w:r>
-        <w:rPr>
-          <w:b/>
-          <w:bCs/>
-          <w:cs/>
-          <w:lang w:val="en-US"/>
-        </w:rPr>
-        <w:fldChar w:fldCharType="end"/>
-      </w:r>
-      <w:r>
-        <w:rPr>
-          <w:b/>
-          <w:bCs/>
-          <w:cs/>
-          <w:lang w:val="en-US"/>
-        </w:rPr>
-        <w:t xml:space="preserve">-</w:t>
-      </w:r>
-      <w:r>
-        <w:rPr>
-          <w:b/>
-          <w:bCs/>
-          <w:cs/>
-          <w:lang w:val="en-US"/>
-        </w:rPr>
-        <w:fldChar w:fldCharType="begin"/>
-      </w:r>
-      <w:r>
-        <w:rPr>
-          <w:b/>
-          <w:bCs/>
-          <w:cs/>
-          <w:lang w:val="en-US"/>
-        </w:rPr>
-        <w:instrText xml:space="preserve"> SEQ รูปที่ \* ThaiArabic \s 1 </w:instrText>
-      </w:r>
-      <w:r>
-        <w:rPr>
-          <w:b/>
-          <w:bCs/>
-          <w:cs/>
-          <w:lang w:val="en-US"/>
-        </w:rPr>
-        <w:fldChar w:fldCharType="separate"/>
-      </w:r>
-      <w:r>
-        <w:rPr>
-          <w:b/>
-          <w:bCs/>
-          <w:cs/>
-          <w:lang w:val="en-US"/>
-        </w:rPr>
-        <w:t xml:space="preserve">๑</w:t>
-      </w:r>
-      <w:r>
-        <w:rPr>
-          <w:b/>
-          <w:bCs/>
-          <w:cs/>
-          <w:lang w:val="en-US"/>
-        </w:rPr>
-        <w:fldChar w:fldCharType="end"/>
-      </w:r>
-      <w:r>
-        <w:rPr>
-          <w:cs/>
-          <w:lang w:val="en-US"/>
-        </w:rPr>
-        <w:t xml:space="preserve"> ขั้นตอนการตรวจสอบความเที่ยงตรง</w:t>
-      </w:r>
     </w:p>
     <w:p>
       <w:pPr>

--- a/tests/golden/thesis-auto.docx
+++ b/tests/golden/thesis-auto.docx
@@ -1003,7 +1003,7 @@
         <w:fldChar w:fldCharType="begin"/>
       </w:r>
       <w:r>
-        <w:instrText xml:space="preserve"> TOC \h \z \t "Table Caption,1" </w:instrText>
+        <w:instrText xml:space="preserve"> TOC \h \z \c "ตารางที่" </w:instrText>
       </w:r>
       <w:r>
         <w:fldChar w:fldCharType="separate"/>
@@ -1149,7 +1149,7 @@
         <w:fldChar w:fldCharType="begin"/>
       </w:r>
       <w:r>
-        <w:instrText xml:space="preserve"> TOC \h \z \t "Figure Caption,1" </w:instrText>
+        <w:instrText xml:space="preserve"> TOC \h \z \c "รูปที่" </w:instrText>
       </w:r>
       <w:r>
         <w:fldChar w:fldCharType="separate"/>

--- a/tests/golden/thesis-auto.docx
+++ b/tests/golden/thesis-auto.docx
@@ -237,14 +237,7 @@
           <w:bCs/>
           <w:cs/>
         </w:rPr>
-        <w:t xml:space="preserve">คำสำคัญ</w:t>
-      </w:r>
-      <w:r>
-        <w:rPr>
-          <w:b/>
-          <w:bCs/>
-        </w:rPr>
-        <w:t xml:space="preserve">:</w:t>
+        <w:t xml:space="preserve">คำสำคัญ:</w:t>
       </w:r>
       <w:r>
         <w:rPr>
@@ -485,16 +478,7 @@
         <w:rPr>
           <w:cs/>
         </w:rPr>
-        <w:t xml:space="preserve">๑</w:t>
-      </w:r>
-      <w:r>
-        <w:t xml:space="preserve">.</w:t>
-      </w:r>
-      <w:r>
-        <w:rPr>
-          <w:cs/>
-        </w:rPr>
-        <w:t xml:space="preserve">๑ ความเป็นมาและความสำคัญของปัญหา</w:t>
+        <w:t xml:space="preserve">๑.๑ ความเป็นมาและความสำคัญของปัญหา</w:t>
       </w:r>
     </w:p>
     <w:p>
@@ -505,16 +489,7 @@
         <w:rPr>
           <w:cs/>
         </w:rPr>
-        <w:t xml:space="preserve">๑</w:t>
-      </w:r>
-      <w:r>
-        <w:t xml:space="preserve">.</w:t>
-      </w:r>
-      <w:r>
-        <w:rPr>
-          <w:cs/>
-        </w:rPr>
-        <w:t xml:space="preserve">๒ วัตถุประสงค์ของการวิจัย</w:t>
+        <w:t xml:space="preserve">๑.๒ วัตถุประสงค์ของการวิจัย</w:t>
       </w:r>
     </w:p>
     <w:p>
@@ -525,16 +500,7 @@
         <w:rPr>
           <w:cs/>
         </w:rPr>
-        <w:t xml:space="preserve">๑</w:t>
-      </w:r>
-      <w:r>
-        <w:t xml:space="preserve">.</w:t>
-      </w:r>
-      <w:r>
-        <w:rPr>
-          <w:cs/>
-        </w:rPr>
-        <w:t xml:space="preserve">๓ ขอบเขตของการวิจัย</w:t>
+        <w:t xml:space="preserve">๑.๓ ขอบเขตของการวิจัย</w:t>
       </w:r>
     </w:p>
     <w:p>
@@ -545,25 +511,7 @@
         <w:rPr>
           <w:cs/>
         </w:rPr>
-        <w:t xml:space="preserve">๑</w:t>
-      </w:r>
-      <w:r>
-        <w:t xml:space="preserve">.</w:t>
-      </w:r>
-      <w:r>
-        <w:rPr>
-          <w:cs/>
-        </w:rPr>
-        <w:t xml:space="preserve">๓</w:t>
-      </w:r>
-      <w:r>
-        <w:t xml:space="preserve">.</w:t>
-      </w:r>
-      <w:r>
-        <w:rPr>
-          <w:cs/>
-        </w:rPr>
-        <w:t xml:space="preserve">๑ ขอบเขตด้านเนื้อหา</w:t>
+        <w:t xml:space="preserve">๑.๓.๑ ขอบเขตด้านเนื้อหา</w:t>
       </w:r>
     </w:p>
     <w:p>
@@ -574,25 +522,7 @@
         <w:rPr>
           <w:cs/>
         </w:rPr>
-        <w:t xml:space="preserve">๑</w:t>
-      </w:r>
-      <w:r>
-        <w:t xml:space="preserve">.</w:t>
-      </w:r>
-      <w:r>
-        <w:rPr>
-          <w:cs/>
-        </w:rPr>
-        <w:t xml:space="preserve">๓</w:t>
-      </w:r>
-      <w:r>
-        <w:t xml:space="preserve">.</w:t>
-      </w:r>
-      <w:r>
-        <w:rPr>
-          <w:cs/>
-        </w:rPr>
-        <w:t xml:space="preserve">๒ ขอบเขตด้านเวลา</w:t>
+        <w:t xml:space="preserve">๑.๓.๒ ขอบเขตด้านเวลา</w:t>
       </w:r>
     </w:p>
     <w:p>
@@ -603,16 +533,7 @@
         <w:rPr>
           <w:cs/>
         </w:rPr>
-        <w:t xml:space="preserve">๑</w:t>
-      </w:r>
-      <w:r>
-        <w:t xml:space="preserve">.</w:t>
-      </w:r>
-      <w:r>
-        <w:rPr>
-          <w:cs/>
-        </w:rPr>
-        <w:t xml:space="preserve">๔ ประโยชน์ที่คาดว่าจะได้รับ</w:t>
+        <w:t xml:space="preserve">๑.๔ ประโยชน์ที่คาดว่าจะได้รับ</w:t>
       </w:r>
     </w:p>
     <w:p>
@@ -634,16 +555,7 @@
         <w:rPr>
           <w:cs/>
         </w:rPr>
-        <w:t xml:space="preserve">๒</w:t>
-      </w:r>
-      <w:r>
-        <w:t xml:space="preserve">.</w:t>
-      </w:r>
-      <w:r>
-        <w:rPr>
-          <w:cs/>
-        </w:rPr>
-        <w:t xml:space="preserve">๑ ลักษณะของอักษรไทยในเอกสารดิจิทัล</w:t>
+        <w:t xml:space="preserve">๒.๑ ลักษณะของอักษรไทยในเอกสารดิจิทัล</w:t>
       </w:r>
     </w:p>
     <w:p>
@@ -654,16 +566,7 @@
         <w:rPr>
           <w:cs/>
         </w:rPr>
-        <w:t xml:space="preserve">๒</w:t>
-      </w:r>
-      <w:r>
-        <w:t xml:space="preserve">.</w:t>
-      </w:r>
-      <w:r>
-        <w:rPr>
-          <w:cs/>
-        </w:rPr>
-        <w:t xml:space="preserve">๒ รูปแบบไฟล์ </w:t>
+        <w:t xml:space="preserve">๒.๒ รูปแบบไฟล์ </w:t>
       </w:r>
       <w:r>
         <w:t xml:space="preserve">Office Open XML</w:t>
@@ -677,16 +580,7 @@
         <w:rPr>
           <w:cs/>
         </w:rPr>
-        <w:t xml:space="preserve">๒</w:t>
-      </w:r>
-      <w:r>
-        <w:t xml:space="preserve">.</w:t>
-      </w:r>
-      <w:r>
-        <w:rPr>
-          <w:cs/>
-        </w:rPr>
-        <w:t xml:space="preserve">๓ งานวิจัยที่เกี่ยวข้อง</w:t>
+        <w:t xml:space="preserve">๒.๓ งานวิจัยที่เกี่ยวข้อง</w:t>
       </w:r>
     </w:p>
     <w:p>
@@ -708,16 +602,7 @@
         <w:rPr>
           <w:cs/>
         </w:rPr>
-        <w:t xml:space="preserve">๓</w:t>
-      </w:r>
-      <w:r>
-        <w:t xml:space="preserve">.</w:t>
-      </w:r>
-      <w:r>
-        <w:rPr>
-          <w:cs/>
-        </w:rPr>
-        <w:t xml:space="preserve">๑ ประชากรและกลุ่มตัวอย่าง</w:t>
+        <w:t xml:space="preserve">๓.๑ ประชากรและกลุ่มตัวอย่าง</w:t>
       </w:r>
     </w:p>
     <w:p>
@@ -728,16 +613,7 @@
         <w:rPr>
           <w:cs/>
         </w:rPr>
-        <w:t xml:space="preserve">๓</w:t>
-      </w:r>
-      <w:r>
-        <w:t xml:space="preserve">.</w:t>
-      </w:r>
-      <w:r>
-        <w:rPr>
-          <w:cs/>
-        </w:rPr>
-        <w:t xml:space="preserve">๒ เครื่องมือที่ใช้ในการวิจัย</w:t>
+        <w:t xml:space="preserve">๓.๒ เครื่องมือที่ใช้ในการวิจัย</w:t>
       </w:r>
     </w:p>
     <w:p>
@@ -748,16 +624,7 @@
         <w:rPr>
           <w:cs/>
         </w:rPr>
-        <w:t xml:space="preserve">๓</w:t>
-      </w:r>
-      <w:r>
-        <w:t xml:space="preserve">.</w:t>
-      </w:r>
-      <w:r>
-        <w:rPr>
-          <w:cs/>
-        </w:rPr>
-        <w:t xml:space="preserve">๓ การเก็บรวบรวมข้อมูล</w:t>
+        <w:t xml:space="preserve">๓.๓ การเก็บรวบรวมข้อมูล</w:t>
       </w:r>
     </w:p>
     <w:p>
@@ -790,16 +657,7 @@
         <w:rPr>
           <w:cs/>
         </w:rPr>
-        <w:t xml:space="preserve">๕</w:t>
-      </w:r>
-      <w:r>
-        <w:t xml:space="preserve">.</w:t>
-      </w:r>
-      <w:r>
-        <w:rPr>
-          <w:cs/>
-        </w:rPr>
-        <w:t xml:space="preserve">๑ สรุปผลการวิจัย</w:t>
+        <w:t xml:space="preserve">๕.๑ สรุปผลการวิจัย</w:t>
       </w:r>
     </w:p>
     <w:p>
@@ -810,16 +668,7 @@
         <w:rPr>
           <w:cs/>
         </w:rPr>
-        <w:t xml:space="preserve">๕</w:t>
-      </w:r>
-      <w:r>
-        <w:t xml:space="preserve">.</w:t>
-      </w:r>
-      <w:r>
-        <w:rPr>
-          <w:cs/>
-        </w:rPr>
-        <w:t xml:space="preserve">๒ อภิปรายผล</w:t>
+        <w:t xml:space="preserve">๕.๒ อภิปรายผล</w:t>
       </w:r>
     </w:p>
     <w:p>
@@ -830,16 +679,7 @@
         <w:rPr>
           <w:cs/>
         </w:rPr>
-        <w:t xml:space="preserve">๕</w:t>
-      </w:r>
-      <w:r>
-        <w:t xml:space="preserve">.</w:t>
-      </w:r>
-      <w:r>
-        <w:rPr>
-          <w:cs/>
-        </w:rPr>
-        <w:t xml:space="preserve">๓ ข้อเสนอแนะ</w:t>
+        <w:t xml:space="preserve">๕.๓ ข้อเสนอแนะ</w:t>
       </w:r>
     </w:p>
     <w:p>
@@ -1012,16 +852,7 @@
         <w:rPr>
           <w:cs/>
         </w:rPr>
-        <w:t xml:space="preserve">ตารางที่ ๑</w:t>
-      </w:r>
-      <w:r>
-        <w:t xml:space="preserve">-</w:t>
-      </w:r>
-      <w:r>
-        <w:rPr>
-          <w:cs/>
-        </w:rPr>
-        <w:t xml:space="preserve">๑ ประโยชน์ที่คาดว่าจะได้รับจำแนกตามกลุ่มผู้ใช้</w:t>
+        <w:t xml:space="preserve">ตารางที่ ๑-๑ ประโยชน์ที่คาดว่าจะได้รับจำแนกตามกลุ่มผู้ใช้</w:t>
       </w:r>
     </w:p>
     <w:p>
@@ -1032,16 +863,7 @@
         <w:rPr>
           <w:cs/>
         </w:rPr>
-        <w:t xml:space="preserve">ตารางที่ ๒</w:t>
-      </w:r>
-      <w:r>
-        <w:t xml:space="preserve">-</w:t>
-      </w:r>
-      <w:r>
-        <w:rPr>
-          <w:cs/>
-        </w:rPr>
-        <w:t xml:space="preserve">๑ เปรียบเทียบคุณสมบัติข้อความละตินและข้อความ </w:t>
+        <w:t xml:space="preserve">ตารางที่ ๒-๑ เปรียบเทียบคุณสมบัติข้อความละตินและข้อความ </w:t>
       </w:r>
       <w:r>
         <w:t xml:space="preserve">complex script</w:t>
@@ -1055,16 +877,7 @@
         <w:rPr>
           <w:cs/>
         </w:rPr>
-        <w:t xml:space="preserve">ตารางที่ ๔</w:t>
-      </w:r>
-      <w:r>
-        <w:t xml:space="preserve">-</w:t>
-      </w:r>
-      <w:r>
-        <w:rPr>
-          <w:cs/>
-        </w:rPr>
-        <w:t xml:space="preserve">๑ ผลการตรวจการแสดงผลจำแนกตามรายการตรวจ</w:t>
+        <w:t xml:space="preserve">ตารางที่ ๔-๑ ผลการตรวจการแสดงผลจำแนกตามรายการตรวจ</w:t>
       </w:r>
     </w:p>
     <w:p>
@@ -1158,16 +971,7 @@
         <w:rPr>
           <w:cs/>
         </w:rPr>
-        <w:t xml:space="preserve">รูปที่ ๒</w:t>
-      </w:r>
-      <w:r>
-        <w:t xml:space="preserve">-</w:t>
-      </w:r>
-      <w:r>
-        <w:rPr>
-          <w:cs/>
-        </w:rPr>
-        <w:t xml:space="preserve">๑ อัตราการแสดงผลถูกต้องจำแนกตามประเภทเอกสาร</w:t>
+        <w:t xml:space="preserve">รูปที่ ๒-๑ อัตราการแสดงผลถูกต้องจำแนกตามประเภทเอกสาร</w:t>
       </w:r>
     </w:p>
     <w:p>
@@ -1178,16 +982,7 @@
         <w:rPr>
           <w:cs/>
         </w:rPr>
-        <w:t xml:space="preserve">รูปที่ ๓</w:t>
-      </w:r>
-      <w:r>
-        <w:t xml:space="preserve">-</w:t>
-      </w:r>
-      <w:r>
-        <w:rPr>
-          <w:cs/>
-        </w:rPr>
-        <w:t xml:space="preserve">๑ ขั้นตอนการทำงานของระบบสร้างเอกสาร</w:t>
+        <w:t xml:space="preserve">รูปที่ ๓-๑ ขั้นตอนการทำงานของระบบสร้างเอกสาร</w:t>
       </w:r>
     </w:p>
     <w:p>
@@ -1198,16 +993,7 @@
         <w:rPr>
           <w:cs/>
         </w:rPr>
-        <w:t xml:space="preserve">รูปที่ ๔</w:t>
-      </w:r>
-      <w:r>
-        <w:t xml:space="preserve">-</w:t>
-      </w:r>
-      <w:r>
-        <w:rPr>
-          <w:cs/>
-        </w:rPr>
-        <w:t xml:space="preserve">๑ สรุปผลการตรวจจำแนกตามโปรแกรม</w:t>
+        <w:t xml:space="preserve">รูปที่ ๔-๑ สรุปผลการตรวจจำแนกตามโปรแกรม</w:t>
       </w:r>
     </w:p>
     <w:p>
@@ -2320,16 +2106,10 @@
         <w:pStyle w:val="Quote"/>
       </w:pPr>
       <w:r>
-        <w:t xml:space="preserve">"</w:t>
-      </w:r>
-      <w:r>
-        <w:rPr>
-          <w:cs/>
-        </w:rPr>
-        <w:t xml:space="preserve">ข้อความภาษาไทยที่ถูกกำหนดเป็นภาษาอื่น จะถูกตรวจคำสะกดและตัดบรรทัดตามกฎของภาษานั้นผลที่ผู้อ่านเห็นจึงเป็นเอกสารที่ดูผิดทั้งที่เนื้อหาถูกต้องทุกตัวอักษร</w:t>
-      </w:r>
-      <w:r>
-        <w:t xml:space="preserve">"</w:t>
+        <w:rPr>
+          <w:cs/>
+        </w:rPr>
+        <w:t xml:space="preserve">"ข้อความภาษาไทยที่ถูกกำหนดเป็นภาษาอื่น จะถูกตรวจคำสะกดและตัดบรรทัดตามกฎของภาษานั้นผลที่ผู้อ่านเห็นจึงเป็นเอกสารที่ดูผิดทั้งที่เนื้อหาถูกต้องทุกตัวอักษร"</w:t>
       </w:r>
     </w:p>
     <w:p>
@@ -7149,10 +6929,7 @@
         <w:rPr>
           <w:cs/>
         </w:rPr>
-        <w:t xml:space="preserve">การตัดบรรทัดภาษาไทยในเอกสารอิเล็กทรอนิกส์</w:t>
-      </w:r>
-      <w:r>
-        <w:t xml:space="preserve">. </w:t>
+        <w:t xml:space="preserve">การตัดบรรทัดภาษาไทยในเอกสารอิเล็กทรอนิกส์. </w:t>
       </w:r>
       <w:r>
         <w:rPr>
@@ -8284,13 +8061,10 @@
         <w:pStyle w:val="CodeBlock"/>
       </w:pPr>
       <w:r>
-        <w:t xml:space="preserve"># </w:t>
-      </w:r>
-      <w:r>
-        <w:rPr>
-          <w:cs/>
-        </w:rPr>
-        <w:t xml:space="preserve">บทนำ</w:t>
+        <w:rPr>
+          <w:cs/>
+        </w:rPr>
+        <w:t xml:space="preserve"># บทนำ</w:t>
       </w:r>
     </w:p>
     <w:p>
@@ -8328,25 +8102,10 @@
         <w:pStyle w:val="CodeBlock"/>
       </w:pPr>
       <w:r>
-        <w:t xml:space="preserve">| </w:t>
-      </w:r>
-      <w:r>
-        <w:rPr>
-          <w:cs/>
-        </w:rPr>
-        <w:t xml:space="preserve">ก </w:t>
-      </w:r>
-      <w:r>
-        <w:t xml:space="preserve">| </w:t>
-      </w:r>
-      <w:r>
-        <w:rPr>
-          <w:cs/>
-        </w:rPr>
-        <w:t xml:space="preserve">ข </w:t>
-      </w:r>
-      <w:r>
-        <w:t xml:space="preserve">|</w:t>
+        <w:rPr>
+          <w:cs/>
+        </w:rPr>
+        <w:t xml:space="preserve">| ก | ข |</w:t>
       </w:r>
     </w:p>
     <w:p>

--- a/tests/golden/thesis-auto.docx
+++ b/tests/golden/thesis-auto.docx
@@ -1792,6 +1792,7 @@
           <w:left w:w="108" w:type="dxa"/>
           <w:right w:w="108" w:type="dxa"/>
         </w:tblCellMar>
+        <w:tblCaption w:val="ตารางที่ ๑-๑ ประโยชน์ที่คาดว่าจะได้รับจำแนกตามกลุ่มผู้ใช้"/>
       </w:tblPr>
       <w:tblGrid>
         <w:gridCol w:w="1782"/>
@@ -2250,6 +2251,7 @@
           <w:left w:w="108" w:type="dxa"/>
           <w:right w:w="108" w:type="dxa"/>
         </w:tblCellMar>
+        <w:tblCaption w:val="ตารางที่ ๒-๑ เปรียบเทียบคุณสมบัติข้อความละตินและข้อความ complex script"/>
       </w:tblPr>
       <w:tblGrid>
         <w:gridCol w:w="1702"/>
@@ -3276,6 +3278,7 @@
           <w:left w:w="108" w:type="dxa"/>
           <w:right w:w="108" w:type="dxa"/>
         </w:tblCellMar>
+        <w:tblCaption w:val="ตารางที่ ๔-๑ ผลการตรวจการแสดงผลจำแนกตามรายการตรวจ"/>
       </w:tblPr>
       <w:tblGrid>
         <w:gridCol w:w="1008"/>
@@ -7161,6 +7164,7 @@
           <w:left w:w="108" w:type="dxa"/>
           <w:right w:w="108" w:type="dxa"/>
         </w:tblCellMar>
+        <w:tblCaption w:val="ตารางที่ A-๑ ข้อมูลทั่วไปของผู้ตอบแบบสอบถาม"/>
       </w:tblPr>
       <w:tblGrid>
         <w:gridCol w:w="3028"/>
@@ -7510,6 +7514,7 @@
           <w:left w:w="108" w:type="dxa"/>
           <w:right w:w="108" w:type="dxa"/>
         </w:tblCellMar>
+        <w:tblCaption w:val="ตารางที่ B-๑ ค่าดัชนีความสอดคล้องของแบบประเมิน"/>
       </w:tblPr>
       <w:tblGrid>
         <w:gridCol w:w="691"/>

--- a/tests/golden/thesis-auto.docx
+++ b/tests/golden/thesis-auto.docx
@@ -2556,7 +2556,6 @@
     <w:p>
       <w:pPr>
         <w:keepNext/>
-        <w:ind w:firstLine="720"/>
       </w:pPr>
       <w:r>
         <w:drawing>
@@ -2910,7 +2909,6 @@
     <w:p>
       <w:pPr>
         <w:keepNext/>
-        <w:ind w:firstLine="720"/>
       </w:pPr>
       <w:r>
         <w:drawing>
@@ -6558,7 +6556,6 @@
     <w:p>
       <w:pPr>
         <w:keepNext/>
-        <w:ind w:firstLine="720"/>
       </w:pPr>
       <w:r>
         <w:drawing>
@@ -7886,7 +7883,6 @@
     <w:p>
       <w:pPr>
         <w:keepNext/>
-        <w:ind w:firstLine="720"/>
       </w:pPr>
       <w:r>
         <w:drawing>

--- a/tests/golden/thesis-auto.docx
+++ b/tests/golden/thesis-auto.docx
@@ -1244,6 +1244,7 @@
       <w:r>
         <w:rPr>
           <w:rFonts w:ascii="Consolas" w:hAnsi="Consolas" w:cs="TH Sarabun New"/>
+          <w:noProof/>
         </w:rPr>
         <w:t xml:space="preserve">Ctrl</w:t>
       </w:r>
@@ -1253,6 +1254,7 @@
       <w:r>
         <w:rPr>
           <w:rFonts w:ascii="Consolas" w:hAnsi="Consolas" w:cs="TH Sarabun New"/>
+          <w:noProof/>
         </w:rPr>
         <w:t xml:space="preserve">S</w:t>
       </w:r>
@@ -2360,6 +2362,7 @@
             <w:r>
               <w:rPr>
                 <w:rFonts w:ascii="Consolas" w:hAnsi="Consolas" w:cs="TH Sarabun New"/>
+                <w:noProof/>
               </w:rPr>
               <w:t xml:space="preserve">w:ascii</w:t>
             </w:r>
@@ -2378,6 +2381,7 @@
             <w:r>
               <w:rPr>
                 <w:rFonts w:ascii="Consolas" w:hAnsi="Consolas" w:cs="TH Sarabun New"/>
+                <w:noProof/>
               </w:rPr>
               <w:t xml:space="preserve">w:cs</w:t>
             </w:r>
@@ -2415,6 +2419,7 @@
             <w:r>
               <w:rPr>
                 <w:rFonts w:ascii="Consolas" w:hAnsi="Consolas" w:cs="TH Sarabun New"/>
+                <w:noProof/>
               </w:rPr>
               <w:t xml:space="preserve">w:sz</w:t>
             </w:r>
@@ -2433,6 +2438,7 @@
             <w:r>
               <w:rPr>
                 <w:rFonts w:ascii="Consolas" w:hAnsi="Consolas" w:cs="TH Sarabun New"/>
+                <w:noProof/>
               </w:rPr>
               <w:t xml:space="preserve">w:szCs</w:t>
             </w:r>
@@ -2470,6 +2476,7 @@
             <w:r>
               <w:rPr>
                 <w:rFonts w:ascii="Consolas" w:hAnsi="Consolas" w:cs="TH Sarabun New"/>
+                <w:noProof/>
               </w:rPr>
               <w:t xml:space="preserve">w:b</w:t>
             </w:r>
@@ -2488,6 +2495,7 @@
             <w:r>
               <w:rPr>
                 <w:rFonts w:ascii="Consolas" w:hAnsi="Consolas" w:cs="TH Sarabun New"/>
+                <w:noProof/>
               </w:rPr>
               <w:t xml:space="preserve">w:bCs</w:t>
             </w:r>
@@ -2525,6 +2533,7 @@
             <w:r>
               <w:rPr>
                 <w:rFonts w:ascii="Consolas" w:hAnsi="Consolas" w:cs="TH Sarabun New"/>
+                <w:noProof/>
               </w:rPr>
               <w:t xml:space="preserve">w:i</w:t>
             </w:r>
@@ -2543,6 +2552,7 @@
             <w:r>
               <w:rPr>
                 <w:rFonts w:ascii="Consolas" w:hAnsi="Consolas" w:cs="TH Sarabun New"/>
+                <w:noProof/>
               </w:rPr>
               <w:t xml:space="preserve">w:iCs</w:t>
             </w:r>
@@ -2744,6 +2754,7 @@
       <w:r>
         <w:rPr>
           <w:rFonts w:ascii="Consolas" w:hAnsi="Consolas" w:cs="TH Sarabun New"/>
+          <w:noProof/>
         </w:rPr>
         <w:t xml:space="preserve">word/document.xml</w:t>
       </w:r>
@@ -2759,6 +2770,9 @@
         <w:pStyle w:val="CodeBlock"/>
       </w:pPr>
       <w:r>
+        <w:rPr>
+          <w:noProof/>
+        </w:rPr>
         <w:t xml:space="preserve">&lt;w:r&gt;</w:t>
       </w:r>
     </w:p>
@@ -2767,6 +2781,9 @@
         <w:pStyle w:val="CodeBlock"/>
       </w:pPr>
       <w:r>
+        <w:rPr>
+          <w:noProof/>
+        </w:rPr>
         <w:t xml:space="preserve">  &lt;w:rPr&gt;&lt;w:b/&gt;&lt;w:bCs/&gt;&lt;w:cs/&gt;&lt;w:lang w:val="en-US" w:bidi="th-TH"/&gt;&lt;/w:rPr&gt;</w:t>
       </w:r>
     </w:p>
@@ -2775,6 +2792,9 @@
         <w:pStyle w:val="CodeBlock"/>
       </w:pPr>
       <w:r>
+        <w:rPr>
+          <w:noProof/>
+        </w:rPr>
         <w:t xml:space="preserve">  &lt;w:t&gt;</w:t>
       </w:r>
       <w:r>
@@ -2784,6 +2804,9 @@
         <w:t xml:space="preserve">ข้อความภาษาไทย</w:t>
       </w:r>
       <w:r>
+        <w:rPr>
+          <w:noProof/>
+        </w:rPr>
         <w:t xml:space="preserve">&lt;/w:t&gt;</w:t>
       </w:r>
     </w:p>
@@ -2792,6 +2815,9 @@
         <w:pStyle w:val="CodeBlock"/>
       </w:pPr>
       <w:r>
+        <w:rPr>
+          <w:noProof/>
+        </w:rPr>
         <w:t xml:space="preserve">&lt;/w:r&gt;</w:t>
       </w:r>
     </w:p>
@@ -8073,6 +8099,9 @@
         <w:pStyle w:val="CodeBlock"/>
       </w:pPr>
       <w:r>
+        <w:rPr>
+          <w:noProof/>
+        </w:rPr>
         <w:t xml:space="preserve"/>
       </w:r>
     </w:p>
@@ -8081,6 +8110,9 @@
         <w:pStyle w:val="CodeBlock"/>
       </w:pPr>
       <w:r>
+        <w:rPr>
+          <w:noProof/>
+        </w:rPr>
         <w:t xml:space="preserve">Table: </w:t>
       </w:r>
       <w:r>
@@ -8095,6 +8127,9 @@
         <w:pStyle w:val="CodeBlock"/>
       </w:pPr>
       <w:r>
+        <w:rPr>
+          <w:noProof/>
+        </w:rPr>
         <w:t xml:space="preserve"/>
       </w:r>
     </w:p>
@@ -8114,6 +8149,9 @@
         <w:pStyle w:val="CodeBlock"/>
       </w:pPr>
       <w:r>
+        <w:rPr>
+          <w:noProof/>
+        </w:rPr>
         <w:t xml:space="preserve">|---|---|</w:t>
       </w:r>
     </w:p>
@@ -8135,6 +8173,9 @@
         </w:sectPr>
       </w:pPr>
       <w:r>
+        <w:rPr>
+          <w:noProof/>
+        </w:rPr>
         <w:t xml:space="preserve">| 1 | 2 |</w:t>
       </w:r>
     </w:p>

--- a/tests/golden/thesis-auto.docx
+++ b/tests/golden/thesis-auto.docx
@@ -79,8 +79,8 @@
       <w:pPr>
         <w:ind w:firstLine="720"/>
         <w:sectPr>
-          <w:headerReference w:type="default" r:id="rId8"/>
-          <w:footerReference w:type="default" r:id="rId10"/>
+          <w:headerReference w:type="default" r:id="rId10"/>
+          <w:footerReference w:type="default" r:id="rId12"/>
           <w:footnotePr>
             <w:numFmt w:val="thaiNumbers"/>
           </w:footnotePr>
@@ -218,10 +218,10 @@
       <w:pPr>
         <w:ind w:firstLine="720"/>
         <w:sectPr>
-          <w:headerReference w:type="default" r:id="rId7"/>
-          <w:headerReference w:type="first" r:id="rId8"/>
-          <w:footerReference w:type="default" r:id="rId9"/>
-          <w:footerReference w:type="first" r:id="rId10"/>
+          <w:headerReference w:type="default" r:id="rId9"/>
+          <w:headerReference w:type="first" r:id="rId10"/>
+          <w:footerReference w:type="default" r:id="rId11"/>
+          <w:footerReference w:type="first" r:id="rId12"/>
           <w:footnotePr>
             <w:numFmt w:val="thaiNumbers"/>
           </w:footnotePr>
@@ -288,10 +288,10 @@
         <w:ind w:firstLine="720"/>
         <w:jc w:val="left"/>
         <w:sectPr>
-          <w:headerReference w:type="default" r:id="rId7"/>
-          <w:headerReference w:type="first" r:id="rId8"/>
-          <w:footerReference w:type="default" r:id="rId9"/>
-          <w:footerReference w:type="first" r:id="rId10"/>
+          <w:headerReference w:type="default" r:id="rId9"/>
+          <w:headerReference w:type="first" r:id="rId10"/>
+          <w:footerReference w:type="default" r:id="rId11"/>
+          <w:footerReference w:type="first" r:id="rId12"/>
           <w:footnotePr>
             <w:numFmt w:val="thaiNumbers"/>
           </w:footnotePr>
@@ -352,10 +352,10 @@
       <w:pPr>
         <w:ind w:firstLine="720"/>
         <w:sectPr>
-          <w:headerReference w:type="default" r:id="rId7"/>
-          <w:headerReference w:type="first" r:id="rId8"/>
-          <w:footerReference w:type="default" r:id="rId9"/>
-          <w:footerReference w:type="first" r:id="rId10"/>
+          <w:headerReference w:type="default" r:id="rId9"/>
+          <w:headerReference w:type="first" r:id="rId10"/>
+          <w:footerReference w:type="default" r:id="rId11"/>
+          <w:footerReference w:type="first" r:id="rId12"/>
           <w:footnotePr>
             <w:numFmt w:val="thaiNumbers"/>
           </w:footnotePr>
@@ -807,10 +807,10 @@
     <w:p>
       <w:pPr>
         <w:sectPr>
-          <w:headerReference w:type="default" r:id="rId7"/>
-          <w:headerReference w:type="first" r:id="rId8"/>
-          <w:footerReference w:type="default" r:id="rId9"/>
-          <w:footerReference w:type="first" r:id="rId10"/>
+          <w:headerReference w:type="default" r:id="rId9"/>
+          <w:headerReference w:type="first" r:id="rId10"/>
+          <w:footerReference w:type="default" r:id="rId11"/>
+          <w:footerReference w:type="first" r:id="rId12"/>
           <w:footnotePr>
             <w:numFmt w:val="thaiNumbers"/>
           </w:footnotePr>
@@ -926,10 +926,10 @@
     <w:p>
       <w:pPr>
         <w:sectPr>
-          <w:headerReference w:type="default" r:id="rId7"/>
-          <w:headerReference w:type="first" r:id="rId8"/>
-          <w:footerReference w:type="default" r:id="rId9"/>
-          <w:footerReference w:type="first" r:id="rId10"/>
+          <w:headerReference w:type="default" r:id="rId9"/>
+          <w:headerReference w:type="first" r:id="rId10"/>
+          <w:footerReference w:type="default" r:id="rId11"/>
+          <w:footerReference w:type="first" r:id="rId12"/>
           <w:footnotePr>
             <w:numFmt w:val="thaiNumbers"/>
           </w:footnotePr>
@@ -1022,10 +1022,10 @@
     <w:p>
       <w:pPr>
         <w:sectPr>
-          <w:headerReference w:type="default" r:id="rId7"/>
-          <w:headerReference w:type="first" r:id="rId8"/>
-          <w:footerReference w:type="default" r:id="rId9"/>
-          <w:footerReference w:type="first" r:id="rId10"/>
+          <w:headerReference w:type="default" r:id="rId9"/>
+          <w:headerReference w:type="first" r:id="rId10"/>
+          <w:footerReference w:type="default" r:id="rId11"/>
+          <w:footerReference w:type="first" r:id="rId12"/>
           <w:footnotePr>
             <w:numFmt w:val="thaiNumbers"/>
           </w:footnotePr>
@@ -2039,10 +2039,10 @@
     <w:p>
       <w:pPr>
         <w:sectPr>
-          <w:headerReference w:type="default" r:id="rId7"/>
-          <w:headerReference w:type="first" r:id="rId8"/>
-          <w:footerReference w:type="default" r:id="rId9"/>
-          <w:footerReference w:type="first" r:id="rId10"/>
+          <w:headerReference w:type="default" r:id="rId9"/>
+          <w:headerReference w:type="first" r:id="rId10"/>
+          <w:footerReference w:type="default" r:id="rId11"/>
+          <w:footerReference w:type="first" r:id="rId12"/>
           <w:footnotePr>
             <w:numFmt w:val="thaiNumbers"/>
           </w:footnotePr>
@@ -2836,10 +2836,10 @@
       <w:pPr>
         <w:ind w:firstLine="720"/>
         <w:sectPr>
-          <w:headerReference w:type="default" r:id="rId7"/>
-          <w:headerReference w:type="first" r:id="rId8"/>
-          <w:footerReference w:type="default" r:id="rId9"/>
-          <w:footerReference w:type="first" r:id="rId10"/>
+          <w:headerReference w:type="default" r:id="rId9"/>
+          <w:headerReference w:type="first" r:id="rId10"/>
+          <w:footerReference w:type="default" r:id="rId11"/>
+          <w:footerReference w:type="first" r:id="rId12"/>
           <w:footnotePr>
             <w:numFmt w:val="thaiNumbers"/>
           </w:footnotePr>
@@ -3127,10 +3127,10 @@
           <w:numId w:val="3"/>
         </w:numPr>
         <w:sectPr>
-          <w:headerReference w:type="default" r:id="rId7"/>
-          <w:headerReference w:type="first" r:id="rId8"/>
-          <w:footerReference w:type="default" r:id="rId9"/>
-          <w:footerReference w:type="first" r:id="rId10"/>
+          <w:headerReference w:type="default" r:id="rId9"/>
+          <w:headerReference w:type="first" r:id="rId10"/>
+          <w:footerReference w:type="default" r:id="rId11"/>
+          <w:footerReference w:type="first" r:id="rId12"/>
           <w:footnotePr>
             <w:numFmt w:val="thaiNumbers"/>
           </w:footnotePr>
@@ -6586,7 +6586,7 @@
       <w:r>
         <w:drawing>
           <wp:inline distT="0" distB="0" distL="0" distR="0">
-            <wp:extent cx="5274310" cy="2812965"/>
+            <wp:extent cx="2286000" cy="1524000"/>
             <wp:docPr id="3" name="Picture 3" descr="แผนภูมิแท่งสรุปผล"/>
             <a:graphic>
               <a:graphicData uri="http://schemas.openxmlformats.org/drawingml/2006/picture">
@@ -6596,7 +6596,7 @@
                     <pic:cNvPicPr/>
                   </pic:nvPicPr>
                   <pic:blipFill>
-                    <a:blip r:embed="rId3"/>
+                    <a:blip r:embed="rId5"/>
                     <a:stretch>
                       <a:fillRect/>
                     </a:stretch>
@@ -6604,7 +6604,7 @@
                   <pic:spPr>
                     <a:xfrm>
                       <a:off x="0" y="0"/>
-                      <a:ext cx="5274310" cy="2812965"/>
+                      <a:ext cx="2286000" cy="1524000"/>
                     </a:xfrm>
                     <a:prstGeom prst="rect">
                       <a:avLst/>
@@ -6719,10 +6719,10 @@
     <w:p>
       <w:pPr>
         <w:sectPr>
-          <w:headerReference w:type="default" r:id="rId7"/>
-          <w:headerReference w:type="first" r:id="rId8"/>
-          <w:footerReference w:type="default" r:id="rId9"/>
-          <w:footerReference w:type="first" r:id="rId10"/>
+          <w:headerReference w:type="default" r:id="rId9"/>
+          <w:headerReference w:type="first" r:id="rId10"/>
+          <w:footerReference w:type="default" r:id="rId11"/>
+          <w:footerReference w:type="first" r:id="rId12"/>
           <w:footnotePr>
             <w:numFmt w:val="thaiNumbers"/>
           </w:footnotePr>
@@ -6843,10 +6843,10 @@
           <w:bottom w:val="single" w:sz="6" w:space="1" w:color="808080"/>
         </w:pBdr>
         <w:sectPr>
-          <w:headerReference w:type="default" r:id="rId7"/>
-          <w:headerReference w:type="first" r:id="rId8"/>
-          <w:footerReference w:type="default" r:id="rId9"/>
-          <w:footerReference w:type="first" r:id="rId10"/>
+          <w:headerReference w:type="default" r:id="rId9"/>
+          <w:headerReference w:type="first" r:id="rId10"/>
+          <w:footerReference w:type="default" r:id="rId11"/>
+          <w:footerReference w:type="first" r:id="rId12"/>
           <w:footnotePr>
             <w:numFmt w:val="thaiNumbers"/>
           </w:footnotePr>
@@ -6889,7 +6889,7 @@
       <w:r>
         <w:t xml:space="preserve"> (5th ed.). </w:t>
       </w:r>
-      <w:hyperlink r:id="rId5" w:history="1">
+      <w:hyperlink r:id="rId6" w:history="1">
         <w:r>
           <w:rPr>
             <w:rStyle w:val="Hyperlink"/>
@@ -6916,7 +6916,7 @@
       <w:r>
         <w:t xml:space="preserve"> (Version 0.31.2). </w:t>
       </w:r>
-      <w:hyperlink r:id="rId6" w:history="1">
+      <w:hyperlink r:id="rId7" w:history="1">
         <w:r>
           <w:rPr>
             <w:rStyle w:val="Hyperlink"/>
@@ -6929,10 +6929,10 @@
       <w:pPr>
         <w:ind w:firstLine="720"/>
         <w:sectPr>
-          <w:headerReference w:type="default" r:id="rId7"/>
-          <w:headerReference w:type="first" r:id="rId8"/>
-          <w:footerReference w:type="default" r:id="rId9"/>
-          <w:footerReference w:type="first" r:id="rId10"/>
+          <w:headerReference w:type="default" r:id="rId9"/>
+          <w:headerReference w:type="first" r:id="rId10"/>
+          <w:footerReference w:type="default" r:id="rId11"/>
+          <w:footerReference w:type="first" r:id="rId12"/>
           <w:footnotePr>
             <w:numFmt w:val="thaiNumbers"/>
           </w:footnotePr>
@@ -7388,10 +7388,10 @@
       <w:pPr>
         <w:ind w:firstLine="720"/>
         <w:sectPr>
-          <w:headerReference w:type="default" r:id="rId7"/>
-          <w:headerReference w:type="first" r:id="rId8"/>
-          <w:footerReference w:type="default" r:id="rId9"/>
-          <w:footerReference w:type="first" r:id="rId10"/>
+          <w:headerReference w:type="default" r:id="rId9"/>
+          <w:headerReference w:type="first" r:id="rId10"/>
+          <w:footerReference w:type="default" r:id="rId11"/>
+          <w:footerReference w:type="first" r:id="rId12"/>
           <w:footnotePr>
             <w:numFmt w:val="thaiNumbers"/>
           </w:footnotePr>
@@ -7913,7 +7913,7 @@
       <w:r>
         <w:drawing>
           <wp:inline distT="0" distB="0" distL="0" distR="0">
-            <wp:extent cx="5274310" cy="2285534"/>
+            <wp:extent cx="3810000" cy="1905000"/>
             <wp:docPr id="4" name="Picture 4" descr="แผนภาพขั้นตอนการตรวจสอบ"/>
             <a:graphic>
               <a:graphicData uri="http://schemas.openxmlformats.org/drawingml/2006/picture">
@@ -7923,7 +7923,7 @@
                     <pic:cNvPicPr/>
                   </pic:nvPicPr>
                   <pic:blipFill>
-                    <a:blip r:embed="rId4"/>
+                    <a:blip r:embed="rId8"/>
                     <a:stretch>
                       <a:fillRect/>
                     </a:stretch>
@@ -7931,7 +7931,7 @@
                   <pic:spPr>
                     <a:xfrm>
                       <a:off x="0" y="0"/>
-                      <a:ext cx="5274310" cy="2285534"/>
+                      <a:ext cx="3810000" cy="1905000"/>
                     </a:xfrm>
                     <a:prstGeom prst="rect">
                       <a:avLst/>
@@ -8045,10 +8045,10 @@
     <w:p>
       <w:pPr>
         <w:sectPr>
-          <w:headerReference w:type="default" r:id="rId7"/>
-          <w:headerReference w:type="first" r:id="rId8"/>
-          <w:footerReference w:type="default" r:id="rId9"/>
-          <w:footerReference w:type="first" r:id="rId10"/>
+          <w:headerReference w:type="default" r:id="rId9"/>
+          <w:headerReference w:type="first" r:id="rId10"/>
+          <w:footerReference w:type="default" r:id="rId11"/>
+          <w:footerReference w:type="first" r:id="rId12"/>
           <w:footnotePr>
             <w:numFmt w:val="thaiNumbers"/>
           </w:footnotePr>
@@ -8159,10 +8159,10 @@
       <w:pPr>
         <w:pStyle w:val="CodeBlock"/>
         <w:sectPr>
-          <w:headerReference w:type="default" r:id="rId7"/>
-          <w:headerReference w:type="first" r:id="rId8"/>
-          <w:footerReference w:type="default" r:id="rId9"/>
-          <w:footerReference w:type="first" r:id="rId10"/>
+          <w:headerReference w:type="default" r:id="rId9"/>
+          <w:headerReference w:type="first" r:id="rId10"/>
+          <w:footerReference w:type="default" r:id="rId11"/>
+          <w:footerReference w:type="first" r:id="rId12"/>
           <w:footnotePr>
             <w:numFmt w:val="thaiNumbers"/>
           </w:footnotePr>
@@ -8241,10 +8241,10 @@
       </w:r>
     </w:p>
     <w:sectPr>
-      <w:headerReference w:type="default" r:id="rId7"/>
-      <w:headerReference w:type="first" r:id="rId8"/>
-      <w:footerReference w:type="default" r:id="rId9"/>
-      <w:footerReference w:type="first" r:id="rId10"/>
+      <w:headerReference w:type="default" r:id="rId9"/>
+      <w:headerReference w:type="first" r:id="rId10"/>
+      <w:footerReference w:type="default" r:id="rId11"/>
+      <w:footerReference w:type="first" r:id="rId12"/>
       <w:footnotePr>
         <w:numFmt w:val="thaiNumbers"/>
       </w:footnotePr>

--- a/tests/golden/thesis-auto.docx
+++ b/tests/golden/thesis-auto.docx
@@ -1813,6 +1813,7 @@
             <w:pPr>
               <w:pStyle w:val="TableText"/>
               <w:spacing w:after="0"/>
+              <w:jc w:val="left"/>
             </w:pPr>
             <w:r>
               <w:rPr>
@@ -1832,6 +1833,7 @@
             <w:pPr>
               <w:pStyle w:val="TableText"/>
               <w:spacing w:after="0"/>
+              <w:jc w:val="left"/>
             </w:pPr>
             <w:r>
               <w:rPr>
@@ -1873,6 +1875,7 @@
             <w:pPr>
               <w:pStyle w:val="TableText"/>
               <w:spacing w:after="0"/>
+              <w:jc w:val="left"/>
             </w:pPr>
             <w:r>
               <w:rPr>
@@ -1890,6 +1893,7 @@
             <w:pPr>
               <w:pStyle w:val="TableText"/>
               <w:spacing w:after="0"/>
+              <w:jc w:val="left"/>
             </w:pPr>
             <w:r>
               <w:rPr>
@@ -1927,6 +1931,7 @@
             <w:pPr>
               <w:pStyle w:val="TableText"/>
               <w:spacing w:after="0"/>
+              <w:jc w:val="left"/>
             </w:pPr>
             <w:r>
               <w:rPr>
@@ -1944,6 +1949,7 @@
             <w:pPr>
               <w:pStyle w:val="TableText"/>
               <w:spacing w:after="0"/>
+              <w:jc w:val="left"/>
             </w:pPr>
             <w:r>
               <w:rPr>
@@ -1981,6 +1987,7 @@
             <w:pPr>
               <w:pStyle w:val="TableText"/>
               <w:spacing w:after="0"/>
+              <w:jc w:val="left"/>
             </w:pPr>
             <w:r>
               <w:rPr>
@@ -1998,6 +2005,7 @@
             <w:pPr>
               <w:pStyle w:val="TableText"/>
               <w:spacing w:after="0"/>
+              <w:jc w:val="left"/>
             </w:pPr>
             <w:r>
               <w:rPr>
@@ -2272,6 +2280,7 @@
             <w:pPr>
               <w:pStyle w:val="TableText"/>
               <w:spacing w:after="0"/>
+              <w:jc w:val="left"/>
             </w:pPr>
             <w:r>
               <w:rPr>
@@ -2340,6 +2349,7 @@
             <w:pPr>
               <w:pStyle w:val="TableText"/>
               <w:spacing w:after="0"/>
+              <w:jc w:val="left"/>
             </w:pPr>
             <w:r>
               <w:rPr>
@@ -2397,6 +2407,7 @@
             <w:pPr>
               <w:pStyle w:val="TableText"/>
               <w:spacing w:after="0"/>
+              <w:jc w:val="left"/>
             </w:pPr>
             <w:r>
               <w:rPr>
@@ -2454,6 +2465,7 @@
             <w:pPr>
               <w:pStyle w:val="TableText"/>
               <w:spacing w:after="0"/>
+              <w:jc w:val="left"/>
             </w:pPr>
             <w:r>
               <w:rPr>
@@ -2511,6 +2523,7 @@
             <w:pPr>
               <w:pStyle w:val="TableText"/>
               <w:spacing w:after="0"/>
+              <w:jc w:val="left"/>
             </w:pPr>
             <w:r>
               <w:rPr>
@@ -3343,6 +3356,7 @@
             <w:pPr>
               <w:pStyle w:val="TableText"/>
               <w:spacing w:after="0"/>
+              <w:jc w:val="left"/>
             </w:pPr>
             <w:r>
               <w:rPr>
@@ -3439,6 +3453,7 @@
             <w:pPr>
               <w:pStyle w:val="TableText"/>
               <w:spacing w:after="0"/>
+              <w:jc w:val="left"/>
             </w:pPr>
             <w:r>
               <w:rPr>
@@ -3518,6 +3533,7 @@
             <w:pPr>
               <w:pStyle w:val="TableText"/>
               <w:spacing w:after="0"/>
+              <w:jc w:val="left"/>
             </w:pPr>
             <w:r>
               <w:rPr>
@@ -3597,6 +3613,7 @@
             <w:pPr>
               <w:pStyle w:val="TableText"/>
               <w:spacing w:after="0"/>
+              <w:jc w:val="left"/>
             </w:pPr>
             <w:r>
               <w:rPr>
@@ -3676,6 +3693,7 @@
             <w:pPr>
               <w:pStyle w:val="TableText"/>
               <w:spacing w:after="0"/>
+              <w:jc w:val="left"/>
             </w:pPr>
             <w:r>
               <w:rPr>
@@ -3755,6 +3773,7 @@
             <w:pPr>
               <w:pStyle w:val="TableText"/>
               <w:spacing w:after="0"/>
+              <w:jc w:val="left"/>
             </w:pPr>
             <w:r>
               <w:rPr>
@@ -3834,6 +3853,7 @@
             <w:pPr>
               <w:pStyle w:val="TableText"/>
               <w:spacing w:after="0"/>
+              <w:jc w:val="left"/>
             </w:pPr>
             <w:r>
               <w:rPr>
@@ -3913,6 +3933,7 @@
             <w:pPr>
               <w:pStyle w:val="TableText"/>
               <w:spacing w:after="0"/>
+              <w:jc w:val="left"/>
             </w:pPr>
             <w:r>
               <w:rPr>
@@ -3992,6 +4013,7 @@
             <w:pPr>
               <w:pStyle w:val="TableText"/>
               <w:spacing w:after="0"/>
+              <w:jc w:val="left"/>
             </w:pPr>
             <w:r>
               <w:rPr>
@@ -4071,6 +4093,7 @@
             <w:pPr>
               <w:pStyle w:val="TableText"/>
               <w:spacing w:after="0"/>
+              <w:jc w:val="left"/>
             </w:pPr>
             <w:r>
               <w:rPr>
@@ -4150,6 +4173,7 @@
             <w:pPr>
               <w:pStyle w:val="TableText"/>
               <w:spacing w:after="0"/>
+              <w:jc w:val="left"/>
             </w:pPr>
             <w:r>
               <w:rPr>
@@ -4229,6 +4253,7 @@
             <w:pPr>
               <w:pStyle w:val="TableText"/>
               <w:spacing w:after="0"/>
+              <w:jc w:val="left"/>
             </w:pPr>
             <w:r>
               <w:rPr>
@@ -4308,6 +4333,7 @@
             <w:pPr>
               <w:pStyle w:val="TableText"/>
               <w:spacing w:after="0"/>
+              <w:jc w:val="left"/>
             </w:pPr>
             <w:r>
               <w:rPr>
@@ -4387,6 +4413,7 @@
             <w:pPr>
               <w:pStyle w:val="TableText"/>
               <w:spacing w:after="0"/>
+              <w:jc w:val="left"/>
             </w:pPr>
             <w:r>
               <w:rPr>
@@ -4466,6 +4493,7 @@
             <w:pPr>
               <w:pStyle w:val="TableText"/>
               <w:spacing w:after="0"/>
+              <w:jc w:val="left"/>
             </w:pPr>
             <w:r>
               <w:rPr>
@@ -4545,6 +4573,7 @@
             <w:pPr>
               <w:pStyle w:val="TableText"/>
               <w:spacing w:after="0"/>
+              <w:jc w:val="left"/>
             </w:pPr>
             <w:r>
               <w:rPr>
@@ -4624,6 +4653,7 @@
             <w:pPr>
               <w:pStyle w:val="TableText"/>
               <w:spacing w:after="0"/>
+              <w:jc w:val="left"/>
             </w:pPr>
             <w:r>
               <w:rPr>
@@ -4703,6 +4733,7 @@
             <w:pPr>
               <w:pStyle w:val="TableText"/>
               <w:spacing w:after="0"/>
+              <w:jc w:val="left"/>
             </w:pPr>
             <w:r>
               <w:rPr>
@@ -4782,6 +4813,7 @@
             <w:pPr>
               <w:pStyle w:val="TableText"/>
               <w:spacing w:after="0"/>
+              <w:jc w:val="left"/>
             </w:pPr>
             <w:r>
               <w:rPr>
@@ -4861,6 +4893,7 @@
             <w:pPr>
               <w:pStyle w:val="TableText"/>
               <w:spacing w:after="0"/>
+              <w:jc w:val="left"/>
             </w:pPr>
             <w:r>
               <w:rPr>
@@ -4940,6 +4973,7 @@
             <w:pPr>
               <w:pStyle w:val="TableText"/>
               <w:spacing w:after="0"/>
+              <w:jc w:val="left"/>
             </w:pPr>
             <w:r>
               <w:rPr>
@@ -5019,6 +5053,7 @@
             <w:pPr>
               <w:pStyle w:val="TableText"/>
               <w:spacing w:after="0"/>
+              <w:jc w:val="left"/>
             </w:pPr>
             <w:r>
               <w:rPr>
@@ -5098,6 +5133,7 @@
             <w:pPr>
               <w:pStyle w:val="TableText"/>
               <w:spacing w:after="0"/>
+              <w:jc w:val="left"/>
             </w:pPr>
             <w:r>
               <w:rPr>
@@ -5177,6 +5213,7 @@
             <w:pPr>
               <w:pStyle w:val="TableText"/>
               <w:spacing w:after="0"/>
+              <w:jc w:val="left"/>
             </w:pPr>
             <w:r>
               <w:rPr>
@@ -5256,6 +5293,7 @@
             <w:pPr>
               <w:pStyle w:val="TableText"/>
               <w:spacing w:after="0"/>
+              <w:jc w:val="left"/>
             </w:pPr>
             <w:r>
               <w:rPr>
@@ -5335,6 +5373,7 @@
             <w:pPr>
               <w:pStyle w:val="TableText"/>
               <w:spacing w:after="0"/>
+              <w:jc w:val="left"/>
             </w:pPr>
             <w:r>
               <w:rPr>
@@ -5414,6 +5453,7 @@
             <w:pPr>
               <w:pStyle w:val="TableText"/>
               <w:spacing w:after="0"/>
+              <w:jc w:val="left"/>
             </w:pPr>
             <w:r>
               <w:rPr>
@@ -5493,6 +5533,7 @@
             <w:pPr>
               <w:pStyle w:val="TableText"/>
               <w:spacing w:after="0"/>
+              <w:jc w:val="left"/>
             </w:pPr>
             <w:r>
               <w:rPr>
@@ -5572,6 +5613,7 @@
             <w:pPr>
               <w:pStyle w:val="TableText"/>
               <w:spacing w:after="0"/>
+              <w:jc w:val="left"/>
             </w:pPr>
             <w:r>
               <w:rPr>
@@ -5651,6 +5693,7 @@
             <w:pPr>
               <w:pStyle w:val="TableText"/>
               <w:spacing w:after="0"/>
+              <w:jc w:val="left"/>
             </w:pPr>
             <w:r>
               <w:rPr>
@@ -5730,6 +5773,7 @@
             <w:pPr>
               <w:pStyle w:val="TableText"/>
               <w:spacing w:after="0"/>
+              <w:jc w:val="left"/>
             </w:pPr>
             <w:r>
               <w:rPr>
@@ -5809,6 +5853,7 @@
             <w:pPr>
               <w:pStyle w:val="TableText"/>
               <w:spacing w:after="0"/>
+              <w:jc w:val="left"/>
             </w:pPr>
             <w:r>
               <w:rPr>
@@ -5888,6 +5933,7 @@
             <w:pPr>
               <w:pStyle w:val="TableText"/>
               <w:spacing w:after="0"/>
+              <w:jc w:val="left"/>
             </w:pPr>
             <w:r>
               <w:rPr>
@@ -5967,6 +6013,7 @@
             <w:pPr>
               <w:pStyle w:val="TableText"/>
               <w:spacing w:after="0"/>
+              <w:jc w:val="left"/>
             </w:pPr>
             <w:r>
               <w:rPr>
@@ -6046,6 +6093,7 @@
             <w:pPr>
               <w:pStyle w:val="TableText"/>
               <w:spacing w:after="0"/>
+              <w:jc w:val="left"/>
             </w:pPr>
             <w:r>
               <w:rPr>
@@ -6125,6 +6173,7 @@
             <w:pPr>
               <w:pStyle w:val="TableText"/>
               <w:spacing w:after="0"/>
+              <w:jc w:val="left"/>
             </w:pPr>
             <w:r>
               <w:rPr>
@@ -6204,6 +6253,7 @@
             <w:pPr>
               <w:pStyle w:val="TableText"/>
               <w:spacing w:after="0"/>
+              <w:jc w:val="left"/>
             </w:pPr>
             <w:r>
               <w:rPr>
@@ -6283,6 +6333,7 @@
             <w:pPr>
               <w:pStyle w:val="TableText"/>
               <w:spacing w:after="0"/>
+              <w:jc w:val="left"/>
             </w:pPr>
             <w:r>
               <w:rPr>
@@ -6362,6 +6413,7 @@
             <w:pPr>
               <w:pStyle w:val="TableText"/>
               <w:spacing w:after="0"/>
+              <w:jc w:val="left"/>
             </w:pPr>
             <w:r>
               <w:rPr>
@@ -6441,6 +6493,7 @@
             <w:pPr>
               <w:pStyle w:val="TableText"/>
               <w:spacing w:after="0"/>
+              <w:jc w:val="left"/>
             </w:pPr>
             <w:r>
               <w:rPr>
@@ -6520,6 +6573,7 @@
             <w:pPr>
               <w:pStyle w:val="TableText"/>
               <w:spacing w:after="0"/>
+              <w:jc w:val="left"/>
             </w:pPr>
             <w:r>
               <w:rPr>
@@ -7206,6 +7260,7 @@
             <w:pPr>
               <w:pStyle w:val="TableText"/>
               <w:spacing w:after="0"/>
+              <w:jc w:val="left"/>
             </w:pPr>
             <w:r>
               <w:rPr>
@@ -7267,6 +7322,7 @@
             <w:pPr>
               <w:pStyle w:val="TableText"/>
               <w:spacing w:after="0"/>
+              <w:jc w:val="left"/>
             </w:pPr>
             <w:r>
               <w:rPr>
@@ -7316,6 +7372,7 @@
             <w:pPr>
               <w:pStyle w:val="TableText"/>
               <w:spacing w:after="0"/>
+              <w:jc w:val="left"/>
             </w:pPr>
             <w:r>
               <w:rPr>

--- a/tests/golden/thesis-auto.docx
+++ b/tests/golden/thesis-auto.docx
@@ -9082,6 +9082,10 @@
   <w:style w:type="paragraph" w:default="1" w:styleId="Normal">
     <w:name w:val="Normal"/>
     <w:qFormat/>
+    <w:pPr>
+      <w:spacing w:after="120" w:line="360" w:lineRule="auto"/>
+      <w:jc w:val="thaiDistribute"/>
+    </w:pPr>
     <w:rPr>
       <w:rFonts w:ascii="TH Sarabun New" w:hAnsi="TH Sarabun New" w:cs="TH Sarabun New" w:eastAsia="TH Sarabun New"/>
       <w:sz w:val="32"/>
